--- a/plantillas_maestras/17_seguro_no_especificado/materia_general_asegurativa/1_ddo_aseguradora/varon/TPL_0695_2025_SEGURO_NO_ESPECIFICADO_MATERIA_GENERAL_ASEGURATIVA_ASEGURADORA_VARON_R4.docx
+++ b/plantillas_maestras/17_seguro_no_especificado/materia_general_asegurativa/1_ddo_aseguradora/varon/TPL_0695_2025_SEGURO_NO_ESPECIFICADO_MATERIA_GENERAL_ASEGURATIVA_ASEGURADORA_VARON_R4.docx
@@ -255,7 +255,7 @@
           <w:sz w:val="21"/>
           <w:szCs w:val="21"/>
         </w:rPr>
-        <w:t xml:space="preserve">   REQUERIMIENTO</w:t>
+        <w:t xml:space="preserve"> REQUERIMIENTO</w:t>
       </w:r>
       <w:r>
         <w:rPr>
@@ -1674,7 +1674,7 @@
           <w:szCs w:val="21"/>
           <w:lang w:eastAsia="es-ES"/>
         </w:rPr>
-        <w:t>tal sentido, se dispone que la Secretaría Técnica de la Comisión de Protección al Consumidor – Sede Lima Sur N° 1 admita a trámite la denuncia y emita un pronunciamiento al respecto.</w:t>
+        <w:t>tal sentido, se dispone que la Secretaría Técnica de la Comisión de Protección al Consumidor – Sede Lima Sur 1 admita a trámite la denuncia y emita un pronunciamiento al respecto.</w:t>
       </w:r>
       <w:r>
         <w:rPr>
@@ -2906,7 +2906,7 @@
           <w:sz w:val="21"/>
           <w:szCs w:val="21"/>
         </w:rPr>
-        <w:t xml:space="preserve">.  </w:t>
+        <w:t xml:space="preserve">. </w:t>
       </w:r>
     </w:p>
     <w:p>
@@ -3106,7 +3106,7 @@
           <w:sz w:val="21"/>
           <w:szCs w:val="21"/>
         </w:rPr>
-        <w:t xml:space="preserve">.    </w:t>
+        <w:t xml:space="preserve">. </w:t>
       </w:r>
       <w:bookmarkEnd w:id="10"/>
       <w:bookmarkEnd w:id="12"/>
@@ -3478,7 +3478,7 @@
           <w:sz w:val="21"/>
           <w:szCs w:val="21"/>
         </w:rPr>
-        <w:t xml:space="preserve">RESOLUCIÓN DE LA SECRETARÍA TÉCNICA  </w:t>
+        <w:t xml:space="preserve">RESOLUCIÓN DE LA SECRETARÍA TÉCNICA </w:t>
       </w:r>
     </w:p>
     <w:p>
@@ -5027,7 +5027,7 @@
           <w:sz w:val="21"/>
           <w:szCs w:val="21"/>
         </w:rPr>
-        <w:t>Legislativo  807</w:t>
+        <w:t>Legislativo 807</w:t>
       </w:r>
       <w:proofErr w:type="gramEnd"/>
       <w:r>
@@ -5223,7 +5223,7 @@
           <w:sz w:val="21"/>
           <w:szCs w:val="21"/>
         </w:rPr>
-        <w:t>para que, dentro del plazo de dos (2) días hábiles siguientes a la fecha en que reciba la notificación en su bandeja de correo electrónico, efectúe la confirmación de recepción de la notificación remitida por este despacho a su correo electrónico, de conformidad con el segundo párrafo del numeral 4 del artículo 20 del Texto Único Ordenado de la Ley del Procedimiento Administrativo General, aprobado mediante Decreto Supremo  006-2026-JUS, bajo apercibimiento de rehacer el acto de notificación y notificarle conforme al numeral</w:t>
+        <w:t>para que, dentro del plazo de dos (2) días hábiles siguientes a la fecha en que reciba la notificación en su bandeja de correo electrónico, efectúe la confirmación de recepción de la notificación remitida por este despacho a su correo electrónico, de conformidad con el segundo párrafo del numeral 4 del artículo 20 del Texto Único Ordenado de la Ley del Procedimiento Administrativo General, aprobado mediante Decreto Supremo 006-2026-JUS, bajo apercibimiento de rehacer el acto de notificación y notificarle conforme al numeral</w:t>
       </w:r>
       <w:r>
         <w:rPr>
@@ -5707,7 +5707,7 @@
           <w:sz w:val="16"/>
           <w:szCs w:val="16"/>
         </w:rPr>
-        <w:t>Mediante Memorándum N° 000664-2025-PS1/INDECOPI del 18 de marzo de 2025, el Órgano Resolutivo de Procedimientos Sumarísimos de Protección al Consumidor N° 1 remitió la presente denuncia a la Comisión de Protección al Consumidor N° 1 por razón de materia y cuantía.</w:t>
+        <w:t>Mediante Memorándum 000664-2025-PS1/INDECOPI del 18 de marzo de 2025, el Órgano Resolutivo de Procedimientos Sumarísimos de Protección al Consumidor 1 remitió la presente denuncia a la Comisión de Protección al Consumidor 1 por razón de materia y cuantía.</w:t>
       </w:r>
     </w:p>
     <w:p>
@@ -5766,7 +5766,7 @@
           <w:sz w:val="16"/>
           <w:szCs w:val="16"/>
         </w:rPr>
-        <w:t>LEY N° 29571, CÓDIGO DE PROTECCIÓN Y DEFENSA DEL CONSUMIDOR, publicada el 2 de setiembre de 2010 y modificada por Decreto Legislativo N° 1308.</w:t>
+        <w:t>LEY 29571, CÓDIGO DE PROTECCIÓN Y DEFENSA DEL CONSUMIDOR, publicada el 2 de setiembre de 2010 y modificada por Decreto Legislativo 1308.</w:t>
       </w:r>
     </w:p>
     <w:p>
@@ -5790,7 +5790,7 @@
           <w:szCs w:val="16"/>
           <w:lang w:val="es-ES"/>
         </w:rPr>
-        <w:t>Artículo 105º.-</w:t>
+        <w:t>Artículo 105.-</w:t>
       </w:r>
       <w:r>
         <w:rPr>
@@ -5863,7 +5863,7 @@
           <w:sz w:val="16"/>
           <w:szCs w:val="16"/>
         </w:rPr>
-        <w:t>DECRETO SUPREMO Nº 009-2009-PCM, REGLAMENTO DE ORGANIZACIÓN Y FUNCIONES DEL INDECOPI</w:t>
+        <w:t>DECRETO SUPREMO 009-2009-PCM, REGLAMENTO DE ORGANIZACIÓN Y FUNCIONES DEL INDECOPI</w:t>
       </w:r>
     </w:p>
     <w:p>
@@ -5889,7 +5889,7 @@
           <w:szCs w:val="16"/>
           <w:lang w:val="es-ES"/>
         </w:rPr>
-        <w:t>Artículo 44º.- Comisión de Protección al Consumidor</w:t>
+        <w:t>Artículo 44.- Comisión de Protección al Consumidor</w:t>
       </w:r>
     </w:p>
     <w:p>
@@ -5911,7 +5911,7 @@
           <w:szCs w:val="16"/>
           <w:lang w:val="es-ES"/>
         </w:rPr>
-        <w:t>Corresponde a la Comisión de Protección al Consumidor velar por el cumplimiento de la Ley de Protección al Consumidor aprobada por Decreto Legislativo Nº 716 y de las leyes que, en general, protegen a los consumidores de la falta de idoneidad de los bienes y servicios en función de la información brindada, de las omisiones de información y de la discriminación en el consumo, así como de aquellas que complementen o sustituyan a las anteriores.</w:t>
+        <w:t>Corresponde a la Comisión de Protección al Consumidor velar por el cumplimiento de la Ley de Protección al Consumidor aprobada por Decreto Legislativo 716 y de las leyes que, en general, protegen a los consumidores de la falta de idoneidad de los bienes y servicios en función de la información brindada, de las omisiones de información y de la discriminación en el consumo, así como de aquellas que complementen o sustituyan a las anteriores.</w:t>
       </w:r>
     </w:p>
     <w:p>
@@ -5973,7 +5973,7 @@
           <w:sz w:val="16"/>
           <w:szCs w:val="16"/>
         </w:rPr>
-        <w:t xml:space="preserve">TEXTO ÚNICO ORDENADO DE LA LEY N° 27444, LEY DE PROCEDIMIENTO ADMINISTRATIVO GENERAL, aprobado por Decreto Supremo N° </w:t>
+        <w:t xml:space="preserve">TEXTO ÚNICO ORDENADO DE LA LEY 27444, LEY DE PROCEDIMIENTO ADMINISTRATIVO GENERAL, aprobado por Decreto Supremo </w:t>
       </w:r>
       <w:r>
         <w:rPr>
@@ -6133,7 +6133,7 @@
           <w:sz w:val="16"/>
           <w:szCs w:val="16"/>
         </w:rPr>
-        <w:t xml:space="preserve">  </w:t>
+        <w:t xml:space="preserve"> </w:t>
       </w:r>
       <w:r>
         <w:rPr>
@@ -6404,7 +6404,7 @@
           <w:sz w:val="16"/>
           <w:szCs w:val="16"/>
         </w:rPr>
-        <w:t xml:space="preserve">           </w:t>
+        <w:t xml:space="preserve"> </w:t>
       </w:r>
       <w:r>
         <w:rPr>
@@ -6422,7 +6422,7 @@
           <w:sz w:val="16"/>
           <w:szCs w:val="16"/>
         </w:rPr>
-        <w:t xml:space="preserve">LEY 29571, CÓDIGO DE PROTECCIÓN Y DEFENSA DEL CONSUMIDOR, publicado el 2 de setiembre de 2010 y modificado por Decreto Legislativo N 1308   </w:t>
+        <w:t xml:space="preserve">LEY 29571, CÓDIGO DE PROTECCIÓN Y DEFENSA DEL CONSUMIDOR, publicado el 2 de setiembre de 2010 y modificado por Decreto Legislativo N 1308 </w:t>
       </w:r>
     </w:p>
     <w:p>
@@ -6446,7 +6446,7 @@
           <w:sz w:val="16"/>
           <w:szCs w:val="16"/>
         </w:rPr>
-        <w:t xml:space="preserve">Artículo 18.- Idoneidad   </w:t>
+        <w:t xml:space="preserve">Artículo 18.- Idoneidad </w:t>
       </w:r>
     </w:p>
     <w:p>
@@ -6466,7 +6466,7 @@
           <w:sz w:val="16"/>
           <w:szCs w:val="16"/>
         </w:rPr>
-        <w:t xml:space="preserve">Se entiende por idoneidad la correspondencia entre lo que un consumidor espera y lo que efectivamente recibe, en función a lo que se le hubiera ofrecido, la publicidad e información transmitida, las condiciones y circunstancias de la transacción, las características y naturaleza del producto o servicio, el precio, entre otros factores, atendiendo a las circunstancias del caso.    </w:t>
+        <w:t xml:space="preserve">Se entiende por idoneidad la correspondencia entre lo que un consumidor espera y lo que efectivamente recibe, en función a lo que se le hubiera ofrecido, la publicidad e información transmitida, las condiciones y circunstancias de la transacción, las características y naturaleza del producto o servicio, el precio, entre otros factores, atendiendo a las circunstancias del caso. </w:t>
       </w:r>
     </w:p>
     <w:p>
@@ -6605,7 +6605,7 @@
           <w:sz w:val="16"/>
           <w:szCs w:val="16"/>
         </w:rPr>
-        <w:t xml:space="preserve">LEY 29571, CÓDIGO DE PROTECCIÓN Y DEFENSA DEL CONSUMIDOR, publicado el 2 de setiembre de 2010 y modificado por Decreto Legislativo N 1308   </w:t>
+        <w:t xml:space="preserve">LEY 29571, CÓDIGO DE PROTECCIÓN Y DEFENSA DEL CONSUMIDOR, publicado el 2 de setiembre de 2010 y modificado por Decreto Legislativo N 1308 </w:t>
       </w:r>
     </w:p>
     <w:p>
@@ -6878,7 +6878,7 @@
           <w:sz w:val="16"/>
           <w:szCs w:val="16"/>
         </w:rPr>
-        <w:t xml:space="preserve">  </w:t>
+        <w:t xml:space="preserve"> </w:t>
       </w:r>
       <w:r>
         <w:rPr>
@@ -7072,7 +7072,7 @@
           <w:szCs w:val="16"/>
         </w:rPr>
         <w:tab/>
-        <w:t xml:space="preserve">El número de trabajadores se atenderá siempre que la empresa haya sido constituida antes de la vigencia de la Ley Nº 30056, publicada el 2 de julio de 2013, que modificó el artículo 5 del Texto Único Ordenado de la Ley de Promoción de la Competitividad, Formalización y Desarrollo de la Micro y Pequeña Empresa y de Acceso al Empleo Decente (LEY MYPE). Ello, en la medida que la Tercera Disposición Complementaria Transitoria de la norma modificatoria precisa que las empresas constituidas antes de la </w:t>
+        <w:t xml:space="preserve">El número de trabajadores se atenderá siempre que la empresa haya sido constituida antes de la vigencia de la Ley 30056, publicada el 2 de julio de 2013, que modificó el artículo 5 del Texto Único Ordenado de la Ley de Promoción de la Competitividad, Formalización y Desarrollo de la Micro y Pequeña Empresa y de Acceso al Empleo Decente (LEY MYPE). Ello, en la medida que la Tercera Disposición Complementaria Transitoria de la norma modificatoria precisa que las empresas constituidas antes de la </w:t>
       </w:r>
       <w:proofErr w:type="gramStart"/>
       <w:r>
@@ -7316,15 +7316,15 @@
           <w:szCs w:val="16"/>
           <w:vertAlign w:val="superscript"/>
         </w:rPr>
-        <w:t xml:space="preserve">  </w:t>
-      </w:r>
-      <w:r>
-        <w:rPr>
-          <w:rFonts w:ascii="Arial Narrow" w:hAnsi="Arial Narrow" w:cs="Arial"/>
-          <w:sz w:val="16"/>
-          <w:szCs w:val="16"/>
-        </w:rPr>
-        <w:t xml:space="preserve">     </w:t>
+        <w:t xml:space="preserve"> </w:t>
+      </w:r>
+      <w:r>
+        <w:rPr>
+          <w:rFonts w:ascii="Arial Narrow" w:hAnsi="Arial Narrow" w:cs="Arial"/>
+          <w:sz w:val="16"/>
+          <w:szCs w:val="16"/>
+        </w:rPr>
+        <w:t xml:space="preserve"> </w:t>
       </w:r>
       <w:r>
         <w:rPr>
@@ -7401,7 +7401,7 @@
           <w:sz w:val="16"/>
           <w:szCs w:val="16"/>
         </w:rPr>
-        <w:t>El órgano resolutivo puede sancionar las infracciones administrativas a que se refiere el artículo 108º con amonestación y multas de hasta cuatrocientos cincuenta (450) Unidades Impositivas Tributarias (UIT), las cuales son calificadas de la siguiente manera:</w:t>
+        <w:t>El órgano resolutivo puede sancionar las infracciones administrativas a que se refiere el artículo 108 con amonestación y multas de hasta cuatrocientos cincuenta (450) Unidades Impositivas Tributarias (UIT), las cuales son calificadas de la siguiente manera:</w:t>
       </w:r>
     </w:p>
     <w:p>
@@ -7520,7 +7520,7 @@
           <w:sz w:val="16"/>
           <w:szCs w:val="16"/>
         </w:rPr>
-        <w:t xml:space="preserve">        </w:t>
+        <w:t xml:space="preserve"> </w:t>
       </w:r>
       <w:r>
         <w:rPr>
@@ -8345,7 +8345,7 @@
           <w:sz w:val="16"/>
           <w:szCs w:val="16"/>
         </w:rPr>
-        <w:t xml:space="preserve">         </w:t>
+        <w:t xml:space="preserve"> </w:t>
       </w:r>
       <w:r>
         <w:rPr>
@@ -8559,7 +8559,7 @@
           <w:szCs w:val="16"/>
         </w:rPr>
         <w:tab/>
-        <w:t>DECRETO LEGISLATIVO Nº 807, LEY SOBRE FACULTADES, NORMAS Y ORGANIZACIÓN DEL INDECOPI FACULTADES DE LAS COMISIONES Y OFICINAS DEL INDECOPI</w:t>
+        <w:t>DECRETO LEGISLATIVO 807, LEY SOBRE FACULTADES, NORMAS Y ORGANIZACIÓN DEL INDECOPI FACULTADES DE LAS COMISIONES Y OFICINAS DEL INDECOPI</w:t>
       </w:r>
     </w:p>
     <w:p>
@@ -9026,7 +9026,7 @@
               <w:sz w:val="16"/>
               <w:szCs w:val="16"/>
             </w:rPr>
-            <w:t xml:space="preserve">CNICA DE LA    </w:t>
+            <w:t xml:space="preserve">CNICA DE LA </w:t>
           </w:r>
         </w:p>
         <w:p>

--- a/plantillas_maestras/17_seguro_no_especificado/materia_general_asegurativa/1_ddo_aseguradora/varon/TPL_0695_2025_SEGURO_NO_ESPECIFICADO_MATERIA_GENERAL_ASEGURATIVA_ASEGURADORA_VARON_R4.docx
+++ b/plantillas_maestras/17_seguro_no_especificado/materia_general_asegurativa/1_ddo_aseguradora/varon/TPL_0695_2025_SEGURO_NO_ESPECIFICADO_MATERIA_GENERAL_ASEGURATIVA_ASEGURADORA_VARON_R4.docx
@@ -76,7 +76,7 @@
           <w:sz w:val="21"/>
           <w:szCs w:val="21"/>
         </w:rPr>
-        <w:t>DENUNCIANTE</w:t>
+        <w:t xml:space="preserve">DENUNCIANTE:[DENUNCIANTE] (SEÑOR [APELLIDO])</w:t>
       </w:r>
       <w:r>
         <w:rPr>
@@ -86,7 +86,7 @@
           <w:szCs w:val="21"/>
         </w:rPr>
         <w:tab/>
-        <w:t>:</w:t>
+        <w:t/>
       </w:r>
       <w:r>
         <w:rPr>
@@ -104,34 +104,34 @@
           <w:sz w:val="21"/>
           <w:szCs w:val="21"/>
         </w:rPr>
-        <w:t xml:space="preserve">JUAN CARLOS CHANAMÉ MORALES </w:t>
-      </w:r>
-      <w:r>
-        <w:rPr>
-          <w:rFonts w:ascii="Arial Narrow" w:eastAsia="Arial Narrow" w:hAnsi="Arial Narrow" w:cs="Arial Narrow"/>
-          <w:b/>
-          <w:sz w:val="21"/>
-          <w:szCs w:val="21"/>
-        </w:rPr>
-        <w:t xml:space="preserve">(SEÑOR </w:t>
-      </w:r>
-      <w:r>
-        <w:rPr>
-          <w:rFonts w:ascii="Arial Narrow" w:eastAsia="Arial Narrow" w:hAnsi="Arial Narrow" w:cs="Arial Narrow"/>
-          <w:b/>
-          <w:sz w:val="21"/>
-          <w:szCs w:val="21"/>
-        </w:rPr>
-        <w:t>CHANAMÉ</w:t>
-      </w:r>
-      <w:r>
-        <w:rPr>
-          <w:rFonts w:ascii="Arial Narrow" w:eastAsia="Arial Narrow" w:hAnsi="Arial Narrow" w:cs="Arial Narrow"/>
-          <w:b/>
-          <w:sz w:val="21"/>
-          <w:szCs w:val="21"/>
-        </w:rPr>
-        <w:t>)</w:t>
+        <w:t xml:space="preserve"/>
+      </w:r>
+      <w:r>
+        <w:rPr>
+          <w:rFonts w:ascii="Arial Narrow" w:eastAsia="Arial Narrow" w:hAnsi="Arial Narrow" w:cs="Arial Narrow"/>
+          <w:b/>
+          <w:sz w:val="21"/>
+          <w:szCs w:val="21"/>
+        </w:rPr>
+        <w:t xml:space="preserve"/>
+      </w:r>
+      <w:r>
+        <w:rPr>
+          <w:rFonts w:ascii="Arial Narrow" w:eastAsia="Arial Narrow" w:hAnsi="Arial Narrow" w:cs="Arial Narrow"/>
+          <w:b/>
+          <w:sz w:val="21"/>
+          <w:szCs w:val="21"/>
+        </w:rPr>
+        <w:t/>
+      </w:r>
+      <w:r>
+        <w:rPr>
+          <w:rFonts w:ascii="Arial Narrow" w:eastAsia="Arial Narrow" w:hAnsi="Arial Narrow" w:cs="Arial Narrow"/>
+          <w:b/>
+          <w:sz w:val="21"/>
+          <w:szCs w:val="21"/>
+        </w:rPr>
+        <w:t/>
       </w:r>
     </w:p>
     <w:p>
@@ -493,7 +493,7 @@
           <w:szCs w:val="21"/>
           <w:lang w:val="es-ES" w:eastAsia="es-ES"/>
         </w:rPr>
-        <w:t xml:space="preserve"> </w:t>
+        <w:t xml:space="preserve"> Por escrito del 12 de febrero de 2025 el señor [APELLIDO] denunció a Interseguro, por presunta infracción de la Ley 29571, Código de Protección y Defensa del Consumidor (en adelante, el Código), manifestando lo siguiente: </w:t>
       </w:r>
       <w:r>
         <w:rPr>
@@ -503,7 +503,7 @@
           <w:lang w:val="es-ES" w:eastAsia="es-ES"/>
         </w:rPr>
         <w:tab/>
-        <w:t xml:space="preserve">Por escrito del </w:t>
+        <w:t xml:space="preserve"/>
       </w:r>
       <w:r>
         <w:rPr>
@@ -512,7 +512,7 @@
           <w:szCs w:val="21"/>
           <w:lang w:eastAsia="es-ES"/>
         </w:rPr>
-        <w:t xml:space="preserve">12 de febrero de </w:t>
+        <w:t xml:space="preserve"/>
       </w:r>
       <w:r>
         <w:rPr>
@@ -521,7 +521,7 @@
           <w:szCs w:val="21"/>
           <w:lang w:eastAsia="es-ES"/>
         </w:rPr>
-        <w:t>2025</w:t>
+        <w:t/>
       </w:r>
       <w:r>
         <w:rPr>
@@ -540,7 +540,7 @@
           <w:szCs w:val="21"/>
           <w:lang w:val="es-ES" w:eastAsia="es-ES"/>
         </w:rPr>
-        <w:t xml:space="preserve"> </w:t>
+        <w:t xml:space="preserve"/>
       </w:r>
       <w:r>
         <w:rPr>
@@ -549,7 +549,7 @@
           <w:szCs w:val="21"/>
           <w:lang w:val="es-ES" w:eastAsia="es-ES"/>
         </w:rPr>
-        <w:t>el</w:t>
+        <w:t/>
       </w:r>
       <w:r>
         <w:rPr>
@@ -558,7 +558,7 @@
           <w:szCs w:val="21"/>
           <w:lang w:val="es-ES" w:eastAsia="es-ES"/>
         </w:rPr>
-        <w:t xml:space="preserve"> </w:t>
+        <w:t xml:space="preserve"/>
       </w:r>
       <w:r>
         <w:rPr>
@@ -567,7 +567,7 @@
           <w:szCs w:val="21"/>
           <w:lang w:val="es-ES" w:eastAsia="es-ES"/>
         </w:rPr>
-        <w:t xml:space="preserve">señor Chanamé </w:t>
+        <w:t xml:space="preserve"/>
       </w:r>
       <w:r>
         <w:rPr>
@@ -576,7 +576,7 @@
           <w:szCs w:val="21"/>
           <w:lang w:val="es-ES" w:eastAsia="es-ES"/>
         </w:rPr>
-        <w:t xml:space="preserve">denunció a Interseguro, por presunta infracción de la Ley 29571, Código de Protección y Defensa del Consumidor (en adelante, el Código), manifestando lo siguiente: </w:t>
+        <w:t xml:space="preserve"/>
       </w:r>
     </w:p>
     <w:p>
@@ -1115,7 +1115,7 @@
           <w:sz w:val="21"/>
           <w:szCs w:val="21"/>
         </w:rPr>
-        <w:t xml:space="preserve">El señor Chanamé </w:t>
+        <w:t xml:space="preserve">El señor [APELLIDO] solicitó, en calidad de medida correctiva, que Interseguro cumpla con otorgar la devolución del dinero aportado correspondiente a los pagos de las primas del Seguro de vida por el periodo de diez (10) años, más los intereses y costos correspondientes. Asimismo, requirió el pago de las costas y costos del procedimiento.</w:t>
       </w:r>
       <w:r>
         <w:rPr>
@@ -1124,7 +1124,7 @@
           <w:sz w:val="21"/>
           <w:szCs w:val="21"/>
         </w:rPr>
-        <w:t xml:space="preserve">solicitó, en calidad de medida correctiva, que Interseguro </w:t>
+        <w:t xml:space="preserve"/>
       </w:r>
       <w:r>
         <w:rPr>
@@ -1133,7 +1133,7 @@
           <w:sz w:val="21"/>
           <w:szCs w:val="21"/>
         </w:rPr>
-        <w:t>cumpla con otorgar</w:t>
+        <w:t/>
       </w:r>
       <w:r>
         <w:rPr>
@@ -1142,7 +1142,7 @@
           <w:sz w:val="21"/>
           <w:szCs w:val="21"/>
         </w:rPr>
-        <w:t xml:space="preserve"> </w:t>
+        <w:t xml:space="preserve"/>
       </w:r>
       <w:r>
         <w:rPr>
@@ -1151,7 +1151,7 @@
           <w:sz w:val="21"/>
           <w:szCs w:val="21"/>
         </w:rPr>
-        <w:t xml:space="preserve">la devolución del dinero aportado </w:t>
+        <w:t xml:space="preserve"/>
       </w:r>
       <w:r>
         <w:rPr>
@@ -1160,7 +1160,7 @@
           <w:sz w:val="21"/>
           <w:szCs w:val="21"/>
         </w:rPr>
-        <w:t xml:space="preserve">correspondiente a los pagos de las primas </w:t>
+        <w:t xml:space="preserve"/>
       </w:r>
       <w:r>
         <w:rPr>
@@ -1169,7 +1169,7 @@
           <w:sz w:val="21"/>
           <w:szCs w:val="21"/>
         </w:rPr>
-        <w:t>de</w:t>
+        <w:t/>
       </w:r>
       <w:r>
         <w:rPr>
@@ -1178,7 +1178,7 @@
           <w:sz w:val="21"/>
           <w:szCs w:val="21"/>
         </w:rPr>
-        <w:t xml:space="preserve">l Seguro de vida </w:t>
+        <w:t xml:space="preserve"/>
       </w:r>
       <w:r>
         <w:rPr>
@@ -1187,7 +1187,7 @@
           <w:sz w:val="21"/>
           <w:szCs w:val="21"/>
         </w:rPr>
-        <w:t>por el periodo de</w:t>
+        <w:t/>
       </w:r>
       <w:r>
         <w:rPr>
@@ -1196,7 +1196,7 @@
           <w:sz w:val="21"/>
           <w:szCs w:val="21"/>
         </w:rPr>
-        <w:t xml:space="preserve"> </w:t>
+        <w:t xml:space="preserve"/>
       </w:r>
       <w:r>
         <w:rPr>
@@ -1205,7 +1205,7 @@
           <w:sz w:val="21"/>
           <w:szCs w:val="21"/>
         </w:rPr>
-        <w:t>diez</w:t>
+        <w:t/>
       </w:r>
       <w:r>
         <w:rPr>
@@ -1214,7 +1214,7 @@
           <w:sz w:val="21"/>
           <w:szCs w:val="21"/>
         </w:rPr>
-        <w:t xml:space="preserve"> </w:t>
+        <w:t xml:space="preserve"/>
       </w:r>
       <w:r>
         <w:rPr>
@@ -1223,7 +1223,7 @@
           <w:sz w:val="21"/>
           <w:szCs w:val="21"/>
         </w:rPr>
-        <w:t>(</w:t>
+        <w:t/>
       </w:r>
       <w:r>
         <w:rPr>
@@ -1232,7 +1232,7 @@
           <w:sz w:val="21"/>
           <w:szCs w:val="21"/>
         </w:rPr>
-        <w:t>10</w:t>
+        <w:t/>
       </w:r>
       <w:r>
         <w:rPr>
@@ -1241,7 +1241,7 @@
           <w:sz w:val="21"/>
           <w:szCs w:val="21"/>
         </w:rPr>
-        <w:t>)</w:t>
+        <w:t/>
       </w:r>
       <w:r>
         <w:rPr>
@@ -1250,7 +1250,7 @@
           <w:sz w:val="21"/>
           <w:szCs w:val="21"/>
         </w:rPr>
-        <w:t xml:space="preserve"> años</w:t>
+        <w:t xml:space="preserve"/>
       </w:r>
       <w:r>
         <w:rPr>
@@ -1259,7 +1259,7 @@
           <w:sz w:val="21"/>
           <w:szCs w:val="21"/>
         </w:rPr>
-        <w:t>, más</w:t>
+        <w:t/>
       </w:r>
       <w:r>
         <w:rPr>
@@ -1268,7 +1268,7 @@
           <w:sz w:val="21"/>
           <w:szCs w:val="21"/>
         </w:rPr>
-        <w:t xml:space="preserve"> los inte</w:t>
+        <w:t xml:space="preserve"/>
       </w:r>
       <w:r>
         <w:rPr>
@@ -1277,7 +1277,7 @@
           <w:sz w:val="21"/>
           <w:szCs w:val="21"/>
         </w:rPr>
-        <w:t>reses</w:t>
+        <w:t/>
       </w:r>
       <w:r>
         <w:rPr>
@@ -1286,7 +1286,7 @@
           <w:sz w:val="21"/>
           <w:szCs w:val="21"/>
         </w:rPr>
-        <w:t xml:space="preserve"> y costos</w:t>
+        <w:t xml:space="preserve"/>
       </w:r>
       <w:r>
         <w:rPr>
@@ -1295,7 +1295,7 @@
           <w:sz w:val="21"/>
           <w:szCs w:val="21"/>
         </w:rPr>
-        <w:t xml:space="preserve"> correspondientes. </w:t>
+        <w:t xml:space="preserve"/>
       </w:r>
       <w:r>
         <w:rPr>
@@ -1304,7 +1304,7 @@
           <w:sz w:val="21"/>
           <w:szCs w:val="21"/>
         </w:rPr>
-        <w:t>Asimismo, requirió el pago de las costas y costos del procedimiento.</w:t>
+        <w:t/>
       </w:r>
     </w:p>
     <w:p>
@@ -1346,7 +1346,7 @@
           <w:szCs w:val="21"/>
           <w:lang w:val="es-ES" w:eastAsia="es-ES"/>
         </w:rPr>
-        <w:t>A través</w:t>
+        <w:t xml:space="preserve">A través de la Resolución 1 del 31 de marzo de 2025, la Secretaría Técnica de la Comisión de Protección al Consumidor 1 (en adelante, Secretaría Técnica) requirió al señor [APELLIDO] que cumpla, en un plazo de dos (2) días hábiles, con señalar las fechas de las comunicaciones remitidas a Interseguro, que no obtuvieron una respuesta y que eran materia de denuncia.</w:t>
       </w:r>
       <w:r>
         <w:rPr>
@@ -1355,7 +1355,7 @@
           <w:szCs w:val="21"/>
           <w:lang w:val="es-ES" w:eastAsia="es-ES"/>
         </w:rPr>
-        <w:t xml:space="preserve"> de la</w:t>
+        <w:t xml:space="preserve"/>
       </w:r>
       <w:r>
         <w:rPr>
@@ -1364,7 +1364,7 @@
           <w:szCs w:val="21"/>
           <w:lang w:val="es-ES" w:eastAsia="es-ES"/>
         </w:rPr>
-        <w:t xml:space="preserve"> </w:t>
+        <w:t xml:space="preserve"/>
       </w:r>
       <w:r>
         <w:rPr>
@@ -1373,7 +1373,7 @@
           <w:szCs w:val="21"/>
           <w:lang w:eastAsia="es-ES"/>
         </w:rPr>
-        <w:t xml:space="preserve">Resolución 1 del </w:t>
+        <w:t xml:space="preserve"/>
       </w:r>
       <w:r>
         <w:rPr>
@@ -1382,7 +1382,7 @@
           <w:szCs w:val="21"/>
           <w:lang w:eastAsia="es-ES"/>
         </w:rPr>
-        <w:t>31 de marzo de 2025</w:t>
+        <w:t/>
       </w:r>
       <w:r>
         <w:rPr>
@@ -1391,7 +1391,7 @@
           <w:szCs w:val="21"/>
           <w:lang w:eastAsia="es-ES"/>
         </w:rPr>
-        <w:t xml:space="preserve">, la Secretaría Técnica de la Comisión de Protección al Consumidor 1 (en adelante, Secretaría Técnica) </w:t>
+        <w:t xml:space="preserve"/>
       </w:r>
       <w:r>
         <w:rPr>
@@ -1400,7 +1400,7 @@
           <w:szCs w:val="21"/>
           <w:lang w:eastAsia="es-ES"/>
         </w:rPr>
-        <w:t>r</w:t>
+        <w:t/>
       </w:r>
       <w:r>
         <w:rPr>
@@ -1409,7 +1409,7 @@
           <w:szCs w:val="21"/>
           <w:lang w:eastAsia="es-ES"/>
         </w:rPr>
-        <w:t xml:space="preserve">equirió al señor Chanamé que cumpla, en un plazo </w:t>
+        <w:t xml:space="preserve"/>
       </w:r>
       <w:r>
         <w:rPr>
@@ -1419,7 +1419,7 @@
           <w:lang w:eastAsia="es-ES"/>
         </w:rPr>
         <w:lastRenderedPageBreak/>
-        <w:t>de dos (2) días hábiles, con señalar las fechas de las comunicaciones remitidas a Interseguro, que no obtuvieron una respuesta y que eran materia de denuncia.</w:t>
+        <w:t/>
       </w:r>
     </w:p>
     <w:p>
@@ -1460,7 +1460,7 @@
           <w:szCs w:val="21"/>
           <w:lang w:val="es-ES" w:eastAsia="es-ES"/>
         </w:rPr>
-        <w:t>El 8 de abril de 2025, mediante Resolución 2, la Secretaría Técnica declaró inadmisible la denuncia presentada por el señor Chanamé contra Interseguro, por no haber cumplido con absolver el requerimiento de subsanación de denuncia dentro del plazo señalado.</w:t>
+        <w:t xml:space="preserve">El 8 de abril de 2025, mediante Resolución 2, la Secretaría Técnica declaró inadmisible la denuncia presentada por el señor [APELLIDO] contra Interseguro, por no haber cumplido con absolver el requerimiento de subsanación de denuncia dentro del plazo señalado.</w:t>
       </w:r>
     </w:p>
     <w:p>
@@ -1663,7 +1663,7 @@
           <w:szCs w:val="21"/>
           <w:lang w:eastAsia="es-ES"/>
         </w:rPr>
-        <w:t xml:space="preserve">Revocar la Resolución 2 del 8 de abril de 2025 que declaró inadmisible la denuncia interpuesta por el señor Juan Carlos Chanamé Morales contra Interseguro Compañía de Seguros S.A.; y, en consecuencia, se declara admisible. En </w:t>
+        <w:t xml:space="preserve">Revocar la Resolución 2 del 8 de abril de 2025 que declaró inadmisible la denuncia interpuesta por el señor [DENUNCIANTE] contra Interseguro Compañía de Seguros S.A.; y, en consecuencia, se declara admisible. En tal sentido, se dispone que la Secretaría Técnica de la Comisión de Protección al Consumidor – Sede Lima Sur 1 admita a trámite la denuncia y emita un pronunciamiento al respecto.”</w:t>
       </w:r>
       <w:r>
         <w:rPr>
@@ -1674,7 +1674,7 @@
           <w:szCs w:val="21"/>
           <w:lang w:eastAsia="es-ES"/>
         </w:rPr>
-        <w:t>tal sentido, se dispone que la Secretaría Técnica de la Comisión de Protección al Consumidor – Sede Lima Sur 1 admita a trámite la denuncia y emita un pronunciamiento al respecto.</w:t>
+        <w:t/>
       </w:r>
       <w:r>
         <w:rPr>
@@ -1685,7 +1685,7 @@
           <w:szCs w:val="21"/>
           <w:lang w:val="es-ES" w:eastAsia="es-ES"/>
         </w:rPr>
-        <w:t>”</w:t>
+        <w:t/>
       </w:r>
     </w:p>
     <w:p>
@@ -1726,7 +1726,7 @@
           <w:szCs w:val="21"/>
           <w:lang w:val="es-ES" w:eastAsia="es-ES"/>
         </w:rPr>
-        <w:t xml:space="preserve"> </w:t>
+        <w:t xml:space="preserve"> Asimismo, la Sala precisó que el señor [APELLIDO] presentó sus escritos de subsanación el 5 y 6 de abril de 2025, cuyos números de cargo corresponden a 2025-V01-040478 y 2025-V01-040529; es decir, dentro del plazo señalado en la Resolución 2.</w:t>
       </w:r>
       <w:r>
         <w:rPr>
@@ -1735,15 +1735,15 @@
           <w:szCs w:val="21"/>
           <w:lang w:val="es-ES" w:eastAsia="es-ES"/>
         </w:rPr>
-        <w:t>Asimismo, la Sala</w:t>
-      </w:r>
-      <w:r>
-        <w:rPr>
-          <w:rFonts w:ascii="Arial Narrow" w:hAnsi="Arial Narrow"/>
-          <w:sz w:val="21"/>
-          <w:szCs w:val="21"/>
-        </w:rPr>
-        <w:t xml:space="preserve"> precisó que </w:t>
+        <w:t/>
+      </w:r>
+      <w:r>
+        <w:rPr>
+          <w:rFonts w:ascii="Arial Narrow" w:hAnsi="Arial Narrow"/>
+          <w:sz w:val="21"/>
+          <w:szCs w:val="21"/>
+        </w:rPr>
+        <w:t xml:space="preserve"/>
       </w:r>
       <w:r>
         <w:rPr>
@@ -1752,7 +1752,7 @@
           <w:szCs w:val="21"/>
           <w:lang w:val="es-ES" w:eastAsia="es-ES"/>
         </w:rPr>
-        <w:t>el señor Chanamé presentó sus escritos de subsanación el 5 y 6 de abril de 2025, cuyos números de cargo corresponden a 2025-V01-040478 y 2025-V01-040529; es decir, dentro del plazo señalado en la Resolución 2.</w:t>
+        <w:t/>
       </w:r>
     </w:p>
     <w:p>
@@ -1798,7 +1798,7 @@
           <w:szCs w:val="21"/>
           <w:lang w:val="es-ES" w:eastAsia="es-ES"/>
         </w:rPr>
-        <w:t>Adicionalmente, la Sala advirtió</w:t>
+        <w:t xml:space="preserve">Adicionalmente, la Sala advirtió que el señor [APELLIDO] consignó expresamente la fecha de la comunicación que no recibió respuesta por parte de Interseguro, conforme se aprecia en el siguiente detalle: “Tengo el bien de comunicar la confirmación de respuesta de notificación y las fechas que no tuvieron respuesta: 19/08/2024”. Asimismo, la Sala advirtió que, de los medios probatorios, el consumidor no habría recibido respuesta de la parte denunciada del correo electrónico remitido 19 de agosto de 2024 a la compañía aseguradora, corroborando que el señor [APELLIDO] cumplió con subsanar el requerimiento efectuado por la Comisión, al consignar la fecha de la comunicación que no obtuvo respuesta y que constituye materia de denuncia.</w:t>
       </w:r>
       <w:r>
         <w:rPr>
@@ -1807,7 +1807,7 @@
           <w:szCs w:val="21"/>
           <w:lang w:val="es-ES" w:eastAsia="es-ES"/>
         </w:rPr>
-        <w:t xml:space="preserve"> que el señor Chanamé consignó expresamente la fecha de la comunicación que no recibió respuesta</w:t>
+        <w:t xml:space="preserve"/>
       </w:r>
       <w:r>
         <w:rPr>
@@ -1816,7 +1816,7 @@
           <w:szCs w:val="21"/>
           <w:lang w:val="es-ES" w:eastAsia="es-ES"/>
         </w:rPr>
-        <w:t xml:space="preserve"> </w:t>
+        <w:t xml:space="preserve"/>
       </w:r>
       <w:r>
         <w:rPr>
@@ -1825,7 +1825,7 @@
           <w:szCs w:val="21"/>
           <w:lang w:val="es-ES" w:eastAsia="es-ES"/>
         </w:rPr>
-        <w:t>por parte de Interseguro, conforme se aprecia en el siguiente detalle: “</w:t>
+        <w:t/>
       </w:r>
       <w:r>
         <w:rPr>
@@ -1836,7 +1836,7 @@
           <w:szCs w:val="21"/>
           <w:lang w:val="es-ES" w:eastAsia="es-ES"/>
         </w:rPr>
-        <w:t>Tengo el bien de comunicar la confirmación de respuesta de notificación y las fechas que no tuvieron respuesta: 19/08/2024</w:t>
+        <w:t/>
       </w:r>
       <w:r>
         <w:rPr>
@@ -1845,7 +1845,7 @@
           <w:szCs w:val="21"/>
           <w:lang w:val="es-ES" w:eastAsia="es-ES"/>
         </w:rPr>
-        <w:t xml:space="preserve">”. </w:t>
+        <w:t xml:space="preserve"/>
       </w:r>
       <w:r>
         <w:rPr>
@@ -1854,7 +1854,7 @@
           <w:szCs w:val="21"/>
           <w:lang w:val="es-ES" w:eastAsia="es-ES"/>
         </w:rPr>
-        <w:t>Asi</w:t>
+        <w:t/>
       </w:r>
       <w:r>
         <w:rPr>
@@ -1863,7 +1863,7 @@
           <w:szCs w:val="21"/>
           <w:lang w:val="es-ES" w:eastAsia="es-ES"/>
         </w:rPr>
-        <w:t xml:space="preserve">mismo, </w:t>
+        <w:t xml:space="preserve"/>
       </w:r>
       <w:r>
         <w:rPr>
@@ -1872,7 +1872,7 @@
           <w:szCs w:val="21"/>
           <w:lang w:val="es-ES" w:eastAsia="es-ES"/>
         </w:rPr>
-        <w:t>la Sala advirtió que</w:t>
+        <w:t/>
       </w:r>
       <w:r>
         <w:rPr>
@@ -1881,7 +1881,7 @@
           <w:szCs w:val="21"/>
           <w:lang w:val="es-ES" w:eastAsia="es-ES"/>
         </w:rPr>
-        <w:t xml:space="preserve">, </w:t>
+        <w:t xml:space="preserve"/>
       </w:r>
       <w:r>
         <w:rPr>
@@ -1890,7 +1890,7 @@
           <w:szCs w:val="21"/>
           <w:lang w:val="es-ES" w:eastAsia="es-ES"/>
         </w:rPr>
-        <w:t>de los</w:t>
+        <w:t/>
       </w:r>
       <w:r>
         <w:rPr>
@@ -1899,7 +1899,7 @@
           <w:szCs w:val="21"/>
           <w:lang w:val="es-ES" w:eastAsia="es-ES"/>
         </w:rPr>
-        <w:t xml:space="preserve"> medio</w:t>
+        <w:t xml:space="preserve"/>
       </w:r>
       <w:r>
         <w:rPr>
@@ -1908,7 +1908,7 @@
           <w:szCs w:val="21"/>
           <w:lang w:val="es-ES" w:eastAsia="es-ES"/>
         </w:rPr>
-        <w:t>s</w:t>
+        <w:t/>
       </w:r>
       <w:r>
         <w:rPr>
@@ -1917,7 +1917,7 @@
           <w:szCs w:val="21"/>
           <w:lang w:val="es-ES" w:eastAsia="es-ES"/>
         </w:rPr>
-        <w:t xml:space="preserve"> probatorio</w:t>
+        <w:t xml:space="preserve"/>
       </w:r>
       <w:r>
         <w:rPr>
@@ -1926,7 +1926,7 @@
           <w:szCs w:val="21"/>
           <w:lang w:val="es-ES" w:eastAsia="es-ES"/>
         </w:rPr>
-        <w:t>s</w:t>
+        <w:t/>
       </w:r>
       <w:r>
         <w:rPr>
@@ -1935,14 +1935,14 @@
           <w:szCs w:val="21"/>
           <w:lang w:val="es-ES" w:eastAsia="es-ES"/>
         </w:rPr>
-        <w:t>, el consumidor no habría recibido respuesta de la parte denunciada</w:t>
-      </w:r>
-      <w:r>
-        <w:rPr>
-          <w:sz w:val="21"/>
-          <w:szCs w:val="21"/>
-        </w:rPr>
-        <w:t xml:space="preserve"> d</w:t>
+        <w:t/>
+      </w:r>
+      <w:r>
+        <w:rPr>
+          <w:sz w:val="21"/>
+          <w:szCs w:val="21"/>
+        </w:rPr>
+        <w:t xml:space="preserve"/>
       </w:r>
       <w:r>
         <w:rPr>
@@ -1951,7 +1951,7 @@
           <w:szCs w:val="21"/>
           <w:lang w:val="es-ES" w:eastAsia="es-ES"/>
         </w:rPr>
-        <w:t xml:space="preserve">el correo electrónico </w:t>
+        <w:t xml:space="preserve"/>
       </w:r>
       <w:r>
         <w:rPr>
@@ -1960,7 +1960,7 @@
           <w:szCs w:val="21"/>
           <w:lang w:val="es-ES" w:eastAsia="es-ES"/>
         </w:rPr>
-        <w:t>remitido</w:t>
+        <w:t/>
       </w:r>
       <w:r>
         <w:rPr>
@@ -1969,7 +1969,7 @@
           <w:szCs w:val="21"/>
           <w:lang w:val="es-ES" w:eastAsia="es-ES"/>
         </w:rPr>
-        <w:t xml:space="preserve"> 19 de agosto de 2024</w:t>
+        <w:t xml:space="preserve"/>
       </w:r>
       <w:r>
         <w:rPr>
@@ -1978,7 +1978,7 @@
           <w:szCs w:val="21"/>
           <w:lang w:val="es-ES" w:eastAsia="es-ES"/>
         </w:rPr>
-        <w:t xml:space="preserve"> a la compañía aseguradora</w:t>
+        <w:t xml:space="preserve"/>
       </w:r>
       <w:r>
         <w:rPr>
@@ -1987,7 +1987,7 @@
           <w:szCs w:val="21"/>
           <w:lang w:val="es-ES" w:eastAsia="es-ES"/>
         </w:rPr>
-        <w:t xml:space="preserve">, corroborando </w:t>
+        <w:t xml:space="preserve"/>
       </w:r>
       <w:r>
         <w:rPr>
@@ -1996,7 +1996,7 @@
           <w:szCs w:val="21"/>
           <w:lang w:val="es-ES" w:eastAsia="es-ES"/>
         </w:rPr>
-        <w:t>que el señor Chanamé cumplió con subsanar el requerimiento efectuado por la Comisión, al consignar la fecha de la comunicación que no obtuvo respuesta y que constituye materia de denuncia</w:t>
+        <w:t/>
       </w:r>
       <w:r>
         <w:rPr>
@@ -2005,7 +2005,7 @@
           <w:szCs w:val="21"/>
           <w:lang w:val="es-ES" w:eastAsia="es-ES"/>
         </w:rPr>
-        <w:t>.</w:t>
+        <w:t/>
       </w:r>
     </w:p>
     <w:p>
@@ -2051,7 +2051,7 @@
           <w:szCs w:val="21"/>
           <w:lang w:val="es-ES" w:eastAsia="es-ES"/>
         </w:rPr>
-        <w:t xml:space="preserve">En consecuencia, </w:t>
+        <w:t xml:space="preserve">En consecuencia, la Sala declaró la revocación de la Resolución 2 del 8 de abril de 2025 que declaró inadmisible la denuncia interpuesta por el señor [APELLIDO] contra Interseguro; y, en consecuencia, se declara admisible. En tal sentido, se dispone que la Secretaría Técnica admita a trámite la denuncia y emita un pronunciamiento al respecto. Por lo que, corresponde revocar la resolución venida en grado, que declaró inadmisible la denuncia contra Interseguro; y, en consecuencia, admitirla a trámite.</w:t>
       </w:r>
       <w:r>
         <w:rPr>
@@ -2060,7 +2060,7 @@
           <w:szCs w:val="21"/>
           <w:lang w:val="es-ES" w:eastAsia="es-ES"/>
         </w:rPr>
-        <w:t xml:space="preserve">la Sala </w:t>
+        <w:t xml:space="preserve"/>
       </w:r>
       <w:r>
         <w:rPr>
@@ -2069,7 +2069,7 @@
           <w:szCs w:val="21"/>
           <w:lang w:val="es-ES" w:eastAsia="es-ES"/>
         </w:rPr>
-        <w:t>declaró</w:t>
+        <w:t/>
       </w:r>
       <w:r>
         <w:rPr>
@@ -2078,7 +2078,7 @@
           <w:szCs w:val="21"/>
           <w:lang w:val="es-ES" w:eastAsia="es-ES"/>
         </w:rPr>
-        <w:t xml:space="preserve"> la</w:t>
+        <w:t xml:space="preserve"/>
       </w:r>
       <w:r>
         <w:rPr>
@@ -2087,7 +2087,7 @@
           <w:szCs w:val="21"/>
           <w:lang w:eastAsia="es-ES"/>
         </w:rPr>
-        <w:t xml:space="preserve"> </w:t>
+        <w:t xml:space="preserve"/>
       </w:r>
       <w:r>
         <w:rPr>
@@ -2096,7 +2096,7 @@
           <w:szCs w:val="21"/>
           <w:lang w:eastAsia="es-ES"/>
         </w:rPr>
-        <w:t>revocación</w:t>
+        <w:t/>
       </w:r>
       <w:r>
         <w:rPr>
@@ -2105,7 +2105,7 @@
           <w:szCs w:val="21"/>
           <w:lang w:eastAsia="es-ES"/>
         </w:rPr>
-        <w:t xml:space="preserve"> de </w:t>
+        <w:t xml:space="preserve"/>
       </w:r>
       <w:r>
         <w:rPr>
@@ -2114,7 +2114,7 @@
           <w:szCs w:val="21"/>
           <w:lang w:eastAsia="es-ES"/>
         </w:rPr>
-        <w:t>la Resolución 2 del 8 de abril de 2025 que declaró inadmisible la denuncia interpuesta por el señor Chanamé contra Interseguro; y, en consecuencia, se declara admisible. En tal sentido, se dispone que</w:t>
+        <w:t/>
       </w:r>
       <w:r>
         <w:rPr>
@@ -2123,7 +2123,7 @@
           <w:szCs w:val="21"/>
           <w:lang w:eastAsia="es-ES"/>
         </w:rPr>
-        <w:t xml:space="preserve"> la Secretaría Técnica admita a trámite la denuncia y emita un pronunciamiento al respecto.</w:t>
+        <w:t xml:space="preserve"/>
       </w:r>
       <w:r>
         <w:rPr>
@@ -2132,7 +2132,7 @@
           <w:szCs w:val="21"/>
           <w:lang w:eastAsia="es-ES"/>
         </w:rPr>
-        <w:t xml:space="preserve"> Por lo que, </w:t>
+        <w:t xml:space="preserve"/>
       </w:r>
       <w:r>
         <w:rPr>
@@ -2141,7 +2141,7 @@
           <w:szCs w:val="21"/>
           <w:lang w:eastAsia="es-ES"/>
         </w:rPr>
-        <w:t>corresponde</w:t>
+        <w:t/>
       </w:r>
       <w:r>
         <w:rPr>
@@ -2150,7 +2150,7 @@
           <w:szCs w:val="21"/>
           <w:lang w:eastAsia="es-ES"/>
         </w:rPr>
-        <w:t xml:space="preserve"> </w:t>
+        <w:t xml:space="preserve"/>
       </w:r>
       <w:r>
         <w:rPr>
@@ -2159,7 +2159,7 @@
           <w:szCs w:val="21"/>
           <w:lang w:eastAsia="es-ES"/>
         </w:rPr>
-        <w:t>revo</w:t>
+        <w:t/>
       </w:r>
       <w:r>
         <w:rPr>
@@ -2168,7 +2168,7 @@
           <w:szCs w:val="21"/>
           <w:lang w:eastAsia="es-ES"/>
         </w:rPr>
-        <w:t>car</w:t>
+        <w:t/>
       </w:r>
       <w:r>
         <w:rPr>
@@ -2177,7 +2177,7 @@
           <w:szCs w:val="21"/>
           <w:lang w:eastAsia="es-ES"/>
         </w:rPr>
-        <w:t xml:space="preserve"> la resolución venida en grado, que declaró inadmisible la denuncia contra Interseguro; y, en consecuencia, </w:t>
+        <w:t xml:space="preserve"/>
       </w:r>
       <w:r>
         <w:rPr>
@@ -2186,7 +2186,7 @@
           <w:szCs w:val="21"/>
           <w:lang w:eastAsia="es-ES"/>
         </w:rPr>
-        <w:t>admitirla a trámite</w:t>
+        <w:t/>
       </w:r>
       <w:r>
         <w:rPr>
@@ -2195,7 +2195,7 @@
           <w:szCs w:val="21"/>
           <w:lang w:eastAsia="es-ES"/>
         </w:rPr>
-        <w:t>.</w:t>
+        <w:t/>
       </w:r>
     </w:p>
     <w:p>
@@ -3508,25 +3508,25 @@
           <w:sz w:val="21"/>
           <w:szCs w:val="21"/>
         </w:rPr>
-        <w:t>PRIMERO</w:t>
-      </w:r>
-      <w:r>
-        <w:rPr>
-          <w:rFonts w:ascii="Arial Narrow" w:eastAsia="Arial Narrow" w:hAnsi="Arial Narrow" w:cs="Arial Narrow"/>
-          <w:b/>
-          <w:sz w:val="21"/>
-          <w:szCs w:val="21"/>
-        </w:rPr>
-        <w:t>:</w:t>
-      </w:r>
-      <w:r>
-        <w:rPr>
-          <w:rFonts w:ascii="Arial Narrow" w:eastAsia="Arial Narrow" w:hAnsi="Arial Narrow" w:cs="Arial Narrow"/>
-          <w:b/>
-          <w:sz w:val="21"/>
-          <w:szCs w:val="21"/>
-        </w:rPr>
-        <w:t xml:space="preserve"> </w:t>
+        <w:t xml:space="preserve">PRIMERO: en virtud de lo dispuesto por la Sala Especializada en Protección al Consumidor, corresponde admitir a trámite la denuncia del 12 de febrero de 2025, subsanada por escritos del 5 y 6 de abril de 2025, interpuesta por el señor [DENUNCIANTE] contra Interseguro Compañía de Seguros S.A. por lo siguiente:</w:t>
+      </w:r>
+      <w:r>
+        <w:rPr>
+          <w:rFonts w:ascii="Arial Narrow" w:eastAsia="Arial Narrow" w:hAnsi="Arial Narrow" w:cs="Arial Narrow"/>
+          <w:b/>
+          <w:sz w:val="21"/>
+          <w:szCs w:val="21"/>
+        </w:rPr>
+        <w:t/>
+      </w:r>
+      <w:r>
+        <w:rPr>
+          <w:rFonts w:ascii="Arial Narrow" w:eastAsia="Arial Narrow" w:hAnsi="Arial Narrow" w:cs="Arial Narrow"/>
+          <w:b/>
+          <w:sz w:val="21"/>
+          <w:szCs w:val="21"/>
+        </w:rPr>
+        <w:t xml:space="preserve"/>
       </w:r>
       <w:r>
         <w:rPr>
@@ -3535,7 +3535,7 @@
           <w:sz w:val="21"/>
           <w:szCs w:val="21"/>
         </w:rPr>
-        <w:t xml:space="preserve">en virtud de lo dispuesto por la Sala Especializada en </w:t>
+        <w:t xml:space="preserve"/>
       </w:r>
       <w:r>
         <w:rPr>
@@ -3544,7 +3544,7 @@
           <w:sz w:val="21"/>
           <w:szCs w:val="21"/>
         </w:rPr>
-        <w:t>P</w:t>
+        <w:t/>
       </w:r>
       <w:r>
         <w:rPr>
@@ -3553,7 +3553,7 @@
           <w:sz w:val="21"/>
           <w:szCs w:val="21"/>
         </w:rPr>
-        <w:t>rotección al Consumidor</w:t>
+        <w:t/>
       </w:r>
       <w:r>
         <w:rPr>
@@ -3562,7 +3562,7 @@
           <w:sz w:val="21"/>
           <w:szCs w:val="21"/>
         </w:rPr>
-        <w:t>,</w:t>
+        <w:t/>
       </w:r>
       <w:r>
         <w:rPr>
@@ -3571,7 +3571,7 @@
           <w:sz w:val="21"/>
           <w:szCs w:val="21"/>
         </w:rPr>
-        <w:t xml:space="preserve"> corresponde </w:t>
+        <w:t xml:space="preserve"/>
       </w:r>
       <w:r>
         <w:rPr>
@@ -3580,7 +3580,7 @@
           <w:sz w:val="21"/>
           <w:szCs w:val="21"/>
         </w:rPr>
-        <w:t xml:space="preserve">admitir a trámite la </w:t>
+        <w:t xml:space="preserve"/>
       </w:r>
       <w:r>
         <w:rPr>
@@ -3589,7 +3589,7 @@
           <w:sz w:val="21"/>
           <w:szCs w:val="21"/>
         </w:rPr>
-        <w:t>denuncia del 12 de febrero de 2025, subsanada por escritos del 5 y 6 de abril de 2025</w:t>
+        <w:t/>
       </w:r>
       <w:r>
         <w:rPr>
@@ -3598,7 +3598,7 @@
           <w:sz w:val="21"/>
           <w:szCs w:val="21"/>
         </w:rPr>
-        <w:t xml:space="preserve">, </w:t>
+        <w:t xml:space="preserve"/>
       </w:r>
       <w:r>
         <w:rPr>
@@ -3607,7 +3607,7 @@
           <w:sz w:val="21"/>
           <w:szCs w:val="21"/>
         </w:rPr>
-        <w:t xml:space="preserve">interpuesta por el señor Juan Carlos Chanamé Morales </w:t>
+        <w:t xml:space="preserve"/>
       </w:r>
       <w:r>
         <w:rPr>
@@ -3616,15 +3616,15 @@
           <w:sz w:val="21"/>
           <w:szCs w:val="21"/>
         </w:rPr>
-        <w:t xml:space="preserve">contra </w:t>
-      </w:r>
-      <w:r>
-        <w:rPr>
-          <w:rFonts w:ascii="Arial Narrow" w:eastAsia="Arial Narrow" w:hAnsi="Arial Narrow" w:cs="Arial Narrow"/>
-          <w:sz w:val="21"/>
-          <w:szCs w:val="21"/>
-        </w:rPr>
-        <w:t xml:space="preserve">Interseguro Compañía de Seguros S.A. </w:t>
+        <w:t xml:space="preserve"/>
+      </w:r>
+      <w:r>
+        <w:rPr>
+          <w:rFonts w:ascii="Arial Narrow" w:eastAsia="Arial Narrow" w:hAnsi="Arial Narrow" w:cs="Arial Narrow"/>
+          <w:sz w:val="21"/>
+          <w:szCs w:val="21"/>
+        </w:rPr>
+        <w:t xml:space="preserve"/>
       </w:r>
       <w:bookmarkStart w:id="18" w:name="_Hlk215062067"/>
       <w:r>
@@ -3634,7 +3634,7 @@
           <w:szCs w:val="21"/>
           <w:shd w:val="clear" w:color="auto" w:fill="FFFFFF"/>
         </w:rPr>
-        <w:t>por lo siguiente:</w:t>
+        <w:t/>
       </w:r>
     </w:p>
     <w:p>
@@ -5166,7 +5166,7 @@
           <w:sz w:val="21"/>
           <w:szCs w:val="21"/>
         </w:rPr>
-        <w:t>DÉCIMO</w:t>
+        <w:t xml:space="preserve">DÉCIMO: requerir al señor [DENUNCIANTE] para que, dentro del plazo de dos (2) días hábiles siguientes a la fecha en que reciba la notificación en su bandeja de correo electrónico, efectúe la confirmación de recepción de la notificación remitida por este despacho a su correo electrónico, de conformidad con el segundo párrafo del numeral 4 del artículo 20 del Texto Único Ordenado de la Ley del Procedimiento Administrativo General, aprobado mediante Decreto Supremo 006-2026-JUS, bajo apercibimiento de rehacer el acto de notificación y notificarle conforme al numeral 1 del artículo 20 del citado cuerpo normativo.</w:t>
       </w:r>
       <w:r>
         <w:rPr>
@@ -5176,7 +5176,7 @@
           <w:sz w:val="21"/>
           <w:szCs w:val="21"/>
         </w:rPr>
-        <w:t>:</w:t>
+        <w:t/>
       </w:r>
       <w:r>
         <w:rPr>
@@ -5186,7 +5186,7 @@
           <w:sz w:val="21"/>
           <w:szCs w:val="21"/>
         </w:rPr>
-        <w:t xml:space="preserve"> </w:t>
+        <w:t xml:space="preserve"/>
       </w:r>
       <w:r>
         <w:rPr>
@@ -5196,7 +5196,7 @@
           <w:sz w:val="21"/>
           <w:szCs w:val="21"/>
         </w:rPr>
-        <w:t>requerir al señor</w:t>
+        <w:t/>
       </w:r>
       <w:r>
         <w:rPr>
@@ -5206,7 +5206,7 @@
           <w:sz w:val="21"/>
           <w:szCs w:val="21"/>
         </w:rPr>
-        <w:t xml:space="preserve"> </w:t>
+        <w:t xml:space="preserve"/>
       </w:r>
       <w:r>
         <w:rPr>
@@ -5215,23 +5215,23 @@
           <w:szCs w:val="21"/>
           <w:shd w:val="clear" w:color="auto" w:fill="FFFFFF"/>
         </w:rPr>
-        <w:t xml:space="preserve">Juan Carlos Chanamé Morales </w:t>
-      </w:r>
-      <w:r>
-        <w:rPr>
-          <w:rFonts w:ascii="Arial Narrow" w:hAnsi="Arial Narrow"/>
-          <w:sz w:val="21"/>
-          <w:szCs w:val="21"/>
-        </w:rPr>
-        <w:t>para que, dentro del plazo de dos (2) días hábiles siguientes a la fecha en que reciba la notificación en su bandeja de correo electrónico, efectúe la confirmación de recepción de la notificación remitida por este despacho a su correo electrónico, de conformidad con el segundo párrafo del numeral 4 del artículo 20 del Texto Único Ordenado de la Ley del Procedimiento Administrativo General, aprobado mediante Decreto Supremo 006-2026-JUS, bajo apercibimiento de rehacer el acto de notificación y notificarle conforme al numeral</w:t>
-      </w:r>
-      <w:r>
-        <w:rPr>
-          <w:rFonts w:ascii="Arial Narrow" w:hAnsi="Arial Narrow"/>
-          <w:sz w:val="21"/>
-          <w:szCs w:val="21"/>
-        </w:rPr>
-        <w:t xml:space="preserve"> 1 del artículo 20 del citado cuerpo normativo</w:t>
+        <w:t xml:space="preserve"/>
+      </w:r>
+      <w:r>
+        <w:rPr>
+          <w:rFonts w:ascii="Arial Narrow" w:hAnsi="Arial Narrow"/>
+          <w:sz w:val="21"/>
+          <w:szCs w:val="21"/>
+        </w:rPr>
+        <w:t/>
+      </w:r>
+      <w:r>
+        <w:rPr>
+          <w:rFonts w:ascii="Arial Narrow" w:hAnsi="Arial Narrow"/>
+          <w:sz w:val="21"/>
+          <w:szCs w:val="21"/>
+        </w:rPr>
+        <w:t xml:space="preserve"/>
       </w:r>
       <w:r>
         <w:rPr>
@@ -5248,7 +5248,7 @@
           <w:sz w:val="21"/>
           <w:szCs w:val="21"/>
         </w:rPr>
-        <w:t>.</w:t>
+        <w:t/>
       </w:r>
     </w:p>
     <w:p>

--- a/plantillas_maestras/17_seguro_no_especificado/materia_general_asegurativa/1_ddo_aseguradora/varon/TPL_0695_2025_SEGURO_NO_ESPECIFICADO_MATERIA_GENERAL_ASEGURATIVA_ASEGURADORA_VARON_R4.docx
+++ b/plantillas_maestras/17_seguro_no_especificado/materia_general_asegurativa/1_ddo_aseguradora/varon/TPL_0695_2025_SEGURO_NO_ESPECIFICADO_MATERIA_GENERAL_ASEGURATIVA_ASEGURADORA_VARON_R4.docx
@@ -530,6 +530,7 @@
           <w:sz w:val="21"/>
           <w:szCs w:val="21"/>
           <w:lang w:eastAsia="es-ES"/>
+          <w:vertAlign w:val="superscript"/>
         </w:rPr>
         <w:footnoteReference w:id="1"/>
       </w:r>
@@ -2336,6 +2337,7 @@
           <w:rFonts w:ascii="Arial Narrow" w:eastAsia="Arial Narrow" w:hAnsi="Arial Narrow"/>
           <w:sz w:val="21"/>
           <w:szCs w:val="21"/>
+          <w:vertAlign w:val="superscript"/>
         </w:rPr>
         <w:footnoteReference w:id="2"/>
       </w:r>
@@ -2362,6 +2364,7 @@
           <w:rFonts w:ascii="Arial Narrow" w:eastAsia="Arial Narrow" w:hAnsi="Arial Narrow"/>
           <w:sz w:val="21"/>
           <w:szCs w:val="21"/>
+          <w:vertAlign w:val="superscript"/>
         </w:rPr>
         <w:footnoteReference w:id="3"/>
       </w:r>
@@ -2674,6 +2677,7 @@
           <w:rFonts w:ascii="Arial Narrow" w:eastAsia="Arial" w:hAnsi="Arial Narrow"/>
           <w:sz w:val="21"/>
           <w:szCs w:val="21"/>
+          <w:vertAlign w:val="superscript"/>
         </w:rPr>
         <w:footnoteReference w:id="4"/>
       </w:r>
@@ -2741,6 +2745,7 @@
       </w:r>
       <w:r>
         <w:rPr>
+          <w:rStyle w:val="Refdenotaalpie"/>
           <w:rFonts w:ascii="Arial Narrow" w:eastAsia="Arial Narrow" w:hAnsi="Arial Narrow" w:cs="Arial Narrow"/>
           <w:sz w:val="21"/>
           <w:szCs w:val="21"/>
@@ -2807,6 +2812,7 @@
       <w:bookmarkEnd w:id="1"/>
       <w:r>
         <w:rPr>
+          <w:rStyle w:val="Refdenotaalpie"/>
           <w:rFonts w:ascii="Arial Narrow" w:eastAsia="Arial Narrow" w:hAnsi="Arial Narrow" w:cs="Arial"/>
           <w:sz w:val="21"/>
           <w:szCs w:val="21"/>
@@ -3090,6 +3096,7 @@
       <w:bookmarkEnd w:id="11"/>
       <w:r>
         <w:rPr>
+          <w:rStyle w:val="Refdenotaalpie"/>
           <w:rFonts w:ascii="Arial Narrow" w:eastAsia="Arial Narrow" w:hAnsi="Arial Narrow" w:cs="Arial"/>
           <w:bCs/>
           <w:sz w:val="21"/>
@@ -3155,6 +3162,7 @@
       </w:r>
       <w:r>
         <w:rPr>
+          <w:rStyle w:val="Refdenotaalpie"/>
           <w:rFonts w:ascii="Arial Narrow" w:eastAsia="Arial Narrow" w:hAnsi="Arial Narrow" w:cs="Arial Narrow"/>
           <w:sz w:val="21"/>
           <w:szCs w:val="21"/>
@@ -4398,6 +4406,7 @@
       </w:r>
       <w:r>
         <w:rPr>
+          <w:rStyle w:val="Refdenotaalpie"/>
           <w:rFonts w:ascii="Arial Narrow" w:eastAsia="Calibri" w:hAnsi="Arial Narrow" w:cs="Arial"/>
           <w:sz w:val="21"/>
           <w:szCs w:val="21"/>
@@ -4424,6 +4433,7 @@
       </w:r>
       <w:r>
         <w:rPr>
+          <w:rStyle w:val="Refdenotaalpie"/>
           <w:rFonts w:ascii="Arial Narrow" w:eastAsia="Calibri" w:hAnsi="Arial Narrow" w:cs="Arial"/>
           <w:spacing w:val="-2"/>
           <w:sz w:val="21"/>
@@ -4835,6 +4845,7 @@
       </w:r>
       <w:r>
         <w:rPr>
+          <w:rStyle w:val="Refdenotaalpie"/>
           <w:rFonts w:ascii="Arial Narrow" w:eastAsia="Arial Narrow" w:hAnsi="Arial Narrow"/>
           <w:sz w:val="21"/>
           <w:szCs w:val="21"/>
@@ -4852,6 +4863,7 @@
       </w:r>
       <w:r>
         <w:rPr>
+          <w:rStyle w:val="Refdenotaalpie"/>
           <w:rFonts w:ascii="Arial Narrow" w:eastAsia="Arial Narrow" w:hAnsi="Arial Narrow"/>
           <w:sz w:val="21"/>
           <w:szCs w:val="21"/>
@@ -4887,6 +4899,7 @@
       </w:r>
       <w:r>
         <w:rPr>
+          <w:rStyle w:val="Refdenotaalpie"/>
           <w:rFonts w:ascii="Arial Narrow" w:eastAsia="Arial Narrow" w:hAnsi="Arial Narrow"/>
           <w:sz w:val="21"/>
           <w:szCs w:val="21"/>
@@ -5032,6 +5045,7 @@
       <w:proofErr w:type="gramEnd"/>
       <w:r>
         <w:rPr>
+          <w:rStyle w:val="Refdenotaalpie"/>
           <w:rFonts w:ascii="Arial Narrow" w:eastAsia="Calibri" w:hAnsi="Arial Narrow" w:cs="Arial"/>
           <w:sz w:val="21"/>
           <w:szCs w:val="21"/>
@@ -5235,6 +5249,7 @@
       </w:r>
       <w:r>
         <w:rPr>
+          <w:rStyle w:val="Refdenotaalpie"/>
           <w:rFonts w:ascii="Arial Narrow" w:hAnsi="Arial Narrow"/>
           <w:sz w:val="21"/>
           <w:szCs w:val="21"/>
@@ -5390,7 +5405,6 @@
         <w:rPr>
           <w:rFonts w:ascii="Arial Narrow" w:eastAsia="Arial Narrow" w:hAnsi="Arial Narrow" w:cs="Arial Narrow"/>
           <w:b/>
-          <w:highlight w:val="magenta"/>
           <w:lang w:val="es-ES"/>
         </w:rPr>
       </w:pPr>
@@ -5509,7 +5523,7 @@
       <w:headerReference w:type="default" r:id="rId8"/>
       <w:footerReference w:type="default" r:id="rId9"/>
       <w:pgSz w:w="11906" w:h="16838" w:code="9"/>
-      <w:pgMar w:top="1985" w:right="1701" w:bottom="1701" w:left="1701" w:header="709" w:footer="709" w:gutter="0"/>
+      <w:pgMar w:top="1417" w:right="1701" w:bottom="1417" w:left="1701" w:header="709" w:footer="709" w:gutter="0"/>
       <w:cols w:space="708"/>
       <w:docGrid w:linePitch="360"/>
     </w:sectPr>
@@ -5542,7 +5556,7 @@
     <w:pPr>
       <w:pStyle w:val="Piedepgina"/>
       <w:rPr>
-        <w:rFonts w:ascii="Arial" w:hAnsi="Arial" w:cs="Arial"/>
+        <w:rFonts w:ascii="Arial Narrow" w:hAnsi="Arial Narrow" w:cs="Arial"/>
         <w:sz w:val="16"/>
         <w:szCs w:val="16"/>
       </w:rPr>
@@ -5550,7 +5564,7 @@
     <w:bookmarkStart w:id="25" w:name="_Hlk136964775"/>
     <w:r>
       <w:rPr>
-        <w:rFonts w:ascii="Arial" w:hAnsi="Arial" w:cs="Arial"/>
+        <w:rFonts w:ascii="Arial Narrow" w:hAnsi="Arial Narrow" w:cs="Arial"/>
         <w:sz w:val="16"/>
         <w:szCs w:val="16"/>
       </w:rPr>
@@ -5558,7 +5572,7 @@
     </w:r>
     <w:r>
       <w:rPr>
-        <w:rFonts w:ascii="Arial" w:hAnsi="Arial" w:cs="Arial"/>
+        <w:rFonts w:ascii="Arial Narrow" w:hAnsi="Arial Narrow" w:cs="Arial"/>
         <w:sz w:val="16"/>
         <w:szCs w:val="16"/>
       </w:rPr>
@@ -5682,6 +5696,7 @@
           <w:rFonts w:ascii="Arial Narrow" w:hAnsi="Arial Narrow" w:cs="Arial"/>
           <w:sz w:val="16"/>
           <w:szCs w:val="16"/>
+          <w:vertAlign w:val="superscript"/>
         </w:rPr>
         <w:footnoteRef/>
       </w:r>
@@ -5739,6 +5754,7 @@
           <w:rFonts w:ascii="Arial Narrow" w:eastAsiaTheme="majorEastAsia" w:hAnsi="Arial Narrow" w:cs="Arial"/>
           <w:sz w:val="16"/>
           <w:szCs w:val="16"/>
+          <w:vertAlign w:val="superscript"/>
         </w:rPr>
         <w:footnoteRef/>
       </w:r>
@@ -5836,6 +5852,7 @@
           <w:rFonts w:ascii="Arial Narrow" w:eastAsiaTheme="majorEastAsia" w:hAnsi="Arial Narrow" w:cs="Arial"/>
           <w:sz w:val="16"/>
           <w:szCs w:val="16"/>
+          <w:vertAlign w:val="superscript"/>
         </w:rPr>
         <w:footnoteRef/>
       </w:r>
@@ -5946,6 +5963,7 @@
           <w:rFonts w:ascii="Arial Narrow" w:eastAsiaTheme="majorEastAsia" w:hAnsi="Arial Narrow" w:cs="Arial"/>
           <w:sz w:val="16"/>
           <w:szCs w:val="16"/>
+          <w:vertAlign w:val="superscript"/>
         </w:rPr>
         <w:footnoteRef/>
       </w:r>
@@ -6124,6 +6142,7 @@
           <w:rFonts w:ascii="Arial Narrow" w:hAnsi="Arial Narrow" w:cs="Arial"/>
           <w:sz w:val="16"/>
           <w:szCs w:val="16"/>
+          <w:vertAlign w:val="superscript"/>
         </w:rPr>
         <w:footnoteRef/>
       </w:r>
@@ -6395,6 +6414,7 @@
           <w:rFonts w:ascii="Arial Narrow" w:hAnsi="Arial Narrow" w:cs="Arial"/>
           <w:sz w:val="16"/>
           <w:szCs w:val="16"/>
+          <w:vertAlign w:val="superscript"/>
         </w:rPr>
         <w:footnoteRef/>
       </w:r>
@@ -6578,6 +6598,7 @@
           <w:rFonts w:ascii="Arial Narrow" w:hAnsi="Arial Narrow" w:cs="Arial"/>
           <w:sz w:val="16"/>
           <w:szCs w:val="16"/>
+          <w:vertAlign w:val="superscript"/>
         </w:rPr>
         <w:footnoteRef/>
       </w:r>
@@ -6869,6 +6890,7 @@
           <w:rFonts w:ascii="Arial Narrow" w:hAnsi="Arial Narrow" w:cs="Arial"/>
           <w:sz w:val="16"/>
           <w:szCs w:val="16"/>
+          <w:vertAlign w:val="superscript"/>
         </w:rPr>
         <w:footnoteRef/>
       </w:r>
@@ -7054,6 +7076,7 @@
           <w:rFonts w:ascii="Arial Narrow" w:hAnsi="Arial Narrow" w:cs="Arial"/>
           <w:sz w:val="16"/>
           <w:szCs w:val="16"/>
+          <w:vertAlign w:val="superscript"/>
         </w:rPr>
         <w:footnoteRef/>
       </w:r>
@@ -7124,6 +7147,7 @@
           <w:rFonts w:ascii="Arial Narrow" w:hAnsi="Arial Narrow" w:cs="Arial"/>
           <w:sz w:val="16"/>
           <w:szCs w:val="16"/>
+          <w:vertAlign w:val="superscript"/>
         </w:rPr>
         <w:footnoteRef/>
       </w:r>
@@ -7301,7 +7325,7 @@
       </w:pPr>
       <w:r>
         <w:rPr>
-          <w:rStyle w:val="TextonotapieCar"/>
+          <w:rStyle w:val="Refdenotaalpie"/>
           <w:rFonts w:ascii="Arial Narrow" w:hAnsi="Arial Narrow" w:cs="Arial"/>
           <w:sz w:val="16"/>
           <w:szCs w:val="16"/>
@@ -7511,6 +7535,7 @@
           <w:rFonts w:ascii="Arial Narrow" w:hAnsi="Arial Narrow" w:cs="Arial"/>
           <w:sz w:val="16"/>
           <w:szCs w:val="16"/>
+          <w:vertAlign w:val="superscript"/>
         </w:rPr>
         <w:footnoteRef/>
       </w:r>
@@ -8336,6 +8361,7 @@
           <w:rFonts w:ascii="Arial Narrow" w:hAnsi="Arial Narrow" w:cs="Arial"/>
           <w:sz w:val="16"/>
           <w:szCs w:val="16"/>
+          <w:vertAlign w:val="superscript"/>
         </w:rPr>
         <w:footnoteRef/>
       </w:r>
@@ -8537,6 +8563,7 @@
           <w:bCs/>
           <w:sz w:val="16"/>
           <w:szCs w:val="16"/>
+          <w:vertAlign w:val="superscript"/>
         </w:rPr>
         <w:footnoteRef/>
       </w:r>
@@ -8666,6 +8693,7 @@
           <w:rFonts w:ascii="Arial Narrow" w:hAnsi="Arial Narrow" w:cs="Arial"/>
           <w:sz w:val="16"/>
           <w:szCs w:val="16"/>
+          <w:vertAlign w:val="superscript"/>
         </w:rPr>
         <w:footnoteRef/>
       </w:r>
@@ -12023,6 +12051,17 @@
       <w:spacing w:after="0" w:line="240" w:lineRule="auto"/>
     </w:pPr>
   </w:style>
+  <w:style w:type="character" w:styleId="FootnoteReference">
+    <w:name w:val="footnote reference"/>
+    <w:basedOn w:val="Fuentedeprrafopredeter"/>
+    <w:uiPriority w:val="99"/>
+    <w:semiHidden/>
+    <w:unhideWhenUsed/>
+    <w:rPr>
+      <w:rFonts w:ascii="Arial Narrow" w:hAnsi="Arial Narrow"/>
+      <w:vertAlign w:val="superscript"/>
+    </w:rPr>
+  </w:style>
 </w:styles>
 </file>
 

--- a/plantillas_maestras/17_seguro_no_especificado/materia_general_asegurativa/1_ddo_aseguradora/varon/TPL_0695_2025_SEGURO_NO_ESPECIFICADO_MATERIA_GENERAL_ASEGURATIVA_ASEGURADORA_VARON_R4.docx
+++ b/plantillas_maestras/17_seguro_no_especificado/materia_general_asegurativa/1_ddo_aseguradora/varon/TPL_0695_2025_SEGURO_NO_ESPECIFICADO_MATERIA_GENERAL_ASEGURATIVA_ASEGURADORA_VARON_R4.docx
@@ -1,8 +1,8 @@
 
 <file path=word/document.xml><?xml version="1.0" encoding="utf-8"?>
-<w:document xmlns:wpc="http://schemas.microsoft.com/office/word/2010/wordprocessingCanvas" xmlns:cx="http://schemas.microsoft.com/office/drawing/2014/chartex" xmlns:cx1="http://schemas.microsoft.com/office/drawing/2015/9/8/chartex" xmlns:cx2="http://schemas.microsoft.com/office/drawing/2015/10/21/chartex" xmlns:cx3="http://schemas.microsoft.com/office/drawing/2016/5/9/chartex" xmlns:cx4="http://schemas.microsoft.com/office/drawing/2016/5/10/chartex" xmlns:cx5="http://schemas.microsoft.com/office/drawing/2016/5/11/chartex" xmlns:cx6="http://schemas.microsoft.com/office/drawing/2016/5/12/chartex" xmlns:cx7="http://schemas.microsoft.com/office/drawing/2016/5/13/chartex" xmlns:cx8="http://schemas.microsoft.com/office/drawing/2016/5/14/chartex" xmlns:mc="http://schemas.openxmlformats.org/markup-compatibility/2006" xmlns:aink="http://schemas.microsoft.com/office/drawing/2016/ink" xmlns:am3d="http://schemas.microsoft.com/office/drawing/2017/model3d" xmlns:o="urn:schemas-microsoft-com:office:office" xmlns:oel="http://schemas.microsoft.com/office/2019/extlst" xmlns:r="http://schemas.openxmlformats.org/officeDocument/2006/relationships" xmlns:m="http://schemas.openxmlformats.org/officeDocument/2006/math" xmlns:v="urn:schemas-microsoft-com:vml" xmlns:wp14="http://schemas.microsoft.com/office/word/2010/wordprocessingDrawing" xmlns:wp="http://schemas.openxmlformats.org/drawingml/2006/wordprocessingDrawing" xmlns:w10="urn:schemas-microsoft-com:office:word" xmlns:w="http://schemas.openxmlformats.org/wordprocessingml/2006/main" xmlns:w14="http://schemas.microsoft.com/office/word/2010/wordml" xmlns:w15="http://schemas.microsoft.com/office/word/2012/wordml" xmlns:w16cex="http://schemas.microsoft.com/office/word/2018/wordml/cex" xmlns:w16cid="http://schemas.microsoft.com/office/word/2016/wordml/cid" xmlns:w16="http://schemas.microsoft.com/office/word/2018/wordml" xmlns:w16du="http://schemas.microsoft.com/office/word/2023/wordml/word16du" xmlns:w16sdtdh="http://schemas.microsoft.com/office/word/2020/wordml/sdtdatahash" xmlns:w16sdtfl="http://schemas.microsoft.com/office/word/2024/wordml/sdtformatlock" xmlns:w16se="http://schemas.microsoft.com/office/word/2015/wordml/symex" xmlns:wpg="http://schemas.microsoft.com/office/word/2010/wordprocessingGroup" xmlns:wpi="http://schemas.microsoft.com/office/word/2010/wordprocessingInk" xmlns:wne="http://schemas.microsoft.com/office/word/2006/wordml" xmlns:wps="http://schemas.microsoft.com/office/word/2010/wordprocessingShape" mc:Ignorable="w14 w15 w16se w16cid w16 w16cex w16sdtdh w16sdtfl w16du wp14">
+<w:document xmlns:ns1="http://schemas.openxmlformats.org/markup-compatibility/2006" xmlns:ns2="http://schemas.microsoft.com/office/word/2010/wordml" xmlns:ns3="http://schemas.openxmlformats.org/officeDocument/2006/relationships" xmlns:w="http://schemas.openxmlformats.org/wordprocessingml/2006/main" ns1:Ignorable="w14 w15 w16se w16cid w16 w16cex w16sdtdh w16sdtfl w16du wp14">
   <w:body>
-    <w:p>
+    <w:p ns2:paraId="384577FA" ns2:textId="77CAB605">
       <w:pPr>
         <w:tabs>
           <w:tab w:val="left" w:pos="1701"/>
@@ -54,7 +54,7 @@
         <w:t>0695-2025/CC1</w:t>
       </w:r>
     </w:p>
-    <w:p>
+    <w:p ns2:paraId="5C18776D" ns2:textId="25D8E8C9">
       <w:pPr>
         <w:tabs>
           <w:tab w:val="left" w:pos="1701"/>
@@ -134,7 +134,7 @@
         <w:t/>
       </w:r>
     </w:p>
-    <w:p>
+    <w:p ns2:paraId="31AA86FC" ns2:textId="0DB6EFFA">
       <w:pPr>
         <w:tabs>
           <w:tab w:val="left" w:pos="1701"/>
@@ -179,7 +179,7 @@
         <w:t>INTERSEGURO COMPAÑÍA DE SEGUROS S.A. (INTERSEGURO)</w:t>
       </w:r>
     </w:p>
-    <w:p>
+    <w:p ns2:paraId="548C2D31" ns2:textId="54D064B2">
       <w:pPr>
         <w:tabs>
           <w:tab w:val="left" w:pos="1701"/>
@@ -233,7 +233,7 @@
         <w:t xml:space="preserve"> TRÁMITE</w:t>
       </w:r>
     </w:p>
-    <w:p>
+    <w:p ns2:paraId="20AE8B77" ns2:textId="77777777">
       <w:pPr>
         <w:tabs>
           <w:tab w:val="left" w:pos="1701"/>
@@ -267,7 +267,7 @@
         <w:t xml:space="preserve"> DE INFORMACIÓN</w:t>
       </w:r>
     </w:p>
-    <w:p>
+    <w:p ns2:paraId="632925D3" ns2:textId="77777777">
       <w:pPr>
         <w:tabs>
           <w:tab w:val="left" w:pos="2127"/>
@@ -300,7 +300,7 @@
         <w:t>CUMPLIMIENTO DE MANDATO</w:t>
       </w:r>
     </w:p>
-    <w:p>
+    <w:p ns2:paraId="3C9D0870" ns2:textId="02EAA9A2">
       <w:pPr>
         <w:tabs>
           <w:tab w:val="left" w:pos="1701"/>
@@ -351,17 +351,17 @@
         <w:t>4</w:t>
       </w:r>
     </w:p>
-    <w:p>
-      <w:pPr>
-        <w:jc w:val="both"/>
-        <w:rPr>
-          <w:rFonts w:ascii="Arial Narrow" w:hAnsi="Arial Narrow"/>
-          <w:sz w:val="21"/>
-          <w:szCs w:val="21"/>
-        </w:rPr>
-      </w:pPr>
-    </w:p>
-    <w:p>
+    <w:p ns2:paraId="6F598308" ns2:textId="77777777">
+      <w:pPr>
+        <w:jc w:val="both"/>
+        <w:rPr>
+          <w:rFonts w:ascii="Arial Narrow" w:hAnsi="Arial Narrow"/>
+          <w:sz w:val="21"/>
+          <w:szCs w:val="21"/>
+        </w:rPr>
+      </w:pPr>
+    </w:p>
+    <w:p ns2:paraId="5804BBA5" ns2:textId="19449B61">
       <w:pPr>
         <w:jc w:val="both"/>
         <w:rPr>
@@ -419,7 +419,7 @@
         <w:t>2026</w:t>
       </w:r>
     </w:p>
-    <w:p>
+    <w:p ns2:paraId="489F9EF4" ns2:textId="77777777">
       <w:pPr>
         <w:tabs>
           <w:tab w:val="left" w:pos="1014"/>
@@ -432,7 +432,7 @@
         </w:rPr>
       </w:pPr>
     </w:p>
-    <w:p>
+    <w:p ns2:paraId="2EA1D3B4" ns2:textId="77777777">
       <w:pPr>
         <w:numPr>
           <w:ilvl w:val="0"/>
@@ -457,17 +457,17 @@
         <w:t>HECHOS</w:t>
       </w:r>
     </w:p>
-    <w:p>
-      <w:pPr>
-        <w:jc w:val="both"/>
-        <w:rPr>
-          <w:rFonts w:ascii="Arial Narrow" w:hAnsi="Arial Narrow"/>
-          <w:sz w:val="21"/>
-          <w:szCs w:val="21"/>
-        </w:rPr>
-      </w:pPr>
-    </w:p>
-    <w:p>
+    <w:p ns2:paraId="11436ACC" ns2:textId="77777777">
+      <w:pPr>
+        <w:jc w:val="both"/>
+        <w:rPr>
+          <w:rFonts w:ascii="Arial Narrow" w:hAnsi="Arial Narrow"/>
+          <w:sz w:val="21"/>
+          <w:szCs w:val="21"/>
+        </w:rPr>
+      </w:pPr>
+    </w:p>
+    <w:p ns2:paraId="6264D5BF" ns2:textId="3CD45FA1">
       <w:pPr>
         <w:numPr>
           <w:ilvl w:val="0"/>
@@ -580,7 +580,7 @@
         <w:t xml:space="preserve"/>
       </w:r>
     </w:p>
-    <w:p>
+    <w:p ns2:paraId="789BCEB3" ns2:textId="55485ECA">
       <w:pPr>
         <w:jc w:val="both"/>
         <w:rPr>
@@ -591,7 +591,7 @@
         </w:rPr>
       </w:pPr>
     </w:p>
-    <w:p>
+    <w:p ns2:paraId="07214BCE" ns2:textId="5B87BCDC">
       <w:pPr>
         <w:pStyle w:val="Prrafodelista"/>
         <w:numPr>
@@ -614,7 +614,7 @@
         <w:t>El 2 de diciembre de 2013, adquirió con el Seguro Vida Bienestar Familiar – Póliza SIC 511-80301 emitido por Seguros Sura (en adelante, Seguro de Vida), cuya prima mensual ascendía a S/ 28,00 y cuyo pago se realizaba mediante descuento por planilla.</w:t>
       </w:r>
     </w:p>
-    <w:p>
+    <w:p ns2:paraId="01494880" ns2:textId="77777777">
       <w:pPr>
         <w:ind w:left="720"/>
         <w:jc w:val="both"/>
@@ -625,7 +625,7 @@
         </w:rPr>
       </w:pPr>
     </w:p>
-    <w:p>
+    <w:p ns2:paraId="736EFC43" ns2:textId="13C91E4E">
       <w:pPr>
         <w:pStyle w:val="Prrafodelista"/>
         <w:numPr>
@@ -712,7 +712,7 @@
         <w:t xml:space="preserve"> pretendiera anular el seguro por falta de pago.</w:t>
       </w:r>
     </w:p>
-    <w:p>
+    <w:p ns2:paraId="03D0852A" ns2:textId="77777777">
       <w:pPr>
         <w:pStyle w:val="Prrafodelista"/>
         <w:ind w:left="1440"/>
@@ -724,7 +724,7 @@
         </w:rPr>
       </w:pPr>
     </w:p>
-    <w:p>
+    <w:p ns2:paraId="71914DC8" ns2:textId="0F6B431F">
       <w:pPr>
         <w:pStyle w:val="Prrafodelista"/>
         <w:numPr>
@@ -843,7 +843,7 @@
         <w:t xml:space="preserve"> no dio respuesta a dicha comunicación.</w:t>
       </w:r>
     </w:p>
-    <w:p>
+    <w:p ns2:paraId="6E61F454" ns2:textId="77777777">
       <w:pPr>
         <w:pStyle w:val="Prrafodelista"/>
         <w:ind w:left="1440"/>
@@ -855,7 +855,7 @@
         </w:rPr>
       </w:pPr>
     </w:p>
-    <w:p>
+    <w:p ns2:paraId="3EE73254" ns2:textId="44EED0A2">
       <w:pPr>
         <w:pStyle w:val="Prrafodelista"/>
         <w:numPr>
@@ -918,17 +918,17 @@
         <w:t>Vida; sin embargo, dicha solicitud no fue atendida.</w:t>
       </w:r>
     </w:p>
-    <w:p>
-      <w:pPr>
-        <w:jc w:val="both"/>
-        <w:rPr>
-          <w:rFonts w:ascii="Arial Narrow" w:hAnsi="Arial Narrow"/>
-          <w:sz w:val="21"/>
-          <w:szCs w:val="21"/>
-        </w:rPr>
-      </w:pPr>
-    </w:p>
-    <w:p>
+    <w:p ns2:paraId="391C7460" ns2:textId="77777777">
+      <w:pPr>
+        <w:jc w:val="both"/>
+        <w:rPr>
+          <w:rFonts w:ascii="Arial Narrow" w:hAnsi="Arial Narrow"/>
+          <w:sz w:val="21"/>
+          <w:szCs w:val="21"/>
+        </w:rPr>
+      </w:pPr>
+    </w:p>
+    <w:p ns2:paraId="13F784FD" ns2:textId="78ED0552">
       <w:pPr>
         <w:pStyle w:val="Prrafodelista"/>
         <w:numPr>
@@ -1080,7 +1080,7 @@
         <w:t xml:space="preserve"> </w:t>
       </w:r>
     </w:p>
-    <w:p>
+    <w:p ns2:paraId="254EE439" ns2:textId="77777777">
       <w:pPr>
         <w:jc w:val="both"/>
         <w:rPr>
@@ -1091,7 +1091,7 @@
         </w:rPr>
       </w:pPr>
     </w:p>
-    <w:p>
+    <w:p ns2:paraId="652739AE" ns2:textId="47918E1A">
       <w:pPr>
         <w:pStyle w:val="Prrafodelista"/>
         <w:numPr>
@@ -1308,7 +1308,7 @@
         <w:t/>
       </w:r>
     </w:p>
-    <w:p>
+    <w:p ns2:paraId="30006F7F" ns2:textId="77777777">
       <w:pPr>
         <w:pStyle w:val="Prrafodelista"/>
         <w:ind w:left="502"/>
@@ -1320,7 +1320,7 @@
         </w:rPr>
       </w:pPr>
     </w:p>
-    <w:p>
+    <w:p ns2:paraId="284732A1" ns2:textId="0863EA81">
       <w:pPr>
         <w:pStyle w:val="Prrafodelista"/>
         <w:numPr>
@@ -1423,7 +1423,7 @@
         <w:t/>
       </w:r>
     </w:p>
-    <w:p>
+    <w:p ns2:paraId="6EC2DBA4" ns2:textId="77777777">
       <w:pPr>
         <w:pStyle w:val="Prrafodelista"/>
         <w:rPr>
@@ -1434,7 +1434,7 @@
         </w:rPr>
       </w:pPr>
     </w:p>
-    <w:p>
+    <w:p ns2:paraId="4579DA92" ns2:textId="44139647">
       <w:pPr>
         <w:pStyle w:val="Prrafodelista"/>
         <w:numPr>
@@ -1464,7 +1464,7 @@
         <w:t xml:space="preserve">El 8 de abril de 2025, mediante Resolución 2, la Secretaría Técnica declaró inadmisible la denuncia presentada por el señor [APELLIDO] contra Interseguro, por no haber cumplido con absolver el requerimiento de subsanación de denuncia dentro del plazo señalado.</w:t>
       </w:r>
     </w:p>
-    <w:p>
+    <w:p ns2:paraId="41B1AC3F" ns2:textId="77777777">
       <w:pPr>
         <w:pStyle w:val="Prrafodelista"/>
         <w:rPr>
@@ -1475,7 +1475,7 @@
         </w:rPr>
       </w:pPr>
     </w:p>
-    <w:p>
+    <w:p ns2:paraId="7C410629" ns2:textId="77777777">
       <w:pPr>
         <w:pStyle w:val="Prrafodelista"/>
         <w:numPr>
@@ -1514,7 +1514,7 @@
         <w:t>.</w:t>
       </w:r>
     </w:p>
-    <w:p>
+    <w:p ns2:paraId="65963E7D" ns2:textId="77777777">
       <w:pPr>
         <w:pStyle w:val="Prrafodelista"/>
         <w:rPr>
@@ -1525,7 +1525,7 @@
         </w:rPr>
       </w:pPr>
     </w:p>
-    <w:p>
+    <w:p ns2:paraId="6CBF257D" ns2:textId="635BAA50">
       <w:pPr>
         <w:pStyle w:val="Prrafodelista"/>
         <w:numPr>
@@ -1591,7 +1591,7 @@
         <w:t>siguiente pronunciamiento:</w:t>
       </w:r>
     </w:p>
-    <w:p>
+    <w:p ns2:paraId="7C0E2D6F" ns2:textId="77777777">
       <w:pPr>
         <w:jc w:val="both"/>
         <w:rPr>
@@ -1602,7 +1602,7 @@
         </w:rPr>
       </w:pPr>
     </w:p>
-    <w:p>
+    <w:p ns2:paraId="46F1F36F" ns2:textId="77777777">
       <w:pPr>
         <w:ind w:left="993"/>
         <w:contextualSpacing/>
@@ -1641,7 +1641,7 @@
         <w:t>RESUELVE:</w:t>
       </w:r>
     </w:p>
-    <w:p>
+    <w:p ns2:paraId="4B14C9C2" ns2:textId="399A4BA5">
       <w:pPr>
         <w:ind w:left="993"/>
         <w:contextualSpacing/>
@@ -1689,7 +1689,7 @@
         <w:t/>
       </w:r>
     </w:p>
-    <w:p>
+    <w:p ns2:paraId="778CE88C" ns2:textId="77777777">
       <w:pPr>
         <w:contextualSpacing/>
         <w:jc w:val="both"/>
@@ -1701,7 +1701,7 @@
         </w:rPr>
       </w:pPr>
     </w:p>
-    <w:p>
+    <w:p ns2:paraId="4D9D81BB" ns2:textId="0A4C9F3D">
       <w:pPr>
         <w:pStyle w:val="Prrafodelista"/>
         <w:numPr>
@@ -1756,7 +1756,7 @@
         <w:t/>
       </w:r>
     </w:p>
-    <w:p>
+    <w:p ns2:paraId="0E58AB9F" ns2:textId="77777777">
       <w:pPr>
         <w:pStyle w:val="Prrafodelista"/>
         <w:tabs>
@@ -1772,7 +1772,7 @@
         </w:rPr>
       </w:pPr>
     </w:p>
-    <w:p>
+    <w:p ns2:paraId="26B9C4D7" ns2:textId="1D9DC47D">
       <w:pPr>
         <w:pStyle w:val="Prrafodelista"/>
         <w:numPr>
@@ -2009,7 +2009,7 @@
         <w:t/>
       </w:r>
     </w:p>
-    <w:p>
+    <w:p ns2:paraId="01E80AE6" ns2:textId="77777777">
       <w:pPr>
         <w:pStyle w:val="Prrafodelista"/>
         <w:tabs>
@@ -2025,7 +2025,7 @@
         </w:rPr>
       </w:pPr>
     </w:p>
-    <w:p>
+    <w:p ns2:paraId="7BE76D56" ns2:textId="2E86BC06">
       <w:pPr>
         <w:pStyle w:val="Prrafodelista"/>
         <w:numPr>
@@ -2199,7 +2199,7 @@
         <w:t/>
       </w:r>
     </w:p>
-    <w:p>
+    <w:p ns2:paraId="686704BA" ns2:textId="2927E492">
       <w:pPr>
         <w:jc w:val="both"/>
         <w:rPr>
@@ -2211,7 +2211,7 @@
         </w:rPr>
       </w:pPr>
     </w:p>
-    <w:p>
+    <w:p ns2:paraId="532D34D4" ns2:textId="69B76A94">
       <w:pPr>
         <w:pStyle w:val="Prrafodelista"/>
         <w:numPr>
@@ -2246,17 +2246,17 @@
         <w:t xml:space="preserve">LA ADMISIÓN A TRÁMITE </w:t>
       </w:r>
     </w:p>
-    <w:p>
-      <w:pPr>
-        <w:jc w:val="both"/>
-        <w:rPr>
-          <w:rFonts w:ascii="Arial Narrow" w:hAnsi="Arial Narrow"/>
-          <w:sz w:val="21"/>
-          <w:szCs w:val="21"/>
-        </w:rPr>
-      </w:pPr>
-    </w:p>
-    <w:p>
+    <w:p ns2:paraId="08507A04" ns2:textId="77777777">
+      <w:pPr>
+        <w:jc w:val="both"/>
+        <w:rPr>
+          <w:rFonts w:ascii="Arial Narrow" w:hAnsi="Arial Narrow"/>
+          <w:sz w:val="21"/>
+          <w:szCs w:val="21"/>
+        </w:rPr>
+      </w:pPr>
+    </w:p>
+    <w:p ns2:paraId="1265AC7E" ns2:textId="7CCEDF2D">
       <w:pPr>
         <w:pStyle w:val="Prrafodelista"/>
         <w:numPr>
@@ -2377,7 +2377,7 @@
         <w:t>.</w:t>
       </w:r>
     </w:p>
-    <w:p>
+    <w:p ns2:paraId="61972AB9" ns2:textId="77777777">
       <w:pPr>
         <w:pStyle w:val="Prrafodelista"/>
         <w:ind w:left="567"/>
@@ -2389,7 +2389,7 @@
         </w:rPr>
       </w:pPr>
     </w:p>
-    <w:p>
+    <w:p ns2:paraId="7F4EE9F3" ns2:textId="22739D55">
       <w:pPr>
         <w:pStyle w:val="Prrafodelista"/>
         <w:numPr>
@@ -2433,7 +2433,7 @@
         <w:t>de la Ley de Organización y Funciones del Indecopi, aprobada por Decreto Legislativo 1033, establece que la Comisión vela por el cumplimiento de las leyes que, en general, protegen a los consumidores de la falta de idoneidad de los bienes y servicios en función de la información brindada, de las omisiones de información y de la discriminación en el consumo, así como de aquellas que complementen o sustituyan a las anteriores.</w:t>
       </w:r>
     </w:p>
-    <w:p>
+    <w:p ns2:paraId="1171FAF4" ns2:textId="77777777">
       <w:pPr>
         <w:pStyle w:val="Prrafodelista"/>
         <w:rPr>
@@ -2443,7 +2443,7 @@
         </w:rPr>
       </w:pPr>
     </w:p>
-    <w:p>
+    <w:p ns2:paraId="5CB516DD" ns2:textId="182E9789">
       <w:pPr>
         <w:pStyle w:val="Prrafodelista"/>
         <w:numPr>
@@ -2519,7 +2519,7 @@
         <w:t xml:space="preserve"> se encargará de la tramitación del procedimiento, para lo cual cuenta con la facultad de admitir denuncias a trámite, en aquellos casos en que la Comisión le haya delegado esta facultad.</w:t>
       </w:r>
     </w:p>
-    <w:p>
+    <w:p ns2:paraId="2A3B0D47" ns2:textId="77777777">
       <w:pPr>
         <w:pStyle w:val="Prrafodelista"/>
         <w:rPr>
@@ -2529,7 +2529,7 @@
         </w:rPr>
       </w:pPr>
     </w:p>
-    <w:p>
+    <w:p ns2:paraId="36793356" ns2:textId="53B984F0">
       <w:pPr>
         <w:pStyle w:val="Prrafodelista"/>
         <w:numPr>
@@ -2589,16 +2589,16 @@
         <w:t>de la Comisión conteniendo los requisitos establecidos en el Texto Único de Procedimientos Administrativos del Indecopi.</w:t>
       </w:r>
     </w:p>
-    <w:p>
-      <w:pPr>
-        <w:rPr>
-          <w:rFonts w:ascii="Arial Narrow" w:hAnsi="Arial Narrow" w:cs="Arial"/>
-          <w:sz w:val="21"/>
-          <w:szCs w:val="21"/>
-        </w:rPr>
-      </w:pPr>
-    </w:p>
-    <w:p>
+    <w:p ns2:paraId="62B33C36" ns2:textId="77777777">
+      <w:pPr>
+        <w:rPr>
+          <w:rFonts w:ascii="Arial Narrow" w:hAnsi="Arial Narrow" w:cs="Arial"/>
+          <w:sz w:val="21"/>
+          <w:szCs w:val="21"/>
+        </w:rPr>
+      </w:pPr>
+    </w:p>
+    <w:p ns2:paraId="1119D8E2" ns2:textId="1FA824E4">
       <w:pPr>
         <w:pStyle w:val="Prrafodelista"/>
         <w:numPr>
@@ -2626,7 +2626,7 @@
         <w:t>Asimismo, el artículo 234 del Texto Único Ordenado de la Ley del Procedimiento Administrativo General (en adelante, TUO de la LPAG) establece como deber de la autoridad a cargo de la instrucción del procedimiento, el notificar a los administrados los hechos que se le imputan a título de cargo.</w:t>
       </w:r>
     </w:p>
-    <w:p>
+    <w:p ns2:paraId="27A213D8" ns2:textId="77777777">
       <w:pPr>
         <w:pStyle w:val="Prrafodelista"/>
         <w:rPr>
@@ -2636,7 +2636,7 @@
         </w:rPr>
       </w:pPr>
     </w:p>
-    <w:p>
+    <w:p ns2:paraId="0FE012B9" ns2:textId="77777777">
       <w:pPr>
         <w:pStyle w:val="Prrafodelista"/>
         <w:numPr>
@@ -2690,7 +2690,7 @@
         <w:t>, señala respecto del principio de impulso de oficio que la actuación de la autoridad administrativa se orienta a dirigir e impulsar de oficio el procedimiento y ordenar la realización o práctica de los actos que resulten convenientes para el esclarecimiento y resolución de las cuestiones necesarias.</w:t>
       </w:r>
     </w:p>
-    <w:p>
+    <w:p ns2:paraId="223B011A" ns2:textId="77777777">
       <w:pPr>
         <w:pStyle w:val="Prrafodelista"/>
         <w:rPr>
@@ -2700,7 +2700,7 @@
         </w:rPr>
       </w:pPr>
     </w:p>
-    <w:p>
+    <w:p ns2:paraId="13919539" ns2:textId="5F977926">
       <w:pPr>
         <w:pStyle w:val="Prrafodelista"/>
         <w:numPr>
@@ -2831,7 +2831,7 @@
       </w:r>
       <w:bookmarkEnd w:id="2"/>
     </w:p>
-    <w:p>
+    <w:p ns2:paraId="531678A8" ns2:textId="77777777">
       <w:pPr>
         <w:pStyle w:val="Prrafodelista"/>
         <w:ind w:left="567"/>
@@ -2843,7 +2843,7 @@
         </w:rPr>
       </w:pPr>
     </w:p>
-    <w:p>
+    <w:p ns2:paraId="201FB3C7" ns2:textId="5069743C">
       <w:pPr>
         <w:pStyle w:val="Prrafodelista"/>
         <w:numPr>
@@ -2915,17 +2915,17 @@
         <w:t xml:space="preserve">. </w:t>
       </w:r>
     </w:p>
-    <w:p>
-      <w:pPr>
-        <w:jc w:val="both"/>
-        <w:rPr>
-          <w:rFonts w:ascii="Arial Narrow" w:eastAsia="Arial Narrow" w:hAnsi="Arial Narrow" w:cs="Arial Narrow"/>
-          <w:sz w:val="21"/>
-          <w:szCs w:val="21"/>
-        </w:rPr>
-      </w:pPr>
-    </w:p>
-    <w:p>
+    <w:p ns2:paraId="7B409E99" ns2:textId="77777777">
+      <w:pPr>
+        <w:jc w:val="both"/>
+        <w:rPr>
+          <w:rFonts w:ascii="Arial Narrow" w:eastAsia="Arial Narrow" w:hAnsi="Arial Narrow" w:cs="Arial Narrow"/>
+          <w:sz w:val="21"/>
+          <w:szCs w:val="21"/>
+        </w:rPr>
+      </w:pPr>
+    </w:p>
+    <w:p ns2:paraId="79115475" ns2:textId="3D4977CA">
       <w:pPr>
         <w:pStyle w:val="Prrafodelista"/>
         <w:numPr>
@@ -2988,17 +2988,17 @@
       <w:bookmarkStart w:id="7" w:name="_Hlk212534267"/>
       <w:bookmarkEnd w:id="6"/>
     </w:p>
-    <w:p>
-      <w:pPr>
-        <w:jc w:val="both"/>
-        <w:rPr>
-          <w:rFonts w:ascii="Arial Narrow" w:eastAsia="Arial Narrow" w:hAnsi="Arial Narrow" w:cs="Arial Narrow"/>
-          <w:sz w:val="21"/>
-          <w:szCs w:val="21"/>
-        </w:rPr>
-      </w:pPr>
-    </w:p>
-    <w:p>
+    <w:p ns2:paraId="28E1F687" ns2:textId="77777777">
+      <w:pPr>
+        <w:jc w:val="both"/>
+        <w:rPr>
+          <w:rFonts w:ascii="Arial Narrow" w:eastAsia="Arial Narrow" w:hAnsi="Arial Narrow" w:cs="Arial Narrow"/>
+          <w:sz w:val="21"/>
+          <w:szCs w:val="21"/>
+        </w:rPr>
+      </w:pPr>
+    </w:p>
+    <w:p ns2:paraId="7FBB73C7" ns2:textId="39D34321">
       <w:pPr>
         <w:pStyle w:val="Prrafodelista"/>
         <w:numPr>
@@ -3123,7 +3123,7 @@
     <w:bookmarkEnd w:id="7"/>
     <w:bookmarkEnd w:id="8"/>
     <w:bookmarkEnd w:id="9"/>
-    <w:p>
+    <w:p ns2:paraId="36768C31" ns2:textId="77777777">
       <w:pPr>
         <w:jc w:val="both"/>
         <w:rPr>
@@ -3133,7 +3133,7 @@
         </w:rPr>
       </w:pPr>
     </w:p>
-    <w:p>
+    <w:p ns2:paraId="7CECF369" ns2:textId="77777777">
       <w:pPr>
         <w:pStyle w:val="Prrafodelista"/>
         <w:numPr>
@@ -3180,7 +3180,7 @@
       </w:r>
       <w:bookmarkStart w:id="15" w:name="_Hlk214963039"/>
     </w:p>
-    <w:p>
+    <w:p ns2:paraId="29430B84" ns2:textId="77777777">
       <w:pPr>
         <w:ind w:left="567"/>
         <w:contextualSpacing/>
@@ -3193,7 +3193,7 @@
       </w:pPr>
       <w:bookmarkStart w:id="16" w:name="_Hlk214963071"/>
     </w:p>
-    <w:p>
+    <w:p ns2:paraId="0C1D90E9" ns2:textId="77777777">
       <w:pPr>
         <w:pStyle w:val="Prrafodelista"/>
         <w:numPr>
@@ -3222,7 +3222,7 @@
         <w:t>REQUERIMIENTO DE INFORMACIÓN</w:t>
       </w:r>
     </w:p>
-    <w:p>
+    <w:p ns2:paraId="654CF8D5" ns2:textId="77777777">
       <w:pPr>
         <w:jc w:val="both"/>
         <w:rPr>
@@ -3233,7 +3233,7 @@
         </w:rPr>
       </w:pPr>
     </w:p>
-    <w:p>
+    <w:p ns2:paraId="54F2FA70" ns2:textId="63648407">
       <w:pPr>
         <w:pStyle w:val="Prrafodelista"/>
         <w:numPr>
@@ -3452,18 +3452,18 @@
       </w:r>
     </w:p>
     <w:bookmarkEnd w:id="16"/>
-    <w:p>
-      <w:pPr>
-        <w:jc w:val="both"/>
-        <w:rPr>
-          <w:rFonts w:ascii="Arial Narrow" w:eastAsia="Arial Narrow" w:hAnsi="Arial Narrow" w:cs="Arial Narrow"/>
-          <w:b/>
-          <w:sz w:val="21"/>
-          <w:szCs w:val="21"/>
-        </w:rPr>
-      </w:pPr>
-    </w:p>
-    <w:p>
+    <w:p ns2:paraId="7A6D0CDB" ns2:textId="087E8C95">
+      <w:pPr>
+        <w:jc w:val="both"/>
+        <w:rPr>
+          <w:rFonts w:ascii="Arial Narrow" w:eastAsia="Arial Narrow" w:hAnsi="Arial Narrow" w:cs="Arial Narrow"/>
+          <w:b/>
+          <w:sz w:val="21"/>
+          <w:szCs w:val="21"/>
+        </w:rPr>
+      </w:pPr>
+    </w:p>
+    <w:p ns2:paraId="44932D03" ns2:textId="77777777">
       <w:pPr>
         <w:pStyle w:val="Prrafodelista"/>
         <w:numPr>
@@ -3489,18 +3489,18 @@
         <w:t xml:space="preserve">RESOLUCIÓN DE LA SECRETARÍA TÉCNICA </w:t>
       </w:r>
     </w:p>
-    <w:p>
-      <w:pPr>
-        <w:jc w:val="both"/>
-        <w:rPr>
-          <w:rFonts w:ascii="Arial Narrow" w:eastAsia="Arial Narrow" w:hAnsi="Arial Narrow" w:cs="Arial Narrow"/>
-          <w:b/>
-          <w:sz w:val="21"/>
-          <w:szCs w:val="21"/>
-        </w:rPr>
-      </w:pPr>
-    </w:p>
-    <w:p>
+    <w:p ns2:paraId="070A9394" ns2:textId="77777777">
+      <w:pPr>
+        <w:jc w:val="both"/>
+        <w:rPr>
+          <w:rFonts w:ascii="Arial Narrow" w:eastAsia="Arial Narrow" w:hAnsi="Arial Narrow" w:cs="Arial Narrow"/>
+          <w:b/>
+          <w:sz w:val="21"/>
+          <w:szCs w:val="21"/>
+        </w:rPr>
+      </w:pPr>
+    </w:p>
+    <w:p ns2:paraId="3D505616" ns2:textId="26F8DFDD">
       <w:pPr>
         <w:jc w:val="both"/>
         <w:rPr>
@@ -3645,7 +3645,7 @@
         <w:t/>
       </w:r>
     </w:p>
-    <w:p>
+    <w:p ns2:paraId="56760751" ns2:textId="77777777">
       <w:pPr>
         <w:rPr>
           <w:rFonts w:ascii="Arial Narrow" w:eastAsia="Arial Narrow" w:hAnsi="Arial Narrow" w:cs="Arial Narrow"/>
@@ -3655,7 +3655,7 @@
       </w:pPr>
       <w:bookmarkStart w:id="19" w:name="_Hlk215162047"/>
     </w:p>
-    <w:p>
+    <w:p ns2:paraId="78748632" ns2:textId="4CBB2C39">
       <w:pPr>
         <w:pStyle w:val="Prrafodelista"/>
         <w:numPr>
@@ -3747,7 +3747,7 @@
         <w:t>al no efectuar el descuento por planilla correspondiente desde que asumió la cobranza del seguro el 28 de febrero de 2019.</w:t>
       </w:r>
     </w:p>
-    <w:p>
+    <w:p ns2:paraId="294D34D6" ns2:textId="77777777">
       <w:pPr>
         <w:pStyle w:val="Prrafodelista"/>
         <w:ind w:left="567"/>
@@ -3758,7 +3758,7 @@
         </w:rPr>
       </w:pPr>
     </w:p>
-    <w:p>
+    <w:p ns2:paraId="37F01EE2" ns2:textId="2376ABF4">
       <w:pPr>
         <w:pStyle w:val="Prrafodelista"/>
         <w:numPr>
@@ -3843,7 +3843,7 @@
         <w:t>.</w:t>
       </w:r>
     </w:p>
-    <w:p>
+    <w:p ns2:paraId="11DD9195" ns2:textId="77777777">
       <w:pPr>
         <w:pStyle w:val="Prrafodelista"/>
         <w:ind w:left="567"/>
@@ -3854,7 +3854,7 @@
         </w:rPr>
       </w:pPr>
     </w:p>
-    <w:p>
+    <w:p ns2:paraId="4889605B" ns2:textId="7BC18ED4">
       <w:pPr>
         <w:pStyle w:val="Prrafodelista"/>
         <w:numPr>
@@ -3946,7 +3946,7 @@
         <w:t>por falta de pago, pese a que el denunciante acreditó haber efectuado un pago a su favor.</w:t>
       </w:r>
     </w:p>
-    <w:p>
+    <w:p ns2:paraId="0379BEC9" ns2:textId="77777777">
       <w:pPr>
         <w:pStyle w:val="Prrafodelista"/>
         <w:ind w:left="567"/>
@@ -3957,7 +3957,7 @@
         </w:rPr>
       </w:pPr>
     </w:p>
-    <w:p>
+    <w:p ns2:paraId="4C8950A3" ns2:textId="20E5DE21">
       <w:pPr>
         <w:pStyle w:val="Prrafodelista"/>
         <w:numPr>
@@ -4067,17 +4067,17 @@
     </w:p>
     <w:bookmarkEnd w:id="18"/>
     <w:bookmarkEnd w:id="19"/>
-    <w:p>
-      <w:pPr>
-        <w:jc w:val="both"/>
-        <w:rPr>
-          <w:rFonts w:ascii="Arial Narrow" w:eastAsia="Arial Narrow" w:hAnsi="Arial Narrow" w:cs="Arial Narrow"/>
-          <w:sz w:val="21"/>
-          <w:szCs w:val="21"/>
-        </w:rPr>
-      </w:pPr>
-    </w:p>
-    <w:p>
+    <w:p ns2:paraId="795FC55B" ns2:textId="77777777">
+      <w:pPr>
+        <w:jc w:val="both"/>
+        <w:rPr>
+          <w:rFonts w:ascii="Arial Narrow" w:eastAsia="Arial Narrow" w:hAnsi="Arial Narrow" w:cs="Arial Narrow"/>
+          <w:sz w:val="21"/>
+          <w:szCs w:val="21"/>
+        </w:rPr>
+      </w:pPr>
+    </w:p>
+    <w:p ns2:paraId="6A232F8A" ns2:textId="355AEEBE">
       <w:pPr>
         <w:contextualSpacing/>
         <w:jc w:val="both"/>
@@ -4164,7 +4164,7 @@
         <w:t>.</w:t>
       </w:r>
     </w:p>
-    <w:p>
+    <w:p ns2:paraId="62E3A828" ns2:textId="77777777">
       <w:pPr>
         <w:contextualSpacing/>
         <w:jc w:val="both"/>
@@ -4175,7 +4175,7 @@
         </w:rPr>
       </w:pPr>
     </w:p>
-    <w:p>
+    <w:p ns2:paraId="52B6FD5E" ns2:textId="38AEFCDE">
       <w:pPr>
         <w:jc w:val="both"/>
         <w:rPr>
@@ -4245,17 +4245,17 @@
         <w:t>que cumpla con lo siguiente:</w:t>
       </w:r>
     </w:p>
-    <w:p>
-      <w:pPr>
-        <w:jc w:val="both"/>
-        <w:rPr>
-          <w:rFonts w:ascii="Arial Narrow" w:hAnsi="Arial Narrow"/>
-          <w:sz w:val="21"/>
-          <w:szCs w:val="21"/>
-        </w:rPr>
-      </w:pPr>
-    </w:p>
-    <w:p>
+    <w:p ns2:paraId="5122DC22" ns2:textId="77777777">
+      <w:pPr>
+        <w:jc w:val="both"/>
+        <w:rPr>
+          <w:rFonts w:ascii="Arial Narrow" w:hAnsi="Arial Narrow"/>
+          <w:sz w:val="21"/>
+          <w:szCs w:val="21"/>
+        </w:rPr>
+      </w:pPr>
+    </w:p>
+    <w:p ns2:paraId="4163EE27" ns2:textId="77777777">
       <w:pPr>
         <w:numPr>
           <w:ilvl w:val="0"/>
@@ -4278,7 +4278,7 @@
         <w:t>presentar documentos que acrediten su inscripción en los Registros Públicos o una declaración jurada que indique que cuenta con dicha inscripción;</w:t>
       </w:r>
     </w:p>
-    <w:p>
+    <w:p ns2:paraId="31B413ED" ns2:textId="77777777">
       <w:pPr>
         <w:numPr>
           <w:ilvl w:val="0"/>
@@ -4301,7 +4301,7 @@
         <w:t>presentar copia simple de las facultades de representación de su representante legal en el presente procedimiento o la declaración jurada que indique que cuenta con dichas facultades y que estas se encuentran vigentes;</w:t>
       </w:r>
     </w:p>
-    <w:p>
+    <w:p ns2:paraId="646D490E" ns2:textId="77777777">
       <w:pPr>
         <w:numPr>
           <w:ilvl w:val="0"/>
@@ -4324,7 +4324,7 @@
         <w:t>consignar el Número de Registro Único de Contribuyentes (RUC); y,</w:t>
       </w:r>
     </w:p>
-    <w:p>
+    <w:p ns2:paraId="4F9895BF" ns2:textId="77777777">
       <w:pPr>
         <w:numPr>
           <w:ilvl w:val="0"/>
@@ -4364,7 +4364,7 @@
         <w:t>;</w:t>
       </w:r>
     </w:p>
-    <w:p>
+    <w:p ns2:paraId="2BB59D4D" ns2:textId="77777777">
       <w:pPr>
         <w:numPr>
           <w:ilvl w:val="0"/>
@@ -4452,34 +4452,74 @@
         <w:t>.</w:t>
       </w:r>
     </w:p>
+    <w:p ns2:paraId="71604F70" ns2:textId="77777777">
+      <w:pPr>
+        <w:ind w:left="567"/>
+        <w:jc w:val="both"/>
+        <w:rPr>
+          <w:rFonts w:ascii="Arial Narrow" w:eastAsia="Arial Narrow" w:hAnsi="Arial Narrow" w:cs="Arial Narrow"/>
+          <w:sz w:val="21"/>
+          <w:szCs w:val="21"/>
+        </w:rPr>
+      </w:pPr>
+    </w:p>
     <w:p>
       <w:pPr>
-        <w:ind w:left="567"/>
-        <w:jc w:val="both"/>
-        <w:rPr>
-          <w:rFonts w:ascii="Arial Narrow" w:eastAsia="Arial Narrow" w:hAnsi="Arial Narrow" w:cs="Arial Narrow"/>
-          <w:sz w:val="21"/>
-          <w:szCs w:val="21"/>
-        </w:rPr>
-      </w:pPr>
-    </w:p>
-    <w:p>
-      <w:pPr>
-        <w:jc w:val="both"/>
-        <w:rPr>
-          <w:rFonts w:ascii="Arial Narrow" w:eastAsia="Arial Narrow" w:hAnsi="Arial Narrow" w:cs="Arial Narrow"/>
-          <w:sz w:val="21"/>
-          <w:szCs w:val="21"/>
-        </w:rPr>
-      </w:pPr>
-      <w:r>
-        <w:rPr>
-          <w:rFonts w:ascii="Arial Narrow" w:eastAsia="Arial Narrow" w:hAnsi="Arial Narrow" w:cs="Arial Narrow"/>
-          <w:b/>
-          <w:sz w:val="21"/>
-          <w:szCs w:val="21"/>
-        </w:rPr>
-        <w:t>CUARTO</w:t>
+        <w:jc w:val="both"/>
+        <w:rPr>
+          <w:rFonts w:ascii="Arial Narrow" w:eastAsia="Arial Narrow" w:hAnsi="Arial Narrow" w:cs="Arial Narrow"/>
+          <w:sz w:val="21"/>
+          <w:szCs w:val="21"/>
+        </w:rPr>
+        <w:spacing w:line="240" w:lineRule="auto"/>
+      </w:pPr>
+      <w:r>
+        <w:rPr>
+          <w:rFonts w:ascii="Arial Narrow" w:hAnsi="Arial Narrow" w:cs="Arial Narrow"/>
+          <w:b w:val="1"/>
+          <w:bCs w:val="1"/>
+          <w:sz w:val="20"/>
+          <w:szCs w:val="20"/>
+        </w:rPr>
+        <w:t xml:space="preserve">CUARTO: </w:t>
+      </w:r>
+      <w:r>
+        <w:rPr>
+          <w:rFonts w:ascii="Arial Narrow" w:hAnsi="Arial Narrow" w:cs="Arial Narrow"/>
+          <w:sz w:val="20"/>
+          <w:szCs w:val="20"/>
+        </w:rPr>
+        <w:t xml:space="preserve">correr traslado de la presente resolución a Interseguro Compañía de Seguros S.A para que, de conformidad con lo dispuesto por el artículo 26° de la Ley sobre Facultades, Normas y Organización del Indecopi, aprobado por Decreto Legislativo N° 8079, presente sus descargos sobre la imputación de cargos realizada en un plazo no mayor a cinco (5) días hábiles contado a partir del día siguiente de la notificación de la presente resolución, vencido el cual, el Secretario Técnico declarará en rebeldía a los denunciados que no lo hubieran presentado. Debe precisarse que de conformidad con lo establecido por el artículo 223° del Texto Único Ordenado de la Ley N° 27444, Ley del Procedimiento Administrativo General, las alegaciones y los hechos relevantes de la reclamación, salvo que hayan sido específicamente negadas en la contestación, se tendrán por aceptadas o meritadas como ciertas.</w:t>
+      </w:r>
+    </w:p>
+    <w:p ns2:paraId="6E3D6732" ns2:textId="77777777">
+      <w:pPr>
+        <w:jc w:val="both"/>
+        <w:rPr>
+          <w:rFonts w:ascii="Arial Narrow" w:eastAsia="Arial Narrow" w:hAnsi="Arial Narrow" w:cs="Arial Narrow"/>
+          <w:sz w:val="21"/>
+          <w:szCs w:val="21"/>
+        </w:rPr>
+      </w:pPr>
+    </w:p>
+    <w:p ns2:paraId="1D9F6336" ns2:textId="53736E86">
+      <w:pPr>
+        <w:jc w:val="both"/>
+        <w:rPr>
+          <w:rFonts w:ascii="Arial Narrow" w:hAnsi="Arial Narrow" w:cs="Arial"/>
+          <w:sz w:val="21"/>
+          <w:szCs w:val="21"/>
+          <w:lang w:val="es-ES" w:eastAsia="es-ES"/>
+        </w:rPr>
+      </w:pPr>
+      <w:r>
+        <w:rPr>
+          <w:rFonts w:ascii="Arial Narrow" w:eastAsia="Arial Narrow" w:hAnsi="Arial Narrow" w:cs="Arial Narrow"/>
+          <w:b/>
+          <w:sz w:val="21"/>
+          <w:szCs w:val="21"/>
+        </w:rPr>
+        <w:t>QUINTO</w:t>
       </w:r>
       <w:r>
         <w:rPr>
@@ -4490,15 +4530,16 @@
         </w:rPr>
         <w:t xml:space="preserve">: </w:t>
       </w:r>
-      <w:r>
-        <w:rPr>
-          <w:rFonts w:ascii="Arial Narrow" w:eastAsia="Arial Narrow" w:hAnsi="Arial Narrow" w:cs="Arial Narrow"/>
-          <w:sz w:val="21"/>
-          <w:szCs w:val="21"/>
-        </w:rPr>
-        <w:t xml:space="preserve">correr traslado de la denuncia interpuesta </w:t>
-      </w:r>
-      <w:proofErr w:type="gramStart"/>
+      <w:bookmarkStart w:id="20" w:name="_Hlk188286813"/>
+      <w:r>
+        <w:rPr>
+          <w:rFonts w:ascii="Arial Narrow" w:hAnsi="Arial Narrow" w:cs="Arial"/>
+          <w:sz w:val="21"/>
+          <w:szCs w:val="21"/>
+          <w:lang w:eastAsia="es-ES"/>
+        </w:rPr>
+        <w:t xml:space="preserve">requerir </w:t>
+      </w:r>
       <w:r>
         <w:rPr>
           <w:rFonts w:ascii="Arial Narrow" w:hAnsi="Arial Narrow" w:cs="Arial"/>
@@ -4506,8 +4547,47 @@
           <w:szCs w:val="21"/>
           <w:lang w:val="es-ES" w:eastAsia="es-ES"/>
         </w:rPr>
-        <w:t xml:space="preserve">el </w:t>
-      </w:r>
+        <w:t xml:space="preserve">que, en un </w:t>
+      </w:r>
+      <w:r>
+        <w:rPr>
+          <w:rFonts w:ascii="Arial Narrow" w:hAnsi="Arial Narrow" w:cs="Arial"/>
+          <w:sz w:val="21"/>
+          <w:szCs w:val="21"/>
+          <w:lang w:eastAsia="es-ES"/>
+        </w:rPr>
+        <w:t>plazo no mayor de cinco (5) días hábiles contado a partir del día siguiente de la notificación de la presente resolución</w:t>
+      </w:r>
+      <w:bookmarkEnd w:id="20"/>
+      <w:r>
+        <w:rPr>
+          <w:rFonts w:ascii="Arial Narrow" w:hAnsi="Arial Narrow" w:cs="Arial"/>
+          <w:sz w:val="21"/>
+          <w:szCs w:val="21"/>
+          <w:lang w:eastAsia="es-ES"/>
+        </w:rPr>
+        <w:t xml:space="preserve">, </w:t>
+      </w:r>
+      <w:bookmarkStart w:id="21" w:name="_Hlk188286828"/>
+      <w:r>
+        <w:rPr>
+          <w:rFonts w:ascii="Arial Narrow" w:hAnsi="Arial Narrow"/>
+          <w:sz w:val="21"/>
+          <w:szCs w:val="21"/>
+          <w:shd w:val="clear" w:color="auto" w:fill="FFFFFF"/>
+        </w:rPr>
+        <w:t>el proveedor denunciado</w:t>
+      </w:r>
+      <w:r>
+        <w:rPr>
+          <w:rFonts w:ascii="Arial Narrow" w:hAnsi="Arial Narrow" w:cs="Arial"/>
+          <w:sz w:val="21"/>
+          <w:szCs w:val="21"/>
+          <w:lang w:eastAsia="es-ES"/>
+        </w:rPr>
+        <w:t xml:space="preserve"> </w:t>
+      </w:r>
+      <w:bookmarkEnd w:id="21"/>
       <w:r>
         <w:rPr>
           <w:rFonts w:ascii="Arial Narrow" w:hAnsi="Arial Narrow" w:cs="Arial"/>
@@ -4515,9 +4595,8 @@
           <w:szCs w:val="21"/>
           <w:lang w:val="es-ES" w:eastAsia="es-ES"/>
         </w:rPr>
-        <w:t>denuncia</w:t>
-      </w:r>
-      <w:proofErr w:type="gramEnd"/>
+        <w:t xml:space="preserve">cumpla con: </w:t>
+      </w:r>
       <w:r>
         <w:rPr>
           <w:rFonts w:ascii="Arial Narrow" w:hAnsi="Arial Narrow" w:cs="Arial"/>
@@ -4525,116 +4604,19 @@
           <w:szCs w:val="21"/>
           <w:lang w:val="es-ES" w:eastAsia="es-ES"/>
         </w:rPr>
-        <w:t xml:space="preserve"> del 12 de febrero de 2025, subsanada por escritos del 5 y 6 de abril de 2025</w:t>
-      </w:r>
-      <w:r>
-        <w:rPr>
-          <w:rFonts w:ascii="Arial Narrow" w:eastAsia="Calibri" w:hAnsi="Arial Narrow" w:cs="Arial"/>
-          <w:sz w:val="21"/>
-          <w:szCs w:val="21"/>
-        </w:rPr>
-        <w:t xml:space="preserve">, </w:t>
-      </w:r>
-      <w:r>
-        <w:rPr>
-          <w:rFonts w:ascii="Arial Narrow" w:eastAsia="Arial Narrow" w:hAnsi="Arial Narrow" w:cs="Arial Narrow"/>
-          <w:sz w:val="21"/>
-          <w:szCs w:val="21"/>
-        </w:rPr>
-        <w:t>a</w:t>
-      </w:r>
-      <w:r>
-        <w:rPr>
-          <w:rFonts w:ascii="Arial Narrow" w:hAnsi="Arial Narrow"/>
-          <w:sz w:val="21"/>
-          <w:szCs w:val="21"/>
-          <w:shd w:val="clear" w:color="auto" w:fill="FFFFFF"/>
-        </w:rPr>
-        <w:t xml:space="preserve"> </w:t>
-      </w:r>
-      <w:r>
-        <w:rPr>
-          <w:rFonts w:ascii="Arial Narrow" w:hAnsi="Arial Narrow"/>
-          <w:sz w:val="21"/>
-          <w:szCs w:val="21"/>
-          <w:shd w:val="clear" w:color="auto" w:fill="FFFFFF"/>
-        </w:rPr>
-        <w:t>Interseguro Compañía de Seguros S.A.</w:t>
-      </w:r>
-      <w:r>
-        <w:rPr>
-          <w:rFonts w:ascii="Arial Narrow" w:eastAsia="Arial Narrow" w:hAnsi="Arial Narrow" w:cs="Arial Narrow"/>
-          <w:sz w:val="21"/>
-          <w:szCs w:val="21"/>
-        </w:rPr>
-        <w:t>, para</w:t>
-      </w:r>
-      <w:r>
-        <w:rPr>
-          <w:rFonts w:ascii="Arial Narrow" w:eastAsia="Arial Narrow" w:hAnsi="Arial Narrow" w:cs="Arial Narrow"/>
-          <w:sz w:val="21"/>
-          <w:szCs w:val="21"/>
-        </w:rPr>
-        <w:t xml:space="preserve"> que, de conformidad con lo dispuesto por el artículo 26 de la Ley sobre Facultades, Normas y Organización del Indecopi, aprobada por </w:t>
-      </w:r>
-      <w:r>
-        <w:rPr>
-          <w:rFonts w:ascii="Arial Narrow" w:eastAsia="Arial Narrow" w:hAnsi="Arial Narrow" w:cs="Arial Narrow"/>
-          <w:sz w:val="21"/>
-          <w:szCs w:val="21"/>
-        </w:rPr>
-        <w:lastRenderedPageBreak/>
-        <w:t xml:space="preserve">Decreto Legislativo 807, presente sus descargos en un plazo no mayor de cinco (5) días hábiles contados desde la notificación. </w:t>
-      </w:r>
-    </w:p>
-    <w:p>
-      <w:pPr>
-        <w:jc w:val="both"/>
-        <w:rPr>
-          <w:rFonts w:ascii="Arial Narrow" w:eastAsia="Arial Narrow" w:hAnsi="Arial Narrow" w:cs="Arial Narrow"/>
-          <w:sz w:val="21"/>
-          <w:szCs w:val="21"/>
-        </w:rPr>
-      </w:pPr>
-    </w:p>
-    <w:p>
-      <w:pPr>
-        <w:jc w:val="both"/>
+        <w:t>(i) presentar una copia completa, legible y debidamente suscrita de la Póliza SIC 511-80301 del Seguro de Vida, así como el cargo de remisión de la póliza; (</w:t>
+      </w:r>
+      <w:proofErr w:type="spellStart"/>
+      <w:r>
         <w:rPr>
           <w:rFonts w:ascii="Arial Narrow" w:hAnsi="Arial Narrow" w:cs="Arial"/>
           <w:sz w:val="21"/>
           <w:szCs w:val="21"/>
           <w:lang w:val="es-ES" w:eastAsia="es-ES"/>
         </w:rPr>
-      </w:pPr>
-      <w:r>
-        <w:rPr>
-          <w:rFonts w:ascii="Arial Narrow" w:eastAsia="Arial Narrow" w:hAnsi="Arial Narrow" w:cs="Arial Narrow"/>
-          <w:b/>
-          <w:sz w:val="21"/>
-          <w:szCs w:val="21"/>
-        </w:rPr>
-        <w:t>QUINTO</w:t>
-      </w:r>
-      <w:r>
-        <w:rPr>
-          <w:rFonts w:ascii="Arial Narrow" w:eastAsia="Arial Narrow" w:hAnsi="Arial Narrow" w:cs="Arial Narrow"/>
-          <w:b/>
-          <w:sz w:val="21"/>
-          <w:szCs w:val="21"/>
-        </w:rPr>
-        <w:t xml:space="preserve">: </w:t>
-      </w:r>
-      <w:bookmarkStart w:id="20" w:name="_Hlk188286813"/>
-      <w:r>
-        <w:rPr>
-          <w:rFonts w:ascii="Arial Narrow" w:hAnsi="Arial Narrow" w:cs="Arial"/>
-          <w:sz w:val="21"/>
-          <w:szCs w:val="21"/>
-          <w:lang w:eastAsia="es-ES"/>
-        </w:rPr>
-        <w:t xml:space="preserve">requerir </w:t>
-      </w:r>
+        <w:t>ii</w:t>
+      </w:r>
+      <w:proofErr w:type="spellEnd"/>
       <w:r>
         <w:rPr>
           <w:rFonts w:ascii="Arial Narrow" w:hAnsi="Arial Narrow" w:cs="Arial"/>
@@ -4642,47 +4624,9 @@
           <w:szCs w:val="21"/>
           <w:lang w:val="es-ES" w:eastAsia="es-ES"/>
         </w:rPr>
-        <w:t xml:space="preserve">que, en un </w:t>
-      </w:r>
-      <w:r>
-        <w:rPr>
-          <w:rFonts w:ascii="Arial Narrow" w:hAnsi="Arial Narrow" w:cs="Arial"/>
-          <w:sz w:val="21"/>
-          <w:szCs w:val="21"/>
-          <w:lang w:eastAsia="es-ES"/>
-        </w:rPr>
-        <w:t>plazo no mayor de cinco (5) días hábiles contado a partir del día siguiente de la notificación de la presente resolución</w:t>
-      </w:r>
-      <w:bookmarkEnd w:id="20"/>
-      <w:r>
-        <w:rPr>
-          <w:rFonts w:ascii="Arial Narrow" w:hAnsi="Arial Narrow" w:cs="Arial"/>
-          <w:sz w:val="21"/>
-          <w:szCs w:val="21"/>
-          <w:lang w:eastAsia="es-ES"/>
-        </w:rPr>
-        <w:t xml:space="preserve">, </w:t>
-      </w:r>
-      <w:bookmarkStart w:id="21" w:name="_Hlk188286828"/>
-      <w:r>
-        <w:rPr>
-          <w:rFonts w:ascii="Arial Narrow" w:hAnsi="Arial Narrow"/>
-          <w:sz w:val="21"/>
-          <w:szCs w:val="21"/>
-          <w:shd w:val="clear" w:color="auto" w:fill="FFFFFF"/>
-        </w:rPr>
-        <w:t>el proveedor denunciado</w:t>
-      </w:r>
-      <w:r>
-        <w:rPr>
-          <w:rFonts w:ascii="Arial Narrow" w:hAnsi="Arial Narrow" w:cs="Arial"/>
-          <w:sz w:val="21"/>
-          <w:szCs w:val="21"/>
-          <w:lang w:eastAsia="es-ES"/>
-        </w:rPr>
-        <w:t xml:space="preserve"> </w:t>
-      </w:r>
-      <w:bookmarkEnd w:id="21"/>
+        <w:t>) presentar los medios probatorios que acrediten que la anulación de la Póliza SIC 511-80301 del Seguro de Vida se hizo de acuerdo a los términos y condiciones contractuales; (</w:t>
+      </w:r>
+      <w:proofErr w:type="spellStart"/>
       <w:r>
         <w:rPr>
           <w:rFonts w:ascii="Arial Narrow" w:hAnsi="Arial Narrow" w:cs="Arial"/>
@@ -4690,8 +4634,9 @@
           <w:szCs w:val="21"/>
           <w:lang w:val="es-ES" w:eastAsia="es-ES"/>
         </w:rPr>
-        <w:t xml:space="preserve">cumpla con: </w:t>
-      </w:r>
+        <w:t>iii</w:t>
+      </w:r>
+      <w:proofErr w:type="spellEnd"/>
       <w:r>
         <w:rPr>
           <w:rFonts w:ascii="Arial Narrow" w:hAnsi="Arial Narrow" w:cs="Arial"/>
@@ -4699,7 +4644,7 @@
           <w:szCs w:val="21"/>
           <w:lang w:val="es-ES" w:eastAsia="es-ES"/>
         </w:rPr>
-        <w:t>(i) presentar una copia completa, legible y debidamente suscrita de la Póliza SIC 511-80301 del Seguro de Vida, así como el cargo de remisión de la póliza; (</w:t>
+        <w:t>) presentar los medios probatorios que acrediten que emitió una respuesta a la solicitud de información presentada por el denunciante el 19 de agosto de 2024; y, (</w:t>
       </w:r>
       <w:proofErr w:type="spellStart"/>
       <w:r>
@@ -4709,7 +4654,7 @@
           <w:szCs w:val="21"/>
           <w:lang w:val="es-ES" w:eastAsia="es-ES"/>
         </w:rPr>
-        <w:t>ii</w:t>
+        <w:t>iv</w:t>
       </w:r>
       <w:proofErr w:type="spellEnd"/>
       <w:r>
@@ -4719,9 +4664,8 @@
           <w:szCs w:val="21"/>
           <w:lang w:val="es-ES" w:eastAsia="es-ES"/>
         </w:rPr>
-        <w:t>) presentar los medios probatorios que acrediten que la anulación de la Póliza SIC 511-80301 del Seguro de Vida se hizo de acuerdo a los términos y condiciones contractuales; (</w:t>
-      </w:r>
-      <w:proofErr w:type="spellStart"/>
+        <w:t>) presentar todas las comunicaciones cursadas con la parte denunciante en virtud de los hechos materia de denuncia</w:t>
+      </w:r>
       <w:r>
         <w:rPr>
           <w:rFonts w:ascii="Arial Narrow" w:hAnsi="Arial Narrow" w:cs="Arial"/>
@@ -4729,60 +4673,21 @@
           <w:szCs w:val="21"/>
           <w:lang w:val="es-ES" w:eastAsia="es-ES"/>
         </w:rPr>
-        <w:t>iii</w:t>
-      </w:r>
-      <w:proofErr w:type="spellEnd"/>
-      <w:r>
+        <w:t>.</w:t>
+      </w:r>
+    </w:p>
+    <w:p ns2:paraId="1FCE15D8" ns2:textId="77777777">
+      <w:pPr>
+        <w:jc w:val="both"/>
         <w:rPr>
           <w:rFonts w:ascii="Arial Narrow" w:hAnsi="Arial Narrow" w:cs="Arial"/>
           <w:sz w:val="21"/>
           <w:szCs w:val="21"/>
           <w:lang w:val="es-ES" w:eastAsia="es-ES"/>
         </w:rPr>
-        <w:t>) presentar los medios probatorios que acrediten que emitió una respuesta a la solicitud de información presentada por el denunciante el 19 de agosto de 2024; y, (</w:t>
-      </w:r>
-      <w:proofErr w:type="spellStart"/>
-      <w:r>
-        <w:rPr>
-          <w:rFonts w:ascii="Arial Narrow" w:hAnsi="Arial Narrow" w:cs="Arial"/>
-          <w:sz w:val="21"/>
-          <w:szCs w:val="21"/>
-          <w:lang w:val="es-ES" w:eastAsia="es-ES"/>
-        </w:rPr>
-        <w:t>iv</w:t>
-      </w:r>
-      <w:proofErr w:type="spellEnd"/>
-      <w:r>
-        <w:rPr>
-          <w:rFonts w:ascii="Arial Narrow" w:hAnsi="Arial Narrow" w:cs="Arial"/>
-          <w:sz w:val="21"/>
-          <w:szCs w:val="21"/>
-          <w:lang w:val="es-ES" w:eastAsia="es-ES"/>
-        </w:rPr>
-        <w:t>) presentar todas las comunicaciones cursadas con la parte denunciante en virtud de los hechos materia de denuncia</w:t>
-      </w:r>
-      <w:r>
-        <w:rPr>
-          <w:rFonts w:ascii="Arial Narrow" w:hAnsi="Arial Narrow" w:cs="Arial"/>
-          <w:sz w:val="21"/>
-          <w:szCs w:val="21"/>
-          <w:lang w:val="es-ES" w:eastAsia="es-ES"/>
-        </w:rPr>
-        <w:t>.</w:t>
-      </w:r>
-    </w:p>
-    <w:p>
-      <w:pPr>
-        <w:jc w:val="both"/>
-        <w:rPr>
-          <w:rFonts w:ascii="Arial Narrow" w:hAnsi="Arial Narrow" w:cs="Arial"/>
-          <w:sz w:val="21"/>
-          <w:szCs w:val="21"/>
-          <w:lang w:val="es-ES" w:eastAsia="es-ES"/>
-        </w:rPr>
-      </w:pPr>
-    </w:p>
-    <w:p>
+      </w:pPr>
+    </w:p>
+    <w:p ns2:paraId="12F15E64" ns2:textId="18797AE3">
       <w:pPr>
         <w:jc w:val="both"/>
         <w:rPr>
@@ -4916,7 +4821,7 @@
         <w:t>.</w:t>
       </w:r>
     </w:p>
-    <w:p>
+    <w:p ns2:paraId="50BEEE88" ns2:textId="77777777">
       <w:pPr>
         <w:shd w:val="clear" w:color="auto" w:fill="FFFFFF"/>
         <w:jc w:val="both"/>
@@ -4928,7 +4833,7 @@
         </w:rPr>
       </w:pPr>
     </w:p>
-    <w:p>
+    <w:p ns2:paraId="47D1A6D5" ns2:textId="5EB8340E">
       <w:pPr>
         <w:shd w:val="clear" w:color="auto" w:fill="FFFFFF"/>
         <w:jc w:val="both"/>
@@ -4966,7 +4871,7 @@
         <w:t xml:space="preserve"> informar a las partes que conforme a lo establecido en el artículo 39 de la Ley sobre Facultades, Normas y Organización del Indecopi, aprobada por Decreto Legislativo 807, los gastos por los peritajes realizados, actuación de pruebas, inspecciones y otros derivados de la tramitación del proceso serán de cargo de la parte que solicita la prueba, salvo pacto en contrario. En todos los casos, la resolución final determinará si los gastos deben ser asumidos por alguna de las partes, o reembolsados a la otra parte o al Indecopi, según sea el caso, de manera adicional a la sanción que haya podido imponerse. </w:t>
       </w:r>
     </w:p>
-    <w:p>
+    <w:p ns2:paraId="50FA0189" ns2:textId="77777777">
       <w:pPr>
         <w:shd w:val="clear" w:color="auto" w:fill="FFFFFF"/>
         <w:jc w:val="both"/>
@@ -4977,7 +4882,7 @@
         </w:rPr>
       </w:pPr>
     </w:p>
-    <w:p>
+    <w:p ns2:paraId="2219BB8A" ns2:textId="024472A9">
       <w:pPr>
         <w:suppressAutoHyphens/>
         <w:jc w:val="both"/>
@@ -5099,7 +5004,7 @@
         <w:t xml:space="preserve">Ello bajo apercibimiento de no realizar la audiencia de conciliación y levantar el acta de inasistencia correspondiente. </w:t>
       </w:r>
     </w:p>
-    <w:p>
+    <w:p ns2:paraId="503C5DA5" ns2:textId="77777777">
       <w:pPr>
         <w:suppressAutoHyphens/>
         <w:jc w:val="both"/>
@@ -5111,7 +5016,7 @@
         </w:rPr>
       </w:pPr>
     </w:p>
-    <w:p>
+    <w:p ns2:paraId="36E16BD8" ns2:textId="5C312BD4">
       <w:pPr>
         <w:suppressAutoHyphens/>
         <w:jc w:val="both"/>
@@ -5151,7 +5056,7 @@
       <w:bookmarkStart w:id="23" w:name="h.gjdgxs" w:colFirst="0" w:colLast="0"/>
       <w:bookmarkEnd w:id="23"/>
     </w:p>
-    <w:p>
+    <w:p ns2:paraId="00F2FC56" ns2:textId="77777777">
       <w:pPr>
         <w:suppressAutoHyphens/>
         <w:jc w:val="both"/>
@@ -5162,7 +5067,7 @@
         </w:rPr>
       </w:pPr>
     </w:p>
-    <w:p>
+    <w:p ns2:paraId="04C731EF" ns2:textId="1C250416">
       <w:pPr>
         <w:suppressAutoHyphens/>
         <w:jc w:val="both"/>
@@ -5266,7 +5171,7 @@
         <w:t/>
       </w:r>
     </w:p>
-    <w:p>
+    <w:p ns2:paraId="68D34443" ns2:textId="77777777">
       <w:pPr>
         <w:suppressAutoHyphens/>
         <w:jc w:val="both"/>
@@ -5277,7 +5182,7 @@
         </w:rPr>
       </w:pPr>
     </w:p>
-    <w:p>
+    <w:p ns2:paraId="72BF7461" ns2:textId="01732589">
       <w:pPr>
         <w:suppressAutoHyphens/>
         <w:jc w:val="both"/>
@@ -5399,7 +5304,7 @@
       <w:bookmarkStart w:id="24" w:name="_Hlk198890962"/>
     </w:p>
     <w:bookmarkEnd w:id="24"/>
-    <w:p>
+    <w:p ns2:paraId="5A5B5D99" ns2:textId="77777777">
       <w:pPr>
         <w:jc w:val="both"/>
         <w:rPr>
@@ -5409,7 +5314,7 @@
         </w:rPr>
       </w:pPr>
     </w:p>
-    <w:p>
+    <w:p ns2:paraId="7E22AE2A" ns2:textId="77777777">
       <w:pPr>
         <w:shd w:val="clear" w:color="auto" w:fill="FFFFFF"/>
         <w:jc w:val="center"/>
@@ -5430,7 +5335,7 @@
         <w:t xml:space="preserve">Firmado digitalmente por </w:t>
       </w:r>
     </w:p>
-    <w:p>
+    <w:p ns2:paraId="13807D91" ns2:textId="77777777">
       <w:pPr>
         <w:shd w:val="clear" w:color="auto" w:fill="FFFFFF"/>
         <w:jc w:val="center"/>
@@ -5451,7 +5356,7 @@
         <w:t>EVELING ROA QUISPE</w:t>
       </w:r>
     </w:p>
-    <w:p>
+    <w:p ns2:paraId="435DE457" ns2:textId="77777777">
       <w:pPr>
         <w:shd w:val="clear" w:color="auto" w:fill="FFFFFF"/>
         <w:jc w:val="center"/>
@@ -5472,7 +5377,7 @@
         <w:t>Secretaria Técnica</w:t>
       </w:r>
     </w:p>
-    <w:p>
+    <w:p ns2:paraId="040DAE15" ns2:textId="77777777">
       <w:pPr>
         <w:shd w:val="clear" w:color="auto" w:fill="FFFFFF"/>
         <w:jc w:val="center"/>
@@ -5493,7 +5398,7 @@
         <w:t>Comisión de Protección al Consumidor 1</w:t>
       </w:r>
     </w:p>
-    <w:p>
+    <w:p ns2:paraId="1BDC1241" ns2:textId="77777777">
       <w:pPr>
         <w:rPr>
           <w:sz w:val="16"/>
@@ -5509,7 +5414,7 @@
         <w:t>LGP/JCQ</w:t>
       </w:r>
     </w:p>
-    <w:p>
+    <w:p ns2:paraId="140A0ED4" ns2:textId="64B50B0C">
       <w:pPr>
         <w:jc w:val="both"/>
         <w:rPr>
@@ -5520,8 +5425,8 @@
       </w:pPr>
     </w:p>
     <w:sectPr>
-      <w:headerReference w:type="default" r:id="rId8"/>
-      <w:footerReference w:type="default" r:id="rId9"/>
+      <w:headerReference w:type="default" ns3:id="rId8"/>
+      <w:footerReference w:type="default" ns3:id="rId9"/>
       <w:pgSz w:w="11906" w:h="16838" w:code="9"/>
       <w:pgMar w:top="1417" w:right="1701" w:bottom="1417" w:left="1701" w:header="709" w:footer="709" w:gutter="0"/>
       <w:cols w:space="708"/>

--- a/plantillas_maestras/17_seguro_no_especificado/materia_general_asegurativa/1_ddo_aseguradora/varon/TPL_0695_2025_SEGURO_NO_ESPECIFICADO_MATERIA_GENERAL_ASEGURATIVA_ASEGURADORA_VARON_R4.docx
+++ b/plantillas_maestras/17_seguro_no_especificado/materia_general_asegurativa/1_ddo_aseguradora/varon/TPL_0695_2025_SEGURO_NO_ESPECIFICADO_MATERIA_GENERAL_ASEGURATIVA_ASEGURADORA_VARON_R4.docx
@@ -1502,7 +1502,7 @@
           <w:szCs w:val="21"/>
           <w:lang w:val="es-ES" w:eastAsia="es-ES"/>
         </w:rPr>
-        <w:t>El 16 de abril de 2025, la parte denunciante interpuso recurso de apelación contra la Resolución 2, dentro del plazo legal, señalando que cumplió con presentar el escrito de subsanación a través de la mesa de partes virtual, aunque lo dirigió a un área distinta de la competente. En virtud de ello, solicitó que se declare fundada su denuncia</w:t>
+        <w:t xml:space="preserve">El 16 de abril de 2025, el señor [APELLIDO] interpuso recurso de apelación contra la Resolución 2, dentro del plazo legal, señalando que cumplió con presentar el escrito de subsanación a través de la mesa de partes virtual, aunque lo dirigió a un área distinta de la competente. En virtud de ello, solicitó que se declare fundada su denuncia</w:t>
       </w:r>
       <w:r>
         <w:rPr>
@@ -4489,7 +4489,7 @@
           <w:sz w:val="20"/>
           <w:szCs w:val="20"/>
         </w:rPr>
-        <w:t xml:space="preserve">correr traslado de la presente resolución a Interseguro Compañía de Seguros S.A para que, de conformidad con lo dispuesto por el artículo 26° de la Ley sobre Facultades, Normas y Organización del Indecopi, aprobado por Decreto Legislativo N° 8079, presente sus descargos sobre la imputación de cargos realizada en un plazo no mayor a cinco (5) días hábiles contado a partir del día siguiente de la notificación de la presente resolución, vencido el cual, el Secretario Técnico declarará en rebeldía a los denunciados que no lo hubieran presentado. Debe precisarse que de conformidad con lo establecido por el artículo 223° del Texto Único Ordenado de la Ley N° 27444, Ley del Procedimiento Administrativo General, las alegaciones y los hechos relevantes de la reclamación, salvo que hayan sido específicamente negadas en la contestación, se tendrán por aceptadas o meritadas como ciertas.</w:t>
+        <w:t xml:space="preserve">correr traslado de la presente resolución a Interseguro Compañía de Seguros S.A. para que, de conformidad con lo dispuesto por el artículo 26 de la Ley sobre Facultades, Normas y Organización del Indecopi, aprobada por Decreto Legislativo 807, presente sus descargos sobre la imputación de cargos realizada en un plazo no mayor a cinco (5) días hábiles contado a partir del día siguiente de la notificación de la presente resolución, vencido el cual, el Secretario Técnico declarará en rebeldía al denunciado que no lo hubiera presentado. Debe precisarse que de conformidad con lo establecido por el artículo 223 del Texto Único Ordenado de la Ley 27444, Ley del Procedimiento Administrativo General, las alegaciones y los hechos relevantes de la reclamación, salvo que hayan sido específicamente negadas en la contestación, se tendrán por aceptadas o merituadas como ciertas.</w:t>
       </w:r>
     </w:p>
     <w:p ns2:paraId="6E3D6732" ns2:textId="77777777">

--- a/plantillas_maestras/17_seguro_no_especificado/materia_general_asegurativa/1_ddo_aseguradora/varon/TPL_0695_2025_SEGURO_NO_ESPECIFICADO_MATERIA_GENERAL_ASEGURATIVA_ASEGURADORA_VARON_R4.docx
+++ b/plantillas_maestras/17_seguro_no_especificado/materia_general_asegurativa/1_ddo_aseguradora/varon/TPL_0695_2025_SEGURO_NO_ESPECIFICADO_MATERIA_GENERAL_ASEGURATIVA_ASEGURADORA_VARON_R4.docx
@@ -384,39 +384,39 @@
           <w:sz w:val="21"/>
           <w:szCs w:val="21"/>
         </w:rPr>
-        <w:t>3</w:t>
-      </w:r>
-      <w:r>
-        <w:rPr>
-          <w:rFonts w:ascii="Arial Narrow" w:eastAsia="Arial Narrow" w:hAnsi="Arial Narrow" w:cs="Arial Narrow"/>
-          <w:sz w:val="21"/>
-          <w:szCs w:val="21"/>
-        </w:rPr>
-        <w:t xml:space="preserve"> de </w:t>
-      </w:r>
-      <w:r>
-        <w:rPr>
-          <w:rFonts w:ascii="Arial Narrow" w:eastAsia="Arial Narrow" w:hAnsi="Arial Narrow" w:cs="Arial Narrow"/>
-          <w:sz w:val="21"/>
-          <w:szCs w:val="21"/>
-        </w:rPr>
-        <w:t>julio</w:t>
-      </w:r>
-      <w:r>
-        <w:rPr>
-          <w:rFonts w:ascii="Arial Narrow" w:eastAsia="Arial Narrow" w:hAnsi="Arial Narrow" w:cs="Arial Narrow"/>
-          <w:sz w:val="21"/>
-          <w:szCs w:val="21"/>
-        </w:rPr>
-        <w:t xml:space="preserve"> de </w:t>
-      </w:r>
-      <w:r>
-        <w:rPr>
-          <w:rFonts w:ascii="Arial Narrow" w:eastAsia="Arial Narrow" w:hAnsi="Arial Narrow" w:cs="Arial Narrow"/>
-          <w:sz w:val="21"/>
-          <w:szCs w:val="21"/>
-        </w:rPr>
-        <w:t>2026</w:t>
+        <w:t xml:space="preserve">3 de julio de 2026</w:t>
+      </w:r>
+      <w:r>
+        <w:rPr>
+          <w:rFonts w:ascii="Arial Narrow" w:eastAsia="Arial Narrow" w:hAnsi="Arial Narrow" w:cs="Arial Narrow"/>
+          <w:sz w:val="21"/>
+          <w:szCs w:val="21"/>
+        </w:rPr>
+        <w:t xml:space="preserve"/>
+      </w:r>
+      <w:r>
+        <w:rPr>
+          <w:rFonts w:ascii="Arial Narrow" w:eastAsia="Arial Narrow" w:hAnsi="Arial Narrow" w:cs="Arial Narrow"/>
+          <w:sz w:val="21"/>
+          <w:szCs w:val="21"/>
+        </w:rPr>
+        <w:t xml:space="preserve"/>
+      </w:r>
+      <w:r>
+        <w:rPr>
+          <w:rFonts w:ascii="Arial Narrow" w:eastAsia="Arial Narrow" w:hAnsi="Arial Narrow" w:cs="Arial Narrow"/>
+          <w:sz w:val="21"/>
+          <w:szCs w:val="21"/>
+        </w:rPr>
+        <w:t xml:space="preserve"/>
+      </w:r>
+      <w:r>
+        <w:rPr>
+          <w:rFonts w:ascii="Arial Narrow" w:eastAsia="Arial Narrow" w:hAnsi="Arial Narrow" w:cs="Arial Narrow"/>
+          <w:sz w:val="21"/>
+          <w:szCs w:val="21"/>
+        </w:rPr>
+        <w:t xml:space="preserve"/>
       </w:r>
     </w:p>
     <w:p ns2:paraId="489F9EF4" ns2:textId="77777777">
@@ -6075,7 +6075,7 @@
           <w:sz w:val="16"/>
           <w:szCs w:val="16"/>
         </w:rPr>
-        <w:t xml:space="preserve">LEY 29571, CÓDIGO DE PROTECCIÓN Y DEFENSA DEL CONSUMIDOR, publicado el 2 de setiembre de 2010 y modificado por Decreto Legislativo N 1308 </w:t>
+        <w:t xml:space="preserve">LEY 29571, CÓDIGO DE PROTECCIÓN Y DEFENSA DEL CONSUMIDOR, publicado el 2 de setiembre de 2010 y modificado por Decreto Legislativo 1308 </w:t>
       </w:r>
     </w:p>
     <w:p>
@@ -6127,7 +6127,7 @@
           <w:szCs w:val="16"/>
         </w:rPr>
         <w:tab/>
-        <w:t xml:space="preserve">El Instituto Nacional de Defensa de la Competencia y de la Protección de la Propiedad Intelectual (Indecopi) es la autoridad con competencia primaria y de alcance nacional para conocer las presuntas infracciones a las disposiciones contenidas en el presente Código, así como para imponer las sanciones y medidas correctivas establecidas en el presente capítulo, conforme al Decreto Legislativo N 1033, Ley de Organización y Funciones del Indecopi. Dicha competencia solo puede ser negada cuando ella haya sido asignada o se asigne a favor de otro organismo por norma expresa con rango de ley. </w:t>
+        <w:t xml:space="preserve">El Instituto Nacional de Defensa de la Competencia y de la Protección de la Propiedad Intelectual (Indecopi) es la autoridad con competencia primaria y de alcance nacional para conocer las presuntas infracciones a las disposiciones contenidas en el presente Código, así como para imponer las sanciones y medidas correctivas establecidas en el presente capítulo, conforme al Decreto Legislativo 1033, Ley de Organización y Funciones del Indecopi. Dicha competencia solo puede ser negada cuando ella haya sido asignada o se asigne a favor de otro organismo por norma expresa con rango de ley. </w:t>
       </w:r>
     </w:p>
     <w:p>
@@ -6201,7 +6201,7 @@
           <w:sz w:val="16"/>
           <w:szCs w:val="16"/>
         </w:rPr>
-        <w:t xml:space="preserve">LEY DE ORGANIZACIÓN Y FUNCIONES DEL INDECOPI, APROBADA POR DECRETO LEGISLATIVO N 1033 </w:t>
+        <w:t xml:space="preserve">LEY DE ORGANIZACIÓN Y FUNCIONES DEL INDECOPI, APROBADA POR DECRETO LEGISLATIVO 1033 </w:t>
       </w:r>
     </w:p>
     <w:p>
@@ -6347,7 +6347,7 @@
           <w:sz w:val="16"/>
           <w:szCs w:val="16"/>
         </w:rPr>
-        <w:t xml:space="preserve">LEY 29571, CÓDIGO DE PROTECCIÓN Y DEFENSA DEL CONSUMIDOR, publicado el 2 de setiembre de 2010 y modificado por Decreto Legislativo N 1308 </w:t>
+        <w:t xml:space="preserve">LEY 29571, CÓDIGO DE PROTECCIÓN Y DEFENSA DEL CONSUMIDOR, publicado el 2 de setiembre de 2010 y modificado por Decreto Legislativo 1308 </w:t>
       </w:r>
     </w:p>
     <w:p>
@@ -6531,7 +6531,7 @@
           <w:sz w:val="16"/>
           <w:szCs w:val="16"/>
         </w:rPr>
-        <w:t xml:space="preserve">LEY 29571, CÓDIGO DE PROTECCIÓN Y DEFENSA DEL CONSUMIDOR, publicado el 2 de setiembre de 2010 y modificado por Decreto Legislativo N 1308 </w:t>
+        <w:t xml:space="preserve">LEY 29571, CÓDIGO DE PROTECCIÓN Y DEFENSA DEL CONSUMIDOR, publicado el 2 de setiembre de 2010 y modificado por Decreto Legislativo 1308 </w:t>
       </w:r>
     </w:p>
     <w:p>
@@ -6823,7 +6823,7 @@
           <w:sz w:val="16"/>
           <w:szCs w:val="16"/>
         </w:rPr>
-        <w:t>LEY SOBRE FACULTADES, NORMAS Y ORGANIZACIÓN DEL INDECOPI, APROBADA POR DECRETO LEGISLATIVO N 807 Artículo 24.-</w:t>
+        <w:t xml:space="preserve">LEY SOBRE FACULTADES, NORMAS Y ORGANIZACIÓN DEL INDECOPI, APROBADA POR DECRETO LEGISLATIVO 807 Artículo 24.-</w:t>
       </w:r>
       <w:r>
         <w:rPr>
@@ -7098,7 +7098,7 @@
           <w:sz w:val="16"/>
           <w:szCs w:val="16"/>
         </w:rPr>
-        <w:t>publicado el 2 de setiembre de 2010 y modificado por Decreto Legislativo N 1308</w:t>
+        <w:t xml:space="preserve">publicado el 2 de setiembre de 2010 y modificado por Decreto Legislativo 1308</w:t>
       </w:r>
     </w:p>
     <w:p>
@@ -7289,7 +7289,7 @@
           <w:sz w:val="16"/>
           <w:szCs w:val="16"/>
         </w:rPr>
-        <w:t>publicado el 2 de setiembre de 2010 y modificado por Decreto Legislativo N 1308</w:t>
+        <w:t xml:space="preserve">publicado el 2 de setiembre de 2010 y modificado por Decreto Legislativo 1308</w:t>
       </w:r>
     </w:p>
     <w:p>
@@ -7486,7 +7486,7 @@
           <w:sz w:val="16"/>
           <w:szCs w:val="16"/>
         </w:rPr>
-        <w:t>publicado el 2 de setiembre de 2010 y modificado por Decreto Legislativo N 1308</w:t>
+        <w:t xml:space="preserve">publicado el 2 de setiembre de 2010 y modificado por Decreto Legislativo 1308</w:t>
       </w:r>
     </w:p>
     <w:p>
@@ -8312,7 +8312,7 @@
           <w:sz w:val="16"/>
           <w:szCs w:val="16"/>
         </w:rPr>
-        <w:t>publicado el 2 de setiembre de 2010 y modificado por Decreto Legislativo N 1308</w:t>
+        <w:t xml:space="preserve">publicado el 2 de setiembre de 2010 y modificado por Decreto Legislativo 1308</w:t>
       </w:r>
     </w:p>
     <w:p>

--- a/plantillas_maestras/17_seguro_no_especificado/materia_general_asegurativa/1_ddo_aseguradora/varon/TPL_0695_2025_SEGURO_NO_ESPECIFICADO_MATERIA_GENERAL_ASEGURATIVA_ASEGURADORA_VARON_R4.docx
+++ b/plantillas_maestras/17_seguro_no_especificado/materia_general_asegurativa/1_ddo_aseguradora/varon/TPL_0695_2025_SEGURO_NO_ESPECIFICADO_MATERIA_GENERAL_ASEGURATIVA_ASEGURADORA_VARON_R4.docx
@@ -1,8 +1,8 @@
 
 <file path=word/document.xml><?xml version="1.0" encoding="utf-8"?>
-<w:document xmlns:ns1="http://schemas.openxmlformats.org/markup-compatibility/2006" xmlns:ns2="http://schemas.microsoft.com/office/word/2010/wordml" xmlns:ns3="http://schemas.openxmlformats.org/officeDocument/2006/relationships" xmlns:w="http://schemas.openxmlformats.org/wordprocessingml/2006/main" ns1:Ignorable="w14 w15 w16se w16cid w16 w16cex w16sdtdh w16sdtfl w16du wp14">
+<w:document xmlns:mc="http://schemas.openxmlformats.org/markup-compatibility/2006" xmlns:r="http://schemas.openxmlformats.org/officeDocument/2006/relationships" xmlns:w="http://schemas.openxmlformats.org/wordprocessingml/2006/main" xmlns:w14="http://schemas.microsoft.com/office/word/2010/wordml" xmlns:w15="http://schemas.microsoft.com/office/word/2012/wordml" xmlns:w16="http://schemas.microsoft.com/office/word/2018/wordml" xmlns:w16cex="http://schemas.microsoft.com/office/word/2018/wordml/cex" xmlns:w16cid="http://schemas.microsoft.com/office/word/2016/wordml/cid" xmlns:w16du="http://schemas.microsoft.com/office/word/2023/wordml/word16du" xmlns:w16sdtdh="http://schemas.microsoft.com/office/word/2020/wordml/sdtdatahash" xmlns:w16se="http://schemas.microsoft.com/office/word/2015/wordml/symex" xmlns:wp14="http://schemas.microsoft.com/office/word/2010/wordprocessingDrawing" mc:Ignorable="w14 w15 w16se w16cid w16 w16cex w16sdtdh w16du wp14">
   <w:body>
-    <w:p ns2:paraId="384577FA" ns2:textId="77CAB605">
+    <w:p>
       <w:pPr>
         <w:tabs>
           <w:tab w:val="left" w:pos="1701"/>
@@ -54,7 +54,7 @@
         <w:t>0695-2025/CC1</w:t>
       </w:r>
     </w:p>
-    <w:p ns2:paraId="5C18776D" ns2:textId="25D8E8C9">
+    <w:p>
       <w:pPr>
         <w:tabs>
           <w:tab w:val="left" w:pos="1701"/>
@@ -76,65 +76,14 @@
           <w:sz w:val="21"/>
           <w:szCs w:val="21"/>
         </w:rPr>
-        <w:t xml:space="preserve">DENUNCIANTE:[DENUNCIANTE] (SEÑOR [APELLIDO])</w:t>
-      </w:r>
-      <w:r>
-        <w:rPr>
-          <w:rFonts w:ascii="Arial Narrow" w:eastAsia="Arial Narrow" w:hAnsi="Arial Narrow" w:cs="Arial Narrow"/>
-          <w:b/>
-          <w:sz w:val="21"/>
-          <w:szCs w:val="21"/>
-        </w:rPr>
+        <w:t>DENUNCIANTE</w:t>
         <w:tab/>
-        <w:t/>
-      </w:r>
-      <w:r>
-        <w:rPr>
-          <w:rFonts w:ascii="Arial Narrow" w:eastAsia="Arial Narrow" w:hAnsi="Arial Narrow" w:cs="Arial Narrow"/>
-          <w:b/>
-          <w:sz w:val="21"/>
-          <w:szCs w:val="21"/>
-        </w:rPr>
+        <w:t>:</w:t>
         <w:tab/>
-      </w:r>
-      <w:r>
-        <w:rPr>
-          <w:rFonts w:ascii="Arial Narrow" w:eastAsia="Arial Narrow" w:hAnsi="Arial Narrow" w:cs="Arial Narrow"/>
-          <w:b/>
-          <w:sz w:val="21"/>
-          <w:szCs w:val="21"/>
-        </w:rPr>
-        <w:t xml:space="preserve"/>
-      </w:r>
-      <w:r>
-        <w:rPr>
-          <w:rFonts w:ascii="Arial Narrow" w:eastAsia="Arial Narrow" w:hAnsi="Arial Narrow" w:cs="Arial Narrow"/>
-          <w:b/>
-          <w:sz w:val="21"/>
-          <w:szCs w:val="21"/>
-        </w:rPr>
-        <w:t xml:space="preserve"/>
-      </w:r>
-      <w:r>
-        <w:rPr>
-          <w:rFonts w:ascii="Arial Narrow" w:eastAsia="Arial Narrow" w:hAnsi="Arial Narrow" w:cs="Arial Narrow"/>
-          <w:b/>
-          <w:sz w:val="21"/>
-          <w:szCs w:val="21"/>
-        </w:rPr>
-        <w:t/>
-      </w:r>
-      <w:r>
-        <w:rPr>
-          <w:rFonts w:ascii="Arial Narrow" w:eastAsia="Arial Narrow" w:hAnsi="Arial Narrow" w:cs="Arial Narrow"/>
-          <w:b/>
-          <w:sz w:val="21"/>
-          <w:szCs w:val="21"/>
-        </w:rPr>
-        <w:t/>
-      </w:r>
-    </w:p>
-    <w:p ns2:paraId="31AA86FC" ns2:textId="0DB6EFFA">
+        <w:t xml:space="preserve">[DENUNCIANTE] (SEÑOR [APELLIDO])</w:t>
+      </w:r>
+    </w:p>
+    <w:p>
       <w:pPr>
         <w:tabs>
           <w:tab w:val="left" w:pos="1701"/>
@@ -179,7 +128,7 @@
         <w:t>INTERSEGURO COMPAÑÍA DE SEGUROS S.A. (INTERSEGURO)</w:t>
       </w:r>
     </w:p>
-    <w:p ns2:paraId="548C2D31" ns2:textId="54D064B2">
+    <w:p>
       <w:pPr>
         <w:tabs>
           <w:tab w:val="left" w:pos="1701"/>
@@ -233,7 +182,7 @@
         <w:t xml:space="preserve"> TRÁMITE</w:t>
       </w:r>
     </w:p>
-    <w:p ns2:paraId="20AE8B77" ns2:textId="77777777">
+    <w:p>
       <w:pPr>
         <w:tabs>
           <w:tab w:val="left" w:pos="1701"/>
@@ -267,7 +216,7 @@
         <w:t xml:space="preserve"> DE INFORMACIÓN</w:t>
       </w:r>
     </w:p>
-    <w:p ns2:paraId="632925D3" ns2:textId="77777777">
+    <w:p>
       <w:pPr>
         <w:tabs>
           <w:tab w:val="left" w:pos="2127"/>
@@ -300,7 +249,7 @@
         <w:t>CUMPLIMIENTO DE MANDATO</w:t>
       </w:r>
     </w:p>
-    <w:p ns2:paraId="3C9D0870" ns2:textId="02EAA9A2">
+    <w:p>
       <w:pPr>
         <w:tabs>
           <w:tab w:val="left" w:pos="1701"/>
@@ -351,17 +300,17 @@
         <w:t>4</w:t>
       </w:r>
     </w:p>
-    <w:p ns2:paraId="6F598308" ns2:textId="77777777">
-      <w:pPr>
-        <w:jc w:val="both"/>
-        <w:rPr>
-          <w:rFonts w:ascii="Arial Narrow" w:hAnsi="Arial Narrow"/>
-          <w:sz w:val="21"/>
-          <w:szCs w:val="21"/>
-        </w:rPr>
-      </w:pPr>
-    </w:p>
-    <w:p ns2:paraId="5804BBA5" ns2:textId="19449B61">
+    <w:p>
+      <w:pPr>
+        <w:jc w:val="both"/>
+        <w:rPr>
+          <w:rFonts w:ascii="Arial Narrow" w:hAnsi="Arial Narrow"/>
+          <w:sz w:val="21"/>
+          <w:szCs w:val="21"/>
+        </w:rPr>
+      </w:pPr>
+    </w:p>
+    <w:p>
       <w:pPr>
         <w:jc w:val="both"/>
         <w:rPr>
@@ -419,7 +368,7 @@
         <w:t xml:space="preserve"/>
       </w:r>
     </w:p>
-    <w:p ns2:paraId="489F9EF4" ns2:textId="77777777">
+    <w:p>
       <w:pPr>
         <w:tabs>
           <w:tab w:val="left" w:pos="1014"/>
@@ -432,7 +381,7 @@
         </w:rPr>
       </w:pPr>
     </w:p>
-    <w:p ns2:paraId="2EA1D3B4" ns2:textId="77777777">
+    <w:p>
       <w:pPr>
         <w:numPr>
           <w:ilvl w:val="0"/>
@@ -457,17 +406,17 @@
         <w:t>HECHOS</w:t>
       </w:r>
     </w:p>
-    <w:p ns2:paraId="11436ACC" ns2:textId="77777777">
-      <w:pPr>
-        <w:jc w:val="both"/>
-        <w:rPr>
-          <w:rFonts w:ascii="Arial Narrow" w:hAnsi="Arial Narrow"/>
-          <w:sz w:val="21"/>
-          <w:szCs w:val="21"/>
-        </w:rPr>
-      </w:pPr>
-    </w:p>
-    <w:p ns2:paraId="6264D5BF" ns2:textId="3CD45FA1">
+    <w:p>
+      <w:pPr>
+        <w:jc w:val="both"/>
+        <w:rPr>
+          <w:rFonts w:ascii="Arial Narrow" w:hAnsi="Arial Narrow"/>
+          <w:sz w:val="21"/>
+          <w:szCs w:val="21"/>
+        </w:rPr>
+      </w:pPr>
+    </w:p>
+    <w:p>
       <w:pPr>
         <w:numPr>
           <w:ilvl w:val="0"/>
@@ -580,7 +529,7 @@
         <w:t xml:space="preserve"/>
       </w:r>
     </w:p>
-    <w:p ns2:paraId="789BCEB3" ns2:textId="55485ECA">
+    <w:p>
       <w:pPr>
         <w:jc w:val="both"/>
         <w:rPr>
@@ -591,7 +540,7 @@
         </w:rPr>
       </w:pPr>
     </w:p>
-    <w:p ns2:paraId="07214BCE" ns2:textId="5B87BCDC">
+    <w:p>
       <w:pPr>
         <w:pStyle w:val="Prrafodelista"/>
         <w:numPr>
@@ -614,7 +563,7 @@
         <w:t>El 2 de diciembre de 2013, adquirió con el Seguro Vida Bienestar Familiar – Póliza SIC 511-80301 emitido por Seguros Sura (en adelante, Seguro de Vida), cuya prima mensual ascendía a S/ 28,00 y cuyo pago se realizaba mediante descuento por planilla.</w:t>
       </w:r>
     </w:p>
-    <w:p ns2:paraId="01494880" ns2:textId="77777777">
+    <w:p>
       <w:pPr>
         <w:ind w:left="720"/>
         <w:jc w:val="both"/>
@@ -625,7 +574,7 @@
         </w:rPr>
       </w:pPr>
     </w:p>
-    <w:p ns2:paraId="736EFC43" ns2:textId="13C91E4E">
+    <w:p>
       <w:pPr>
         <w:pStyle w:val="Prrafodelista"/>
         <w:numPr>
@@ -712,7 +661,7 @@
         <w:t xml:space="preserve"> pretendiera anular el seguro por falta de pago.</w:t>
       </w:r>
     </w:p>
-    <w:p ns2:paraId="03D0852A" ns2:textId="77777777">
+    <w:p>
       <w:pPr>
         <w:pStyle w:val="Prrafodelista"/>
         <w:ind w:left="1440"/>
@@ -724,7 +673,7 @@
         </w:rPr>
       </w:pPr>
     </w:p>
-    <w:p ns2:paraId="71914DC8" ns2:textId="0F6B431F">
+    <w:p>
       <w:pPr>
         <w:pStyle w:val="Prrafodelista"/>
         <w:numPr>
@@ -843,7 +792,7 @@
         <w:t xml:space="preserve"> no dio respuesta a dicha comunicación.</w:t>
       </w:r>
     </w:p>
-    <w:p ns2:paraId="6E61F454" ns2:textId="77777777">
+    <w:p>
       <w:pPr>
         <w:pStyle w:val="Prrafodelista"/>
         <w:ind w:left="1440"/>
@@ -855,7 +804,7 @@
         </w:rPr>
       </w:pPr>
     </w:p>
-    <w:p ns2:paraId="3EE73254" ns2:textId="44EED0A2">
+    <w:p>
       <w:pPr>
         <w:pStyle w:val="Prrafodelista"/>
         <w:numPr>
@@ -918,17 +867,17 @@
         <w:t>Vida; sin embargo, dicha solicitud no fue atendida.</w:t>
       </w:r>
     </w:p>
-    <w:p ns2:paraId="391C7460" ns2:textId="77777777">
-      <w:pPr>
-        <w:jc w:val="both"/>
-        <w:rPr>
-          <w:rFonts w:ascii="Arial Narrow" w:hAnsi="Arial Narrow"/>
-          <w:sz w:val="21"/>
-          <w:szCs w:val="21"/>
-        </w:rPr>
-      </w:pPr>
-    </w:p>
-    <w:p ns2:paraId="13F784FD" ns2:textId="78ED0552">
+    <w:p>
+      <w:pPr>
+        <w:jc w:val="both"/>
+        <w:rPr>
+          <w:rFonts w:ascii="Arial Narrow" w:hAnsi="Arial Narrow"/>
+          <w:sz w:val="21"/>
+          <w:szCs w:val="21"/>
+        </w:rPr>
+      </w:pPr>
+    </w:p>
+    <w:p>
       <w:pPr>
         <w:pStyle w:val="Prrafodelista"/>
         <w:numPr>
@@ -1080,7 +1029,7 @@
         <w:t xml:space="preserve"> </w:t>
       </w:r>
     </w:p>
-    <w:p ns2:paraId="254EE439" ns2:textId="77777777">
+    <w:p>
       <w:pPr>
         <w:jc w:val="both"/>
         <w:rPr>
@@ -1091,7 +1040,7 @@
         </w:rPr>
       </w:pPr>
     </w:p>
-    <w:p ns2:paraId="652739AE" ns2:textId="47918E1A">
+    <w:p>
       <w:pPr>
         <w:pStyle w:val="Prrafodelista"/>
         <w:numPr>
@@ -1308,7 +1257,7 @@
         <w:t/>
       </w:r>
     </w:p>
-    <w:p ns2:paraId="30006F7F" ns2:textId="77777777">
+    <w:p>
       <w:pPr>
         <w:pStyle w:val="Prrafodelista"/>
         <w:ind w:left="502"/>
@@ -1320,7 +1269,7 @@
         </w:rPr>
       </w:pPr>
     </w:p>
-    <w:p ns2:paraId="284732A1" ns2:textId="0863EA81">
+    <w:p>
       <w:pPr>
         <w:pStyle w:val="Prrafodelista"/>
         <w:numPr>
@@ -1423,7 +1372,7 @@
         <w:t/>
       </w:r>
     </w:p>
-    <w:p ns2:paraId="6EC2DBA4" ns2:textId="77777777">
+    <w:p>
       <w:pPr>
         <w:pStyle w:val="Prrafodelista"/>
         <w:rPr>
@@ -1434,7 +1383,7 @@
         </w:rPr>
       </w:pPr>
     </w:p>
-    <w:p ns2:paraId="4579DA92" ns2:textId="44139647">
+    <w:p>
       <w:pPr>
         <w:pStyle w:val="Prrafodelista"/>
         <w:numPr>
@@ -1464,7 +1413,7 @@
         <w:t xml:space="preserve">El 8 de abril de 2025, mediante Resolución 2, la Secretaría Técnica declaró inadmisible la denuncia presentada por el señor [APELLIDO] contra Interseguro, por no haber cumplido con absolver el requerimiento de subsanación de denuncia dentro del plazo señalado.</w:t>
       </w:r>
     </w:p>
-    <w:p ns2:paraId="41B1AC3F" ns2:textId="77777777">
+    <w:p>
       <w:pPr>
         <w:pStyle w:val="Prrafodelista"/>
         <w:rPr>
@@ -1475,7 +1424,7 @@
         </w:rPr>
       </w:pPr>
     </w:p>
-    <w:p ns2:paraId="7C410629" ns2:textId="77777777">
+    <w:p>
       <w:pPr>
         <w:pStyle w:val="Prrafodelista"/>
         <w:numPr>
@@ -1514,7 +1463,7 @@
         <w:t>.</w:t>
       </w:r>
     </w:p>
-    <w:p ns2:paraId="65963E7D" ns2:textId="77777777">
+    <w:p>
       <w:pPr>
         <w:pStyle w:val="Prrafodelista"/>
         <w:rPr>
@@ -1525,7 +1474,7 @@
         </w:rPr>
       </w:pPr>
     </w:p>
-    <w:p ns2:paraId="6CBF257D" ns2:textId="635BAA50">
+    <w:p>
       <w:pPr>
         <w:pStyle w:val="Prrafodelista"/>
         <w:numPr>
@@ -1591,7 +1540,7 @@
         <w:t>siguiente pronunciamiento:</w:t>
       </w:r>
     </w:p>
-    <w:p ns2:paraId="7C0E2D6F" ns2:textId="77777777">
+    <w:p>
       <w:pPr>
         <w:jc w:val="both"/>
         <w:rPr>
@@ -1602,7 +1551,7 @@
         </w:rPr>
       </w:pPr>
     </w:p>
-    <w:p ns2:paraId="46F1F36F" ns2:textId="77777777">
+    <w:p>
       <w:pPr>
         <w:ind w:left="993"/>
         <w:contextualSpacing/>
@@ -1641,7 +1590,7 @@
         <w:t>RESUELVE:</w:t>
       </w:r>
     </w:p>
-    <w:p ns2:paraId="4B14C9C2" ns2:textId="399A4BA5">
+    <w:p>
       <w:pPr>
         <w:ind w:left="993"/>
         <w:contextualSpacing/>
@@ -1689,7 +1638,7 @@
         <w:t/>
       </w:r>
     </w:p>
-    <w:p ns2:paraId="778CE88C" ns2:textId="77777777">
+    <w:p>
       <w:pPr>
         <w:contextualSpacing/>
         <w:jc w:val="both"/>
@@ -1701,7 +1650,7 @@
         </w:rPr>
       </w:pPr>
     </w:p>
-    <w:p ns2:paraId="4D9D81BB" ns2:textId="0A4C9F3D">
+    <w:p>
       <w:pPr>
         <w:pStyle w:val="Prrafodelista"/>
         <w:numPr>
@@ -1756,7 +1705,7 @@
         <w:t/>
       </w:r>
     </w:p>
-    <w:p ns2:paraId="0E58AB9F" ns2:textId="77777777">
+    <w:p>
       <w:pPr>
         <w:pStyle w:val="Prrafodelista"/>
         <w:tabs>
@@ -1772,7 +1721,7 @@
         </w:rPr>
       </w:pPr>
     </w:p>
-    <w:p ns2:paraId="26B9C4D7" ns2:textId="1D9DC47D">
+    <w:p>
       <w:pPr>
         <w:pStyle w:val="Prrafodelista"/>
         <w:numPr>
@@ -2009,7 +1958,7 @@
         <w:t/>
       </w:r>
     </w:p>
-    <w:p ns2:paraId="01E80AE6" ns2:textId="77777777">
+    <w:p>
       <w:pPr>
         <w:pStyle w:val="Prrafodelista"/>
         <w:tabs>
@@ -2025,7 +1974,7 @@
         </w:rPr>
       </w:pPr>
     </w:p>
-    <w:p ns2:paraId="7BE76D56" ns2:textId="2E86BC06">
+    <w:p>
       <w:pPr>
         <w:pStyle w:val="Prrafodelista"/>
         <w:numPr>
@@ -2199,7 +2148,7 @@
         <w:t/>
       </w:r>
     </w:p>
-    <w:p ns2:paraId="686704BA" ns2:textId="2927E492">
+    <w:p>
       <w:pPr>
         <w:jc w:val="both"/>
         <w:rPr>
@@ -2211,7 +2160,7 @@
         </w:rPr>
       </w:pPr>
     </w:p>
-    <w:p ns2:paraId="532D34D4" ns2:textId="69B76A94">
+    <w:p>
       <w:pPr>
         <w:pStyle w:val="Prrafodelista"/>
         <w:numPr>
@@ -2246,17 +2195,17 @@
         <w:t xml:space="preserve">LA ADMISIÓN A TRÁMITE </w:t>
       </w:r>
     </w:p>
-    <w:p ns2:paraId="08507A04" ns2:textId="77777777">
-      <w:pPr>
-        <w:jc w:val="both"/>
-        <w:rPr>
-          <w:rFonts w:ascii="Arial Narrow" w:hAnsi="Arial Narrow"/>
-          <w:sz w:val="21"/>
-          <w:szCs w:val="21"/>
-        </w:rPr>
-      </w:pPr>
-    </w:p>
-    <w:p ns2:paraId="1265AC7E" ns2:textId="7CCEDF2D">
+    <w:p>
+      <w:pPr>
+        <w:jc w:val="both"/>
+        <w:rPr>
+          <w:rFonts w:ascii="Arial Narrow" w:hAnsi="Arial Narrow"/>
+          <w:sz w:val="21"/>
+          <w:szCs w:val="21"/>
+        </w:rPr>
+      </w:pPr>
+    </w:p>
+    <w:p>
       <w:pPr>
         <w:pStyle w:val="Prrafodelista"/>
         <w:numPr>
@@ -2377,7 +2326,7 @@
         <w:t>.</w:t>
       </w:r>
     </w:p>
-    <w:p ns2:paraId="61972AB9" ns2:textId="77777777">
+    <w:p>
       <w:pPr>
         <w:pStyle w:val="Prrafodelista"/>
         <w:ind w:left="567"/>
@@ -2389,7 +2338,7 @@
         </w:rPr>
       </w:pPr>
     </w:p>
-    <w:p ns2:paraId="7F4EE9F3" ns2:textId="22739D55">
+    <w:p>
       <w:pPr>
         <w:pStyle w:val="Prrafodelista"/>
         <w:numPr>
@@ -2433,7 +2382,7 @@
         <w:t>de la Ley de Organización y Funciones del Indecopi, aprobada por Decreto Legislativo 1033, establece que la Comisión vela por el cumplimiento de las leyes que, en general, protegen a los consumidores de la falta de idoneidad de los bienes y servicios en función de la información brindada, de las omisiones de información y de la discriminación en el consumo, así como de aquellas que complementen o sustituyan a las anteriores.</w:t>
       </w:r>
     </w:p>
-    <w:p ns2:paraId="1171FAF4" ns2:textId="77777777">
+    <w:p>
       <w:pPr>
         <w:pStyle w:val="Prrafodelista"/>
         <w:rPr>
@@ -2443,7 +2392,7 @@
         </w:rPr>
       </w:pPr>
     </w:p>
-    <w:p ns2:paraId="5CB516DD" ns2:textId="182E9789">
+    <w:p>
       <w:pPr>
         <w:pStyle w:val="Prrafodelista"/>
         <w:numPr>
@@ -2519,7 +2468,7 @@
         <w:t xml:space="preserve"> se encargará de la tramitación del procedimiento, para lo cual cuenta con la facultad de admitir denuncias a trámite, en aquellos casos en que la Comisión le haya delegado esta facultad.</w:t>
       </w:r>
     </w:p>
-    <w:p ns2:paraId="2A3B0D47" ns2:textId="77777777">
+    <w:p>
       <w:pPr>
         <w:pStyle w:val="Prrafodelista"/>
         <w:rPr>
@@ -2529,7 +2478,7 @@
         </w:rPr>
       </w:pPr>
     </w:p>
-    <w:p ns2:paraId="36793356" ns2:textId="53B984F0">
+    <w:p>
       <w:pPr>
         <w:pStyle w:val="Prrafodelista"/>
         <w:numPr>
@@ -2589,16 +2538,16 @@
         <w:t>de la Comisión conteniendo los requisitos establecidos en el Texto Único de Procedimientos Administrativos del Indecopi.</w:t>
       </w:r>
     </w:p>
-    <w:p ns2:paraId="62B33C36" ns2:textId="77777777">
-      <w:pPr>
-        <w:rPr>
-          <w:rFonts w:ascii="Arial Narrow" w:hAnsi="Arial Narrow" w:cs="Arial"/>
-          <w:sz w:val="21"/>
-          <w:szCs w:val="21"/>
-        </w:rPr>
-      </w:pPr>
-    </w:p>
-    <w:p ns2:paraId="1119D8E2" ns2:textId="1FA824E4">
+    <w:p>
+      <w:pPr>
+        <w:rPr>
+          <w:rFonts w:ascii="Arial Narrow" w:hAnsi="Arial Narrow" w:cs="Arial"/>
+          <w:sz w:val="21"/>
+          <w:szCs w:val="21"/>
+        </w:rPr>
+      </w:pPr>
+    </w:p>
+    <w:p>
       <w:pPr>
         <w:pStyle w:val="Prrafodelista"/>
         <w:numPr>
@@ -2626,7 +2575,7 @@
         <w:t>Asimismo, el artículo 234 del Texto Único Ordenado de la Ley del Procedimiento Administrativo General (en adelante, TUO de la LPAG) establece como deber de la autoridad a cargo de la instrucción del procedimiento, el notificar a los administrados los hechos que se le imputan a título de cargo.</w:t>
       </w:r>
     </w:p>
-    <w:p ns2:paraId="27A213D8" ns2:textId="77777777">
+    <w:p>
       <w:pPr>
         <w:pStyle w:val="Prrafodelista"/>
         <w:rPr>
@@ -2636,7 +2585,7 @@
         </w:rPr>
       </w:pPr>
     </w:p>
-    <w:p ns2:paraId="0FE012B9" ns2:textId="77777777">
+    <w:p>
       <w:pPr>
         <w:pStyle w:val="Prrafodelista"/>
         <w:numPr>
@@ -2690,7 +2639,7 @@
         <w:t>, señala respecto del principio de impulso de oficio que la actuación de la autoridad administrativa se orienta a dirigir e impulsar de oficio el procedimiento y ordenar la realización o práctica de los actos que resulten convenientes para el esclarecimiento y resolución de las cuestiones necesarias.</w:t>
       </w:r>
     </w:p>
-    <w:p ns2:paraId="223B011A" ns2:textId="77777777">
+    <w:p>
       <w:pPr>
         <w:pStyle w:val="Prrafodelista"/>
         <w:rPr>
@@ -2700,7 +2649,7 @@
         </w:rPr>
       </w:pPr>
     </w:p>
-    <w:p ns2:paraId="13919539" ns2:textId="5F977926">
+    <w:p>
       <w:pPr>
         <w:pStyle w:val="Prrafodelista"/>
         <w:numPr>
@@ -2831,7 +2780,7 @@
       </w:r>
       <w:bookmarkEnd w:id="2"/>
     </w:p>
-    <w:p ns2:paraId="531678A8" ns2:textId="77777777">
+    <w:p>
       <w:pPr>
         <w:pStyle w:val="Prrafodelista"/>
         <w:ind w:left="567"/>
@@ -2843,7 +2792,7 @@
         </w:rPr>
       </w:pPr>
     </w:p>
-    <w:p ns2:paraId="201FB3C7" ns2:textId="5069743C">
+    <w:p>
       <w:pPr>
         <w:pStyle w:val="Prrafodelista"/>
         <w:numPr>
@@ -2915,17 +2864,17 @@
         <w:t xml:space="preserve">. </w:t>
       </w:r>
     </w:p>
-    <w:p ns2:paraId="7B409E99" ns2:textId="77777777">
-      <w:pPr>
-        <w:jc w:val="both"/>
-        <w:rPr>
-          <w:rFonts w:ascii="Arial Narrow" w:eastAsia="Arial Narrow" w:hAnsi="Arial Narrow" w:cs="Arial Narrow"/>
-          <w:sz w:val="21"/>
-          <w:szCs w:val="21"/>
-        </w:rPr>
-      </w:pPr>
-    </w:p>
-    <w:p ns2:paraId="79115475" ns2:textId="3D4977CA">
+    <w:p>
+      <w:pPr>
+        <w:jc w:val="both"/>
+        <w:rPr>
+          <w:rFonts w:ascii="Arial Narrow" w:eastAsia="Arial Narrow" w:hAnsi="Arial Narrow" w:cs="Arial Narrow"/>
+          <w:sz w:val="21"/>
+          <w:szCs w:val="21"/>
+        </w:rPr>
+      </w:pPr>
+    </w:p>
+    <w:p>
       <w:pPr>
         <w:pStyle w:val="Prrafodelista"/>
         <w:numPr>
@@ -2988,17 +2937,17 @@
       <w:bookmarkStart w:id="7" w:name="_Hlk212534267"/>
       <w:bookmarkEnd w:id="6"/>
     </w:p>
-    <w:p ns2:paraId="28E1F687" ns2:textId="77777777">
-      <w:pPr>
-        <w:jc w:val="both"/>
-        <w:rPr>
-          <w:rFonts w:ascii="Arial Narrow" w:eastAsia="Arial Narrow" w:hAnsi="Arial Narrow" w:cs="Arial Narrow"/>
-          <w:sz w:val="21"/>
-          <w:szCs w:val="21"/>
-        </w:rPr>
-      </w:pPr>
-    </w:p>
-    <w:p ns2:paraId="7FBB73C7" ns2:textId="39D34321">
+    <w:p>
+      <w:pPr>
+        <w:jc w:val="both"/>
+        <w:rPr>
+          <w:rFonts w:ascii="Arial Narrow" w:eastAsia="Arial Narrow" w:hAnsi="Arial Narrow" w:cs="Arial Narrow"/>
+          <w:sz w:val="21"/>
+          <w:szCs w:val="21"/>
+        </w:rPr>
+      </w:pPr>
+    </w:p>
+    <w:p>
       <w:pPr>
         <w:pStyle w:val="Prrafodelista"/>
         <w:numPr>
@@ -3123,7 +3072,7 @@
     <w:bookmarkEnd w:id="7"/>
     <w:bookmarkEnd w:id="8"/>
     <w:bookmarkEnd w:id="9"/>
-    <w:p ns2:paraId="36768C31" ns2:textId="77777777">
+    <w:p>
       <w:pPr>
         <w:jc w:val="both"/>
         <w:rPr>
@@ -3133,7 +3082,7 @@
         </w:rPr>
       </w:pPr>
     </w:p>
-    <w:p ns2:paraId="7CECF369" ns2:textId="77777777">
+    <w:p>
       <w:pPr>
         <w:pStyle w:val="Prrafodelista"/>
         <w:numPr>
@@ -3180,7 +3129,7 @@
       </w:r>
       <w:bookmarkStart w:id="15" w:name="_Hlk214963039"/>
     </w:p>
-    <w:p ns2:paraId="29430B84" ns2:textId="77777777">
+    <w:p>
       <w:pPr>
         <w:ind w:left="567"/>
         <w:contextualSpacing/>
@@ -3193,7 +3142,7 @@
       </w:pPr>
       <w:bookmarkStart w:id="16" w:name="_Hlk214963071"/>
     </w:p>
-    <w:p ns2:paraId="0C1D90E9" ns2:textId="77777777">
+    <w:p>
       <w:pPr>
         <w:pStyle w:val="Prrafodelista"/>
         <w:numPr>
@@ -3222,7 +3171,7 @@
         <w:t>REQUERIMIENTO DE INFORMACIÓN</w:t>
       </w:r>
     </w:p>
-    <w:p ns2:paraId="654CF8D5" ns2:textId="77777777">
+    <w:p>
       <w:pPr>
         <w:jc w:val="both"/>
         <w:rPr>
@@ -3233,7 +3182,7 @@
         </w:rPr>
       </w:pPr>
     </w:p>
-    <w:p ns2:paraId="54F2FA70" ns2:textId="63648407">
+    <w:p>
       <w:pPr>
         <w:pStyle w:val="Prrafodelista"/>
         <w:numPr>
@@ -3452,18 +3401,18 @@
       </w:r>
     </w:p>
     <w:bookmarkEnd w:id="16"/>
-    <w:p ns2:paraId="7A6D0CDB" ns2:textId="087E8C95">
-      <w:pPr>
-        <w:jc w:val="both"/>
-        <w:rPr>
-          <w:rFonts w:ascii="Arial Narrow" w:eastAsia="Arial Narrow" w:hAnsi="Arial Narrow" w:cs="Arial Narrow"/>
-          <w:b/>
-          <w:sz w:val="21"/>
-          <w:szCs w:val="21"/>
-        </w:rPr>
-      </w:pPr>
-    </w:p>
-    <w:p ns2:paraId="44932D03" ns2:textId="77777777">
+    <w:p>
+      <w:pPr>
+        <w:jc w:val="both"/>
+        <w:rPr>
+          <w:rFonts w:ascii="Arial Narrow" w:eastAsia="Arial Narrow" w:hAnsi="Arial Narrow" w:cs="Arial Narrow"/>
+          <w:b/>
+          <w:sz w:val="21"/>
+          <w:szCs w:val="21"/>
+        </w:rPr>
+      </w:pPr>
+    </w:p>
+    <w:p>
       <w:pPr>
         <w:pStyle w:val="Prrafodelista"/>
         <w:numPr>
@@ -3489,18 +3438,18 @@
         <w:t xml:space="preserve">RESOLUCIÓN DE LA SECRETARÍA TÉCNICA </w:t>
       </w:r>
     </w:p>
-    <w:p ns2:paraId="070A9394" ns2:textId="77777777">
-      <w:pPr>
-        <w:jc w:val="both"/>
-        <w:rPr>
-          <w:rFonts w:ascii="Arial Narrow" w:eastAsia="Arial Narrow" w:hAnsi="Arial Narrow" w:cs="Arial Narrow"/>
-          <w:b/>
-          <w:sz w:val="21"/>
-          <w:szCs w:val="21"/>
-        </w:rPr>
-      </w:pPr>
-    </w:p>
-    <w:p ns2:paraId="3D505616" ns2:textId="26F8DFDD">
+    <w:p>
+      <w:pPr>
+        <w:jc w:val="both"/>
+        <w:rPr>
+          <w:rFonts w:ascii="Arial Narrow" w:eastAsia="Arial Narrow" w:hAnsi="Arial Narrow" w:cs="Arial Narrow"/>
+          <w:b/>
+          <w:sz w:val="21"/>
+          <w:szCs w:val="21"/>
+        </w:rPr>
+      </w:pPr>
+    </w:p>
+    <w:p>
       <w:pPr>
         <w:jc w:val="both"/>
         <w:rPr>
@@ -3645,7 +3594,7 @@
         <w:t/>
       </w:r>
     </w:p>
-    <w:p ns2:paraId="56760751" ns2:textId="77777777">
+    <w:p>
       <w:pPr>
         <w:rPr>
           <w:rFonts w:ascii="Arial Narrow" w:eastAsia="Arial Narrow" w:hAnsi="Arial Narrow" w:cs="Arial Narrow"/>
@@ -3655,7 +3604,7 @@
       </w:pPr>
       <w:bookmarkStart w:id="19" w:name="_Hlk215162047"/>
     </w:p>
-    <w:p ns2:paraId="78748632" ns2:textId="4CBB2C39">
+    <w:p>
       <w:pPr>
         <w:pStyle w:val="Prrafodelista"/>
         <w:numPr>
@@ -3747,7 +3696,7 @@
         <w:t>al no efectuar el descuento por planilla correspondiente desde que asumió la cobranza del seguro el 28 de febrero de 2019.</w:t>
       </w:r>
     </w:p>
-    <w:p ns2:paraId="294D34D6" ns2:textId="77777777">
+    <w:p>
       <w:pPr>
         <w:pStyle w:val="Prrafodelista"/>
         <w:ind w:left="567"/>
@@ -3758,7 +3707,7 @@
         </w:rPr>
       </w:pPr>
     </w:p>
-    <w:p ns2:paraId="37F01EE2" ns2:textId="2376ABF4">
+    <w:p>
       <w:pPr>
         <w:pStyle w:val="Prrafodelista"/>
         <w:numPr>
@@ -3843,7 +3792,7 @@
         <w:t>.</w:t>
       </w:r>
     </w:p>
-    <w:p ns2:paraId="11DD9195" ns2:textId="77777777">
+    <w:p>
       <w:pPr>
         <w:pStyle w:val="Prrafodelista"/>
         <w:ind w:left="567"/>
@@ -3854,7 +3803,7 @@
         </w:rPr>
       </w:pPr>
     </w:p>
-    <w:p ns2:paraId="4889605B" ns2:textId="7BC18ED4">
+    <w:p>
       <w:pPr>
         <w:pStyle w:val="Prrafodelista"/>
         <w:numPr>
@@ -3946,7 +3895,7 @@
         <w:t>por falta de pago, pese a que el denunciante acreditó haber efectuado un pago a su favor.</w:t>
       </w:r>
     </w:p>
-    <w:p ns2:paraId="0379BEC9" ns2:textId="77777777">
+    <w:p>
       <w:pPr>
         <w:pStyle w:val="Prrafodelista"/>
         <w:ind w:left="567"/>
@@ -3957,7 +3906,7 @@
         </w:rPr>
       </w:pPr>
     </w:p>
-    <w:p ns2:paraId="4C8950A3" ns2:textId="20E5DE21">
+    <w:p>
       <w:pPr>
         <w:pStyle w:val="Prrafodelista"/>
         <w:numPr>
@@ -4067,17 +4016,17 @@
     </w:p>
     <w:bookmarkEnd w:id="18"/>
     <w:bookmarkEnd w:id="19"/>
-    <w:p ns2:paraId="795FC55B" ns2:textId="77777777">
-      <w:pPr>
-        <w:jc w:val="both"/>
-        <w:rPr>
-          <w:rFonts w:ascii="Arial Narrow" w:eastAsia="Arial Narrow" w:hAnsi="Arial Narrow" w:cs="Arial Narrow"/>
-          <w:sz w:val="21"/>
-          <w:szCs w:val="21"/>
-        </w:rPr>
-      </w:pPr>
-    </w:p>
-    <w:p ns2:paraId="6A232F8A" ns2:textId="355AEEBE">
+    <w:p>
+      <w:pPr>
+        <w:jc w:val="both"/>
+        <w:rPr>
+          <w:rFonts w:ascii="Arial Narrow" w:eastAsia="Arial Narrow" w:hAnsi="Arial Narrow" w:cs="Arial Narrow"/>
+          <w:sz w:val="21"/>
+          <w:szCs w:val="21"/>
+        </w:rPr>
+      </w:pPr>
+    </w:p>
+    <w:p>
       <w:pPr>
         <w:contextualSpacing/>
         <w:jc w:val="both"/>
@@ -4164,7 +4113,7 @@
         <w:t>.</w:t>
       </w:r>
     </w:p>
-    <w:p ns2:paraId="62E3A828" ns2:textId="77777777">
+    <w:p>
       <w:pPr>
         <w:contextualSpacing/>
         <w:jc w:val="both"/>
@@ -4175,7 +4124,7 @@
         </w:rPr>
       </w:pPr>
     </w:p>
-    <w:p ns2:paraId="52B6FD5E" ns2:textId="38AEFCDE">
+    <w:p>
       <w:pPr>
         <w:jc w:val="both"/>
         <w:rPr>
@@ -4245,17 +4194,17 @@
         <w:t>que cumpla con lo siguiente:</w:t>
       </w:r>
     </w:p>
-    <w:p ns2:paraId="5122DC22" ns2:textId="77777777">
-      <w:pPr>
-        <w:jc w:val="both"/>
-        <w:rPr>
-          <w:rFonts w:ascii="Arial Narrow" w:hAnsi="Arial Narrow"/>
-          <w:sz w:val="21"/>
-          <w:szCs w:val="21"/>
-        </w:rPr>
-      </w:pPr>
-    </w:p>
-    <w:p ns2:paraId="4163EE27" ns2:textId="77777777">
+    <w:p>
+      <w:pPr>
+        <w:jc w:val="both"/>
+        <w:rPr>
+          <w:rFonts w:ascii="Arial Narrow" w:hAnsi="Arial Narrow"/>
+          <w:sz w:val="21"/>
+          <w:szCs w:val="21"/>
+        </w:rPr>
+      </w:pPr>
+    </w:p>
+    <w:p>
       <w:pPr>
         <w:numPr>
           <w:ilvl w:val="0"/>
@@ -4278,7 +4227,7 @@
         <w:t>presentar documentos que acrediten su inscripción en los Registros Públicos o una declaración jurada que indique que cuenta con dicha inscripción;</w:t>
       </w:r>
     </w:p>
-    <w:p ns2:paraId="31B413ED" ns2:textId="77777777">
+    <w:p>
       <w:pPr>
         <w:numPr>
           <w:ilvl w:val="0"/>
@@ -4301,7 +4250,7 @@
         <w:t>presentar copia simple de las facultades de representación de su representante legal en el presente procedimiento o la declaración jurada que indique que cuenta con dichas facultades y que estas se encuentran vigentes;</w:t>
       </w:r>
     </w:p>
-    <w:p ns2:paraId="646D490E" ns2:textId="77777777">
+    <w:p>
       <w:pPr>
         <w:numPr>
           <w:ilvl w:val="0"/>
@@ -4324,7 +4273,7 @@
         <w:t>consignar el Número de Registro Único de Contribuyentes (RUC); y,</w:t>
       </w:r>
     </w:p>
-    <w:p ns2:paraId="4F9895BF" ns2:textId="77777777">
+    <w:p>
       <w:pPr>
         <w:numPr>
           <w:ilvl w:val="0"/>
@@ -4364,7 +4313,7 @@
         <w:t>;</w:t>
       </w:r>
     </w:p>
-    <w:p ns2:paraId="2BB59D4D" ns2:textId="77777777">
+    <w:p>
       <w:pPr>
         <w:numPr>
           <w:ilvl w:val="0"/>
@@ -4452,7 +4401,7 @@
         <w:t>.</w:t>
       </w:r>
     </w:p>
-    <w:p ns2:paraId="71604F70" ns2:textId="77777777">
+    <w:p>
       <w:pPr>
         <w:ind w:left="567"/>
         <w:jc w:val="both"/>
@@ -4489,20 +4438,58 @@
           <w:sz w:val="20"/>
           <w:szCs w:val="20"/>
         </w:rPr>
-        <w:t xml:space="preserve">correr traslado de la presente resolución a Interseguro Compañía de Seguros S.A. para que, de conformidad con lo dispuesto por el artículo 26 de la Ley sobre Facultades, Normas y Organización del Indecopi, aprobada por Decreto Legislativo 807, presente sus descargos sobre la imputación de cargos realizada en un plazo no mayor a cinco (5) días hábiles contado a partir del día siguiente de la notificación de la presente resolución, vencido el cual, el Secretario Técnico declarará en rebeldía al denunciado que no lo hubiera presentado. Debe precisarse que de conformidad con lo establecido por el artículo 223 del Texto Único Ordenado de la Ley 27444, Ley del Procedimiento Administrativo General, las alegaciones y los hechos relevantes de la reclamación, salvo que hayan sido específicamente negadas en la contestación, se tendrán por aceptadas o merituadas como ciertas.</w:t>
-      </w:r>
-    </w:p>
-    <w:p ns2:paraId="6E3D6732" ns2:textId="77777777">
-      <w:pPr>
-        <w:jc w:val="both"/>
-        <w:rPr>
-          <w:rFonts w:ascii="Arial Narrow" w:eastAsia="Arial Narrow" w:hAnsi="Arial Narrow" w:cs="Arial Narrow"/>
-          <w:sz w:val="21"/>
-          <w:szCs w:val="21"/>
-        </w:rPr>
-      </w:pPr>
-    </w:p>
-    <w:p ns2:paraId="1D9F6336" ns2:textId="53736E86">
+        <w:t xml:space="preserve">correr traslado de la presente resolución a Interseguro Compañía de Seguros S.A. para que, de conformidad con lo dispuesto por el artículo 26 de la Ley sobre Facultades, Normas y Organización del Indecopi, aprobada por Decreto Legislativo 807</w:t>
+      </w:r>
+      <w:r>
+        <w:rPr>
+          <w:rStyle w:val="Refdenotaalpie"/>
+          <w:rFonts w:ascii="Arial Narrow" w:hAnsi="Arial Narrow"/>
+          <w:sz w:val="21"/>
+          <w:szCs w:val="21"/>
+          <w:lang w:eastAsia="es-ES"/>
+          <w:vertAlign w:val="superscript"/>
+        </w:rPr>
+        <w:footnoteReference w:id="16"/>
+      </w:r>
+      <w:r>
+        <w:rPr>
+          <w:rFonts w:ascii="Arial Narrow" w:hAnsi="Arial Narrow" w:cs="Arial Narrow"/>
+          <w:sz w:val="20"/>
+          <w:szCs w:val="20"/>
+        </w:rPr>
+        <w:t xml:space="preserve">, presente sus descargos sobre la imputación de cargos realizada en un plazo no mayor a cinco (5) días hábiles contado a partir del día siguiente de la notificación de la presente resolución, vencido el cual, el Secretario Técnico declarará en rebeldía al denunciado que no lo hubiera presentado. Debe precisarse que de conformidad con lo establecido por el artículo 223 del Texto Único Ordenado de la Ley 27444, Ley del Procedimiento Administrativo General</w:t>
+      </w:r>
+      <w:r>
+        <w:rPr>
+          <w:rStyle w:val="Refdenotaalpie"/>
+          <w:rFonts w:ascii="Arial Narrow" w:hAnsi="Arial Narrow"/>
+          <w:sz w:val="21"/>
+          <w:szCs w:val="21"/>
+          <w:lang w:eastAsia="es-ES"/>
+          <w:vertAlign w:val="superscript"/>
+        </w:rPr>
+        <w:footnoteReference w:id="17"/>
+      </w:r>
+      <w:r>
+        <w:rPr>
+          <w:rFonts w:ascii="Arial Narrow" w:hAnsi="Arial Narrow" w:cs="Arial Narrow"/>
+          <w:sz w:val="20"/>
+          <w:szCs w:val="20"/>
+        </w:rPr>
+        <w:t xml:space="preserve">, las alegaciones y los hechos relevantes de la reclamación, salvo que hayan sido específicamente negadas en la contestación, se tendrán por aceptadas o merituadas como ciertas.</w:t>
+      </w:r>
+    </w:p>
+    <w:p>
+      <w:pPr>
+        <w:jc w:val="both"/>
+        <w:rPr>
+          <w:rFonts w:ascii="Arial Narrow" w:eastAsia="Arial Narrow" w:hAnsi="Arial Narrow" w:cs="Arial Narrow"/>
+          <w:sz w:val="21"/>
+          <w:szCs w:val="21"/>
+        </w:rPr>
+      </w:pPr>
+    </w:p>
+    <w:p>
       <w:pPr>
         <w:jc w:val="both"/>
         <w:rPr>
@@ -4676,7 +4663,7 @@
         <w:t>.</w:t>
       </w:r>
     </w:p>
-    <w:p ns2:paraId="1FCE15D8" ns2:textId="77777777">
+    <w:p>
       <w:pPr>
         <w:jc w:val="both"/>
         <w:rPr>
@@ -4687,7 +4674,7 @@
         </w:rPr>
       </w:pPr>
     </w:p>
-    <w:p ns2:paraId="12F15E64" ns2:textId="18797AE3">
+    <w:p>
       <w:pPr>
         <w:jc w:val="both"/>
         <w:rPr>
@@ -4821,7 +4808,7 @@
         <w:t>.</w:t>
       </w:r>
     </w:p>
-    <w:p ns2:paraId="50BEEE88" ns2:textId="77777777">
+    <w:p>
       <w:pPr>
         <w:shd w:val="clear" w:color="auto" w:fill="FFFFFF"/>
         <w:jc w:val="both"/>
@@ -4833,7 +4820,7 @@
         </w:rPr>
       </w:pPr>
     </w:p>
-    <w:p ns2:paraId="47D1A6D5" ns2:textId="5EB8340E">
+    <w:p>
       <w:pPr>
         <w:shd w:val="clear" w:color="auto" w:fill="FFFFFF"/>
         <w:jc w:val="both"/>
@@ -4871,7 +4858,7 @@
         <w:t xml:space="preserve"> informar a las partes que conforme a lo establecido en el artículo 39 de la Ley sobre Facultades, Normas y Organización del Indecopi, aprobada por Decreto Legislativo 807, los gastos por los peritajes realizados, actuación de pruebas, inspecciones y otros derivados de la tramitación del proceso serán de cargo de la parte que solicita la prueba, salvo pacto en contrario. En todos los casos, la resolución final determinará si los gastos deben ser asumidos por alguna de las partes, o reembolsados a la otra parte o al Indecopi, según sea el caso, de manera adicional a la sanción que haya podido imponerse. </w:t>
       </w:r>
     </w:p>
-    <w:p ns2:paraId="50FA0189" ns2:textId="77777777">
+    <w:p>
       <w:pPr>
         <w:shd w:val="clear" w:color="auto" w:fill="FFFFFF"/>
         <w:jc w:val="both"/>
@@ -4882,7 +4869,7 @@
         </w:rPr>
       </w:pPr>
     </w:p>
-    <w:p ns2:paraId="2219BB8A" ns2:textId="024472A9">
+    <w:p>
       <w:pPr>
         <w:suppressAutoHyphens/>
         <w:jc w:val="both"/>
@@ -5004,7 +4991,7 @@
         <w:t xml:space="preserve">Ello bajo apercibimiento de no realizar la audiencia de conciliación y levantar el acta de inasistencia correspondiente. </w:t>
       </w:r>
     </w:p>
-    <w:p ns2:paraId="503C5DA5" ns2:textId="77777777">
+    <w:p>
       <w:pPr>
         <w:suppressAutoHyphens/>
         <w:jc w:val="both"/>
@@ -5016,7 +5003,7 @@
         </w:rPr>
       </w:pPr>
     </w:p>
-    <w:p ns2:paraId="36E16BD8" ns2:textId="5C312BD4">
+    <w:p>
       <w:pPr>
         <w:suppressAutoHyphens/>
         <w:jc w:val="both"/>
@@ -5056,7 +5043,7 @@
       <w:bookmarkStart w:id="23" w:name="h.gjdgxs" w:colFirst="0" w:colLast="0"/>
       <w:bookmarkEnd w:id="23"/>
     </w:p>
-    <w:p ns2:paraId="00F2FC56" ns2:textId="77777777">
+    <w:p>
       <w:pPr>
         <w:suppressAutoHyphens/>
         <w:jc w:val="both"/>
@@ -5067,7 +5054,7 @@
         </w:rPr>
       </w:pPr>
     </w:p>
-    <w:p ns2:paraId="04C731EF" ns2:textId="1C250416">
+    <w:p>
       <w:pPr>
         <w:suppressAutoHyphens/>
         <w:jc w:val="both"/>
@@ -5171,7 +5158,7 @@
         <w:t/>
       </w:r>
     </w:p>
-    <w:p ns2:paraId="68D34443" ns2:textId="77777777">
+    <w:p>
       <w:pPr>
         <w:suppressAutoHyphens/>
         <w:jc w:val="both"/>
@@ -5182,7 +5169,7 @@
         </w:rPr>
       </w:pPr>
     </w:p>
-    <w:p ns2:paraId="72BF7461" ns2:textId="01732589">
+    <w:p>
       <w:pPr>
         <w:suppressAutoHyphens/>
         <w:jc w:val="both"/>
@@ -5304,7 +5291,7 @@
       <w:bookmarkStart w:id="24" w:name="_Hlk198890962"/>
     </w:p>
     <w:bookmarkEnd w:id="24"/>
-    <w:p ns2:paraId="5A5B5D99" ns2:textId="77777777">
+    <w:p>
       <w:pPr>
         <w:jc w:val="both"/>
         <w:rPr>
@@ -5314,7 +5301,7 @@
         </w:rPr>
       </w:pPr>
     </w:p>
-    <w:p ns2:paraId="7E22AE2A" ns2:textId="77777777">
+    <w:p>
       <w:pPr>
         <w:shd w:val="clear" w:color="auto" w:fill="FFFFFF"/>
         <w:jc w:val="center"/>
@@ -5335,7 +5322,7 @@
         <w:t xml:space="preserve">Firmado digitalmente por </w:t>
       </w:r>
     </w:p>
-    <w:p ns2:paraId="13807D91" ns2:textId="77777777">
+    <w:p>
       <w:pPr>
         <w:shd w:val="clear" w:color="auto" w:fill="FFFFFF"/>
         <w:jc w:val="center"/>
@@ -5356,7 +5343,7 @@
         <w:t>EVELING ROA QUISPE</w:t>
       </w:r>
     </w:p>
-    <w:p ns2:paraId="435DE457" ns2:textId="77777777">
+    <w:p>
       <w:pPr>
         <w:shd w:val="clear" w:color="auto" w:fill="FFFFFF"/>
         <w:jc w:val="center"/>
@@ -5377,7 +5364,7 @@
         <w:t>Secretaria Técnica</w:t>
       </w:r>
     </w:p>
-    <w:p ns2:paraId="040DAE15" ns2:textId="77777777">
+    <w:p>
       <w:pPr>
         <w:shd w:val="clear" w:color="auto" w:fill="FFFFFF"/>
         <w:jc w:val="center"/>
@@ -5398,7 +5385,7 @@
         <w:t>Comisión de Protección al Consumidor 1</w:t>
       </w:r>
     </w:p>
-    <w:p ns2:paraId="1BDC1241" ns2:textId="77777777">
+    <w:p>
       <w:pPr>
         <w:rPr>
           <w:sz w:val="16"/>
@@ -5414,7 +5401,7 @@
         <w:t>LGP/JCQ</w:t>
       </w:r>
     </w:p>
-    <w:p ns2:paraId="140A0ED4" ns2:textId="64B50B0C">
+    <w:p>
       <w:pPr>
         <w:jc w:val="both"/>
         <w:rPr>
@@ -5425,8 +5412,8 @@
       </w:pPr>
     </w:p>
     <w:sectPr>
-      <w:headerReference w:type="default" ns3:id="rId8"/>
-      <w:footerReference w:type="default" ns3:id="rId9"/>
+      <w:headerReference w:type="default" r:id="rId8"/>
+      <w:footerReference w:type="default" r:id="rId9"/>
       <w:pgSz w:w="11906" w:h="16838" w:code="9"/>
       <w:pgMar w:top="1417" w:right="1701" w:bottom="1417" w:left="1701" w:header="709" w:footer="709" w:gutter="0"/>
       <w:cols w:space="708"/>
@@ -5437,7 +5424,7 @@
 </file>
 
 <file path=word/endnotes.xml><?xml version="1.0" encoding="utf-8"?>
-<w:endnotes xmlns:wpc="http://schemas.microsoft.com/office/word/2010/wordprocessingCanvas" xmlns:cx="http://schemas.microsoft.com/office/drawing/2014/chartex" xmlns:cx1="http://schemas.microsoft.com/office/drawing/2015/9/8/chartex" xmlns:cx2="http://schemas.microsoft.com/office/drawing/2015/10/21/chartex" xmlns:cx3="http://schemas.microsoft.com/office/drawing/2016/5/9/chartex" xmlns:cx4="http://schemas.microsoft.com/office/drawing/2016/5/10/chartex" xmlns:cx5="http://schemas.microsoft.com/office/drawing/2016/5/11/chartex" xmlns:cx6="http://schemas.microsoft.com/office/drawing/2016/5/12/chartex" xmlns:cx7="http://schemas.microsoft.com/office/drawing/2016/5/13/chartex" xmlns:cx8="http://schemas.microsoft.com/office/drawing/2016/5/14/chartex" xmlns:mc="http://schemas.openxmlformats.org/markup-compatibility/2006" xmlns:aink="http://schemas.microsoft.com/office/drawing/2016/ink" xmlns:am3d="http://schemas.microsoft.com/office/drawing/2017/model3d" xmlns:o="urn:schemas-microsoft-com:office:office" xmlns:oel="http://schemas.microsoft.com/office/2019/extlst" xmlns:r="http://schemas.openxmlformats.org/officeDocument/2006/relationships" xmlns:m="http://schemas.openxmlformats.org/officeDocument/2006/math" xmlns:v="urn:schemas-microsoft-com:vml" xmlns:wp14="http://schemas.microsoft.com/office/word/2010/wordprocessingDrawing" xmlns:wp="http://schemas.openxmlformats.org/drawingml/2006/wordprocessingDrawing" xmlns:w10="urn:schemas-microsoft-com:office:word" xmlns:w="http://schemas.openxmlformats.org/wordprocessingml/2006/main" xmlns:w14="http://schemas.microsoft.com/office/word/2010/wordml" xmlns:w15="http://schemas.microsoft.com/office/word/2012/wordml" xmlns:w16cex="http://schemas.microsoft.com/office/word/2018/wordml/cex" xmlns:w16cid="http://schemas.microsoft.com/office/word/2016/wordml/cid" xmlns:w16="http://schemas.microsoft.com/office/word/2018/wordml" xmlns:w16du="http://schemas.microsoft.com/office/word/2023/wordml/word16du" xmlns:w16sdtdh="http://schemas.microsoft.com/office/word/2020/wordml/sdtdatahash" xmlns:w16sdtfl="http://schemas.microsoft.com/office/word/2024/wordml/sdtformatlock" xmlns:w16se="http://schemas.microsoft.com/office/word/2015/wordml/symex" xmlns:wpg="http://schemas.microsoft.com/office/word/2010/wordprocessingGroup" xmlns:wpi="http://schemas.microsoft.com/office/word/2010/wordprocessingInk" xmlns:wne="http://schemas.microsoft.com/office/word/2006/wordml" xmlns:wps="http://schemas.microsoft.com/office/word/2010/wordprocessingShape" mc:Ignorable="w14 w15 w16se w16cid w16 w16cex w16sdtdh w16sdtfl w16du wp14">
+<w:endnotes xmlns:mc="http://schemas.openxmlformats.org/markup-compatibility/2006" xmlns:r="http://schemas.openxmlformats.org/officeDocument/2006/relationships" xmlns:w="http://schemas.openxmlformats.org/wordprocessingml/2006/main" xmlns:w14="http://schemas.microsoft.com/office/word/2010/wordml" xmlns:w15="http://schemas.microsoft.com/office/word/2012/wordml" xmlns:w16="http://schemas.microsoft.com/office/word/2018/wordml" xmlns:w16cex="http://schemas.microsoft.com/office/word/2018/wordml/cex" xmlns:w16cid="http://schemas.microsoft.com/office/word/2016/wordml/cid" xmlns:w16du="http://schemas.microsoft.com/office/word/2023/wordml/word16du" xmlns:w16sdtdh="http://schemas.microsoft.com/office/word/2020/wordml/sdtdatahash" xmlns:w16se="http://schemas.microsoft.com/office/word/2015/wordml/symex" xmlns:wp14="http://schemas.microsoft.com/office/word/2010/wordprocessingDrawing" mc:Ignorable="w14 w15 w16se w16cid w16 w16cex w16sdtdh w16du wp14">
   <w:endnote w:type="separator" w:id="-1">
     <w:p>
       <w:r>
@@ -5456,7 +5443,7 @@
 </file>
 
 <file path=word/footer1.xml><?xml version="1.0" encoding="utf-8"?>
-<w:ftr xmlns:wpc="http://schemas.microsoft.com/office/word/2010/wordprocessingCanvas" xmlns:cx="http://schemas.microsoft.com/office/drawing/2014/chartex" xmlns:cx1="http://schemas.microsoft.com/office/drawing/2015/9/8/chartex" xmlns:cx2="http://schemas.microsoft.com/office/drawing/2015/10/21/chartex" xmlns:cx3="http://schemas.microsoft.com/office/drawing/2016/5/9/chartex" xmlns:cx4="http://schemas.microsoft.com/office/drawing/2016/5/10/chartex" xmlns:cx5="http://schemas.microsoft.com/office/drawing/2016/5/11/chartex" xmlns:cx6="http://schemas.microsoft.com/office/drawing/2016/5/12/chartex" xmlns:cx7="http://schemas.microsoft.com/office/drawing/2016/5/13/chartex" xmlns:cx8="http://schemas.microsoft.com/office/drawing/2016/5/14/chartex" xmlns:mc="http://schemas.openxmlformats.org/markup-compatibility/2006" xmlns:aink="http://schemas.microsoft.com/office/drawing/2016/ink" xmlns:am3d="http://schemas.microsoft.com/office/drawing/2017/model3d" xmlns:o="urn:schemas-microsoft-com:office:office" xmlns:oel="http://schemas.microsoft.com/office/2019/extlst" xmlns:r="http://schemas.openxmlformats.org/officeDocument/2006/relationships" xmlns:m="http://schemas.openxmlformats.org/officeDocument/2006/math" xmlns:v="urn:schemas-microsoft-com:vml" xmlns:wp14="http://schemas.microsoft.com/office/word/2010/wordprocessingDrawing" xmlns:wp="http://schemas.openxmlformats.org/drawingml/2006/wordprocessingDrawing" xmlns:w10="urn:schemas-microsoft-com:office:word" xmlns:w="http://schemas.openxmlformats.org/wordprocessingml/2006/main" xmlns:w14="http://schemas.microsoft.com/office/word/2010/wordml" xmlns:w15="http://schemas.microsoft.com/office/word/2012/wordml" xmlns:w16cex="http://schemas.microsoft.com/office/word/2018/wordml/cex" xmlns:w16cid="http://schemas.microsoft.com/office/word/2016/wordml/cid" xmlns:w16="http://schemas.microsoft.com/office/word/2018/wordml" xmlns:w16du="http://schemas.microsoft.com/office/word/2023/wordml/word16du" xmlns:w16sdtdh="http://schemas.microsoft.com/office/word/2020/wordml/sdtdatahash" xmlns:w16sdtfl="http://schemas.microsoft.com/office/word/2024/wordml/sdtformatlock" xmlns:w16se="http://schemas.microsoft.com/office/word/2015/wordml/symex" xmlns:wpg="http://schemas.microsoft.com/office/word/2010/wordprocessingGroup" xmlns:wpi="http://schemas.microsoft.com/office/word/2010/wordprocessingInk" xmlns:wne="http://schemas.microsoft.com/office/word/2006/wordml" xmlns:wps="http://schemas.microsoft.com/office/word/2010/wordprocessingShape" mc:Ignorable="w14 w15 w16se w16cid w16 w16cex w16sdtdh w16sdtfl w16du wp14">
+<w:ftr xmlns:mc="http://schemas.openxmlformats.org/markup-compatibility/2006" xmlns:r="http://schemas.openxmlformats.org/officeDocument/2006/relationships" xmlns:w="http://schemas.openxmlformats.org/wordprocessingml/2006/main" xmlns:w14="http://schemas.microsoft.com/office/word/2010/wordml" xmlns:w15="http://schemas.microsoft.com/office/word/2012/wordml" xmlns:w16="http://schemas.microsoft.com/office/word/2018/wordml" xmlns:w16cex="http://schemas.microsoft.com/office/word/2018/wordml/cex" xmlns:w16cid="http://schemas.microsoft.com/office/word/2016/wordml/cid" xmlns:w16du="http://schemas.microsoft.com/office/word/2023/wordml/word16du" xmlns:w16sdtdh="http://schemas.microsoft.com/office/word/2020/wordml/sdtdatahash" xmlns:w16se="http://schemas.microsoft.com/office/word/2015/wordml/symex" xmlns:wp14="http://schemas.microsoft.com/office/word/2010/wordprocessingDrawing" mc:Ignorable="w14 w15 w16se w16cid w16 w16cex w16sdtdh w16du wp14">
   <w:p>
     <w:pPr>
       <w:pStyle w:val="Piedepgina"/>
@@ -5569,7 +5556,7 @@
 </file>
 
 <file path=word/footnotes.xml><?xml version="1.0" encoding="utf-8"?>
-<w:footnotes xmlns:wpc="http://schemas.microsoft.com/office/word/2010/wordprocessingCanvas" xmlns:cx="http://schemas.microsoft.com/office/drawing/2014/chartex" xmlns:cx1="http://schemas.microsoft.com/office/drawing/2015/9/8/chartex" xmlns:cx2="http://schemas.microsoft.com/office/drawing/2015/10/21/chartex" xmlns:cx3="http://schemas.microsoft.com/office/drawing/2016/5/9/chartex" xmlns:cx4="http://schemas.microsoft.com/office/drawing/2016/5/10/chartex" xmlns:cx5="http://schemas.microsoft.com/office/drawing/2016/5/11/chartex" xmlns:cx6="http://schemas.microsoft.com/office/drawing/2016/5/12/chartex" xmlns:cx7="http://schemas.microsoft.com/office/drawing/2016/5/13/chartex" xmlns:cx8="http://schemas.microsoft.com/office/drawing/2016/5/14/chartex" xmlns:mc="http://schemas.openxmlformats.org/markup-compatibility/2006" xmlns:aink="http://schemas.microsoft.com/office/drawing/2016/ink" xmlns:am3d="http://schemas.microsoft.com/office/drawing/2017/model3d" xmlns:o="urn:schemas-microsoft-com:office:office" xmlns:oel="http://schemas.microsoft.com/office/2019/extlst" xmlns:r="http://schemas.openxmlformats.org/officeDocument/2006/relationships" xmlns:m="http://schemas.openxmlformats.org/officeDocument/2006/math" xmlns:v="urn:schemas-microsoft-com:vml" xmlns:wp14="http://schemas.microsoft.com/office/word/2010/wordprocessingDrawing" xmlns:wp="http://schemas.openxmlformats.org/drawingml/2006/wordprocessingDrawing" xmlns:w10="urn:schemas-microsoft-com:office:word" xmlns:w="http://schemas.openxmlformats.org/wordprocessingml/2006/main" xmlns:w14="http://schemas.microsoft.com/office/word/2010/wordml" xmlns:w15="http://schemas.microsoft.com/office/word/2012/wordml" xmlns:w16cex="http://schemas.microsoft.com/office/word/2018/wordml/cex" xmlns:w16cid="http://schemas.microsoft.com/office/word/2016/wordml/cid" xmlns:w16="http://schemas.microsoft.com/office/word/2018/wordml" xmlns:w16du="http://schemas.microsoft.com/office/word/2023/wordml/word16du" xmlns:w16sdtdh="http://schemas.microsoft.com/office/word/2020/wordml/sdtdatahash" xmlns:w16sdtfl="http://schemas.microsoft.com/office/word/2024/wordml/sdtformatlock" xmlns:w16se="http://schemas.microsoft.com/office/word/2015/wordml/symex" xmlns:wpg="http://schemas.microsoft.com/office/word/2010/wordprocessingGroup" xmlns:wpi="http://schemas.microsoft.com/office/word/2010/wordprocessingInk" xmlns:wne="http://schemas.microsoft.com/office/word/2006/wordml" xmlns:wps="http://schemas.microsoft.com/office/word/2010/wordprocessingShape" mc:Ignorable="w14 w15 w16se w16cid w16 w16cex w16sdtdh w16sdtfl w16du wp14">
+<w:footnotes xmlns:mc="http://schemas.openxmlformats.org/markup-compatibility/2006" xmlns:r="http://schemas.openxmlformats.org/officeDocument/2006/relationships" xmlns:w="http://schemas.openxmlformats.org/wordprocessingml/2006/main" xmlns:w14="http://schemas.microsoft.com/office/word/2010/wordml" xmlns:w15="http://schemas.microsoft.com/office/word/2012/wordml" xmlns:w16="http://schemas.microsoft.com/office/word/2018/wordml" xmlns:w16cex="http://schemas.microsoft.com/office/word/2018/wordml/cex" xmlns:w16cid="http://schemas.microsoft.com/office/word/2016/wordml/cid" xmlns:w16du="http://schemas.microsoft.com/office/word/2023/wordml/word16du" xmlns:w16sdtdh="http://schemas.microsoft.com/office/word/2020/wordml/sdtdatahash" xmlns:w16se="http://schemas.microsoft.com/office/word/2015/wordml/symex" xmlns:wp14="http://schemas.microsoft.com/office/word/2010/wordprocessingDrawing" mc:Ignorable="w14 w15 w16se w16cid w16 w16cex w16sdtdh w16du wp14">
   <w:footnote w:type="separator" w:id="-1">
     <w:p>
       <w:r>
@@ -7217,6 +7204,156 @@
       </w:pPr>
     </w:p>
   </w:footnote>
+  <w:footnote w:id="16">
+    <w:p>
+      <w:pPr>
+        <w:pStyle w:val="Textonotapie"/>
+        <w:ind w:left="567" w:hanging="567"/>
+      </w:pPr>
+      <w:r>
+        <w:rPr>
+          <w:rStyle w:val="Refdenotaalpie"/>
+          <w:rFonts w:ascii="Arial Narrow" w:hAnsi="Arial Narrow" w:cs="Arial"/>
+          <w:sz w:val="16"/>
+          <w:szCs w:val="16"/>
+          <w:vertAlign w:val="superscript"/>
+        </w:rPr>
+        <w:footnoteRef/>
+      </w:r>
+      <w:r>
+        <w:rPr>
+          <w:rFonts w:ascii="Arial Narrow" w:hAnsi="Arial Narrow" w:cs="Arial"/>
+          <w:sz w:val="16"/>
+          <w:szCs w:val="16"/>
+        </w:rPr>
+        <w:tab/>
+      </w:r>
+      <w:r>
+        <w:rPr>
+          <w:rFonts w:ascii="Arial Narrow" w:hAnsi="Arial Narrow" w:cs="Arial"/>
+          <w:b/>
+          <w:bCs/>
+          <w:sz w:val="16"/>
+          <w:szCs w:val="16"/>
+        </w:rPr>
+        <w:t xml:space="preserve">DECRETO LEGISLATIVO 807, LEY SOBRE FACULTADES, NORMAS Y ORGANIZACIÓN DEL INDECOPI, publicado el 18 de abril de 1996</w:t>
+      </w:r>
+    </w:p>
+    <w:p>
+      <w:pPr>
+        <w:pStyle w:val="Textonotapie"/>
+        <w:ind w:left="567" w:hanging="567"/>
+      </w:pPr>
+      <w:r>
+        <w:rPr>
+          <w:rFonts w:ascii="Arial Narrow" w:hAnsi="Arial Narrow" w:cs="Arial"/>
+          <w:sz w:val="16"/>
+          <w:szCs w:val="16"/>
+        </w:rPr>
+        <w:tab/>
+      </w:r>
+      <w:r>
+        <w:rPr>
+          <w:rFonts w:ascii="Arial Narrow" w:hAnsi="Arial Narrow" w:cs="Arial"/>
+          <w:b/>
+          <w:bCs/>
+          <w:sz w:val="16"/>
+          <w:szCs w:val="16"/>
+        </w:rPr>
+        <w:t xml:space="preserve">Artículo 26.-</w:t>
+      </w:r>
+      <w:r>
+        <w:rPr>
+          <w:rFonts w:ascii="Arial Narrow" w:hAnsi="Arial Narrow" w:cs="Arial"/>
+          <w:sz w:val="16"/>
+          <w:szCs w:val="16"/>
+        </w:rPr>
+        <w:t xml:space="preserve"> Una vez admitida a trámite la denuncia, se correrá traslado de la misma al denunciado, a fin de que éste presente su descargo. El plazo para la presentación del descargo será de cinco (5) días contados desde la notificación, vencido el cual, el Secretario Técnico declarará en rebeldía al denunciado que no lo hubiera presentado.</w:t>
+      </w:r>
+    </w:p>
+  </w:footnote>
+  <w:footnote w:id="17">
+    <w:p>
+      <w:pPr>
+        <w:pStyle w:val="Textonotapie"/>
+        <w:ind w:left="567" w:hanging="567"/>
+      </w:pPr>
+      <w:r>
+        <w:rPr>
+          <w:rStyle w:val="Refdenotaalpie"/>
+          <w:rFonts w:ascii="Arial Narrow" w:hAnsi="Arial Narrow" w:cs="Arial"/>
+          <w:sz w:val="16"/>
+          <w:szCs w:val="16"/>
+          <w:vertAlign w:val="superscript"/>
+        </w:rPr>
+        <w:footnoteRef/>
+      </w:r>
+      <w:r>
+        <w:rPr>
+          <w:rFonts w:ascii="Arial Narrow" w:hAnsi="Arial Narrow" w:cs="Arial"/>
+          <w:sz w:val="16"/>
+          <w:szCs w:val="16"/>
+        </w:rPr>
+        <w:tab/>
+      </w:r>
+      <w:r>
+        <w:rPr>
+          <w:rFonts w:ascii="Arial Narrow" w:hAnsi="Arial Narrow" w:cs="Arial"/>
+          <w:b/>
+          <w:bCs/>
+          <w:sz w:val="16"/>
+          <w:szCs w:val="16"/>
+        </w:rPr>
+        <w:t xml:space="preserve">DECRETO SUPREMO 006-2026-JUS, TEXTO ÚNICO ORDENADO DE LA LEY 27444, LEY DEL PROCEDIMIENTO ADMINISTRATIVO GENERAL, publicado el 30 de abril de 2026</w:t>
+      </w:r>
+    </w:p>
+    <w:p>
+      <w:pPr>
+        <w:pStyle w:val="Textonotapie"/>
+        <w:ind w:left="567" w:hanging="567"/>
+      </w:pPr>
+      <w:r>
+        <w:rPr>
+          <w:rFonts w:ascii="Arial Narrow" w:hAnsi="Arial Narrow" w:cs="Arial"/>
+          <w:sz w:val="16"/>
+          <w:szCs w:val="16"/>
+        </w:rPr>
+        <w:tab/>
+      </w:r>
+      <w:r>
+        <w:rPr>
+          <w:rFonts w:ascii="Arial Narrow" w:hAnsi="Arial Narrow" w:cs="Arial"/>
+          <w:b/>
+          <w:bCs/>
+          <w:sz w:val="16"/>
+          <w:szCs w:val="16"/>
+        </w:rPr>
+        <w:t xml:space="preserve">Artículo 223.- Contestación de la reclamación</w:t>
+      </w:r>
+    </w:p>
+    <w:p>
+      <w:pPr>
+        <w:pStyle w:val="Textonotapie"/>
+        <w:ind w:left="567" w:hanging="567"/>
+      </w:pPr>
+      <w:r>
+        <w:rPr>
+          <w:rFonts w:ascii="Arial Narrow" w:hAnsi="Arial Narrow" w:cs="Arial"/>
+          <w:sz w:val="16"/>
+          <w:szCs w:val="16"/>
+        </w:rPr>
+        <w:tab/>
+      </w:r>
+      <w:r>
+        <w:rPr>
+          <w:rFonts w:ascii="Arial Narrow" w:hAnsi="Arial Narrow" w:cs="Arial"/>
+          <w:sz w:val="16"/>
+          <w:szCs w:val="16"/>
+        </w:rPr>
+        <w:t xml:space="preserve">223.1 El reclamado deberá presentar la contestación de la reclamación dentro de los quince (15) días posteriores a la notificación de ésta; vencido este plazo, la Administración declarará en rebeldía al reclamado que no la hubiera presentado. La contestación deberá contener los requisitos de los escritos previstos en el artículo 113 de la presente Ley, así como la absolución de todos los asuntos controvertidos de hecho y de derecho, Las alegaciones y los hechos relevantes de la reclamación, salvo que hayan sido específicamente negadas en la contestación, se tendrán por aceptadas o merituadas como ciertas.</w:t>
+      </w:r>
+    </w:p>
+  </w:footnote>
   <w:footnote w:id="11">
     <w:p>
       <w:pPr>
@@ -8723,7 +8860,7 @@
 </file>
 
 <file path=word/header1.xml><?xml version="1.0" encoding="utf-8"?>
-<w:hdr xmlns:wpc="http://schemas.microsoft.com/office/word/2010/wordprocessingCanvas" xmlns:cx="http://schemas.microsoft.com/office/drawing/2014/chartex" xmlns:cx1="http://schemas.microsoft.com/office/drawing/2015/9/8/chartex" xmlns:cx2="http://schemas.microsoft.com/office/drawing/2015/10/21/chartex" xmlns:cx3="http://schemas.microsoft.com/office/drawing/2016/5/9/chartex" xmlns:cx4="http://schemas.microsoft.com/office/drawing/2016/5/10/chartex" xmlns:cx5="http://schemas.microsoft.com/office/drawing/2016/5/11/chartex" xmlns:cx6="http://schemas.microsoft.com/office/drawing/2016/5/12/chartex" xmlns:cx7="http://schemas.microsoft.com/office/drawing/2016/5/13/chartex" xmlns:cx8="http://schemas.microsoft.com/office/drawing/2016/5/14/chartex" xmlns:mc="http://schemas.openxmlformats.org/markup-compatibility/2006" xmlns:aink="http://schemas.microsoft.com/office/drawing/2016/ink" xmlns:am3d="http://schemas.microsoft.com/office/drawing/2017/model3d" xmlns:o="urn:schemas-microsoft-com:office:office" xmlns:oel="http://schemas.microsoft.com/office/2019/extlst" xmlns:r="http://schemas.openxmlformats.org/officeDocument/2006/relationships" xmlns:m="http://schemas.openxmlformats.org/officeDocument/2006/math" xmlns:v="urn:schemas-microsoft-com:vml" xmlns:wp14="http://schemas.microsoft.com/office/word/2010/wordprocessingDrawing" xmlns:wp="http://schemas.openxmlformats.org/drawingml/2006/wordprocessingDrawing" xmlns:w10="urn:schemas-microsoft-com:office:word" xmlns:w="http://schemas.openxmlformats.org/wordprocessingml/2006/main" xmlns:w14="http://schemas.microsoft.com/office/word/2010/wordml" xmlns:w15="http://schemas.microsoft.com/office/word/2012/wordml" xmlns:w16cex="http://schemas.microsoft.com/office/word/2018/wordml/cex" xmlns:w16cid="http://schemas.microsoft.com/office/word/2016/wordml/cid" xmlns:w16="http://schemas.microsoft.com/office/word/2018/wordml" xmlns:w16du="http://schemas.microsoft.com/office/word/2023/wordml/word16du" xmlns:w16sdtdh="http://schemas.microsoft.com/office/word/2020/wordml/sdtdatahash" xmlns:w16sdtfl="http://schemas.microsoft.com/office/word/2024/wordml/sdtformatlock" xmlns:w16se="http://schemas.microsoft.com/office/word/2015/wordml/symex" xmlns:wpg="http://schemas.microsoft.com/office/word/2010/wordprocessingGroup" xmlns:wpi="http://schemas.microsoft.com/office/word/2010/wordprocessingInk" xmlns:wne="http://schemas.microsoft.com/office/word/2006/wordml" xmlns:wps="http://schemas.microsoft.com/office/word/2010/wordprocessingShape" mc:Ignorable="w14 w15 w16se w16cid w16 w16cex w16sdtdh w16sdtfl w16du wp14">
+<w:hdr xmlns:a="http://schemas.openxmlformats.org/drawingml/2006/main" xmlns:a14="http://schemas.microsoft.com/office/drawing/2010/main" xmlns:mc="http://schemas.openxmlformats.org/markup-compatibility/2006" xmlns:pic="http://schemas.openxmlformats.org/drawingml/2006/picture" xmlns:r="http://schemas.openxmlformats.org/officeDocument/2006/relationships" xmlns:w="http://schemas.openxmlformats.org/wordprocessingml/2006/main" xmlns:w14="http://schemas.microsoft.com/office/word/2010/wordml" xmlns:w15="http://schemas.microsoft.com/office/word/2012/wordml" xmlns:w16="http://schemas.microsoft.com/office/word/2018/wordml" xmlns:w16cex="http://schemas.microsoft.com/office/word/2018/wordml/cex" xmlns:w16cid="http://schemas.microsoft.com/office/word/2016/wordml/cid" xmlns:w16du="http://schemas.microsoft.com/office/word/2023/wordml/word16du" xmlns:w16sdtdh="http://schemas.microsoft.com/office/word/2020/wordml/sdtdatahash" xmlns:w16se="http://schemas.microsoft.com/office/word/2015/wordml/symex" xmlns:wp="http://schemas.openxmlformats.org/drawingml/2006/wordprocessingDrawing" xmlns:wp14="http://schemas.microsoft.com/office/word/2010/wordprocessingDrawing" mc:Ignorable="w14 w15 w16se w16cid w16 w16cex w16sdtdh w16du wp14">
   <w:tbl>
     <w:tblPr>
       <w:tblW w:w="8688" w:type="dxa"/>

--- a/plantillas_maestras/17_seguro_no_especificado/materia_general_asegurativa/1_ddo_aseguradora/varon/TPL_0695_2025_SEGURO_NO_ESPECIFICADO_MATERIA_GENERAL_ASEGURATIVA_ASEGURADORA_VARON_R4.docx
+++ b/plantillas_maestras/17_seguro_no_especificado/materia_general_asegurativa/1_ddo_aseguradora/varon/TPL_0695_2025_SEGURO_NO_ESPECIFICADO_MATERIA_GENERAL_ASEGURATIVA_ASEGURADORA_VARON_R4.docx
@@ -2283,16 +2283,6 @@
       </w:r>
       <w:r>
         <w:rPr>
-          <w:rStyle w:val="Refdenotaalpie"/>
-          <w:rFonts w:ascii="Arial Narrow" w:eastAsia="Arial Narrow" w:hAnsi="Arial Narrow" w:cs="Arial Narrow"/>
-          <w:sz w:val="22"/>
-          <w:szCs w:val="22"/>
-          <w:vertAlign w:val="superscript"/>
-        </w:rPr>
-        <w:footnoteReference w:id="2"/>
-      </w:r>
-      <w:r>
-        <w:rPr>
           <w:rFonts w:ascii="Arial Narrow" w:eastAsia="Arial Narrow" w:hAnsi="Arial Narrow" w:cs="Arial Narrow"/>
           <w:sz w:val="22"/>
           <w:szCs w:val="22"/>
@@ -2316,7 +2306,7 @@
           <w:szCs w:val="22"/>
           <w:vertAlign w:val="superscript"/>
         </w:rPr>
-        <w:footnoteReference w:id="3"/>
+        <w:footnoteReference w:id="2"/>
       </w:r>
       <w:r>
         <w:rPr>
@@ -2629,7 +2619,7 @@
           <w:szCs w:val="22"/>
           <w:vertAlign w:val="superscript"/>
         </w:rPr>
-        <w:footnoteReference w:id="4"/>
+        <w:footnoteReference w:id="3"/>
       </w:r>
       <w:r>
         <w:rPr>
@@ -2701,6 +2691,16 @@
           <w:szCs w:val="22"/>
           <w:vertAlign w:val="superscript"/>
         </w:rPr>
+        <w:footnoteReference w:id="4"/>
+      </w:r>
+      <w:r>
+        <w:rPr>
+          <w:rStyle w:val="Refdenotaalpie"/>
+          <w:rFonts w:ascii="Arial Narrow" w:eastAsia="Arial Narrow" w:hAnsi="Arial Narrow" w:cs="Arial Narrow"/>
+          <w:sz w:val="22"/>
+          <w:szCs w:val="22"/>
+          <w:vertAlign w:val="superscript"/>
+        </w:rPr>
         <w:footnoteReference w:id="5"/>
       </w:r>
       <w:r>
@@ -3466,12 +3466,19 @@
           <w:sz w:val="22"/>
           <w:szCs w:val="22"/>
         </w:rPr>
-        <w:t xml:space="preserve">PRIMERO: en virtud de lo dispuesto por la Sala Especializada en Protección al Consumidor, corresponde admitir a trámite la denuncia del 12 de febrero de 2025, subsanada por escritos del 5 y 6 de abril de 2025, interpuesta por el señor [DENUNCIANTE] contra Interseguro Compañía de Seguros S.A. por lo siguiente:</w:t>
-      </w:r>
-      <w:r>
-        <w:rPr>
-          <w:rFonts w:ascii="Arial Narrow" w:eastAsia="Arial Narrow" w:hAnsi="Arial Narrow" w:cs="Arial Narrow"/>
-          <w:b/>
+        <w:t xml:space="preserve">PRIMERO:</w:t>
+      </w:r>
+      <w:r>
+        <w:rPr>
+          <w:rFonts w:ascii="Arial Narrow" w:eastAsia="Arial Narrow" w:hAnsi="Arial Narrow" w:cs="Arial Narrow"/>
+          <w:sz w:val="22"/>
+          <w:szCs w:val="22"/>
+        </w:rPr>
+        <w:t xml:space="preserve"> en virtud de lo dispuesto por la Sala Especializada en Protección al Consumidor, corresponde admitir a trámite la denuncia del 12 de febrero de 2025, subsanada por escritos del 5 y 6 de abril de 2025, interpuesta por el señor [DENUNCIANTE] contra Interseguro Compañía de Seguros S.A. por lo siguiente:</w:t>
+      </w:r>
+      <w:r>
+        <w:rPr>
+          <w:rFonts w:ascii="Arial Narrow" w:eastAsia="Arial Narrow" w:hAnsi="Arial Narrow" w:cs="Arial Narrow"/>
           <w:sz w:val="22"/>
           <w:szCs w:val="22"/>
         </w:rPr>
@@ -3480,7 +3487,6 @@
       <w:r>
         <w:rPr>
           <w:rFonts w:ascii="Arial Narrow" w:eastAsia="Arial Narrow" w:hAnsi="Arial Narrow" w:cs="Arial Narrow"/>
-          <w:b/>
           <w:sz w:val="22"/>
           <w:szCs w:val="22"/>
         </w:rPr>
@@ -3489,7 +3495,6 @@
       <w:r>
         <w:rPr>
           <w:rFonts w:ascii="Arial Narrow" w:eastAsia="Arial Narrow" w:hAnsi="Arial Narrow" w:cs="Arial Narrow"/>
-          <w:bCs/>
           <w:sz w:val="22"/>
           <w:szCs w:val="22"/>
         </w:rPr>
@@ -3498,7 +3503,6 @@
       <w:r>
         <w:rPr>
           <w:rFonts w:ascii="Arial Narrow" w:eastAsia="Arial Narrow" w:hAnsi="Arial Narrow" w:cs="Arial Narrow"/>
-          <w:bCs/>
           <w:sz w:val="22"/>
           <w:szCs w:val="22"/>
         </w:rPr>
@@ -3507,7 +3511,6 @@
       <w:r>
         <w:rPr>
           <w:rFonts w:ascii="Arial Narrow" w:eastAsia="Arial Narrow" w:hAnsi="Arial Narrow" w:cs="Arial Narrow"/>
-          <w:bCs/>
           <w:sz w:val="22"/>
           <w:szCs w:val="22"/>
         </w:rPr>
@@ -3516,7 +3519,6 @@
       <w:r>
         <w:rPr>
           <w:rFonts w:ascii="Arial Narrow" w:eastAsia="Arial Narrow" w:hAnsi="Arial Narrow" w:cs="Arial Narrow"/>
-          <w:bCs/>
           <w:sz w:val="22"/>
           <w:szCs w:val="22"/>
         </w:rPr>
@@ -3525,7 +3527,6 @@
       <w:r>
         <w:rPr>
           <w:rFonts w:ascii="Arial Narrow" w:eastAsia="Arial Narrow" w:hAnsi="Arial Narrow" w:cs="Arial Narrow"/>
-          <w:bCs/>
           <w:sz w:val="22"/>
           <w:szCs w:val="22"/>
         </w:rPr>
@@ -3534,7 +3535,6 @@
       <w:r>
         <w:rPr>
           <w:rFonts w:ascii="Arial Narrow" w:eastAsia="Arial Narrow" w:hAnsi="Arial Narrow" w:cs="Arial Narrow"/>
-          <w:bCs/>
           <w:sz w:val="22"/>
           <w:szCs w:val="22"/>
         </w:rPr>
@@ -3543,7 +3543,6 @@
       <w:r>
         <w:rPr>
           <w:rFonts w:ascii="Arial Narrow" w:eastAsia="Arial Narrow" w:hAnsi="Arial Narrow" w:cs="Arial Narrow"/>
-          <w:bCs/>
           <w:sz w:val="22"/>
           <w:szCs w:val="22"/>
         </w:rPr>
@@ -3552,7 +3551,6 @@
       <w:r>
         <w:rPr>
           <w:rFonts w:ascii="Arial Narrow" w:eastAsia="Arial Narrow" w:hAnsi="Arial Narrow" w:cs="Arial Narrow"/>
-          <w:bCs/>
           <w:sz w:val="22"/>
           <w:szCs w:val="22"/>
         </w:rPr>
@@ -3561,7 +3559,6 @@
       <w:r>
         <w:rPr>
           <w:rFonts w:ascii="Arial Narrow" w:eastAsia="Arial Narrow" w:hAnsi="Arial Narrow" w:cs="Arial Narrow"/>
-          <w:bCs/>
           <w:sz w:val="22"/>
           <w:szCs w:val="22"/>
         </w:rPr>
@@ -3570,7 +3567,6 @@
       <w:r>
         <w:rPr>
           <w:rFonts w:ascii="Arial Narrow" w:eastAsia="Arial Narrow" w:hAnsi="Arial Narrow" w:cs="Arial Narrow"/>
-          <w:bCs/>
           <w:sz w:val="22"/>
           <w:szCs w:val="22"/>
         </w:rPr>
@@ -4150,7 +4146,15 @@
           <w:sz w:val="22"/>
           <w:szCs w:val="22"/>
         </w:rPr>
-        <w:t xml:space="preserve">: </w:t>
+        <w:t xml:space="preserve">:</w:t>
+      </w:r>
+      <w:r>
+        <w:rPr>
+          <w:rFonts w:ascii="Arial Narrow" w:eastAsia="Arial Narrow" w:hAnsi="Arial Narrow" w:cs="Arial Narrow"/>
+          <w:sz w:val="22"/>
+          <w:szCs w:val="22"/>
+        </w:rPr>
+        <w:t xml:space="preserve"> </w:t>
       </w:r>
       <w:r>
         <w:rPr>
@@ -4431,7 +4435,15 @@
           <w:sz w:val="22"/>
           <w:szCs w:val="22"/>
         </w:rPr>
-        <w:t xml:space="preserve">CUARTO: </w:t>
+        <w:t xml:space="preserve">CUARTO:</w:t>
+      </w:r>
+      <w:r>
+        <w:rPr>
+          <w:rFonts w:ascii="Arial Narrow" w:eastAsia="Arial Narrow" w:hAnsi="Arial Narrow" w:cs="Arial Narrow"/>
+          <w:sz w:val="22"/>
+          <w:szCs w:val="22"/>
+        </w:rPr>
+        <w:t xml:space="preserve"> </w:t>
       </w:r>
       <w:r>
         <w:rPr>
@@ -4450,7 +4462,7 @@
           <w:lang w:eastAsia="es-ES"/>
           <w:vertAlign w:val="superscript"/>
         </w:rPr>
-        <w:footnoteReference w:id="16"/>
+        <w:footnoteReference w:id="11"/>
       </w:r>
       <w:r>
         <w:rPr>
@@ -4469,7 +4481,7 @@
           <w:lang w:eastAsia="es-ES"/>
           <w:vertAlign w:val="superscript"/>
         </w:rPr>
-        <w:footnoteReference w:id="17"/>
+        <w:footnoteReference w:id="12"/>
       </w:r>
       <w:r>
         <w:rPr>
@@ -4516,7 +4528,15 @@
           <w:sz w:val="22"/>
           <w:szCs w:val="22"/>
         </w:rPr>
-        <w:t xml:space="preserve">: </w:t>
+        <w:t xml:space="preserve">:</w:t>
+      </w:r>
+      <w:r>
+        <w:rPr>
+          <w:rFonts w:ascii="Arial Narrow" w:eastAsia="Arial Narrow" w:hAnsi="Arial Narrow" w:cs="Arial Narrow"/>
+          <w:sz w:val="22"/>
+          <w:szCs w:val="22"/>
+        </w:rPr>
+        <w:t xml:space="preserve"> </w:t>
       </w:r>
       <w:bookmarkStart w:id="20" w:name="_Hlk188286813"/>
       <w:r>
@@ -4744,7 +4764,7 @@
           <w:szCs w:val="22"/>
           <w:vertAlign w:val="superscript"/>
         </w:rPr>
-        <w:footnoteReference w:id="11"/>
+        <w:footnoteReference w:id="13"/>
       </w:r>
       <w:r>
         <w:rPr>
@@ -4762,7 +4782,7 @@
           <w:szCs w:val="22"/>
           <w:vertAlign w:val="superscript"/>
         </w:rPr>
-        <w:footnoteReference w:id="12"/>
+        <w:footnoteReference w:id="14"/>
       </w:r>
       <w:r>
         <w:rPr>
@@ -4798,7 +4818,7 @@
           <w:szCs w:val="22"/>
           <w:vertAlign w:val="superscript"/>
         </w:rPr>
-        <w:footnoteReference w:id="13"/>
+        <w:footnoteReference w:id="15"/>
       </w:r>
       <w:r>
         <w:rPr>
@@ -4944,7 +4964,7 @@
           <w:szCs w:val="22"/>
           <w:vertAlign w:val="superscript"/>
         </w:rPr>
-        <w:footnoteReference w:id="14"/>
+        <w:footnoteReference w:id="16"/>
       </w:r>
       <w:r>
         <w:rPr>
@@ -4959,14 +4979,12 @@
           <w:rFonts w:ascii="Arial Narrow" w:eastAsia="Arial Narrow" w:hAnsi="Arial Narrow" w:cs="Arial Narrow"/>
           <w:sz w:val="22"/>
           <w:szCs w:val="22"/>
-          <w:u w:val="single"/>
         </w:rPr>
         <w:t>expresamente su facultad para asistir y conciliar en su representación</w:t>
       </w:r>
       <w:r>
         <w:rPr>
           <w:rFonts w:ascii="Arial Narrow" w:eastAsia="Arial Narrow" w:hAnsi="Arial Narrow" w:cs="Arial Narrow"/>
-          <w:bCs/>
           <w:sz w:val="22"/>
           <w:szCs w:val="22"/>
         </w:rPr>
@@ -4975,8 +4993,6 @@
       <w:r>
         <w:rPr>
           <w:rFonts w:ascii="Arial Narrow" w:eastAsia="Arial Narrow" w:hAnsi="Arial Narrow" w:cs="Arial Narrow"/>
-          <w:b/>
-          <w:bCs/>
           <w:sz w:val="22"/>
           <w:szCs w:val="22"/>
         </w:rPr>
@@ -4987,7 +5003,6 @@
           <w:rFonts w:ascii="Arial Narrow" w:eastAsia="Arial Narrow" w:hAnsi="Arial Narrow" w:cs="Arial Narrow"/>
           <w:sz w:val="22"/>
           <w:szCs w:val="22"/>
-          <w:u w:val="single"/>
         </w:rPr>
         <w:t xml:space="preserve">Ello bajo apercibimiento de no realizar la audiencia de conciliación y levantar el acta de inasistencia correspondiente. </w:t>
       </w:r>
@@ -5073,7 +5088,15 @@
           <w:sz w:val="22"/>
           <w:szCs w:val="22"/>
         </w:rPr>
-        <w:t xml:space="preserve">DÉCIMO: </w:t>
+        <w:t xml:space="preserve">DÉCIMO:</w:t>
+      </w:r>
+      <w:r>
+        <w:rPr>
+          <w:rFonts w:ascii="Arial Narrow" w:eastAsia="Arial Narrow" w:hAnsi="Arial Narrow" w:cs="Arial Narrow"/>
+          <w:sz w:val="22"/>
+          <w:szCs w:val="22"/>
+        </w:rPr>
+        <w:t xml:space="preserve"> </w:t>
       </w:r>
       <w:r>
         <w:rPr>
@@ -5152,7 +5175,7 @@
           <w:szCs w:val="22"/>
           <w:vertAlign w:val="superscript"/>
         </w:rPr>
-        <w:footnoteReference w:id="15"/>
+        <w:footnoteReference w:id="17"/>
       </w:r>
       <w:r>
         <w:rPr>
@@ -5580,6 +5603,9 @@
     <w:p>
       <w:pPr>
         <w:pStyle w:val="Textonotapie"/>
+        <w:tabs>
+          <w:tab w:val="left" w:pos="567"/>
+        </w:tabs>
         <w:ind w:left="567" w:hanging="567"/>
         <w:rPr>
           <w:rFonts w:ascii="Arial Narrow" w:eastAsia="Arial Narrow" w:hAnsi="Arial Narrow" w:cs="Arial Narrow"/>
@@ -5603,7 +5629,8 @@
           <w:sz w:val="16"/>
           <w:szCs w:val="16"/>
         </w:rPr>
-        <w:t xml:space="preserve"> </w:t>
+        <w:tab/>
+        <w:t xml:space="preserve"/>
       </w:r>
       <w:r>
         <w:rPr>
@@ -5638,10 +5665,15 @@
     <w:p>
       <w:pPr>
         <w:pStyle w:val="Textonotapie"/>
+        <w:tabs>
+          <w:tab w:val="left" w:pos="567"/>
+        </w:tabs>
         <w:ind w:left="567" w:hanging="567"/>
         <w:jc w:val="both"/>
         <w:rPr>
           <w:rFonts w:ascii="Arial Narrow" w:eastAsia="Arial Narrow" w:hAnsi="Arial Narrow" w:cs="Arial Narrow"/>
+          <w:b/>
+          <w:bCs/>
           <w:sz w:val="16"/>
           <w:szCs w:val="16"/>
         </w:rPr>
@@ -5662,15 +5694,16 @@
           <w:sz w:val="16"/>
           <w:szCs w:val="16"/>
         </w:rPr>
-        <w:t xml:space="preserve"> </w:t>
-      </w:r>
-      <w:r>
-        <w:rPr>
-          <w:rFonts w:ascii="Arial Narrow" w:eastAsia="Arial Narrow" w:hAnsi="Arial Narrow" w:cs="Arial Narrow"/>
-          <w:sz w:val="16"/>
-          <w:szCs w:val="16"/>
-        </w:rPr>
         <w:tab/>
+        <w:t xml:space="preserve"/>
+      </w:r>
+      <w:r>
+        <w:rPr>
+          <w:rFonts w:ascii="Arial Narrow" w:eastAsia="Arial Narrow" w:hAnsi="Arial Narrow" w:cs="Arial Narrow"/>
+          <w:sz w:val="16"/>
+          <w:szCs w:val="16"/>
+        </w:rPr>
+        <w:tab/>
       </w:r>
       <w:r>
         <w:rPr>
@@ -5680,7 +5713,7 @@
           <w:sz w:val="16"/>
           <w:szCs w:val="16"/>
         </w:rPr>
-        <w:t>LEY 29571, CÓDIGO DE PROTECCIÓN Y DEFENSA DEL CONSUMIDOR, publicada el 2 de setiembre de 2010 y modificada por Decreto Legislativo 1308.</w:t>
+        <w:t>DECRETO SUPREMO 009-2009-PCM, REGLAMENTO DE ORGANIZACIÓN Y FUNCIONES DEL INDECOPI</w:t>
       </w:r>
     </w:p>
     <w:p>
@@ -5690,6 +5723,8 @@
         <w:jc w:val="both"/>
         <w:rPr>
           <w:rFonts w:ascii="Arial Narrow" w:eastAsia="Arial Narrow" w:hAnsi="Arial Narrow" w:cs="Arial Narrow"/>
+          <w:b/>
+          <w:bCs/>
           <w:sz w:val="16"/>
           <w:szCs w:val="16"/>
           <w:lang w:val="es-ES"/>
@@ -5704,16 +5739,29 @@
           <w:szCs w:val="16"/>
           <w:lang w:val="es-ES"/>
         </w:rPr>
-        <w:t>Artículo 105.-</w:t>
-      </w:r>
-      <w:r>
+        <w:t>Artículo 44.- Comisión de Protección al Consumidor</w:t>
+      </w:r>
+    </w:p>
+    <w:p>
+      <w:pPr>
+        <w:pStyle w:val="Textonotapie"/>
+        <w:ind w:left="567"/>
+        <w:jc w:val="both"/>
         <w:rPr>
           <w:rFonts w:ascii="Arial Narrow" w:eastAsia="Arial Narrow" w:hAnsi="Arial Narrow" w:cs="Arial Narrow"/>
           <w:sz w:val="16"/>
           <w:szCs w:val="16"/>
           <w:lang w:val="es-ES"/>
         </w:rPr>
-        <w:t xml:space="preserve"> El Instituto Nacional de Defensa de la Competencia y de la Protección de la propiedad Intelectual (Indecopi) es la autoridad con competencia primaria y de alcance nacional para conocer las presuntas infracciones a las disposiciones contenidas en el presente Código, así como para imponer las sanciones y medidas correctivas establecidas en el presente capítulo, conforme al Decreto Legislativo núm. 1033, Ley de Organización y Funciones del Indecopi. Dicha competencia solo puede ser negada cuando ella haya sido asignada o se asigne a favor de otro organismo por norma expresa con rango de ley.</w:t>
+      </w:pPr>
+      <w:r>
+        <w:rPr>
+          <w:rFonts w:ascii="Arial Narrow" w:eastAsia="Arial Narrow" w:hAnsi="Arial Narrow" w:cs="Arial Narrow"/>
+          <w:sz w:val="16"/>
+          <w:szCs w:val="16"/>
+          <w:lang w:val="es-ES"/>
+        </w:rPr>
+        <w:t>Corresponde a la Comisión de Protección al Consumidor velar por el cumplimiento de la Ley de Protección al Consumidor aprobada por Decreto Legislativo 716 y de las leyes que, en general, protegen a los consumidores de la falta de idoneidad de los bienes y servicios en función de la información brindada, de las omisiones de información y de la discriminación en el consumo, así como de aquellas que complementen o sustituyan a las anteriores.</w:t>
       </w:r>
     </w:p>
     <w:p>
@@ -5723,6 +5771,8 @@
         <w:jc w:val="both"/>
         <w:rPr>
           <w:rFonts w:ascii="Arial Narrow" w:eastAsia="Arial Narrow" w:hAnsi="Arial Narrow" w:cs="Arial Narrow"/>
+          <w:b/>
+          <w:bCs/>
           <w:sz w:val="16"/>
           <w:szCs w:val="16"/>
         </w:rPr>
@@ -5733,41 +5783,53 @@
     <w:p>
       <w:pPr>
         <w:pStyle w:val="Textonotapie"/>
+        <w:tabs>
+          <w:tab w:val="left" w:pos="567"/>
+        </w:tabs>
         <w:ind w:left="567" w:hanging="567"/>
         <w:jc w:val="both"/>
         <w:rPr>
           <w:rFonts w:ascii="Arial Narrow" w:eastAsia="Arial Narrow" w:hAnsi="Arial Narrow" w:cs="Arial Narrow"/>
+          <w:sz w:val="16"/>
+          <w:szCs w:val="16"/>
+        </w:rPr>
+      </w:pPr>
+      <w:r>
+        <w:rPr>
+          <w:rStyle w:val="Refdenotaalpie"/>
+          <w:rFonts w:ascii="Arial Narrow" w:eastAsia="Arial Narrow" w:hAnsi="Arial Narrow" w:cs="Arial Narrow"/>
+          <w:sz w:val="16"/>
+          <w:szCs w:val="16"/>
+          <w:vertAlign w:val="superscript"/>
+        </w:rPr>
+        <w:footnoteRef/>
+      </w:r>
+      <w:r>
+        <w:rPr>
+          <w:rFonts w:ascii="Arial Narrow" w:eastAsia="Arial Narrow" w:hAnsi="Arial Narrow" w:cs="Arial Narrow"/>
+          <w:sz w:val="16"/>
+          <w:szCs w:val="16"/>
+        </w:rPr>
+        <w:tab/>
+        <w:t xml:space="preserve"/>
+      </w:r>
+      <w:r>
+        <w:rPr>
+          <w:rFonts w:ascii="Arial Narrow" w:eastAsia="Arial Narrow" w:hAnsi="Arial Narrow" w:cs="Arial Narrow"/>
+          <w:sz w:val="16"/>
+          <w:szCs w:val="16"/>
+        </w:rPr>
+        <w:tab/>
+      </w:r>
+      <w:r>
+        <w:rPr>
+          <w:rFonts w:ascii="Arial Narrow" w:eastAsia="Arial Narrow" w:hAnsi="Arial Narrow" w:cs="Arial Narrow"/>
           <w:b/>
           <w:bCs/>
           <w:sz w:val="16"/>
           <w:szCs w:val="16"/>
         </w:rPr>
-      </w:pPr>
-      <w:r>
-        <w:rPr>
-          <w:rStyle w:val="Refdenotaalpie"/>
-          <w:rFonts w:ascii="Arial Narrow" w:eastAsia="Arial Narrow" w:hAnsi="Arial Narrow" w:cs="Arial Narrow"/>
-          <w:sz w:val="16"/>
-          <w:szCs w:val="16"/>
-          <w:vertAlign w:val="superscript"/>
-        </w:rPr>
-        <w:footnoteRef/>
-      </w:r>
-      <w:r>
-        <w:rPr>
-          <w:rFonts w:ascii="Arial Narrow" w:eastAsia="Arial Narrow" w:hAnsi="Arial Narrow" w:cs="Arial Narrow"/>
-          <w:sz w:val="16"/>
-          <w:szCs w:val="16"/>
-        </w:rPr>
-        <w:t xml:space="preserve"> </w:t>
-      </w:r>
-      <w:r>
-        <w:rPr>
-          <w:rFonts w:ascii="Arial Narrow" w:eastAsia="Arial Narrow" w:hAnsi="Arial Narrow" w:cs="Arial Narrow"/>
-          <w:sz w:val="16"/>
-          <w:szCs w:val="16"/>
-        </w:rPr>
-        <w:tab/>
+        <w:t xml:space="preserve">TEXTO ÚNICO ORDENADO DE LA LEY 27444, LEY DE PROCEDIMIENTO ADMINISTRATIVO GENERAL, aprobado por Decreto Supremo </w:t>
       </w:r>
       <w:r>
         <w:rPr>
@@ -5777,7 +5839,37 @@
           <w:sz w:val="16"/>
           <w:szCs w:val="16"/>
         </w:rPr>
-        <w:t>DECRETO SUPREMO 009-2009-PCM, REGLAMENTO DE ORGANIZACIÓN Y FUNCIONES DEL INDECOPI</w:t>
+        <w:t>006-2026-JUS</w:t>
+      </w:r>
+      <w:r>
+        <w:rPr>
+          <w:rFonts w:ascii="Arial Narrow" w:eastAsia="Arial Narrow" w:hAnsi="Arial Narrow" w:cs="Arial Narrow"/>
+          <w:b/>
+          <w:bCs/>
+          <w:sz w:val="16"/>
+          <w:szCs w:val="16"/>
+        </w:rPr>
+        <w:t xml:space="preserve">, publicado el </w:t>
+      </w:r>
+      <w:r>
+        <w:rPr>
+          <w:rFonts w:ascii="Arial Narrow" w:eastAsia="Arial Narrow" w:hAnsi="Arial Narrow" w:cs="Arial Narrow"/>
+          <w:b/>
+          <w:bCs/>
+          <w:sz w:val="16"/>
+          <w:szCs w:val="16"/>
+        </w:rPr>
+        <w:t>30 de abril de 2026</w:t>
+      </w:r>
+      <w:r>
+        <w:rPr>
+          <w:rFonts w:ascii="Arial Narrow" w:eastAsia="Arial Narrow" w:hAnsi="Arial Narrow" w:cs="Arial Narrow"/>
+          <w:b/>
+          <w:bCs/>
+          <w:sz w:val="16"/>
+          <w:szCs w:val="16"/>
+        </w:rPr>
+        <w:t>.</w:t>
       </w:r>
     </w:p>
     <w:p>
@@ -5788,22 +5880,18 @@
         <w:rPr>
           <w:rFonts w:ascii="Arial Narrow" w:eastAsia="Arial Narrow" w:hAnsi="Arial Narrow" w:cs="Arial Narrow"/>
           <w:b/>
-          <w:bCs/>
-          <w:sz w:val="16"/>
-          <w:szCs w:val="16"/>
-          <w:lang w:val="es-ES"/>
-        </w:rPr>
-      </w:pPr>
-      <w:r>
-        <w:rPr>
-          <w:rFonts w:ascii="Arial Narrow" w:eastAsia="Arial Narrow" w:hAnsi="Arial Narrow" w:cs="Arial Narrow"/>
-          <w:b/>
-          <w:bCs/>
-          <w:sz w:val="16"/>
-          <w:szCs w:val="16"/>
-          <w:lang w:val="es-ES"/>
-        </w:rPr>
-        <w:t>Artículo 44.- Comisión de Protección al Consumidor</w:t>
+          <w:sz w:val="16"/>
+          <w:szCs w:val="16"/>
+        </w:rPr>
+      </w:pPr>
+      <w:r>
+        <w:rPr>
+          <w:rFonts w:ascii="Arial Narrow" w:eastAsia="Arial Narrow" w:hAnsi="Arial Narrow" w:cs="Arial Narrow"/>
+          <w:b/>
+          <w:sz w:val="16"/>
+          <w:szCs w:val="16"/>
+        </w:rPr>
+        <w:t>Artículo IV.- Principios del procedimiento administrativo</w:t>
       </w:r>
     </w:p>
     <w:p>
@@ -5815,17 +5903,44 @@
           <w:rFonts w:ascii="Arial Narrow" w:eastAsia="Arial Narrow" w:hAnsi="Arial Narrow" w:cs="Arial Narrow"/>
           <w:sz w:val="16"/>
           <w:szCs w:val="16"/>
-          <w:lang w:val="es-ES"/>
-        </w:rPr>
-      </w:pPr>
-      <w:r>
-        <w:rPr>
-          <w:rFonts w:ascii="Arial Narrow" w:eastAsia="Arial Narrow" w:hAnsi="Arial Narrow" w:cs="Arial Narrow"/>
-          <w:sz w:val="16"/>
-          <w:szCs w:val="16"/>
-          <w:lang w:val="es-ES"/>
-        </w:rPr>
-        <w:t>Corresponde a la Comisión de Protección al Consumidor velar por el cumplimiento de la Ley de Protección al Consumidor aprobada por Decreto Legislativo 716 y de las leyes que, en general, protegen a los consumidores de la falta de idoneidad de los bienes y servicios en función de la información brindada, de las omisiones de información y de la discriminación en el consumo, así como de aquellas que complementen o sustituyan a las anteriores.</w:t>
+        </w:rPr>
+      </w:pPr>
+      <w:r>
+        <w:rPr>
+          <w:rFonts w:ascii="Arial Narrow" w:eastAsia="Arial Narrow" w:hAnsi="Arial Narrow" w:cs="Arial Narrow"/>
+          <w:sz w:val="16"/>
+          <w:szCs w:val="16"/>
+        </w:rPr>
+        <w:t>(…)</w:t>
+      </w:r>
+    </w:p>
+    <w:p>
+      <w:pPr>
+        <w:pStyle w:val="Textonotapie"/>
+        <w:ind w:left="567"/>
+        <w:jc w:val="both"/>
+        <w:rPr>
+          <w:rFonts w:ascii="Arial Narrow" w:eastAsia="Arial Narrow" w:hAnsi="Arial Narrow" w:cs="Arial Narrow"/>
+          <w:sz w:val="16"/>
+          <w:szCs w:val="16"/>
+        </w:rPr>
+      </w:pPr>
+      <w:r>
+        <w:rPr>
+          <w:rFonts w:ascii="Arial Narrow" w:eastAsia="Arial Narrow" w:hAnsi="Arial Narrow" w:cs="Arial Narrow"/>
+          <w:b/>
+          <w:sz w:val="16"/>
+          <w:szCs w:val="16"/>
+        </w:rPr>
+        <w:t>1.3. Principio de impulso de oficio. -</w:t>
+      </w:r>
+      <w:r>
+        <w:rPr>
+          <w:rFonts w:ascii="Arial Narrow" w:eastAsia="Arial Narrow" w:hAnsi="Arial Narrow" w:cs="Arial Narrow"/>
+          <w:sz w:val="16"/>
+          <w:szCs w:val="16"/>
+        </w:rPr>
+        <w:t xml:space="preserve"> Las autoridades deben dirigir e impulsar de oficio el procedimiento y ordenar la realización o práctica de los actos que resulten convenientes para el esclarecimiento y resolución de las cuestiones necesarias.</w:t>
       </w:r>
     </w:p>
     <w:p>
@@ -5835,8 +5950,6 @@
         <w:jc w:val="both"/>
         <w:rPr>
           <w:rFonts w:ascii="Arial Narrow" w:eastAsia="Arial Narrow" w:hAnsi="Arial Narrow" w:cs="Arial Narrow"/>
-          <w:b/>
-          <w:bCs/>
           <w:sz w:val="16"/>
           <w:szCs w:val="16"/>
         </w:rPr>
@@ -5847,6 +5960,9 @@
     <w:p>
       <w:pPr>
         <w:pStyle w:val="Textonotapie"/>
+        <w:tabs>
+          <w:tab w:val="left" w:pos="567"/>
+        </w:tabs>
         <w:ind w:left="567" w:hanging="567"/>
         <w:jc w:val="both"/>
         <w:rPr>
@@ -5871,15 +5987,16 @@
           <w:sz w:val="16"/>
           <w:szCs w:val="16"/>
         </w:rPr>
-        <w:t xml:space="preserve"> </w:t>
-      </w:r>
-      <w:r>
-        <w:rPr>
-          <w:rFonts w:ascii="Arial Narrow" w:eastAsia="Arial Narrow" w:hAnsi="Arial Narrow" w:cs="Arial Narrow"/>
-          <w:sz w:val="16"/>
-          <w:szCs w:val="16"/>
-        </w:rPr>
         <w:tab/>
+        <w:t xml:space="preserve"/>
+      </w:r>
+      <w:r>
+        <w:rPr>
+          <w:rFonts w:ascii="Arial Narrow" w:eastAsia="Arial Narrow" w:hAnsi="Arial Narrow" w:cs="Arial Narrow"/>
+          <w:sz w:val="16"/>
+          <w:szCs w:val="16"/>
+        </w:rPr>
+        <w:tab/>
       </w:r>
       <w:r>
         <w:rPr>
@@ -5889,47 +6006,7 @@
           <w:sz w:val="16"/>
           <w:szCs w:val="16"/>
         </w:rPr>
-        <w:t xml:space="preserve">TEXTO ÚNICO ORDENADO DE LA LEY 27444, LEY DE PROCEDIMIENTO ADMINISTRATIVO GENERAL, aprobado por Decreto Supremo </w:t>
-      </w:r>
-      <w:r>
-        <w:rPr>
-          <w:rFonts w:ascii="Arial Narrow" w:eastAsia="Arial Narrow" w:hAnsi="Arial Narrow" w:cs="Arial Narrow"/>
-          <w:b/>
-          <w:bCs/>
-          <w:sz w:val="16"/>
-          <w:szCs w:val="16"/>
-        </w:rPr>
-        <w:t>006-2026-JUS</w:t>
-      </w:r>
-      <w:r>
-        <w:rPr>
-          <w:rFonts w:ascii="Arial Narrow" w:eastAsia="Arial Narrow" w:hAnsi="Arial Narrow" w:cs="Arial Narrow"/>
-          <w:b/>
-          <w:bCs/>
-          <w:sz w:val="16"/>
-          <w:szCs w:val="16"/>
-        </w:rPr>
-        <w:t xml:space="preserve">, publicado el </w:t>
-      </w:r>
-      <w:r>
-        <w:rPr>
-          <w:rFonts w:ascii="Arial Narrow" w:eastAsia="Arial Narrow" w:hAnsi="Arial Narrow" w:cs="Arial Narrow"/>
-          <w:b/>
-          <w:bCs/>
-          <w:sz w:val="16"/>
-          <w:szCs w:val="16"/>
-        </w:rPr>
-        <w:t>30 de abril de 2026</w:t>
-      </w:r>
-      <w:r>
-        <w:rPr>
-          <w:rFonts w:ascii="Arial Narrow" w:eastAsia="Arial Narrow" w:hAnsi="Arial Narrow" w:cs="Arial Narrow"/>
-          <w:b/>
-          <w:bCs/>
-          <w:sz w:val="16"/>
-          <w:szCs w:val="16"/>
-        </w:rPr>
-        <w:t>.</w:t>
+        <w:t>LEY 29571, CÓDIGO DE PROTECCIÓN Y DEFENSA DEL CONSUMIDOR, publicada el 2 de setiembre de 2010 y modificada por Decreto Legislativo 1308.</w:t>
       </w:r>
     </w:p>
     <w:p>
@@ -5939,68 +6016,30 @@
         <w:jc w:val="both"/>
         <w:rPr>
           <w:rFonts w:ascii="Arial Narrow" w:eastAsia="Arial Narrow" w:hAnsi="Arial Narrow" w:cs="Arial Narrow"/>
-          <w:b/>
-          <w:sz w:val="16"/>
-          <w:szCs w:val="16"/>
-        </w:rPr>
-      </w:pPr>
-      <w:r>
-        <w:rPr>
-          <w:rFonts w:ascii="Arial Narrow" w:eastAsia="Arial Narrow" w:hAnsi="Arial Narrow" w:cs="Arial Narrow"/>
-          <w:b/>
-          <w:sz w:val="16"/>
-          <w:szCs w:val="16"/>
-        </w:rPr>
-        <w:t>Artículo IV.- Principios del procedimiento administrativo</w:t>
-      </w:r>
-    </w:p>
-    <w:p>
-      <w:pPr>
-        <w:pStyle w:val="Textonotapie"/>
-        <w:ind w:left="567"/>
-        <w:jc w:val="both"/>
-        <w:rPr>
-          <w:rFonts w:ascii="Arial Narrow" w:eastAsia="Arial Narrow" w:hAnsi="Arial Narrow" w:cs="Arial Narrow"/>
-          <w:sz w:val="16"/>
-          <w:szCs w:val="16"/>
-        </w:rPr>
-      </w:pPr>
-      <w:r>
-        <w:rPr>
-          <w:rFonts w:ascii="Arial Narrow" w:eastAsia="Arial Narrow" w:hAnsi="Arial Narrow" w:cs="Arial Narrow"/>
-          <w:sz w:val="16"/>
-          <w:szCs w:val="16"/>
-        </w:rPr>
-        <w:t>(…)</w:t>
-      </w:r>
-    </w:p>
-    <w:p>
-      <w:pPr>
-        <w:pStyle w:val="Textonotapie"/>
-        <w:ind w:left="567"/>
-        <w:jc w:val="both"/>
-        <w:rPr>
-          <w:rFonts w:ascii="Arial Narrow" w:eastAsia="Arial Narrow" w:hAnsi="Arial Narrow" w:cs="Arial Narrow"/>
-          <w:sz w:val="16"/>
-          <w:szCs w:val="16"/>
-        </w:rPr>
-      </w:pPr>
-      <w:r>
-        <w:rPr>
-          <w:rFonts w:ascii="Arial Narrow" w:eastAsia="Arial Narrow" w:hAnsi="Arial Narrow" w:cs="Arial Narrow"/>
-          <w:b/>
-          <w:sz w:val="16"/>
-          <w:szCs w:val="16"/>
-        </w:rPr>
-        <w:t>1.3. Principio de impulso de oficio. -</w:t>
-      </w:r>
-      <w:r>
-        <w:rPr>
-          <w:rFonts w:ascii="Arial Narrow" w:eastAsia="Arial Narrow" w:hAnsi="Arial Narrow" w:cs="Arial Narrow"/>
-          <w:sz w:val="16"/>
-          <w:szCs w:val="16"/>
-        </w:rPr>
-        <w:t xml:space="preserve"> Las autoridades deben dirigir e impulsar de oficio el procedimiento y ordenar la realización o práctica de los actos que resulten convenientes para el esclarecimiento y resolución de las cuestiones necesarias.</w:t>
+          <w:sz w:val="16"/>
+          <w:szCs w:val="16"/>
+          <w:lang w:val="es-ES"/>
+        </w:rPr>
+      </w:pPr>
+      <w:r>
+        <w:rPr>
+          <w:rFonts w:ascii="Arial Narrow" w:eastAsia="Arial Narrow" w:hAnsi="Arial Narrow" w:cs="Arial Narrow"/>
+          <w:b/>
+          <w:bCs/>
+          <w:sz w:val="16"/>
+          <w:szCs w:val="16"/>
+          <w:lang w:val="es-ES"/>
+        </w:rPr>
+        <w:t>Artículo 105.-</w:t>
+      </w:r>
+      <w:r>
+        <w:rPr>
+          <w:rFonts w:ascii="Arial Narrow" w:eastAsia="Arial Narrow" w:hAnsi="Arial Narrow" w:cs="Arial Narrow"/>
+          <w:sz w:val="16"/>
+          <w:szCs w:val="16"/>
+          <w:lang w:val="es-ES"/>
+        </w:rPr>
+        <w:t xml:space="preserve"> El Instituto Nacional de Defensa de la Competencia y de la Protección de la propiedad Intelectual (Indecopi) es la autoridad con competencia primaria y de alcance nacional para conocer las presuntas infracciones a las disposiciones contenidas en el presente Código, así como para imponer las sanciones y medidas correctivas establecidas en el presente capítulo, conforme al Decreto Legislativo núm. 1033, Ley de Organización y Funciones del Indecopi. Dicha competencia solo puede ser negada cuando ella haya sido asignada o se asigne a favor de otro organismo por norma expresa con rango de ley.</w:t>
       </w:r>
     </w:p>
     <w:p>
@@ -6049,7 +6088,8 @@
           <w:sz w:val="16"/>
           <w:szCs w:val="16"/>
         </w:rPr>
-        <w:t xml:space="preserve"> </w:t>
+        <w:tab/>
+        <w:t xml:space="preserve"/>
       </w:r>
       <w:r>
         <w:rPr>
@@ -6156,10 +6196,30 @@
         <w:jc w:val="both"/>
         <w:rPr>
           <w:rFonts w:ascii="Arial Narrow" w:eastAsia="Arial Narrow" w:hAnsi="Arial Narrow" w:cs="Arial Narrow"/>
-          <w:sz w:val="16"/>
-          <w:szCs w:val="16"/>
-        </w:rPr>
-      </w:pPr>
+          <w:b/>
+          <w:bCs/>
+          <w:sz w:val="16"/>
+          <w:szCs w:val="16"/>
+        </w:rPr>
+      </w:pPr>
+      <w:r>
+        <w:rPr>
+          <w:rFonts w:ascii="Arial Narrow" w:eastAsia="Arial Narrow" w:hAnsi="Arial Narrow" w:cs="Arial Narrow"/>
+          <w:sz w:val="16"/>
+          <w:szCs w:val="16"/>
+        </w:rPr>
+        <w:tab/>
+      </w:r>
+      <w:r>
+        <w:rPr>
+          <w:rFonts w:ascii="Arial Narrow" w:eastAsia="Arial Narrow" w:hAnsi="Arial Narrow" w:cs="Arial Narrow"/>
+          <w:b/>
+          <w:bCs/>
+          <w:sz w:val="16"/>
+          <w:szCs w:val="16"/>
+        </w:rPr>
+        <w:t xml:space="preserve">LEY DE ORGANIZACIÓN Y FUNCIONES DEL INDECOPI, APROBADA POR DECRETO LEGISLATIVO 1033 </w:t>
+      </w:r>
     </w:p>
     <w:p>
       <w:pPr>
@@ -6171,29 +6231,46 @@
         <w:jc w:val="both"/>
         <w:rPr>
           <w:rFonts w:ascii="Arial Narrow" w:eastAsia="Arial Narrow" w:hAnsi="Arial Narrow" w:cs="Arial Narrow"/>
+          <w:sz w:val="16"/>
+          <w:szCs w:val="16"/>
+        </w:rPr>
+      </w:pPr>
+      <w:r>
+        <w:rPr>
+          <w:rFonts w:ascii="Arial Narrow" w:eastAsia="Arial Narrow" w:hAnsi="Arial Narrow" w:cs="Arial Narrow"/>
           <w:b/>
           <w:bCs/>
           <w:sz w:val="16"/>
           <w:szCs w:val="16"/>
         </w:rPr>
-      </w:pPr>
-      <w:r>
-        <w:rPr>
-          <w:rFonts w:ascii="Arial Narrow" w:eastAsia="Arial Narrow" w:hAnsi="Arial Narrow" w:cs="Arial Narrow"/>
-          <w:sz w:val="16"/>
-          <w:szCs w:val="16"/>
-        </w:rPr>
         <w:tab/>
-      </w:r>
-      <w:r>
-        <w:rPr>
-          <w:rFonts w:ascii="Arial Narrow" w:eastAsia="Arial Narrow" w:hAnsi="Arial Narrow" w:cs="Arial Narrow"/>
-          <w:b/>
-          <w:bCs/>
-          <w:sz w:val="16"/>
-          <w:szCs w:val="16"/>
-        </w:rPr>
-        <w:t xml:space="preserve">LEY DE ORGANIZACIÓN Y FUNCIONES DEL INDECOPI, APROBADA POR DECRETO LEGISLATIVO 1033 </w:t>
+        <w:t>Artículo 27.-</w:t>
+      </w:r>
+      <w:r>
+        <w:rPr>
+          <w:rFonts w:ascii="Arial Narrow" w:eastAsia="Arial Narrow" w:hAnsi="Arial Narrow" w:cs="Arial Narrow"/>
+          <w:sz w:val="16"/>
+          <w:szCs w:val="16"/>
+        </w:rPr>
+        <w:t xml:space="preserve"> De la Comisión de Protección al </w:t>
+      </w:r>
+      <w:proofErr w:type="gramStart"/>
+      <w:r>
+        <w:rPr>
+          <w:rFonts w:ascii="Arial Narrow" w:eastAsia="Arial Narrow" w:hAnsi="Arial Narrow" w:cs="Arial Narrow"/>
+          <w:sz w:val="16"/>
+          <w:szCs w:val="16"/>
+        </w:rPr>
+        <w:t>Consumidor.-</w:t>
+      </w:r>
+      <w:proofErr w:type="gramEnd"/>
+      <w:r>
+        <w:rPr>
+          <w:rFonts w:ascii="Arial Narrow" w:eastAsia="Arial Narrow" w:hAnsi="Arial Narrow" w:cs="Arial Narrow"/>
+          <w:sz w:val="16"/>
+          <w:szCs w:val="16"/>
+        </w:rPr>
+        <w:t xml:space="preserve"> </w:t>
       </w:r>
     </w:p>
     <w:p>
@@ -6213,39 +6290,11 @@
       <w:r>
         <w:rPr>
           <w:rFonts w:ascii="Arial Narrow" w:eastAsia="Arial Narrow" w:hAnsi="Arial Narrow" w:cs="Arial Narrow"/>
-          <w:b/>
-          <w:bCs/>
           <w:sz w:val="16"/>
           <w:szCs w:val="16"/>
         </w:rPr>
         <w:tab/>
-        <w:t>Artículo 27.-</w:t>
-      </w:r>
-      <w:r>
-        <w:rPr>
-          <w:rFonts w:ascii="Arial Narrow" w:eastAsia="Arial Narrow" w:hAnsi="Arial Narrow" w:cs="Arial Narrow"/>
-          <w:sz w:val="16"/>
-          <w:szCs w:val="16"/>
-        </w:rPr>
-        <w:t xml:space="preserve"> De la Comisión de Protección al </w:t>
-      </w:r>
-      <w:proofErr w:type="gramStart"/>
-      <w:r>
-        <w:rPr>
-          <w:rFonts w:ascii="Arial Narrow" w:eastAsia="Arial Narrow" w:hAnsi="Arial Narrow" w:cs="Arial Narrow"/>
-          <w:sz w:val="16"/>
-          <w:szCs w:val="16"/>
-        </w:rPr>
-        <w:t>Consumidor.-</w:t>
-      </w:r>
-      <w:proofErr w:type="gramEnd"/>
-      <w:r>
-        <w:rPr>
-          <w:rFonts w:ascii="Arial Narrow" w:eastAsia="Arial Narrow" w:hAnsi="Arial Narrow" w:cs="Arial Narrow"/>
-          <w:sz w:val="16"/>
-          <w:szCs w:val="16"/>
-        </w:rPr>
-        <w:t xml:space="preserve"> </w:t>
+        <w:t>Corresponde a la Comisión de Protección al Consumidor velar por el cumplimiento de la Ley de Protección al Consumidor y de las leyes que, en general, protegen a los consumidores de la falta de idoneidad de los bienes y servicios en función de la información brindada, de las omisiones de información y de la discriminación en el consumo, así como de aquellas que complementen o sustituyan a las anteriores.</w:t>
       </w:r>
     </w:p>
     <w:p>
@@ -6258,20 +6307,15 @@
         <w:jc w:val="both"/>
         <w:rPr>
           <w:rFonts w:ascii="Arial Narrow" w:eastAsia="Arial Narrow" w:hAnsi="Arial Narrow" w:cs="Arial Narrow"/>
-          <w:sz w:val="16"/>
-          <w:szCs w:val="16"/>
-        </w:rPr>
-      </w:pPr>
-      <w:r>
-        <w:rPr>
-          <w:rFonts w:ascii="Arial Narrow" w:eastAsia="Arial Narrow" w:hAnsi="Arial Narrow" w:cs="Arial Narrow"/>
-          <w:sz w:val="16"/>
-          <w:szCs w:val="16"/>
-        </w:rPr>
-        <w:tab/>
-        <w:t>Corresponde a la Comisión de Protección al Consumidor velar por el cumplimiento de la Ley de Protección al Consumidor y de las leyes que, en general, protegen a los consumidores de la falta de idoneidad de los bienes y servicios en función de la información brindada, de las omisiones de información y de la discriminación en el consumo, así como de aquellas que complementen o sustituyan a las anteriores.</w:t>
-      </w:r>
-    </w:p>
+          <w:b/>
+          <w:bCs/>
+          <w:sz w:val="16"/>
+          <w:szCs w:val="16"/>
+        </w:rPr>
+      </w:pPr>
+    </w:p>
+  </w:footnote>
+  <w:footnote w:id="6">
     <w:p>
       <w:pPr>
         <w:pStyle w:val="Textonotapie"/>
@@ -6288,9 +6332,150 @@
           <w:szCs w:val="16"/>
         </w:rPr>
       </w:pPr>
-    </w:p>
-  </w:footnote>
-  <w:footnote w:id="6">
+      <w:r>
+        <w:rPr>
+          <w:rStyle w:val="Refdenotaalpie"/>
+          <w:rFonts w:ascii="Arial Narrow" w:eastAsia="Arial Narrow" w:hAnsi="Arial Narrow" w:cs="Arial Narrow"/>
+          <w:sz w:val="16"/>
+          <w:szCs w:val="16"/>
+          <w:vertAlign w:val="superscript"/>
+        </w:rPr>
+        <w:footnoteRef/>
+      </w:r>
+      <w:r>
+        <w:rPr>
+          <w:rFonts w:ascii="Arial Narrow" w:eastAsia="Arial Narrow" w:hAnsi="Arial Narrow" w:cs="Arial Narrow"/>
+          <w:sz w:val="16"/>
+          <w:szCs w:val="16"/>
+        </w:rPr>
+        <w:tab/>
+        <w:t xml:space="preserve"/>
+      </w:r>
+      <w:r>
+        <w:rPr>
+          <w:rFonts w:ascii="Arial Narrow" w:eastAsia="Arial Narrow" w:hAnsi="Arial Narrow" w:cs="Arial Narrow"/>
+          <w:sz w:val="16"/>
+          <w:szCs w:val="16"/>
+        </w:rPr>
+        <w:tab/>
+      </w:r>
+      <w:r>
+        <w:rPr>
+          <w:rFonts w:ascii="Arial Narrow" w:eastAsia="Arial Narrow" w:hAnsi="Arial Narrow" w:cs="Arial Narrow"/>
+          <w:b/>
+          <w:bCs/>
+          <w:sz w:val="16"/>
+          <w:szCs w:val="16"/>
+        </w:rPr>
+        <w:t xml:space="preserve">LEY 29571, CÓDIGO DE PROTECCIÓN Y DEFENSA DEL CONSUMIDOR, publicado el 2 de setiembre de 2010 y modificado por Decreto Legislativo 1308 </w:t>
+      </w:r>
+    </w:p>
+    <w:p>
+      <w:pPr>
+        <w:pStyle w:val="Textonotapie"/>
+        <w:ind w:left="567" w:right="-1"/>
+        <w:jc w:val="both"/>
+        <w:rPr>
+          <w:rFonts w:ascii="Arial Narrow" w:eastAsia="Arial Narrow" w:hAnsi="Arial Narrow" w:cs="Arial Narrow"/>
+          <w:b/>
+          <w:bCs/>
+          <w:sz w:val="16"/>
+          <w:szCs w:val="16"/>
+        </w:rPr>
+      </w:pPr>
+      <w:r>
+        <w:rPr>
+          <w:rFonts w:ascii="Arial Narrow" w:eastAsia="Arial Narrow" w:hAnsi="Arial Narrow" w:cs="Arial Narrow"/>
+          <w:b/>
+          <w:bCs/>
+          <w:sz w:val="16"/>
+          <w:szCs w:val="16"/>
+        </w:rPr>
+        <w:t xml:space="preserve">Artículo 18.- Idoneidad </w:t>
+      </w:r>
+    </w:p>
+    <w:p>
+      <w:pPr>
+        <w:pStyle w:val="Textonotapie"/>
+        <w:ind w:left="567" w:right="-1"/>
+        <w:jc w:val="both"/>
+        <w:rPr>
+          <w:rFonts w:ascii="Arial Narrow" w:eastAsia="Arial Narrow" w:hAnsi="Arial Narrow" w:cs="Arial Narrow"/>
+          <w:sz w:val="16"/>
+          <w:szCs w:val="16"/>
+        </w:rPr>
+      </w:pPr>
+      <w:r>
+        <w:rPr>
+          <w:rFonts w:ascii="Arial Narrow" w:eastAsia="Arial Narrow" w:hAnsi="Arial Narrow" w:cs="Arial Narrow"/>
+          <w:sz w:val="16"/>
+          <w:szCs w:val="16"/>
+        </w:rPr>
+        <w:t xml:space="preserve">Se entiende por idoneidad la correspondencia entre lo que un consumidor espera y lo que efectivamente recibe, en función a lo que se le hubiera ofrecido, la publicidad e información transmitida, las condiciones y circunstancias de la transacción, las características y naturaleza del producto o servicio, el precio, entre otros factores, atendiendo a las circunstancias del caso. </w:t>
+      </w:r>
+    </w:p>
+    <w:p>
+      <w:pPr>
+        <w:pStyle w:val="Textonotapie"/>
+        <w:ind w:left="567" w:right="-1"/>
+        <w:jc w:val="both"/>
+        <w:rPr>
+          <w:rFonts w:ascii="Arial Narrow" w:eastAsia="Arial Narrow" w:hAnsi="Arial Narrow" w:cs="Arial Narrow"/>
+          <w:sz w:val="16"/>
+          <w:szCs w:val="16"/>
+        </w:rPr>
+      </w:pPr>
+      <w:r>
+        <w:rPr>
+          <w:rFonts w:ascii="Arial Narrow" w:eastAsia="Arial Narrow" w:hAnsi="Arial Narrow" w:cs="Arial Narrow"/>
+          <w:sz w:val="16"/>
+          <w:szCs w:val="16"/>
+        </w:rPr>
+        <w:t xml:space="preserve">La idoneidad es evaluada en función a la propia naturaleza del producto o servicio y a su aptitud para satisfacer la finalidad para la cual ha sido puesto en el mercado. Las autorizaciones por parte de los organismos del Estado para la fabricación de un producto o la prestación de un servicio, en los casos que sea necesario, no eximen de responsabilidad al proveedor frente al consumidor. </w:t>
+      </w:r>
+    </w:p>
+    <w:p>
+      <w:pPr>
+        <w:pStyle w:val="Textonotapie"/>
+        <w:ind w:left="567" w:right="-1"/>
+        <w:jc w:val="both"/>
+        <w:rPr>
+          <w:rFonts w:ascii="Arial Narrow" w:eastAsia="Arial Narrow" w:hAnsi="Arial Narrow" w:cs="Arial Narrow"/>
+          <w:sz w:val="16"/>
+          <w:szCs w:val="16"/>
+        </w:rPr>
+      </w:pPr>
+      <w:r>
+        <w:rPr>
+          <w:rFonts w:ascii="Arial Narrow" w:eastAsia="Arial Narrow" w:hAnsi="Arial Narrow" w:cs="Arial Narrow"/>
+          <w:b/>
+          <w:bCs/>
+          <w:sz w:val="16"/>
+          <w:szCs w:val="16"/>
+        </w:rPr>
+        <w:t xml:space="preserve">Artículo 19.- Obligación de los proveedores </w:t>
+      </w:r>
+    </w:p>
+    <w:p>
+      <w:pPr>
+        <w:pStyle w:val="Textonotapie"/>
+        <w:ind w:left="567" w:right="-1"/>
+        <w:jc w:val="both"/>
+        <w:rPr>
+          <w:rFonts w:ascii="Arial Narrow" w:eastAsia="Arial Narrow" w:hAnsi="Arial Narrow" w:cs="Arial Narrow"/>
+          <w:sz w:val="16"/>
+          <w:szCs w:val="16"/>
+        </w:rPr>
+      </w:pPr>
+      <w:r>
+        <w:rPr>
+          <w:rFonts w:ascii="Arial Narrow" w:eastAsia="Arial Narrow" w:hAnsi="Arial Narrow" w:cs="Arial Narrow"/>
+          <w:sz w:val="16"/>
+          <w:szCs w:val="16"/>
+        </w:rPr>
+        <w:t>El proveedor responde por la idoneidad y calidad de los productos y servicios ofrecidos; por la autenticidad de las marcas y leyendas que exhiben sus productos o del signo que respalda al prestador del servicio, por la falta de conformidad entre la publicidad comercial de los productos y servicios y estos, así como por el contenido y la vida útil del producto indicado en el envase, en lo que corresponda.</w:t>
+      </w:r>
+    </w:p>
     <w:p>
       <w:pPr>
         <w:pStyle w:val="Textonotapie"/>
@@ -6307,161 +6492,9 @@
           <w:szCs w:val="16"/>
         </w:rPr>
       </w:pPr>
-      <w:r>
-        <w:rPr>
-          <w:rStyle w:val="Refdenotaalpie"/>
-          <w:rFonts w:ascii="Arial Narrow" w:eastAsia="Arial Narrow" w:hAnsi="Arial Narrow" w:cs="Arial Narrow"/>
-          <w:sz w:val="16"/>
-          <w:szCs w:val="16"/>
-          <w:vertAlign w:val="superscript"/>
-        </w:rPr>
-        <w:footnoteRef/>
-      </w:r>
-      <w:r>
-        <w:rPr>
-          <w:rFonts w:ascii="Arial Narrow" w:eastAsia="Arial Narrow" w:hAnsi="Arial Narrow" w:cs="Arial Narrow"/>
-          <w:sz w:val="16"/>
-          <w:szCs w:val="16"/>
-        </w:rPr>
-        <w:t xml:space="preserve"> </w:t>
-      </w:r>
-      <w:r>
-        <w:rPr>
-          <w:rFonts w:ascii="Arial Narrow" w:eastAsia="Arial Narrow" w:hAnsi="Arial Narrow" w:cs="Arial Narrow"/>
-          <w:sz w:val="16"/>
-          <w:szCs w:val="16"/>
-        </w:rPr>
-        <w:tab/>
-      </w:r>
-      <w:r>
-        <w:rPr>
-          <w:rFonts w:ascii="Arial Narrow" w:eastAsia="Arial Narrow" w:hAnsi="Arial Narrow" w:cs="Arial Narrow"/>
-          <w:b/>
-          <w:bCs/>
-          <w:sz w:val="16"/>
-          <w:szCs w:val="16"/>
-        </w:rPr>
-        <w:t xml:space="preserve">LEY 29571, CÓDIGO DE PROTECCIÓN Y DEFENSA DEL CONSUMIDOR, publicado el 2 de setiembre de 2010 y modificado por Decreto Legislativo 1308 </w:t>
-      </w:r>
-    </w:p>
-    <w:p>
-      <w:pPr>
-        <w:pStyle w:val="Textonotapie"/>
-        <w:ind w:left="567" w:right="-1"/>
-        <w:jc w:val="both"/>
-        <w:rPr>
-          <w:rFonts w:ascii="Arial Narrow" w:eastAsia="Arial Narrow" w:hAnsi="Arial Narrow" w:cs="Arial Narrow"/>
-          <w:b/>
-          <w:bCs/>
-          <w:sz w:val="16"/>
-          <w:szCs w:val="16"/>
-        </w:rPr>
-      </w:pPr>
-      <w:r>
-        <w:rPr>
-          <w:rFonts w:ascii="Arial Narrow" w:eastAsia="Arial Narrow" w:hAnsi="Arial Narrow" w:cs="Arial Narrow"/>
-          <w:b/>
-          <w:bCs/>
-          <w:sz w:val="16"/>
-          <w:szCs w:val="16"/>
-        </w:rPr>
-        <w:t xml:space="preserve">Artículo 18.- Idoneidad </w:t>
-      </w:r>
-    </w:p>
-    <w:p>
-      <w:pPr>
-        <w:pStyle w:val="Textonotapie"/>
-        <w:ind w:left="567" w:right="-1"/>
-        <w:jc w:val="both"/>
-        <w:rPr>
-          <w:rFonts w:ascii="Arial Narrow" w:eastAsia="Arial Narrow" w:hAnsi="Arial Narrow" w:cs="Arial Narrow"/>
-          <w:sz w:val="16"/>
-          <w:szCs w:val="16"/>
-        </w:rPr>
-      </w:pPr>
-      <w:r>
-        <w:rPr>
-          <w:rFonts w:ascii="Arial Narrow" w:eastAsia="Arial Narrow" w:hAnsi="Arial Narrow" w:cs="Arial Narrow"/>
-          <w:sz w:val="16"/>
-          <w:szCs w:val="16"/>
-        </w:rPr>
-        <w:t xml:space="preserve">Se entiende por idoneidad la correspondencia entre lo que un consumidor espera y lo que efectivamente recibe, en función a lo que se le hubiera ofrecido, la publicidad e información transmitida, las condiciones y circunstancias de la transacción, las características y naturaleza del producto o servicio, el precio, entre otros factores, atendiendo a las circunstancias del caso. </w:t>
-      </w:r>
-    </w:p>
-    <w:p>
-      <w:pPr>
-        <w:pStyle w:val="Textonotapie"/>
-        <w:ind w:left="567" w:right="-1"/>
-        <w:jc w:val="both"/>
-        <w:rPr>
-          <w:rFonts w:ascii="Arial Narrow" w:eastAsia="Arial Narrow" w:hAnsi="Arial Narrow" w:cs="Arial Narrow"/>
-          <w:sz w:val="16"/>
-          <w:szCs w:val="16"/>
-        </w:rPr>
-      </w:pPr>
-      <w:r>
-        <w:rPr>
-          <w:rFonts w:ascii="Arial Narrow" w:eastAsia="Arial Narrow" w:hAnsi="Arial Narrow" w:cs="Arial Narrow"/>
-          <w:sz w:val="16"/>
-          <w:szCs w:val="16"/>
-        </w:rPr>
-        <w:t xml:space="preserve">La idoneidad es evaluada en función a la propia naturaleza del producto o servicio y a su aptitud para satisfacer la finalidad para la cual ha sido puesto en el mercado. Las autorizaciones por parte de los organismos del Estado para la fabricación de un producto o la prestación de un servicio, en los casos que sea necesario, no eximen de responsabilidad al proveedor frente al consumidor. </w:t>
-      </w:r>
-    </w:p>
-    <w:p>
-      <w:pPr>
-        <w:pStyle w:val="Textonotapie"/>
-        <w:ind w:left="567" w:right="-1"/>
-        <w:jc w:val="both"/>
-        <w:rPr>
-          <w:rFonts w:ascii="Arial Narrow" w:eastAsia="Arial Narrow" w:hAnsi="Arial Narrow" w:cs="Arial Narrow"/>
-          <w:sz w:val="16"/>
-          <w:szCs w:val="16"/>
-        </w:rPr>
-      </w:pPr>
-    </w:p>
-    <w:p>
-      <w:pPr>
-        <w:pStyle w:val="Textonotapie"/>
-        <w:ind w:left="567" w:right="-1"/>
-        <w:jc w:val="both"/>
-        <w:rPr>
-          <w:rFonts w:ascii="Arial Narrow" w:eastAsia="Arial Narrow" w:hAnsi="Arial Narrow" w:cs="Arial Narrow"/>
-          <w:sz w:val="16"/>
-          <w:szCs w:val="16"/>
-        </w:rPr>
-      </w:pPr>
-      <w:r>
-        <w:rPr>
-          <w:rFonts w:ascii="Arial Narrow" w:eastAsia="Arial Narrow" w:hAnsi="Arial Narrow" w:cs="Arial Narrow"/>
-          <w:b/>
-          <w:bCs/>
-          <w:sz w:val="16"/>
-          <w:szCs w:val="16"/>
-        </w:rPr>
-        <w:t xml:space="preserve">Artículo 19.- Obligación de los proveedores </w:t>
-      </w:r>
-    </w:p>
-    <w:p>
-      <w:pPr>
-        <w:pStyle w:val="Textonotapie"/>
-        <w:ind w:left="567" w:right="-1"/>
-        <w:jc w:val="both"/>
-        <w:rPr>
-          <w:rFonts w:ascii="Arial Narrow" w:eastAsia="Arial Narrow" w:hAnsi="Arial Narrow" w:cs="Arial Narrow"/>
-          <w:sz w:val="16"/>
-          <w:szCs w:val="16"/>
-        </w:rPr>
-      </w:pPr>
-      <w:r>
-        <w:rPr>
-          <w:rFonts w:ascii="Arial Narrow" w:eastAsia="Arial Narrow" w:hAnsi="Arial Narrow" w:cs="Arial Narrow"/>
-          <w:sz w:val="16"/>
-          <w:szCs w:val="16"/>
-        </w:rPr>
-        <w:t>El proveedor responde por la idoneidad y calidad de los productos y servicios ofrecidos; por la autenticidad de las marcas y leyendas que exhiben sus productos o del signo que respalda al prestador del servicio, por la falta de conformidad entre la publicidad comercial de los productos y servicios y estos, así como por el contenido y la vida útil del producto indicado en el envase, en lo que corresponda.</w:t>
-      </w:r>
-    </w:p>
+    </w:p>
+  </w:footnote>
+  <w:footnote w:id="7">
     <w:p>
       <w:pPr>
         <w:pStyle w:val="Textonotapie"/>
@@ -6478,9 +6511,114 @@
           <w:szCs w:val="16"/>
         </w:rPr>
       </w:pPr>
-    </w:p>
-  </w:footnote>
-  <w:footnote w:id="7">
+      <w:r>
+        <w:rPr>
+          <w:rStyle w:val="Refdenotaalpie"/>
+          <w:rFonts w:ascii="Arial Narrow" w:eastAsia="Arial Narrow" w:hAnsi="Arial Narrow" w:cs="Arial Narrow"/>
+          <w:sz w:val="16"/>
+          <w:szCs w:val="16"/>
+          <w:vertAlign w:val="superscript"/>
+        </w:rPr>
+        <w:footnoteRef/>
+      </w:r>
+      <w:r>
+        <w:rPr>
+          <w:rFonts w:ascii="Arial Narrow" w:eastAsia="Arial Narrow" w:hAnsi="Arial Narrow" w:cs="Arial Narrow"/>
+          <w:sz w:val="16"/>
+          <w:szCs w:val="16"/>
+        </w:rPr>
+        <w:tab/>
+        <w:t xml:space="preserve"/>
+      </w:r>
+      <w:r>
+        <w:rPr>
+          <w:rFonts w:ascii="Arial Narrow" w:eastAsia="Arial Narrow" w:hAnsi="Arial Narrow" w:cs="Arial Narrow"/>
+          <w:sz w:val="16"/>
+          <w:szCs w:val="16"/>
+        </w:rPr>
+        <w:tab/>
+      </w:r>
+      <w:r>
+        <w:rPr>
+          <w:rFonts w:ascii="Arial Narrow" w:eastAsia="Arial Narrow" w:hAnsi="Arial Narrow" w:cs="Arial Narrow"/>
+          <w:b/>
+          <w:bCs/>
+          <w:sz w:val="16"/>
+          <w:szCs w:val="16"/>
+        </w:rPr>
+        <w:t xml:space="preserve">LEY 29571, CÓDIGO DE PROTECCIÓN Y DEFENSA DEL CONSUMIDOR, publicado el 2 de setiembre de 2010 y modificado por Decreto Legislativo 1308 </w:t>
+      </w:r>
+    </w:p>
+    <w:p>
+      <w:pPr>
+        <w:pStyle w:val="Textonotapie"/>
+        <w:ind w:firstLine="567"/>
+        <w:jc w:val="both"/>
+        <w:rPr>
+          <w:rFonts w:ascii="Arial Narrow" w:eastAsia="Arial Narrow" w:hAnsi="Arial Narrow" w:cs="Arial Narrow"/>
+          <w:b/>
+          <w:bCs/>
+          <w:sz w:val="16"/>
+          <w:szCs w:val="16"/>
+        </w:rPr>
+      </w:pPr>
+      <w:r>
+        <w:rPr>
+          <w:rFonts w:ascii="Arial Narrow" w:eastAsia="Arial Narrow" w:hAnsi="Arial Narrow" w:cs="Arial Narrow"/>
+          <w:b/>
+          <w:bCs/>
+          <w:sz w:val="16"/>
+          <w:szCs w:val="16"/>
+        </w:rPr>
+        <w:t>Artículo 1.- Derechos de los consumidores</w:t>
+      </w:r>
+    </w:p>
+    <w:p>
+      <w:pPr>
+        <w:pStyle w:val="Textonotapie"/>
+        <w:tabs>
+          <w:tab w:val="left" w:pos="567"/>
+        </w:tabs>
+        <w:jc w:val="both"/>
+        <w:rPr>
+          <w:rFonts w:ascii="Arial Narrow" w:eastAsia="Arial Narrow" w:hAnsi="Arial Narrow" w:cs="Arial Narrow"/>
+          <w:sz w:val="16"/>
+          <w:szCs w:val="16"/>
+        </w:rPr>
+      </w:pPr>
+      <w:r>
+        <w:rPr>
+          <w:rFonts w:ascii="Arial Narrow" w:eastAsia="Arial Narrow" w:hAnsi="Arial Narrow" w:cs="Arial Narrow"/>
+          <w:sz w:val="16"/>
+          <w:szCs w:val="16"/>
+        </w:rPr>
+        <w:tab/>
+        <w:t>1.1 (…)</w:t>
+      </w:r>
+    </w:p>
+    <w:p>
+      <w:pPr>
+        <w:pStyle w:val="Textonotapie"/>
+        <w:tabs>
+          <w:tab w:val="left" w:pos="567"/>
+        </w:tabs>
+        <w:ind w:left="570"/>
+        <w:jc w:val="both"/>
+        <w:rPr>
+          <w:rFonts w:ascii="Arial Narrow" w:eastAsia="Arial Narrow" w:hAnsi="Arial Narrow" w:cs="Arial Narrow"/>
+          <w:sz w:val="16"/>
+          <w:szCs w:val="16"/>
+        </w:rPr>
+      </w:pPr>
+      <w:r>
+        <w:rPr>
+          <w:rFonts w:ascii="Arial Narrow" w:eastAsia="Arial Narrow" w:hAnsi="Arial Narrow" w:cs="Arial Narrow"/>
+          <w:sz w:val="16"/>
+          <w:szCs w:val="16"/>
+        </w:rPr>
+        <w:t xml:space="preserve">b. Derecho a acceder a información oportuna, suficiente, veraz y fácilmente accesible, relevante para tomar una decisión o realizar una elección de consumo que se ajuste a sus intereses, así como para efectuar un uso o consumo adecuado de los productos o servicios. </w:t>
+      </w:r>
+    </w:p>
     <w:p>
       <w:pPr>
         <w:pStyle w:val="Textonotapie"/>
@@ -6491,30 +6629,10 @@
         <w:jc w:val="both"/>
         <w:rPr>
           <w:rFonts w:ascii="Arial Narrow" w:eastAsia="Arial Narrow" w:hAnsi="Arial Narrow" w:cs="Arial Narrow"/>
-          <w:b/>
-          <w:bCs/>
-          <w:sz w:val="16"/>
-          <w:szCs w:val="16"/>
-        </w:rPr>
-      </w:pPr>
-      <w:r>
-        <w:rPr>
-          <w:rStyle w:val="Refdenotaalpie"/>
-          <w:rFonts w:ascii="Arial Narrow" w:eastAsia="Arial Narrow" w:hAnsi="Arial Narrow" w:cs="Arial Narrow"/>
-          <w:sz w:val="16"/>
-          <w:szCs w:val="16"/>
-          <w:vertAlign w:val="superscript"/>
-        </w:rPr>
-        <w:footnoteRef/>
-      </w:r>
-      <w:r>
-        <w:rPr>
-          <w:rFonts w:ascii="Arial Narrow" w:eastAsia="Arial Narrow" w:hAnsi="Arial Narrow" w:cs="Arial Narrow"/>
-          <w:sz w:val="16"/>
-          <w:szCs w:val="16"/>
-        </w:rPr>
-        <w:t xml:space="preserve"> </w:t>
-      </w:r>
+          <w:sz w:val="16"/>
+          <w:szCs w:val="16"/>
+        </w:rPr>
+      </w:pPr>
       <w:r>
         <w:rPr>
           <w:rFonts w:ascii="Arial Narrow" w:eastAsia="Arial Narrow" w:hAnsi="Arial Narrow" w:cs="Arial Narrow"/>
@@ -6522,16 +6640,7 @@
           <w:szCs w:val="16"/>
         </w:rPr>
         <w:tab/>
-      </w:r>
-      <w:r>
-        <w:rPr>
-          <w:rFonts w:ascii="Arial Narrow" w:eastAsia="Arial Narrow" w:hAnsi="Arial Narrow" w:cs="Arial Narrow"/>
-          <w:b/>
-          <w:bCs/>
-          <w:sz w:val="16"/>
-          <w:szCs w:val="16"/>
-        </w:rPr>
-        <w:t xml:space="preserve">LEY 29571, CÓDIGO DE PROTECCIÓN Y DEFENSA DEL CONSUMIDOR, publicado el 2 de setiembre de 2010 y modificado por Decreto Legislativo 1308 </w:t>
+        <w:t>(…).</w:t>
       </w:r>
     </w:p>
     <w:p>
@@ -6555,7 +6664,7 @@
           <w:sz w:val="16"/>
           <w:szCs w:val="16"/>
         </w:rPr>
-        <w:t>Artículo 1.- Derechos de los consumidores</w:t>
+        <w:t>Artículo 2.- Información relevante</w:t>
       </w:r>
     </w:p>
     <w:p>
@@ -6564,21 +6673,21 @@
         <w:tabs>
           <w:tab w:val="left" w:pos="567"/>
         </w:tabs>
-        <w:jc w:val="both"/>
-        <w:rPr>
-          <w:rFonts w:ascii="Arial Narrow" w:eastAsia="Arial Narrow" w:hAnsi="Arial Narrow" w:cs="Arial Narrow"/>
-          <w:sz w:val="16"/>
-          <w:szCs w:val="16"/>
-        </w:rPr>
-      </w:pPr>
-      <w:r>
-        <w:rPr>
-          <w:rFonts w:ascii="Arial Narrow" w:eastAsia="Arial Narrow" w:hAnsi="Arial Narrow" w:cs="Arial Narrow"/>
-          <w:sz w:val="16"/>
-          <w:szCs w:val="16"/>
-        </w:rPr>
-        <w:tab/>
-        <w:t>1.1 (…)</w:t>
+        <w:ind w:left="567"/>
+        <w:jc w:val="both"/>
+        <w:rPr>
+          <w:rFonts w:ascii="Arial Narrow" w:eastAsia="Arial Narrow" w:hAnsi="Arial Narrow" w:cs="Arial Narrow"/>
+          <w:sz w:val="16"/>
+          <w:szCs w:val="16"/>
+        </w:rPr>
+      </w:pPr>
+      <w:r>
+        <w:rPr>
+          <w:rFonts w:ascii="Arial Narrow" w:eastAsia="Arial Narrow" w:hAnsi="Arial Narrow" w:cs="Arial Narrow"/>
+          <w:sz w:val="16"/>
+          <w:szCs w:val="16"/>
+        </w:rPr>
+        <w:t xml:space="preserve">2.1 El proveedor tiene la obligación de ofrecer al consumidor toda la información relevante para tomar una decisión o realizar una elección adecuada de consumo, así como para efectuar un uso o consumo adecuado de los productos o servicios. </w:t>
       </w:r>
     </w:p>
     <w:p>
@@ -6587,21 +6696,67 @@
         <w:tabs>
           <w:tab w:val="left" w:pos="567"/>
         </w:tabs>
-        <w:ind w:left="570"/>
-        <w:jc w:val="both"/>
-        <w:rPr>
-          <w:rFonts w:ascii="Arial Narrow" w:eastAsia="Arial Narrow" w:hAnsi="Arial Narrow" w:cs="Arial Narrow"/>
-          <w:sz w:val="16"/>
-          <w:szCs w:val="16"/>
-        </w:rPr>
-      </w:pPr>
-      <w:r>
-        <w:rPr>
-          <w:rFonts w:ascii="Arial Narrow" w:eastAsia="Arial Narrow" w:hAnsi="Arial Narrow" w:cs="Arial Narrow"/>
-          <w:sz w:val="16"/>
-          <w:szCs w:val="16"/>
-        </w:rPr>
-        <w:t xml:space="preserve">b. Derecho a acceder a información oportuna, suficiente, veraz y fácilmente accesible, relevante para tomar una decisión o realizar una elección de consumo que se ajuste a sus intereses, así como para efectuar un uso o consumo adecuado de los productos o servicios. </w:t>
+        <w:ind w:left="567"/>
+        <w:jc w:val="both"/>
+        <w:rPr>
+          <w:rFonts w:ascii="Arial Narrow" w:eastAsia="Arial Narrow" w:hAnsi="Arial Narrow" w:cs="Arial Narrow"/>
+          <w:sz w:val="16"/>
+          <w:szCs w:val="16"/>
+        </w:rPr>
+      </w:pPr>
+      <w:r>
+        <w:rPr>
+          <w:rFonts w:ascii="Arial Narrow" w:eastAsia="Arial Narrow" w:hAnsi="Arial Narrow" w:cs="Arial Narrow"/>
+          <w:sz w:val="16"/>
+          <w:szCs w:val="16"/>
+        </w:rPr>
+        <w:t xml:space="preserve">2.2 La información debe ser veraz, suficiente, de fácil comprensión, apropiada, oportuna y fácilmente accesible, debiendo ser brindada en idioma castellano. </w:t>
+      </w:r>
+    </w:p>
+    <w:p>
+      <w:pPr>
+        <w:pStyle w:val="Textonotapie"/>
+        <w:tabs>
+          <w:tab w:val="left" w:pos="567"/>
+        </w:tabs>
+        <w:ind w:left="567"/>
+        <w:jc w:val="both"/>
+        <w:rPr>
+          <w:rFonts w:ascii="Arial Narrow" w:eastAsia="Arial Narrow" w:hAnsi="Arial Narrow" w:cs="Arial Narrow"/>
+          <w:sz w:val="16"/>
+          <w:szCs w:val="16"/>
+        </w:rPr>
+      </w:pPr>
+      <w:r>
+        <w:rPr>
+          <w:rFonts w:ascii="Arial Narrow" w:eastAsia="Arial Narrow" w:hAnsi="Arial Narrow" w:cs="Arial Narrow"/>
+          <w:sz w:val="16"/>
+          <w:szCs w:val="16"/>
+        </w:rPr>
+        <w:t xml:space="preserve">2.3 Sin perjuicio de las exigencias concretas de las normas sectoriales correspondientes, para analizar la información relevante se tiene en consideración a toda aquella sin la cual no se hubiera adoptado la decisión de consumo o se hubiera efectuado en términos substancialmente distintos. Para ello se debe examinar si la información omitida desnaturaliza las condiciones en que se realizó la oferta al consumidor. </w:t>
+      </w:r>
+    </w:p>
+    <w:p>
+      <w:pPr>
+        <w:pStyle w:val="Textonotapie"/>
+        <w:tabs>
+          <w:tab w:val="left" w:pos="567"/>
+        </w:tabs>
+        <w:ind w:left="567"/>
+        <w:jc w:val="both"/>
+        <w:rPr>
+          <w:rFonts w:ascii="Arial Narrow" w:eastAsia="Arial Narrow" w:hAnsi="Arial Narrow" w:cs="Arial Narrow"/>
+          <w:sz w:val="16"/>
+          <w:szCs w:val="16"/>
+        </w:rPr>
+      </w:pPr>
+      <w:r>
+        <w:rPr>
+          <w:rFonts w:ascii="Arial Narrow" w:eastAsia="Arial Narrow" w:hAnsi="Arial Narrow" w:cs="Arial Narrow"/>
+          <w:sz w:val="16"/>
+          <w:szCs w:val="16"/>
+        </w:rPr>
+        <w:t xml:space="preserve">2.4 Al evaluarse la información, deben considerarse los problemas de confusión que generarían al consumidor el suministro de información excesiva o sumamente compleja, atendiendo a la naturaleza del producto adquirido o al servicio contratado. </w:t>
       </w:r>
     </w:p>
     <w:p>
@@ -6614,20 +6769,15 @@
         <w:jc w:val="both"/>
         <w:rPr>
           <w:rFonts w:ascii="Arial Narrow" w:eastAsia="Arial Narrow" w:hAnsi="Arial Narrow" w:cs="Arial Narrow"/>
-          <w:sz w:val="16"/>
-          <w:szCs w:val="16"/>
-        </w:rPr>
-      </w:pPr>
-      <w:r>
-        <w:rPr>
-          <w:rFonts w:ascii="Arial Narrow" w:eastAsia="Arial Narrow" w:hAnsi="Arial Narrow" w:cs="Arial Narrow"/>
-          <w:sz w:val="16"/>
-          <w:szCs w:val="16"/>
-        </w:rPr>
-        <w:tab/>
-        <w:t>(…).</w:t>
-      </w:r>
-    </w:p>
+          <w:b/>
+          <w:bCs/>
+          <w:sz w:val="16"/>
+          <w:szCs w:val="16"/>
+        </w:rPr>
+      </w:pPr>
+    </w:p>
+  </w:footnote>
+  <w:footnote w:id="8">
     <w:p>
       <w:pPr>
         <w:pStyle w:val="Textonotapie"/>
@@ -6638,18 +6788,289 @@
         <w:jc w:val="both"/>
         <w:rPr>
           <w:rFonts w:ascii="Arial Narrow" w:eastAsia="Arial Narrow" w:hAnsi="Arial Narrow" w:cs="Arial Narrow"/>
+          <w:sz w:val="16"/>
+          <w:szCs w:val="16"/>
+        </w:rPr>
+      </w:pPr>
+      <w:r>
+        <w:rPr>
+          <w:rStyle w:val="Refdenotaalpie"/>
+          <w:rFonts w:ascii="Arial Narrow" w:eastAsia="Arial Narrow" w:hAnsi="Arial Narrow" w:cs="Arial Narrow"/>
+          <w:sz w:val="16"/>
+          <w:szCs w:val="16"/>
+          <w:vertAlign w:val="superscript"/>
+        </w:rPr>
+        <w:footnoteRef/>
+      </w:r>
+      <w:r>
+        <w:rPr>
+          <w:rFonts w:ascii="Arial Narrow" w:eastAsia="Arial Narrow" w:hAnsi="Arial Narrow" w:cs="Arial Narrow"/>
+          <w:sz w:val="16"/>
+          <w:szCs w:val="16"/>
+        </w:rPr>
+        <w:tab/>
+        <w:t xml:space="preserve"/>
+      </w:r>
+      <w:r>
+        <w:rPr>
+          <w:rFonts w:ascii="Arial Narrow" w:eastAsia="Arial Narrow" w:hAnsi="Arial Narrow" w:cs="Arial Narrow"/>
+          <w:sz w:val="16"/>
+          <w:szCs w:val="16"/>
+        </w:rPr>
+        <w:tab/>
+      </w:r>
+      <w:r>
+        <w:rPr>
+          <w:rFonts w:ascii="Arial Narrow" w:eastAsia="Arial Narrow" w:hAnsi="Arial Narrow" w:cs="Arial Narrow"/>
           <w:b/>
           <w:bCs/>
           <w:sz w:val="16"/>
           <w:szCs w:val="16"/>
         </w:rPr>
-      </w:pPr>
+        <w:t xml:space="preserve">LEY SOBRE FACULTADES, NORMAS Y ORGANIZACIÓN DEL INDECOPI, APROBADA POR DECRETO LEGISLATIVO 807 Artículo 24.-</w:t>
+      </w:r>
+      <w:r>
+        <w:rPr>
+          <w:rFonts w:ascii="Arial Narrow" w:eastAsia="Arial Narrow" w:hAnsi="Arial Narrow" w:cs="Arial Narrow"/>
+          <w:sz w:val="16"/>
+          <w:szCs w:val="16"/>
+        </w:rPr>
+        <w:t xml:space="preserve"> El </w:t>
+      </w:r>
+      <w:proofErr w:type="gramStart"/>
+      <w:r>
+        <w:rPr>
+          <w:rFonts w:ascii="Arial Narrow" w:eastAsia="Arial Narrow" w:hAnsi="Arial Narrow" w:cs="Arial Narrow"/>
+          <w:sz w:val="16"/>
+          <w:szCs w:val="16"/>
+        </w:rPr>
+        <w:t>Secretario Técnico</w:t>
+      </w:r>
+      <w:proofErr w:type="gramEnd"/>
+      <w:r>
+        <w:rPr>
+          <w:rFonts w:ascii="Arial Narrow" w:eastAsia="Arial Narrow" w:hAnsi="Arial Narrow" w:cs="Arial Narrow"/>
+          <w:sz w:val="16"/>
+          <w:szCs w:val="16"/>
+        </w:rPr>
+        <w:t xml:space="preserve"> se encargará de la tramitación del procedimiento. Para ello, cuenta con las siguientes facultades:</w:t>
+      </w:r>
     </w:p>
     <w:p>
       <w:pPr>
         <w:pStyle w:val="Textonotapie"/>
-        <w:ind w:firstLine="567"/>
-        <w:jc w:val="both"/>
+        <w:tabs>
+          <w:tab w:val="left" w:pos="567"/>
+        </w:tabs>
+        <w:ind w:left="567" w:right="-1" w:hanging="567"/>
+        <w:jc w:val="both"/>
+        <w:rPr>
+          <w:rFonts w:ascii="Arial Narrow" w:eastAsia="Arial Narrow" w:hAnsi="Arial Narrow" w:cs="Arial Narrow"/>
+          <w:sz w:val="16"/>
+          <w:szCs w:val="16"/>
+        </w:rPr>
+      </w:pPr>
+      <w:r>
+        <w:rPr>
+          <w:rFonts w:ascii="Arial Narrow" w:eastAsia="Arial Narrow" w:hAnsi="Arial Narrow" w:cs="Arial Narrow"/>
+          <w:sz w:val="16"/>
+          <w:szCs w:val="16"/>
+        </w:rPr>
+        <w:tab/>
+        <w:t xml:space="preserve">(...) </w:t>
+      </w:r>
+    </w:p>
+    <w:p>
+      <w:pPr>
+        <w:pStyle w:val="Textonotapie"/>
+        <w:tabs>
+          <w:tab w:val="left" w:pos="567"/>
+        </w:tabs>
+        <w:ind w:left="567" w:right="-1" w:hanging="567"/>
+        <w:jc w:val="both"/>
+        <w:rPr>
+          <w:rFonts w:ascii="Arial Narrow" w:eastAsia="Arial Narrow" w:hAnsi="Arial Narrow" w:cs="Arial Narrow"/>
+          <w:sz w:val="16"/>
+          <w:szCs w:val="16"/>
+        </w:rPr>
+      </w:pPr>
+      <w:r>
+        <w:rPr>
+          <w:rFonts w:ascii="Arial Narrow" w:eastAsia="Arial Narrow" w:hAnsi="Arial Narrow" w:cs="Arial Narrow"/>
+          <w:sz w:val="16"/>
+          <w:szCs w:val="16"/>
+        </w:rPr>
+        <w:tab/>
+        <w:t xml:space="preserve">c) Admitir denuncias a trámite, en aquellos casos en que la Comisión le haya delegado esta facultad. </w:t>
+      </w:r>
+    </w:p>
+    <w:p>
+      <w:pPr>
+        <w:pStyle w:val="Textonotapie"/>
+        <w:tabs>
+          <w:tab w:val="left" w:pos="567"/>
+        </w:tabs>
+        <w:ind w:left="567" w:right="-1" w:hanging="567"/>
+        <w:jc w:val="both"/>
+        <w:rPr>
+          <w:rFonts w:ascii="Arial Narrow" w:eastAsia="Arial Narrow" w:hAnsi="Arial Narrow" w:cs="Arial Narrow"/>
+          <w:sz w:val="16"/>
+          <w:szCs w:val="16"/>
+        </w:rPr>
+      </w:pPr>
+      <w:r>
+        <w:rPr>
+          <w:rFonts w:ascii="Arial Narrow" w:eastAsia="Arial Narrow" w:hAnsi="Arial Narrow" w:cs="Arial Narrow"/>
+          <w:sz w:val="16"/>
+          <w:szCs w:val="16"/>
+        </w:rPr>
+        <w:tab/>
+        <w:t>(...).</w:t>
+      </w:r>
+    </w:p>
+    <w:p>
+      <w:pPr>
+        <w:pStyle w:val="Textonotapie"/>
+        <w:tabs>
+          <w:tab w:val="left" w:pos="567"/>
+        </w:tabs>
+        <w:ind w:left="567" w:right="-1" w:hanging="567"/>
+        <w:jc w:val="both"/>
+        <w:rPr>
+          <w:rFonts w:ascii="Arial Narrow" w:eastAsia="Arial Narrow" w:hAnsi="Arial Narrow" w:cs="Arial Narrow"/>
+          <w:sz w:val="16"/>
+          <w:szCs w:val="16"/>
+        </w:rPr>
+      </w:pPr>
+    </w:p>
+  </w:footnote>
+  <w:footnote w:id="9">
+    <w:p>
+      <w:pPr>
+        <w:pStyle w:val="Textonotapie"/>
+        <w:tabs>
+          <w:tab w:val="left" w:pos="567"/>
+        </w:tabs>
+        <w:ind w:left="567" w:hanging="567"/>
+        <w:jc w:val="both"/>
+        <w:rPr>
+          <w:rFonts w:ascii="Arial Narrow" w:eastAsia="Arial Narrow" w:hAnsi="Arial Narrow" w:cs="Arial Narrow"/>
+          <w:sz w:val="16"/>
+          <w:szCs w:val="16"/>
+        </w:rPr>
+      </w:pPr>
+      <w:r>
+        <w:rPr>
+          <w:rStyle w:val="Refdenotaalpie"/>
+          <w:rFonts w:ascii="Arial Narrow" w:eastAsia="Arial Narrow" w:hAnsi="Arial Narrow" w:cs="Arial Narrow"/>
+          <w:sz w:val="16"/>
+          <w:szCs w:val="16"/>
+          <w:vertAlign w:val="superscript"/>
+        </w:rPr>
+        <w:footnoteRef/>
+      </w:r>
+      <w:r>
+        <w:rPr>
+          <w:rFonts w:ascii="Arial Narrow" w:eastAsia="Arial Narrow" w:hAnsi="Arial Narrow" w:cs="Arial Narrow"/>
+          <w:sz w:val="16"/>
+          <w:szCs w:val="16"/>
+        </w:rPr>
+        <w:tab/>
+        <w:t xml:space="preserve"/>
+      </w:r>
+      <w:r>
+        <w:rPr>
+          <w:rFonts w:ascii="Arial Narrow" w:eastAsia="Arial Narrow" w:hAnsi="Arial Narrow" w:cs="Arial Narrow"/>
+          <w:sz w:val="16"/>
+          <w:szCs w:val="16"/>
+        </w:rPr>
+        <w:tab/>
+        <w:t xml:space="preserve">El número de trabajadores se atenderá siempre que la empresa haya sido constituida antes de la vigencia de la Ley 30056, publicada el 2 de julio de 2013, que modificó el artículo 5 del Texto Único Ordenado de la Ley de Promoción de la Competitividad, Formalización y Desarrollo de la Micro y Pequeña Empresa y de Acceso al Empleo Decente (LEY MYPE). Ello, en la medida que la Tercera Disposición Complementaria Transitoria de la norma modificatoria precisa que las empresas constituidas antes de la </w:t>
+      </w:r>
+      <w:proofErr w:type="gramStart"/>
+      <w:r>
+        <w:rPr>
+          <w:rFonts w:ascii="Arial Narrow" w:eastAsia="Arial Narrow" w:hAnsi="Arial Narrow" w:cs="Arial Narrow"/>
+          <w:sz w:val="16"/>
+          <w:szCs w:val="16"/>
+        </w:rPr>
+        <w:t>entrada en vigencia</w:t>
+      </w:r>
+      <w:proofErr w:type="gramEnd"/>
+      <w:r>
+        <w:rPr>
+          <w:rFonts w:ascii="Arial Narrow" w:eastAsia="Arial Narrow" w:hAnsi="Arial Narrow" w:cs="Arial Narrow"/>
+          <w:sz w:val="16"/>
+          <w:szCs w:val="16"/>
+        </w:rPr>
+        <w:t xml:space="preserve"> de dicha Ley se rigen por los requisitos de acogimiento al régimen de las micro y pequeñas empresas regulados en el Decreto Legislativo 1086.</w:t>
+      </w:r>
+    </w:p>
+    <w:p>
+      <w:pPr>
+        <w:pStyle w:val="Textonotapie"/>
+        <w:ind w:left="567" w:hanging="567"/>
+        <w:jc w:val="both"/>
+        <w:rPr>
+          <w:rFonts w:ascii="Arial Narrow" w:eastAsia="Arial Narrow" w:hAnsi="Arial Narrow" w:cs="Arial Narrow"/>
+          <w:sz w:val="16"/>
+          <w:szCs w:val="16"/>
+        </w:rPr>
+      </w:pPr>
+    </w:p>
+  </w:footnote>
+  <w:footnote w:id="10">
+    <w:p>
+      <w:pPr>
+        <w:pStyle w:val="Textonotapie"/>
+        <w:tabs>
+          <w:tab w:val="left" w:pos="567"/>
+        </w:tabs>
+        <w:ind w:left="567" w:hanging="567"/>
+        <w:jc w:val="both"/>
+        <w:rPr>
+          <w:rFonts w:ascii="Arial Narrow" w:eastAsia="Arial Narrow" w:hAnsi="Arial Narrow" w:cs="Arial Narrow"/>
+          <w:sz w:val="16"/>
+          <w:szCs w:val="16"/>
+        </w:rPr>
+      </w:pPr>
+      <w:r>
+        <w:rPr>
+          <w:rStyle w:val="Refdenotaalpie"/>
+          <w:rFonts w:ascii="Arial Narrow" w:eastAsia="Arial Narrow" w:hAnsi="Arial Narrow" w:cs="Arial Narrow"/>
+          <w:sz w:val="16"/>
+          <w:szCs w:val="16"/>
+          <w:vertAlign w:val="superscript"/>
+        </w:rPr>
+        <w:footnoteRef/>
+      </w:r>
+      <w:r>
+        <w:rPr>
+          <w:rFonts w:ascii="Arial Narrow" w:eastAsia="Arial Narrow" w:hAnsi="Arial Narrow" w:cs="Arial Narrow"/>
+          <w:sz w:val="16"/>
+          <w:szCs w:val="16"/>
+        </w:rPr>
+        <w:tab/>
+        <w:t xml:space="preserve"/>
+      </w:r>
+      <w:r>
+        <w:rPr>
+          <w:rFonts w:ascii="Arial Narrow" w:eastAsia="Arial Narrow" w:hAnsi="Arial Narrow" w:cs="Arial Narrow"/>
+          <w:sz w:val="16"/>
+          <w:szCs w:val="16"/>
+        </w:rPr>
+        <w:tab/>
+      </w:r>
+      <w:r>
+        <w:rPr>
+          <w:rFonts w:ascii="Arial Narrow" w:eastAsia="Arial Narrow" w:hAnsi="Arial Narrow" w:cs="Arial Narrow"/>
+          <w:b/>
+          <w:sz w:val="16"/>
+          <w:szCs w:val="16"/>
+        </w:rPr>
+        <w:t>LEY 29571, CÓDIGO DE PROTECCIÓN Y DEFENSA DEL CONSUMIDOR</w:t>
+      </w:r>
+      <w:r>
         <w:rPr>
           <w:rFonts w:ascii="Arial Narrow" w:eastAsia="Arial Narrow" w:hAnsi="Arial Narrow" w:cs="Arial Narrow"/>
           <w:b/>
@@ -6657,8 +7078,23 @@
           <w:sz w:val="16"/>
           <w:szCs w:val="16"/>
         </w:rPr>
-      </w:pPr>
-      <w:r>
+        <w:t xml:space="preserve">, </w:t>
+      </w:r>
+      <w:r>
+        <w:rPr>
+          <w:rFonts w:ascii="Arial Narrow" w:eastAsia="Arial Narrow" w:hAnsi="Arial Narrow" w:cs="Arial Narrow"/>
+          <w:b/>
+          <w:sz w:val="16"/>
+          <w:szCs w:val="16"/>
+        </w:rPr>
+        <w:t xml:space="preserve">publicado el 2 de setiembre de 2010 y modificado por Decreto Legislativo 1308</w:t>
+      </w:r>
+    </w:p>
+    <w:p>
+      <w:pPr>
+        <w:pStyle w:val="Textonotapie"/>
+        <w:ind w:left="567" w:hanging="567"/>
+        <w:jc w:val="both"/>
         <w:rPr>
           <w:rFonts w:ascii="Arial Narrow" w:eastAsia="Arial Narrow" w:hAnsi="Arial Narrow" w:cs="Arial Narrow"/>
           <w:b/>
@@ -6666,7 +7102,1503 @@
           <w:sz w:val="16"/>
           <w:szCs w:val="16"/>
         </w:rPr>
-        <w:t>Artículo 2.- Información relevante</w:t>
+      </w:pPr>
+      <w:r>
+        <w:rPr>
+          <w:rFonts w:ascii="Arial Narrow" w:eastAsia="Arial Narrow" w:hAnsi="Arial Narrow" w:cs="Arial Narrow"/>
+          <w:sz w:val="16"/>
+          <w:szCs w:val="16"/>
+        </w:rPr>
+        <w:tab/>
+      </w:r>
+      <w:r>
+        <w:rPr>
+          <w:rFonts w:ascii="Arial Narrow" w:eastAsia="Arial Narrow" w:hAnsi="Arial Narrow" w:cs="Arial Narrow"/>
+          <w:b/>
+          <w:bCs/>
+          <w:sz w:val="16"/>
+          <w:szCs w:val="16"/>
+        </w:rPr>
+        <w:t>Artículo 110.- Sanciones Administrativas</w:t>
+      </w:r>
+    </w:p>
+    <w:p>
+      <w:pPr>
+        <w:autoSpaceDE w:val="0"/>
+        <w:autoSpaceDN w:val="0"/>
+        <w:adjustRightInd w:val="0"/>
+        <w:ind w:left="567"/>
+        <w:jc w:val="both"/>
+        <w:rPr>
+          <w:rFonts w:ascii="Arial Narrow" w:eastAsia="Arial Narrow" w:hAnsi="Arial Narrow" w:cs="Arial Narrow"/>
+          <w:sz w:val="16"/>
+          <w:szCs w:val="16"/>
+        </w:rPr>
+      </w:pPr>
+      <w:r>
+        <w:rPr>
+          <w:rFonts w:ascii="Arial Narrow" w:eastAsia="Arial Narrow" w:hAnsi="Arial Narrow" w:cs="Arial Narrow"/>
+          <w:sz w:val="16"/>
+          <w:szCs w:val="16"/>
+        </w:rPr>
+        <w:t>(…)</w:t>
+      </w:r>
+    </w:p>
+    <w:p>
+      <w:pPr>
+        <w:autoSpaceDE w:val="0"/>
+        <w:autoSpaceDN w:val="0"/>
+        <w:adjustRightInd w:val="0"/>
+        <w:ind w:left="567"/>
+        <w:jc w:val="both"/>
+        <w:rPr>
+          <w:rFonts w:ascii="Arial Narrow" w:eastAsia="Arial Narrow" w:hAnsi="Arial Narrow" w:cs="Arial Narrow"/>
+          <w:sz w:val="16"/>
+          <w:szCs w:val="16"/>
+        </w:rPr>
+      </w:pPr>
+      <w:r>
+        <w:rPr>
+          <w:rFonts w:ascii="Arial Narrow" w:eastAsia="Arial Narrow" w:hAnsi="Arial Narrow" w:cs="Arial Narrow"/>
+          <w:sz w:val="16"/>
+          <w:szCs w:val="16"/>
+        </w:rPr>
+        <w:t>En el caso de las microempresas, la multa no puede superar el diez por ciento (10%) de las ventas o ingresos brutos percibidos por el infractor, relativos a todas sus actividades económicas, correspondientes al ejercicio inmediato anterior al de la expedición de la resolución de primera instancia, siempre que se haya acreditado dichos ingresos, no se encuentre en una situación de reincidencia y el caso no verse sobre la vida, salud o integridad de los consumidores. Para el caso de las pequeñas empresas, la multa no puede superar el veinte por ciento (20%) de las ventas o ingresos brutos percibidos por el infractor, conforme a los requisitos señalados anteriormente.</w:t>
+      </w:r>
+    </w:p>
+    <w:p>
+      <w:pPr>
+        <w:autoSpaceDE w:val="0"/>
+        <w:autoSpaceDN w:val="0"/>
+        <w:adjustRightInd w:val="0"/>
+        <w:ind w:left="567"/>
+        <w:jc w:val="both"/>
+        <w:rPr>
+          <w:rFonts w:ascii="Arial Narrow" w:eastAsia="Arial Narrow" w:hAnsi="Arial Narrow" w:cs="Arial Narrow"/>
+          <w:sz w:val="16"/>
+          <w:szCs w:val="16"/>
+        </w:rPr>
+      </w:pPr>
+      <w:r>
+        <w:rPr>
+          <w:rFonts w:ascii="Arial Narrow" w:eastAsia="Arial Narrow" w:hAnsi="Arial Narrow" w:cs="Arial Narrow"/>
+          <w:sz w:val="16"/>
+          <w:szCs w:val="16"/>
+        </w:rPr>
+        <w:t>(…).</w:t>
+      </w:r>
+    </w:p>
+    <w:p>
+      <w:pPr>
+        <w:pStyle w:val="Textonotapie"/>
+        <w:ind w:left="567" w:hanging="567"/>
+        <w:jc w:val="both"/>
+        <w:rPr>
+          <w:rFonts w:ascii="Arial Narrow" w:eastAsia="Arial Narrow" w:hAnsi="Arial Narrow" w:cs="Arial Narrow"/>
+          <w:sz w:val="16"/>
+          <w:szCs w:val="16"/>
+        </w:rPr>
+      </w:pPr>
+    </w:p>
+  </w:footnote>
+  <w:footnote w:id="11">
+    <w:p>
+      <w:pPr>
+        <w:pStyle w:val="Textonotapie"/>
+        <w:tabs>
+          <w:tab w:val="left" w:pos="567"/>
+        </w:tabs>
+        <w:ind w:left="567" w:hanging="567"/>
+        <w:rPr>
+          <w:rFonts w:ascii="Arial Narrow" w:eastAsia="Arial Narrow" w:hAnsi="Arial Narrow" w:cs="Arial Narrow"/>
+          <w:sz w:val="16"/>
+          <w:szCs w:val="16"/>
+        </w:rPr>
+      </w:pPr>
+      <w:r>
+        <w:rPr>
+          <w:rStyle w:val="Refdenotaalpie"/>
+          <w:rFonts w:ascii="Arial Narrow" w:eastAsia="Arial Narrow" w:hAnsi="Arial Narrow" w:cs="Arial Narrow"/>
+          <w:sz w:val="16"/>
+          <w:szCs w:val="16"/>
+          <w:vertAlign w:val="superscript"/>
+        </w:rPr>
+        <w:footnoteRef/>
+      </w:r>
+      <w:r>
+        <w:rPr>
+          <w:rFonts w:ascii="Arial Narrow" w:eastAsia="Arial Narrow" w:hAnsi="Arial Narrow" w:cs="Arial Narrow"/>
+          <w:sz w:val="16"/>
+          <w:szCs w:val="16"/>
+        </w:rPr>
+        <w:tab/>
+      </w:r>
+      <w:r>
+        <w:rPr>
+          <w:rFonts w:ascii="Arial Narrow" w:eastAsia="Arial Narrow" w:hAnsi="Arial Narrow" w:cs="Arial Narrow"/>
+          <w:b/>
+          <w:bCs/>
+          <w:sz w:val="16"/>
+          <w:szCs w:val="16"/>
+        </w:rPr>
+        <w:t xml:space="preserve">DECRETO LEGISLATIVO 807, LEY SOBRE FACULTADES, NORMAS Y ORGANIZACIÓN DEL INDECOPI, publicado el 18 de abril de 1996</w:t>
+      </w:r>
+    </w:p>
+    <w:p>
+      <w:pPr>
+        <w:pStyle w:val="Textonotapie"/>
+        <w:ind w:left="567" w:hanging="567"/>
+        <w:rPr>
+          <w:rFonts w:ascii="Arial Narrow" w:eastAsia="Arial Narrow" w:hAnsi="Arial Narrow" w:cs="Arial Narrow"/>
+          <w:sz w:val="16"/>
+          <w:szCs w:val="16"/>
+        </w:rPr>
+      </w:pPr>
+      <w:r>
+        <w:rPr>
+          <w:rFonts w:ascii="Arial Narrow" w:eastAsia="Arial Narrow" w:hAnsi="Arial Narrow" w:cs="Arial Narrow"/>
+          <w:sz w:val="16"/>
+          <w:szCs w:val="16"/>
+        </w:rPr>
+        <w:tab/>
+      </w:r>
+      <w:r>
+        <w:rPr>
+          <w:rFonts w:ascii="Arial Narrow" w:eastAsia="Arial Narrow" w:hAnsi="Arial Narrow" w:cs="Arial Narrow"/>
+          <w:b/>
+          <w:bCs/>
+          <w:sz w:val="16"/>
+          <w:szCs w:val="16"/>
+        </w:rPr>
+        <w:t xml:space="preserve">Artículo 26.-</w:t>
+      </w:r>
+      <w:r>
+        <w:rPr>
+          <w:rFonts w:ascii="Arial Narrow" w:eastAsia="Arial Narrow" w:hAnsi="Arial Narrow" w:cs="Arial Narrow"/>
+          <w:sz w:val="16"/>
+          <w:szCs w:val="16"/>
+        </w:rPr>
+        <w:t xml:space="preserve"> Una vez admitida a trámite la denuncia, se correrá traslado de la misma al denunciado, a fin de que éste presente su descargo. El plazo para la presentación del descargo será de cinco (5) días contados desde la notificación, vencido el cual, el Secretario Técnico declarará en rebeldía al denunciado que no lo hubiera presentado.</w:t>
+      </w:r>
+    </w:p>
+    <w:p>
+      <w:pPr>
+        <w:pStyle w:val="Textonotapie"/>
+        <w:ind w:left="567" w:hanging="567"/>
+        <w:rPr>
+          <w:rFonts w:ascii="Arial Narrow" w:eastAsia="Arial Narrow" w:hAnsi="Arial Narrow" w:cs="Arial Narrow"/>
+          <w:sz w:val="16"/>
+          <w:szCs w:val="16"/>
+        </w:rPr>
+      </w:pPr>
+    </w:p>
+  </w:footnote>
+  <w:footnote w:id="12">
+    <w:p>
+      <w:pPr>
+        <w:pStyle w:val="Textonotapie"/>
+        <w:tabs>
+          <w:tab w:val="left" w:pos="567"/>
+        </w:tabs>
+        <w:ind w:left="567" w:hanging="567"/>
+        <w:rPr>
+          <w:rFonts w:ascii="Arial Narrow" w:eastAsia="Arial Narrow" w:hAnsi="Arial Narrow" w:cs="Arial Narrow"/>
+          <w:sz w:val="16"/>
+          <w:szCs w:val="16"/>
+        </w:rPr>
+      </w:pPr>
+      <w:r>
+        <w:rPr>
+          <w:rStyle w:val="Refdenotaalpie"/>
+          <w:rFonts w:ascii="Arial Narrow" w:eastAsia="Arial Narrow" w:hAnsi="Arial Narrow" w:cs="Arial Narrow"/>
+          <w:sz w:val="16"/>
+          <w:szCs w:val="16"/>
+          <w:vertAlign w:val="superscript"/>
+        </w:rPr>
+        <w:footnoteRef/>
+      </w:r>
+      <w:r>
+        <w:rPr>
+          <w:rFonts w:ascii="Arial Narrow" w:eastAsia="Arial Narrow" w:hAnsi="Arial Narrow" w:cs="Arial Narrow"/>
+          <w:sz w:val="16"/>
+          <w:szCs w:val="16"/>
+        </w:rPr>
+        <w:tab/>
+      </w:r>
+      <w:r>
+        <w:rPr>
+          <w:rFonts w:ascii="Arial Narrow" w:eastAsia="Arial Narrow" w:hAnsi="Arial Narrow" w:cs="Arial Narrow"/>
+          <w:b/>
+          <w:bCs/>
+          <w:sz w:val="16"/>
+          <w:szCs w:val="16"/>
+        </w:rPr>
+        <w:t xml:space="preserve">DECRETO SUPREMO 006-2026-JUS, TEXTO ÚNICO ORDENADO DE LA LEY 27444, LEY DEL PROCEDIMIENTO ADMINISTRATIVO GENERAL, publicado el 30 de abril de 2026</w:t>
+      </w:r>
+    </w:p>
+    <w:p>
+      <w:pPr>
+        <w:pStyle w:val="Textonotapie"/>
+        <w:ind w:left="567" w:hanging="567"/>
+        <w:rPr>
+          <w:rFonts w:ascii="Arial Narrow" w:eastAsia="Arial Narrow" w:hAnsi="Arial Narrow" w:cs="Arial Narrow"/>
+          <w:sz w:val="16"/>
+          <w:szCs w:val="16"/>
+        </w:rPr>
+      </w:pPr>
+      <w:r>
+        <w:rPr>
+          <w:rFonts w:ascii="Arial Narrow" w:eastAsia="Arial Narrow" w:hAnsi="Arial Narrow" w:cs="Arial Narrow"/>
+          <w:sz w:val="16"/>
+          <w:szCs w:val="16"/>
+        </w:rPr>
+        <w:tab/>
+      </w:r>
+      <w:r>
+        <w:rPr>
+          <w:rFonts w:ascii="Arial Narrow" w:eastAsia="Arial Narrow" w:hAnsi="Arial Narrow" w:cs="Arial Narrow"/>
+          <w:b/>
+          <w:bCs/>
+          <w:sz w:val="16"/>
+          <w:szCs w:val="16"/>
+        </w:rPr>
+        <w:t xml:space="preserve">Artículo 223.- Contestación de la reclamación</w:t>
+      </w:r>
+    </w:p>
+    <w:p>
+      <w:pPr>
+        <w:pStyle w:val="Textonotapie"/>
+        <w:ind w:left="567" w:hanging="567"/>
+        <w:rPr>
+          <w:rFonts w:ascii="Arial Narrow" w:eastAsia="Arial Narrow" w:hAnsi="Arial Narrow" w:cs="Arial Narrow"/>
+          <w:sz w:val="16"/>
+          <w:szCs w:val="16"/>
+        </w:rPr>
+      </w:pPr>
+      <w:r>
+        <w:rPr>
+          <w:rFonts w:ascii="Arial Narrow" w:eastAsia="Arial Narrow" w:hAnsi="Arial Narrow" w:cs="Arial Narrow"/>
+          <w:sz w:val="16"/>
+          <w:szCs w:val="16"/>
+        </w:rPr>
+        <w:tab/>
+      </w:r>
+      <w:r>
+        <w:rPr>
+          <w:rFonts w:ascii="Arial Narrow" w:eastAsia="Arial Narrow" w:hAnsi="Arial Narrow" w:cs="Arial Narrow"/>
+          <w:sz w:val="16"/>
+          <w:szCs w:val="16"/>
+        </w:rPr>
+        <w:t xml:space="preserve">223.1 El reclamado deberá presentar la contestación de la reclamación dentro de los quince (15) días posteriores a la notificación de ésta; vencido este plazo, la Administración declarará en rebeldía al reclamado que no la hubiera presentado. La contestación deberá contener los requisitos de los escritos previstos en el artículo 113 de la presente Ley, así como la absolución de todos los asuntos controvertidos de hecho y de derecho, Las alegaciones y los hechos relevantes de la reclamación, salvo que hayan sido específicamente negadas en la contestación, se tendrán por aceptadas o merituadas como ciertas.</w:t>
+      </w:r>
+    </w:p>
+    <w:p>
+      <w:pPr>
+        <w:pStyle w:val="Textonotapie"/>
+        <w:ind w:left="567" w:hanging="567"/>
+        <w:rPr>
+          <w:rFonts w:ascii="Arial Narrow" w:eastAsia="Arial Narrow" w:hAnsi="Arial Narrow" w:cs="Arial Narrow"/>
+          <w:sz w:val="16"/>
+          <w:szCs w:val="16"/>
+        </w:rPr>
+      </w:pPr>
+    </w:p>
+  </w:footnote>
+  <w:footnote w:id="13">
+    <w:p>
+      <w:pPr>
+        <w:tabs>
+          <w:tab w:val="left" w:pos="567"/>
+        </w:tabs>
+        <w:ind w:left="567" w:hanging="567"/>
+        <w:jc w:val="both"/>
+        <w:rPr>
+          <w:rFonts w:ascii="Arial Narrow" w:eastAsia="Arial Narrow" w:hAnsi="Arial Narrow" w:cs="Arial Narrow"/>
+          <w:sz w:val="16"/>
+          <w:szCs w:val="16"/>
+        </w:rPr>
+      </w:pPr>
+      <w:r>
+        <w:rPr>
+          <w:rStyle w:val="Refdenotaalpie"/>
+          <w:rFonts w:ascii="Arial Narrow" w:eastAsia="Arial Narrow" w:hAnsi="Arial Narrow" w:cs="Arial Narrow"/>
+          <w:sz w:val="16"/>
+          <w:szCs w:val="16"/>
+          <w:vertAlign w:val="superscript"/>
+        </w:rPr>
+        <w:footnoteRef/>
+      </w:r>
+      <w:r>
+        <w:rPr>
+          <w:rFonts w:ascii="Arial Narrow" w:eastAsia="Arial Narrow" w:hAnsi="Arial Narrow" w:cs="Arial Narrow"/>
+          <w:sz w:val="16"/>
+          <w:szCs w:val="16"/>
+          <w:vertAlign w:val="superscript"/>
+        </w:rPr>
+        <w:tab/>
+        <w:t xml:space="preserve"/>
+      </w:r>
+      <w:r>
+        <w:rPr>
+          <w:rFonts w:ascii="Arial Narrow" w:eastAsia="Arial Narrow" w:hAnsi="Arial Narrow" w:cs="Arial Narrow"/>
+          <w:sz w:val="16"/>
+          <w:szCs w:val="16"/>
+        </w:rPr>
+        <w:t xml:space="preserve"> </w:t>
+      </w:r>
+      <w:r>
+        <w:rPr>
+          <w:rFonts w:ascii="Arial Narrow" w:eastAsia="Arial Narrow" w:hAnsi="Arial Narrow" w:cs="Arial Narrow"/>
+          <w:sz w:val="16"/>
+          <w:szCs w:val="16"/>
+        </w:rPr>
+        <w:tab/>
+      </w:r>
+      <w:r>
+        <w:rPr>
+          <w:rFonts w:ascii="Arial Narrow" w:eastAsia="Arial Narrow" w:hAnsi="Arial Narrow" w:cs="Arial Narrow"/>
+          <w:b/>
+          <w:sz w:val="16"/>
+          <w:szCs w:val="16"/>
+        </w:rPr>
+        <w:t>LEY 29571, CÓDIGO DE PROTECCIÓN Y DEFENSA DEL CONSUMIDOR</w:t>
+      </w:r>
+      <w:r>
+        <w:rPr>
+          <w:rFonts w:ascii="Arial Narrow" w:eastAsia="Arial Narrow" w:hAnsi="Arial Narrow" w:cs="Arial Narrow"/>
+          <w:b/>
+          <w:bCs/>
+          <w:sz w:val="16"/>
+          <w:szCs w:val="16"/>
+        </w:rPr>
+        <w:t xml:space="preserve">, </w:t>
+      </w:r>
+      <w:r>
+        <w:rPr>
+          <w:rFonts w:ascii="Arial Narrow" w:eastAsia="Arial Narrow" w:hAnsi="Arial Narrow" w:cs="Arial Narrow"/>
+          <w:b/>
+          <w:sz w:val="16"/>
+          <w:szCs w:val="16"/>
+        </w:rPr>
+        <w:t xml:space="preserve">publicado el 2 de setiembre de 2010 y modificado por Decreto Legislativo 1308</w:t>
+      </w:r>
+    </w:p>
+    <w:p>
+      <w:pPr>
+        <w:ind w:left="567" w:hanging="567"/>
+        <w:jc w:val="both"/>
+        <w:rPr>
+          <w:rFonts w:ascii="Arial Narrow" w:eastAsia="Arial Narrow" w:hAnsi="Arial Narrow" w:cs="Arial Narrow"/>
+          <w:b/>
+          <w:sz w:val="16"/>
+          <w:szCs w:val="16"/>
+        </w:rPr>
+      </w:pPr>
+      <w:r>
+        <w:rPr>
+          <w:rFonts w:ascii="Arial Narrow" w:eastAsia="Arial Narrow" w:hAnsi="Arial Narrow" w:cs="Arial Narrow"/>
+          <w:b/>
+          <w:sz w:val="16"/>
+          <w:szCs w:val="16"/>
+        </w:rPr>
+        <w:tab/>
+        <w:t>Artículo 110.- Sanciones administrativas</w:t>
+      </w:r>
+    </w:p>
+    <w:p>
+      <w:pPr>
+        <w:ind w:left="567"/>
+        <w:jc w:val="both"/>
+        <w:rPr>
+          <w:rFonts w:ascii="Arial Narrow" w:eastAsia="Arial Narrow" w:hAnsi="Arial Narrow" w:cs="Arial Narrow"/>
+          <w:sz w:val="16"/>
+          <w:szCs w:val="16"/>
+        </w:rPr>
+      </w:pPr>
+      <w:r>
+        <w:rPr>
+          <w:rFonts w:ascii="Arial Narrow" w:eastAsia="Arial Narrow" w:hAnsi="Arial Narrow" w:cs="Arial Narrow"/>
+          <w:sz w:val="16"/>
+          <w:szCs w:val="16"/>
+        </w:rPr>
+        <w:t>El órgano resolutivo puede sancionar las infracciones administrativas a que se refiere el artículo 108 con amonestación y multas de hasta cuatrocientos cincuenta (450) Unidades Impositivas Tributarias (UIT), las cuales son calificadas de la siguiente manera:</w:t>
+      </w:r>
+    </w:p>
+    <w:p>
+      <w:pPr>
+        <w:numPr>
+          <w:ilvl w:val="0"/>
+          <w:numId w:val="2"/>
+        </w:numPr>
+        <w:ind w:left="426" w:firstLine="141"/>
+        <w:jc w:val="both"/>
+        <w:rPr>
+          <w:rFonts w:ascii="Arial Narrow" w:eastAsia="Arial Narrow" w:hAnsi="Arial Narrow" w:cs="Arial Narrow"/>
+          <w:sz w:val="16"/>
+          <w:szCs w:val="16"/>
+        </w:rPr>
+      </w:pPr>
+      <w:r>
+        <w:rPr>
+          <w:rFonts w:ascii="Arial Narrow" w:eastAsia="Arial Narrow" w:hAnsi="Arial Narrow" w:cs="Arial Narrow"/>
+          <w:sz w:val="16"/>
+          <w:szCs w:val="16"/>
+        </w:rPr>
+        <w:t>Infracciones leves, con una amonestación o con una multa de hasta cincuenta (50) UIT.</w:t>
+      </w:r>
+    </w:p>
+    <w:p>
+      <w:pPr>
+        <w:numPr>
+          <w:ilvl w:val="0"/>
+          <w:numId w:val="2"/>
+        </w:numPr>
+        <w:ind w:left="426" w:firstLine="141"/>
+        <w:jc w:val="both"/>
+        <w:rPr>
+          <w:rFonts w:ascii="Arial Narrow" w:eastAsia="Arial Narrow" w:hAnsi="Arial Narrow" w:cs="Arial Narrow"/>
+          <w:sz w:val="16"/>
+          <w:szCs w:val="16"/>
+        </w:rPr>
+      </w:pPr>
+      <w:r>
+        <w:rPr>
+          <w:rFonts w:ascii="Arial Narrow" w:eastAsia="Arial Narrow" w:hAnsi="Arial Narrow" w:cs="Arial Narrow"/>
+          <w:sz w:val="16"/>
+          <w:szCs w:val="16"/>
+        </w:rPr>
+        <w:t>Infracciones graves, con una multa de hasta ciento cincuenta (150) UIT.</w:t>
+      </w:r>
+    </w:p>
+    <w:p>
+      <w:pPr>
+        <w:numPr>
+          <w:ilvl w:val="0"/>
+          <w:numId w:val="2"/>
+        </w:numPr>
+        <w:ind w:left="426" w:firstLine="141"/>
+        <w:jc w:val="both"/>
+        <w:rPr>
+          <w:rFonts w:ascii="Arial Narrow" w:eastAsia="Arial Narrow" w:hAnsi="Arial Narrow" w:cs="Arial Narrow"/>
+          <w:sz w:val="16"/>
+          <w:szCs w:val="16"/>
+        </w:rPr>
+      </w:pPr>
+      <w:r>
+        <w:rPr>
+          <w:rFonts w:ascii="Arial Narrow" w:eastAsia="Arial Narrow" w:hAnsi="Arial Narrow" w:cs="Arial Narrow"/>
+          <w:sz w:val="16"/>
+          <w:szCs w:val="16"/>
+        </w:rPr>
+        <w:t>Infracciones muy graves, con una multa de hasta cuatrocientos cincuenta (450) UIT.</w:t>
+      </w:r>
+    </w:p>
+    <w:p>
+      <w:pPr>
+        <w:ind w:left="567"/>
+        <w:jc w:val="both"/>
+        <w:rPr>
+          <w:rFonts w:ascii="Arial Narrow" w:eastAsia="Arial Narrow" w:hAnsi="Arial Narrow" w:cs="Arial Narrow"/>
+          <w:sz w:val="16"/>
+          <w:szCs w:val="16"/>
+        </w:rPr>
+      </w:pPr>
+      <w:r>
+        <w:rPr>
+          <w:rFonts w:ascii="Arial Narrow" w:eastAsia="Arial Narrow" w:hAnsi="Arial Narrow" w:cs="Arial Narrow"/>
+          <w:sz w:val="16"/>
+          <w:szCs w:val="16"/>
+        </w:rPr>
+        <w:t>(…).</w:t>
+      </w:r>
+    </w:p>
+    <w:p>
+      <w:pPr>
+        <w:ind w:left="567" w:hanging="567"/>
+        <w:jc w:val="both"/>
+        <w:rPr>
+          <w:rFonts w:ascii="Arial Narrow" w:eastAsia="Arial Narrow" w:hAnsi="Arial Narrow" w:cs="Arial Narrow"/>
+          <w:sz w:val="16"/>
+          <w:szCs w:val="16"/>
+        </w:rPr>
+      </w:pPr>
+    </w:p>
+  </w:footnote>
+  <w:footnote w:id="14">
+    <w:p>
+      <w:pPr>
+        <w:tabs>
+          <w:tab w:val="left" w:pos="567"/>
+        </w:tabs>
+        <w:ind w:left="567" w:hanging="567"/>
+        <w:jc w:val="both"/>
+        <w:rPr>
+          <w:rFonts w:ascii="Arial Narrow" w:eastAsia="Arial Narrow" w:hAnsi="Arial Narrow" w:cs="Arial Narrow"/>
+          <w:b/>
+          <w:sz w:val="16"/>
+          <w:szCs w:val="16"/>
+        </w:rPr>
+      </w:pPr>
+      <w:r>
+        <w:rPr>
+          <w:rStyle w:val="Refdenotaalpie"/>
+          <w:rFonts w:ascii="Arial Narrow" w:eastAsia="Arial Narrow" w:hAnsi="Arial Narrow" w:cs="Arial Narrow"/>
+          <w:sz w:val="16"/>
+          <w:szCs w:val="16"/>
+          <w:vertAlign w:val="superscript"/>
+        </w:rPr>
+        <w:footnoteRef/>
+      </w:r>
+      <w:r>
+        <w:rPr>
+          <w:rFonts w:ascii="Arial Narrow" w:eastAsia="Arial Narrow" w:hAnsi="Arial Narrow" w:cs="Arial Narrow"/>
+          <w:sz w:val="16"/>
+          <w:szCs w:val="16"/>
+        </w:rPr>
+        <w:tab/>
+        <w:t xml:space="preserve"/>
+      </w:r>
+      <w:r>
+        <w:rPr>
+          <w:rFonts w:ascii="Arial Narrow" w:eastAsia="Arial Narrow" w:hAnsi="Arial Narrow" w:cs="Arial Narrow"/>
+          <w:sz w:val="16"/>
+          <w:szCs w:val="16"/>
+        </w:rPr>
+        <w:tab/>
+      </w:r>
+      <w:r>
+        <w:rPr>
+          <w:rFonts w:ascii="Arial Narrow" w:eastAsia="Arial Narrow" w:hAnsi="Arial Narrow" w:cs="Arial Narrow"/>
+          <w:b/>
+          <w:sz w:val="16"/>
+          <w:szCs w:val="16"/>
+        </w:rPr>
+        <w:t>LEY 29571, CÓDIGO DE PROTECCIÓN Y DEFENSA DEL CONSUMIDOR</w:t>
+      </w:r>
+      <w:r>
+        <w:rPr>
+          <w:rFonts w:ascii="Arial Narrow" w:eastAsia="Arial Narrow" w:hAnsi="Arial Narrow" w:cs="Arial Narrow"/>
+          <w:b/>
+          <w:bCs/>
+          <w:sz w:val="16"/>
+          <w:szCs w:val="16"/>
+        </w:rPr>
+        <w:t xml:space="preserve">, </w:t>
+      </w:r>
+      <w:r>
+        <w:rPr>
+          <w:rFonts w:ascii="Arial Narrow" w:eastAsia="Arial Narrow" w:hAnsi="Arial Narrow" w:cs="Arial Narrow"/>
+          <w:b/>
+          <w:sz w:val="16"/>
+          <w:szCs w:val="16"/>
+        </w:rPr>
+        <w:t xml:space="preserve">publicado el 2 de setiembre de 2010 y modificado por Decreto Legislativo 1308</w:t>
+      </w:r>
+    </w:p>
+    <w:p>
+      <w:pPr>
+        <w:ind w:left="567"/>
+        <w:jc w:val="both"/>
+        <w:rPr>
+          <w:rFonts w:ascii="Arial Narrow" w:eastAsia="Arial Narrow" w:hAnsi="Arial Narrow" w:cs="Arial Narrow"/>
+          <w:sz w:val="16"/>
+          <w:szCs w:val="16"/>
+        </w:rPr>
+      </w:pPr>
+      <w:r>
+        <w:rPr>
+          <w:rFonts w:ascii="Arial Narrow" w:eastAsia="Arial Narrow" w:hAnsi="Arial Narrow" w:cs="Arial Narrow"/>
+          <w:b/>
+          <w:sz w:val="16"/>
+          <w:szCs w:val="16"/>
+        </w:rPr>
+        <w:t>Artículo 114.- Medidas correctivas</w:t>
+      </w:r>
+    </w:p>
+    <w:p>
+      <w:pPr>
+        <w:ind w:left="567"/>
+        <w:jc w:val="both"/>
+        <w:rPr>
+          <w:rFonts w:ascii="Arial Narrow" w:eastAsia="Arial Narrow" w:hAnsi="Arial Narrow" w:cs="Arial Narrow"/>
+          <w:sz w:val="16"/>
+          <w:szCs w:val="16"/>
+        </w:rPr>
+      </w:pPr>
+      <w:r>
+        <w:rPr>
+          <w:rFonts w:ascii="Arial Narrow" w:eastAsia="Arial Narrow" w:hAnsi="Arial Narrow" w:cs="Arial Narrow"/>
+          <w:sz w:val="16"/>
+          <w:szCs w:val="16"/>
+        </w:rPr>
+        <w:t xml:space="preserve">Sin perjuicio de la sanción administrativa que corresponda al proveedor por una infracción al presente Código, el Indecopi puede dictar, en calidad de mandatos, medidas correctivas reparadoras y complementarias. </w:t>
+      </w:r>
+    </w:p>
+    <w:p>
+      <w:pPr>
+        <w:ind w:left="567" w:hanging="567"/>
+        <w:jc w:val="both"/>
+        <w:rPr>
+          <w:rFonts w:ascii="Arial Narrow" w:eastAsia="Arial Narrow" w:hAnsi="Arial Narrow" w:cs="Arial Narrow"/>
+          <w:sz w:val="16"/>
+          <w:szCs w:val="16"/>
+        </w:rPr>
+      </w:pPr>
+      <w:r>
+        <w:rPr>
+          <w:rFonts w:ascii="Arial Narrow" w:eastAsia="Arial Narrow" w:hAnsi="Arial Narrow" w:cs="Arial Narrow"/>
+          <w:sz w:val="16"/>
+          <w:szCs w:val="16"/>
+        </w:rPr>
+        <w:tab/>
+        <w:t xml:space="preserve">Las medidas correctivas reparadoras pueden dictarse a pedido de parte o de oficio, siempre y cuando sean expresamente informadas sobre esa posibilidad en la notificación de cargo al proveedor por la autoridad encargada del procedimiento. </w:t>
+      </w:r>
+    </w:p>
+    <w:p>
+      <w:pPr>
+        <w:ind w:left="567" w:hanging="567"/>
+        <w:jc w:val="both"/>
+        <w:rPr>
+          <w:rFonts w:ascii="Arial Narrow" w:eastAsia="Arial Narrow" w:hAnsi="Arial Narrow" w:cs="Arial Narrow"/>
+          <w:sz w:val="16"/>
+          <w:szCs w:val="16"/>
+        </w:rPr>
+      </w:pPr>
+      <w:r>
+        <w:rPr>
+          <w:rFonts w:ascii="Arial Narrow" w:eastAsia="Arial Narrow" w:hAnsi="Arial Narrow" w:cs="Arial Narrow"/>
+          <w:sz w:val="16"/>
+          <w:szCs w:val="16"/>
+        </w:rPr>
+        <w:tab/>
+        <w:t>Las medidas correctivas complementarias pueden dictarse de oficio o a pedido de parte.</w:t>
+      </w:r>
+    </w:p>
+    <w:p>
+      <w:pPr>
+        <w:ind w:left="567" w:hanging="567"/>
+        <w:jc w:val="both"/>
+        <w:rPr>
+          <w:rFonts w:ascii="Arial Narrow" w:eastAsia="Arial Narrow" w:hAnsi="Arial Narrow" w:cs="Arial Narrow"/>
+          <w:sz w:val="16"/>
+          <w:szCs w:val="16"/>
+        </w:rPr>
+      </w:pPr>
+      <w:r>
+        <w:rPr>
+          <w:rFonts w:ascii="Arial Narrow" w:eastAsia="Arial Narrow" w:hAnsi="Arial Narrow" w:cs="Arial Narrow"/>
+          <w:b/>
+          <w:sz w:val="16"/>
+          <w:szCs w:val="16"/>
+        </w:rPr>
+        <w:tab/>
+        <w:t>Artículo 115.- Medidas correctivas reparadoras</w:t>
+      </w:r>
+    </w:p>
+    <w:p>
+      <w:pPr>
+        <w:ind w:left="567" w:hanging="283"/>
+        <w:jc w:val="both"/>
+        <w:rPr>
+          <w:rFonts w:ascii="Arial Narrow" w:eastAsia="Arial Narrow" w:hAnsi="Arial Narrow" w:cs="Arial Narrow"/>
+          <w:sz w:val="16"/>
+          <w:szCs w:val="16"/>
+        </w:rPr>
+      </w:pPr>
+      <w:r>
+        <w:rPr>
+          <w:rFonts w:ascii="Arial Narrow" w:eastAsia="Arial Narrow" w:hAnsi="Arial Narrow" w:cs="Arial Narrow"/>
+          <w:sz w:val="16"/>
+          <w:szCs w:val="16"/>
+        </w:rPr>
+        <w:tab/>
+        <w:t>115.1 Las medidas correctivas reparadoras tienen el objeto de resarcir las consecuencias patrimoniales directas e inmediatas ocasionadas al consumidor por la infracción administrativa a su estado anterior. En caso el órgano resolutivo dicte una o varias medidas correctivas, debe considerar lo acordado por las partes durante la relación de consumo. Las medidas correctivas reparadoras pueden consistir en ordenar al proveedor infractor lo siguiente:</w:t>
+      </w:r>
+    </w:p>
+    <w:p>
+      <w:pPr>
+        <w:numPr>
+          <w:ilvl w:val="0"/>
+          <w:numId w:val="1"/>
+        </w:numPr>
+        <w:ind w:left="567" w:firstLine="0"/>
+        <w:jc w:val="both"/>
+        <w:rPr>
+          <w:rFonts w:ascii="Arial Narrow" w:eastAsia="Arial Narrow" w:hAnsi="Arial Narrow" w:cs="Arial Narrow"/>
+          <w:sz w:val="16"/>
+          <w:szCs w:val="16"/>
+        </w:rPr>
+      </w:pPr>
+      <w:r>
+        <w:rPr>
+          <w:rFonts w:ascii="Arial Narrow" w:eastAsia="Arial Narrow" w:hAnsi="Arial Narrow" w:cs="Arial Narrow"/>
+          <w:sz w:val="16"/>
+          <w:szCs w:val="16"/>
+        </w:rPr>
+        <w:t>Reparar productos.</w:t>
+      </w:r>
+    </w:p>
+    <w:p>
+      <w:pPr>
+        <w:numPr>
+          <w:ilvl w:val="0"/>
+          <w:numId w:val="1"/>
+        </w:numPr>
+        <w:ind w:left="567" w:firstLine="0"/>
+        <w:jc w:val="both"/>
+        <w:rPr>
+          <w:rFonts w:ascii="Arial Narrow" w:eastAsia="Arial Narrow" w:hAnsi="Arial Narrow" w:cs="Arial Narrow"/>
+          <w:sz w:val="16"/>
+          <w:szCs w:val="16"/>
+        </w:rPr>
+      </w:pPr>
+      <w:r>
+        <w:rPr>
+          <w:rFonts w:ascii="Arial Narrow" w:eastAsia="Arial Narrow" w:hAnsi="Arial Narrow" w:cs="Arial Narrow"/>
+          <w:sz w:val="16"/>
+          <w:szCs w:val="16"/>
+        </w:rPr>
+        <w:t>Cambiar productos por otros de idénticas o similares características, cuando la reparación no sea posible o no resulte razonable según las circunstancias.</w:t>
+      </w:r>
+    </w:p>
+    <w:p>
+      <w:pPr>
+        <w:numPr>
+          <w:ilvl w:val="0"/>
+          <w:numId w:val="1"/>
+        </w:numPr>
+        <w:ind w:left="567" w:firstLine="0"/>
+        <w:jc w:val="both"/>
+        <w:rPr>
+          <w:rFonts w:ascii="Arial Narrow" w:eastAsia="Arial Narrow" w:hAnsi="Arial Narrow" w:cs="Arial Narrow"/>
+          <w:sz w:val="16"/>
+          <w:szCs w:val="16"/>
+        </w:rPr>
+      </w:pPr>
+      <w:r>
+        <w:rPr>
+          <w:rFonts w:ascii="Arial Narrow" w:eastAsia="Arial Narrow" w:hAnsi="Arial Narrow" w:cs="Arial Narrow"/>
+          <w:sz w:val="16"/>
+          <w:szCs w:val="16"/>
+        </w:rPr>
+        <w:t>Entregar un producto de idénticas características o, cuando esto no resulte posible, de similares características, en los supuestos de pérdida o deterioro atribuible al proveedor y siempre que exista interés del consumidor.</w:t>
+      </w:r>
+    </w:p>
+    <w:p>
+      <w:pPr>
+        <w:numPr>
+          <w:ilvl w:val="0"/>
+          <w:numId w:val="1"/>
+        </w:numPr>
+        <w:ind w:left="567" w:firstLine="0"/>
+        <w:jc w:val="both"/>
+        <w:rPr>
+          <w:rFonts w:ascii="Arial Narrow" w:eastAsia="Arial Narrow" w:hAnsi="Arial Narrow" w:cs="Arial Narrow"/>
+          <w:sz w:val="16"/>
+          <w:szCs w:val="16"/>
+        </w:rPr>
+      </w:pPr>
+      <w:r>
+        <w:rPr>
+          <w:rFonts w:ascii="Arial Narrow" w:eastAsia="Arial Narrow" w:hAnsi="Arial Narrow" w:cs="Arial Narrow"/>
+          <w:sz w:val="16"/>
+          <w:szCs w:val="16"/>
+        </w:rPr>
+        <w:t>Cumplir con ejecutar la prestación u obligación asumida; y si esto no resulte posible o no sea razonable, otra de efectos equivalentes, incluyendo prestaciones dinerarias.</w:t>
+      </w:r>
+    </w:p>
+    <w:p>
+      <w:pPr>
+        <w:numPr>
+          <w:ilvl w:val="0"/>
+          <w:numId w:val="1"/>
+        </w:numPr>
+        <w:ind w:left="567" w:firstLine="0"/>
+        <w:jc w:val="both"/>
+        <w:rPr>
+          <w:rFonts w:ascii="Arial Narrow" w:eastAsia="Arial Narrow" w:hAnsi="Arial Narrow" w:cs="Arial Narrow"/>
+          <w:sz w:val="16"/>
+          <w:szCs w:val="16"/>
+        </w:rPr>
+      </w:pPr>
+      <w:r>
+        <w:rPr>
+          <w:rFonts w:ascii="Arial Narrow" w:eastAsia="Arial Narrow" w:hAnsi="Arial Narrow" w:cs="Arial Narrow"/>
+          <w:sz w:val="16"/>
+          <w:szCs w:val="16"/>
+        </w:rPr>
+        <w:t>Cumplir con ejecutar otras prestaciones u obligaciones legales o convencionales a su cargo.</w:t>
+      </w:r>
+    </w:p>
+    <w:p>
+      <w:pPr>
+        <w:numPr>
+          <w:ilvl w:val="0"/>
+          <w:numId w:val="1"/>
+        </w:numPr>
+        <w:ind w:left="567" w:firstLine="0"/>
+        <w:jc w:val="both"/>
+        <w:rPr>
+          <w:rFonts w:ascii="Arial Narrow" w:eastAsia="Arial Narrow" w:hAnsi="Arial Narrow" w:cs="Arial Narrow"/>
+          <w:sz w:val="16"/>
+          <w:szCs w:val="16"/>
+        </w:rPr>
+      </w:pPr>
+      <w:r>
+        <w:rPr>
+          <w:rFonts w:ascii="Arial Narrow" w:eastAsia="Arial Narrow" w:hAnsi="Arial Narrow" w:cs="Arial Narrow"/>
+          <w:sz w:val="16"/>
+          <w:szCs w:val="16"/>
+        </w:rPr>
+        <w:t>Devolver la contraprestación pagada por el consumidor, más los intereses legales correspondientes, cuando la reparación, reposición, o cumplimiento de la prestación u obligación, según sea el caso, no resulte posible o no sea razonable según las circunstancias.</w:t>
+      </w:r>
+    </w:p>
+    <w:p>
+      <w:pPr>
+        <w:numPr>
+          <w:ilvl w:val="0"/>
+          <w:numId w:val="1"/>
+        </w:numPr>
+        <w:ind w:left="567" w:firstLine="0"/>
+        <w:jc w:val="both"/>
+        <w:rPr>
+          <w:rFonts w:ascii="Arial Narrow" w:eastAsia="Arial Narrow" w:hAnsi="Arial Narrow" w:cs="Arial Narrow"/>
+          <w:sz w:val="16"/>
+          <w:szCs w:val="16"/>
+        </w:rPr>
+      </w:pPr>
+      <w:r>
+        <w:rPr>
+          <w:rFonts w:ascii="Arial Narrow" w:eastAsia="Arial Narrow" w:hAnsi="Arial Narrow" w:cs="Arial Narrow"/>
+          <w:sz w:val="16"/>
+          <w:szCs w:val="16"/>
+        </w:rPr>
+        <w:t>En los supuestos de pagos indebidos o en exceso, devolver estos montos, más los intereses correspondientes.</w:t>
+      </w:r>
+    </w:p>
+    <w:p>
+      <w:pPr>
+        <w:numPr>
+          <w:ilvl w:val="0"/>
+          <w:numId w:val="1"/>
+        </w:numPr>
+        <w:ind w:left="567" w:firstLine="0"/>
+        <w:jc w:val="both"/>
+        <w:rPr>
+          <w:rFonts w:ascii="Arial Narrow" w:eastAsia="Arial Narrow" w:hAnsi="Arial Narrow" w:cs="Arial Narrow"/>
+          <w:sz w:val="16"/>
+          <w:szCs w:val="16"/>
+        </w:rPr>
+      </w:pPr>
+      <w:r>
+        <w:rPr>
+          <w:rFonts w:ascii="Arial Narrow" w:eastAsia="Arial Narrow" w:hAnsi="Arial Narrow" w:cs="Arial Narrow"/>
+          <w:sz w:val="16"/>
+          <w:szCs w:val="16"/>
+        </w:rPr>
+        <w:t>Pagar los gastos incurridos por el consumidor para mitigar las consecuencias de la infracción administrativa.</w:t>
+      </w:r>
+    </w:p>
+    <w:p>
+      <w:pPr>
+        <w:numPr>
+          <w:ilvl w:val="0"/>
+          <w:numId w:val="1"/>
+        </w:numPr>
+        <w:ind w:left="567" w:firstLine="0"/>
+        <w:jc w:val="both"/>
+        <w:rPr>
+          <w:rFonts w:ascii="Arial Narrow" w:eastAsia="Arial Narrow" w:hAnsi="Arial Narrow" w:cs="Arial Narrow"/>
+          <w:sz w:val="16"/>
+          <w:szCs w:val="16"/>
+        </w:rPr>
+      </w:pPr>
+      <w:r>
+        <w:rPr>
+          <w:rFonts w:ascii="Arial Narrow" w:eastAsia="Arial Narrow" w:hAnsi="Arial Narrow" w:cs="Arial Narrow"/>
+          <w:sz w:val="16"/>
+          <w:szCs w:val="16"/>
+        </w:rPr>
+        <w:t>Otras medidas reparadoras análogas de efectos equivalentes a las anteriores.</w:t>
+      </w:r>
+    </w:p>
+    <w:p>
+      <w:pPr>
+        <w:pStyle w:val="Sinespaciado"/>
+        <w:ind w:left="567"/>
+        <w:jc w:val="both"/>
+        <w:rPr>
+          <w:rFonts w:ascii="Arial Narrow" w:eastAsia="Arial Narrow" w:hAnsi="Arial Narrow" w:cs="Arial Narrow"/>
+          <w:sz w:val="16"/>
+          <w:szCs w:val="16"/>
+        </w:rPr>
+      </w:pPr>
+      <w:r>
+        <w:rPr>
+          <w:rFonts w:ascii="Arial Narrow" w:eastAsia="Arial Narrow" w:hAnsi="Arial Narrow" w:cs="Arial Narrow"/>
+          <w:sz w:val="16"/>
+          <w:szCs w:val="16"/>
+        </w:rPr>
+        <w:t xml:space="preserve">115.2 Las medidas correctivas reparadoras no pueden ser solicitadas de manera acumulativa conjunta, pudiendo plantearse de manera alternativa o subsidiaria, con excepción de la medida correctiva señalada en el literal h) que puede solicitarse </w:t>
+      </w:r>
+      <w:proofErr w:type="gramStart"/>
+      <w:r>
+        <w:rPr>
+          <w:rFonts w:ascii="Arial Narrow" w:eastAsia="Arial Narrow" w:hAnsi="Arial Narrow" w:cs="Arial Narrow"/>
+          <w:sz w:val="16"/>
+          <w:szCs w:val="16"/>
+        </w:rPr>
+        <w:t>conjuntamente con</w:t>
+      </w:r>
+      <w:proofErr w:type="gramEnd"/>
+      <w:r>
+        <w:rPr>
+          <w:rFonts w:ascii="Arial Narrow" w:eastAsia="Arial Narrow" w:hAnsi="Arial Narrow" w:cs="Arial Narrow"/>
+          <w:sz w:val="16"/>
+          <w:szCs w:val="16"/>
+        </w:rPr>
+        <w:t xml:space="preserve"> otra medida correctiva. Cuando los órganos competentes del Indecopi se pronuncian respecto de una medida correctiva reparadora, aplican el principio de congruencia procesal.</w:t>
+      </w:r>
+    </w:p>
+    <w:p>
+      <w:pPr>
+        <w:ind w:left="567"/>
+        <w:jc w:val="both"/>
+        <w:rPr>
+          <w:rFonts w:ascii="Arial Narrow" w:eastAsia="Arial Narrow" w:hAnsi="Arial Narrow" w:cs="Arial Narrow"/>
+          <w:sz w:val="16"/>
+          <w:szCs w:val="16"/>
+        </w:rPr>
+      </w:pPr>
+      <w:r>
+        <w:rPr>
+          <w:rFonts w:ascii="Arial Narrow" w:eastAsia="Arial Narrow" w:hAnsi="Arial Narrow" w:cs="Arial Narrow"/>
+          <w:sz w:val="16"/>
+          <w:szCs w:val="16"/>
+        </w:rPr>
+        <w:t>115.3 Las medidas correctivas reparadoras pueden solicitarse en cualquier momento hasta antes de la notificación de cargo al proveedor, sin perjuicio de la facultad de secretaría técnica de la comisión de requerir al consumidor que precise la medida correctiva materia de solicitud. El consumidor puede variar su solicitud de medida correctiva hasta antes de la decisión de primera instancia, en cuyo caso se confiere traslado al proveedor para que formule su descargo.</w:t>
+      </w:r>
+    </w:p>
+    <w:p>
+      <w:pPr>
+        <w:ind w:left="567"/>
+        <w:jc w:val="both"/>
+        <w:rPr>
+          <w:rFonts w:ascii="Arial Narrow" w:eastAsia="Arial Narrow" w:hAnsi="Arial Narrow" w:cs="Arial Narrow"/>
+          <w:sz w:val="16"/>
+          <w:szCs w:val="16"/>
+        </w:rPr>
+      </w:pPr>
+      <w:r>
+        <w:rPr>
+          <w:rFonts w:ascii="Arial Narrow" w:eastAsia="Arial Narrow" w:hAnsi="Arial Narrow" w:cs="Arial Narrow"/>
+          <w:sz w:val="16"/>
+          <w:szCs w:val="16"/>
+        </w:rPr>
+        <w:t>115.4 Corresponde al consumidor que solicita el dictado de la medida correctiva reparadora probar las consecuencias patrimoniales directas e inmediatas causadas por la comisión de la infracción administrativa.</w:t>
+      </w:r>
+    </w:p>
+    <w:p>
+      <w:pPr>
+        <w:ind w:left="567"/>
+        <w:jc w:val="both"/>
+        <w:rPr>
+          <w:rFonts w:ascii="Arial Narrow" w:eastAsia="Arial Narrow" w:hAnsi="Arial Narrow" w:cs="Arial Narrow"/>
+          <w:sz w:val="16"/>
+          <w:szCs w:val="16"/>
+        </w:rPr>
+      </w:pPr>
+      <w:r>
+        <w:rPr>
+          <w:rFonts w:ascii="Arial Narrow" w:eastAsia="Arial Narrow" w:hAnsi="Arial Narrow" w:cs="Arial Narrow"/>
+          <w:sz w:val="16"/>
+          <w:szCs w:val="16"/>
+        </w:rPr>
+        <w:t>115.5 Los bienes o montos objeto de medidas correctivas reparadoras son entregados por el proveedor directamente al consumidor que los reclama, salvo mandato distinto contenido en la resolución. Aquellos bienes o montos materia de una medida correctiva reparadora, que por algún motivo se encuentran en posesión del Indecopi y deban ser entregados a los consumidores beneficiados, son puestos a disposición de estos.</w:t>
+      </w:r>
+    </w:p>
+    <w:p>
+      <w:pPr>
+        <w:ind w:left="567"/>
+        <w:jc w:val="both"/>
+        <w:rPr>
+          <w:rFonts w:ascii="Arial Narrow" w:eastAsia="Arial Narrow" w:hAnsi="Arial Narrow" w:cs="Arial Narrow"/>
+          <w:sz w:val="16"/>
+          <w:szCs w:val="16"/>
+        </w:rPr>
+      </w:pPr>
+      <w:r>
+        <w:rPr>
+          <w:rFonts w:ascii="Arial Narrow" w:eastAsia="Arial Narrow" w:hAnsi="Arial Narrow" w:cs="Arial Narrow"/>
+          <w:sz w:val="16"/>
+          <w:szCs w:val="16"/>
+        </w:rPr>
+        <w:t>115.6 El extremo de la resolución final que ordena el cumplimiento de una medida correctiva reparadora a favor del consumidor constituye título ejecutivo conforme con lo dispuesto en el artículo 688 del Código Procesal Civil, una vez que quedan consentidas o causan estado en la vía administrativa. La legitimidad para obrar en los procesos civiles de ejecución corresponde a los consumidores beneficiados con la medida correctiva reparadora.</w:t>
+      </w:r>
+    </w:p>
+    <w:p>
+      <w:pPr>
+        <w:ind w:left="567"/>
+        <w:jc w:val="both"/>
+        <w:rPr>
+          <w:rFonts w:ascii="Arial Narrow" w:eastAsia="Arial Narrow" w:hAnsi="Arial Narrow" w:cs="Arial Narrow"/>
+          <w:sz w:val="16"/>
+          <w:szCs w:val="16"/>
+        </w:rPr>
+      </w:pPr>
+      <w:r>
+        <w:rPr>
+          <w:rFonts w:ascii="Arial Narrow" w:eastAsia="Arial Narrow" w:hAnsi="Arial Narrow" w:cs="Arial Narrow"/>
+          <w:sz w:val="16"/>
+          <w:szCs w:val="16"/>
+        </w:rPr>
+        <w:t>115.7 Las medidas correctivas reparadoras como mandatos dirigidos a resarcir las consecuencias patrimoniales directas e inmediatas originadas por la infracción buscan corregir la conducta infractora y no tienen naturaleza indemnizatoria; son dictadas sin perjuicio de la indemnización por los daños y perjuicios que el consumidor puede solicitar en la vía judicial o arbitral correspondiente. No obstante, se descuenta de la indemnización patrimonial aquella satisfacción patrimonial deducible que el consumidor haya recibido a consecuencia del dictado de una medida correctiva reparadora en sede administrativa.</w:t>
+      </w:r>
+    </w:p>
+    <w:p>
+      <w:pPr>
+        <w:ind w:left="567"/>
+        <w:jc w:val="both"/>
+        <w:rPr>
+          <w:rFonts w:ascii="Arial Narrow" w:eastAsia="Arial Narrow" w:hAnsi="Arial Narrow" w:cs="Arial Narrow"/>
+          <w:b/>
+          <w:bCs/>
+          <w:sz w:val="16"/>
+          <w:szCs w:val="16"/>
+        </w:rPr>
+      </w:pPr>
+      <w:r>
+        <w:rPr>
+          <w:rFonts w:ascii="Arial Narrow" w:eastAsia="Arial Narrow" w:hAnsi="Arial Narrow" w:cs="Arial Narrow"/>
+          <w:b/>
+          <w:bCs/>
+          <w:sz w:val="16"/>
+          <w:szCs w:val="16"/>
+        </w:rPr>
+        <w:t>Artículo 116.- Medidas correctivas complementarias</w:t>
+      </w:r>
+    </w:p>
+    <w:p>
+      <w:pPr>
+        <w:ind w:left="567"/>
+        <w:jc w:val="both"/>
+        <w:rPr>
+          <w:rFonts w:ascii="Arial Narrow" w:eastAsia="Arial Narrow" w:hAnsi="Arial Narrow" w:cs="Arial Narrow"/>
+          <w:sz w:val="16"/>
+          <w:szCs w:val="16"/>
+        </w:rPr>
+      </w:pPr>
+      <w:r>
+        <w:rPr>
+          <w:rFonts w:ascii="Arial Narrow" w:eastAsia="Arial Narrow" w:hAnsi="Arial Narrow" w:cs="Arial Narrow"/>
+          <w:sz w:val="16"/>
+          <w:szCs w:val="16"/>
+        </w:rPr>
+        <w:t xml:space="preserve">Las medidas correctivas complementarias tienen el objeto de revertir los efectos de la conducta infractora o evitar que esta se produzca nuevamente en el futuro y pueden ser, entre otras, las siguientes: </w:t>
+      </w:r>
+    </w:p>
+    <w:p>
+      <w:pPr>
+        <w:ind w:left="567"/>
+        <w:jc w:val="both"/>
+        <w:rPr>
+          <w:rFonts w:ascii="Arial Narrow" w:eastAsia="Arial Narrow" w:hAnsi="Arial Narrow" w:cs="Arial Narrow"/>
+          <w:sz w:val="16"/>
+          <w:szCs w:val="16"/>
+        </w:rPr>
+      </w:pPr>
+      <w:r>
+        <w:rPr>
+          <w:rFonts w:ascii="Arial Narrow" w:eastAsia="Arial Narrow" w:hAnsi="Arial Narrow" w:cs="Arial Narrow"/>
+          <w:sz w:val="16"/>
+          <w:szCs w:val="16"/>
+        </w:rPr>
+        <w:t xml:space="preserve">a. Que el proveedor cumpla con atender la solicitud de información requerida por el consumidor, siempre que dicho requerimiento guarde relación con el producto adquirido o servicio contratado. </w:t>
+      </w:r>
+    </w:p>
+    <w:p>
+      <w:pPr>
+        <w:ind w:left="567"/>
+        <w:jc w:val="both"/>
+        <w:rPr>
+          <w:rFonts w:ascii="Arial Narrow" w:eastAsia="Arial Narrow" w:hAnsi="Arial Narrow" w:cs="Arial Narrow"/>
+          <w:sz w:val="16"/>
+          <w:szCs w:val="16"/>
+        </w:rPr>
+      </w:pPr>
+      <w:r>
+        <w:rPr>
+          <w:rFonts w:ascii="Arial Narrow" w:eastAsia="Arial Narrow" w:hAnsi="Arial Narrow" w:cs="Arial Narrow"/>
+          <w:sz w:val="16"/>
+          <w:szCs w:val="16"/>
+        </w:rPr>
+        <w:t xml:space="preserve">b. Declarar inexigibles las cláusulas que han sido identificadas como abusivas en el procedimiento. </w:t>
+      </w:r>
+    </w:p>
+    <w:p>
+      <w:pPr>
+        <w:ind w:left="567"/>
+        <w:jc w:val="both"/>
+        <w:rPr>
+          <w:rFonts w:ascii="Arial Narrow" w:eastAsia="Arial Narrow" w:hAnsi="Arial Narrow" w:cs="Arial Narrow"/>
+          <w:sz w:val="16"/>
+          <w:szCs w:val="16"/>
+        </w:rPr>
+      </w:pPr>
+      <w:r>
+        <w:rPr>
+          <w:rFonts w:ascii="Arial Narrow" w:eastAsia="Arial Narrow" w:hAnsi="Arial Narrow" w:cs="Arial Narrow"/>
+          <w:sz w:val="16"/>
+          <w:szCs w:val="16"/>
+        </w:rPr>
+        <w:t xml:space="preserve">c. El decomiso y destrucción de la mercadería, envases, envolturas o etiquetas. </w:t>
+      </w:r>
+    </w:p>
+    <w:p>
+      <w:pPr>
+        <w:ind w:left="567"/>
+        <w:jc w:val="both"/>
+        <w:rPr>
+          <w:rFonts w:ascii="Arial Narrow" w:eastAsia="Arial Narrow" w:hAnsi="Arial Narrow" w:cs="Arial Narrow"/>
+          <w:sz w:val="16"/>
+          <w:szCs w:val="16"/>
+        </w:rPr>
+      </w:pPr>
+      <w:r>
+        <w:rPr>
+          <w:rFonts w:ascii="Arial Narrow" w:eastAsia="Arial Narrow" w:hAnsi="Arial Narrow" w:cs="Arial Narrow"/>
+          <w:sz w:val="16"/>
+          <w:szCs w:val="16"/>
+        </w:rPr>
+        <w:t xml:space="preserve">d. En caso de infracciones muy graves y de reincidencia o </w:t>
+      </w:r>
+      <w:proofErr w:type="spellStart"/>
+      <w:r>
+        <w:rPr>
+          <w:rFonts w:ascii="Arial Narrow" w:eastAsia="Arial Narrow" w:hAnsi="Arial Narrow" w:cs="Arial Narrow"/>
+          <w:sz w:val="16"/>
+          <w:szCs w:val="16"/>
+        </w:rPr>
+        <w:t>reiterancia</w:t>
+      </w:r>
+      <w:proofErr w:type="spellEnd"/>
+      <w:r>
+        <w:rPr>
+          <w:rFonts w:ascii="Arial Narrow" w:eastAsia="Arial Narrow" w:hAnsi="Arial Narrow" w:cs="Arial Narrow"/>
+          <w:sz w:val="16"/>
+          <w:szCs w:val="16"/>
+        </w:rPr>
+        <w:t xml:space="preserve">: </w:t>
+      </w:r>
+    </w:p>
+    <w:p>
+      <w:pPr>
+        <w:ind w:left="567"/>
+        <w:jc w:val="both"/>
+        <w:rPr>
+          <w:rFonts w:ascii="Arial Narrow" w:eastAsia="Arial Narrow" w:hAnsi="Arial Narrow" w:cs="Arial Narrow"/>
+          <w:sz w:val="16"/>
+          <w:szCs w:val="16"/>
+        </w:rPr>
+      </w:pPr>
+      <w:r>
+        <w:rPr>
+          <w:rFonts w:ascii="Arial Narrow" w:eastAsia="Arial Narrow" w:hAnsi="Arial Narrow" w:cs="Arial Narrow"/>
+          <w:sz w:val="16"/>
+          <w:szCs w:val="16"/>
+        </w:rPr>
+        <w:t xml:space="preserve">(i) Solicitar a la autoridad correspondiente la clausura temporal del establecimiento industrial, comercial o de servicios por un plazo máximo de seis (6) meses. </w:t>
+      </w:r>
+    </w:p>
+    <w:p>
+      <w:pPr>
+        <w:ind w:left="567"/>
+        <w:jc w:val="both"/>
+        <w:rPr>
+          <w:rFonts w:ascii="Arial Narrow" w:eastAsia="Arial Narrow" w:hAnsi="Arial Narrow" w:cs="Arial Narrow"/>
+          <w:sz w:val="16"/>
+          <w:szCs w:val="16"/>
+        </w:rPr>
+      </w:pPr>
+      <w:r>
+        <w:rPr>
+          <w:rFonts w:ascii="Arial Narrow" w:eastAsia="Arial Narrow" w:hAnsi="Arial Narrow" w:cs="Arial Narrow"/>
+          <w:sz w:val="16"/>
+          <w:szCs w:val="16"/>
+        </w:rPr>
+        <w:t>(</w:t>
+      </w:r>
+      <w:proofErr w:type="spellStart"/>
+      <w:r>
+        <w:rPr>
+          <w:rFonts w:ascii="Arial Narrow" w:eastAsia="Arial Narrow" w:hAnsi="Arial Narrow" w:cs="Arial Narrow"/>
+          <w:sz w:val="16"/>
+          <w:szCs w:val="16"/>
+        </w:rPr>
+        <w:t>ii</w:t>
+      </w:r>
+      <w:proofErr w:type="spellEnd"/>
+      <w:r>
+        <w:rPr>
+          <w:rFonts w:ascii="Arial Narrow" w:eastAsia="Arial Narrow" w:hAnsi="Arial Narrow" w:cs="Arial Narrow"/>
+          <w:sz w:val="16"/>
+          <w:szCs w:val="16"/>
+        </w:rPr>
+        <w:t xml:space="preserve">) Solicitar a la autoridad competente la inhabilitación, temporal o permanente, del proveedor en función de los alcances de la infracción sancionada. </w:t>
+      </w:r>
+    </w:p>
+    <w:p>
+      <w:pPr>
+        <w:ind w:left="567"/>
+        <w:jc w:val="both"/>
+        <w:rPr>
+          <w:rFonts w:ascii="Arial Narrow" w:eastAsia="Arial Narrow" w:hAnsi="Arial Narrow" w:cs="Arial Narrow"/>
+          <w:sz w:val="16"/>
+          <w:szCs w:val="16"/>
+        </w:rPr>
+      </w:pPr>
+      <w:r>
+        <w:rPr>
+          <w:rFonts w:ascii="Arial Narrow" w:eastAsia="Arial Narrow" w:hAnsi="Arial Narrow" w:cs="Arial Narrow"/>
+          <w:sz w:val="16"/>
+          <w:szCs w:val="16"/>
+        </w:rPr>
+        <w:t xml:space="preserve">e. Publicación de avisos </w:t>
+      </w:r>
+      <w:proofErr w:type="spellStart"/>
+      <w:r>
+        <w:rPr>
+          <w:rFonts w:ascii="Arial Narrow" w:eastAsia="Arial Narrow" w:hAnsi="Arial Narrow" w:cs="Arial Narrow"/>
+          <w:sz w:val="16"/>
+          <w:szCs w:val="16"/>
+        </w:rPr>
+        <w:t>rectificatorios</w:t>
+      </w:r>
+      <w:proofErr w:type="spellEnd"/>
+      <w:r>
+        <w:rPr>
+          <w:rFonts w:ascii="Arial Narrow" w:eastAsia="Arial Narrow" w:hAnsi="Arial Narrow" w:cs="Arial Narrow"/>
+          <w:sz w:val="16"/>
+          <w:szCs w:val="16"/>
+        </w:rPr>
+        <w:t xml:space="preserve"> o informativos en la forma que determine el Indecopi, tomando en consideración los medios que resulten idóneos para revertir los efectos que el acto objeto de sanción ha ocasionado. </w:t>
+      </w:r>
+    </w:p>
+    <w:p>
+      <w:pPr>
+        <w:ind w:left="567"/>
+        <w:jc w:val="both"/>
+        <w:rPr>
+          <w:rFonts w:ascii="Arial Narrow" w:eastAsia="Arial Narrow" w:hAnsi="Arial Narrow" w:cs="Arial Narrow"/>
+          <w:sz w:val="16"/>
+          <w:szCs w:val="16"/>
+        </w:rPr>
+      </w:pPr>
+      <w:r>
+        <w:rPr>
+          <w:rFonts w:ascii="Arial Narrow" w:eastAsia="Arial Narrow" w:hAnsi="Arial Narrow" w:cs="Arial Narrow"/>
+          <w:sz w:val="16"/>
+          <w:szCs w:val="16"/>
+        </w:rPr>
+        <w:t xml:space="preserve">f. Cualquier otra medida correctiva que tenga el objeto de revertir los efectos de la conducta infractora o evitar que esta se produzca nuevamente en el futuro. </w:t>
+      </w:r>
+    </w:p>
+    <w:p>
+      <w:pPr>
+        <w:ind w:left="567"/>
+        <w:jc w:val="both"/>
+        <w:rPr>
+          <w:rFonts w:ascii="Arial Narrow" w:eastAsia="Arial Narrow" w:hAnsi="Arial Narrow" w:cs="Arial Narrow"/>
+          <w:sz w:val="16"/>
+          <w:szCs w:val="16"/>
+        </w:rPr>
+      </w:pPr>
+      <w:r>
+        <w:rPr>
+          <w:rFonts w:ascii="Arial Narrow" w:eastAsia="Arial Narrow" w:hAnsi="Arial Narrow" w:cs="Arial Narrow"/>
+          <w:sz w:val="16"/>
+          <w:szCs w:val="16"/>
+        </w:rPr>
+        <w:t>El Indecopi está facultado para solicitar a la autoridad municipal y policial el apoyo respectivo para la ejecución de las medidas correctivas complementarias correspondientes.</w:t>
+      </w:r>
+    </w:p>
+    <w:p>
+      <w:pPr>
+        <w:ind w:left="567" w:hanging="567"/>
+        <w:jc w:val="both"/>
+        <w:rPr>
+          <w:rFonts w:ascii="Arial Narrow" w:eastAsia="Arial Narrow" w:hAnsi="Arial Narrow" w:cs="Arial Narrow"/>
+          <w:b/>
+          <w:sz w:val="16"/>
+          <w:szCs w:val="16"/>
+        </w:rPr>
+      </w:pPr>
+    </w:p>
+  </w:footnote>
+  <w:footnote w:id="15">
+    <w:p>
+      <w:pPr>
+        <w:pStyle w:val="Textonotapie"/>
+        <w:tabs>
+          <w:tab w:val="left" w:pos="567"/>
+        </w:tabs>
+        <w:ind w:left="567" w:hanging="567"/>
+        <w:jc w:val="both"/>
+        <w:rPr>
+          <w:rFonts w:ascii="Arial Narrow" w:eastAsia="Arial Narrow" w:hAnsi="Arial Narrow" w:cs="Arial Narrow"/>
+          <w:b/>
+          <w:sz w:val="16"/>
+          <w:szCs w:val="16"/>
+        </w:rPr>
+      </w:pPr>
+      <w:r>
+        <w:rPr>
+          <w:rStyle w:val="Refdenotaalpie"/>
+          <w:rFonts w:ascii="Arial Narrow" w:eastAsia="Arial Narrow" w:hAnsi="Arial Narrow" w:cs="Arial Narrow"/>
+          <w:sz w:val="16"/>
+          <w:szCs w:val="16"/>
+          <w:vertAlign w:val="superscript"/>
+        </w:rPr>
+        <w:footnoteRef/>
+      </w:r>
+      <w:r>
+        <w:rPr>
+          <w:rFonts w:ascii="Arial Narrow" w:eastAsia="Arial Narrow" w:hAnsi="Arial Narrow" w:cs="Arial Narrow"/>
+          <w:sz w:val="16"/>
+          <w:szCs w:val="16"/>
+        </w:rPr>
+        <w:tab/>
+        <w:t xml:space="preserve"/>
+      </w:r>
+      <w:r>
+        <w:rPr>
+          <w:rFonts w:ascii="Arial Narrow" w:eastAsia="Arial Narrow" w:hAnsi="Arial Narrow" w:cs="Arial Narrow"/>
+          <w:sz w:val="16"/>
+          <w:szCs w:val="16"/>
+        </w:rPr>
+        <w:tab/>
+      </w:r>
+      <w:r>
+        <w:rPr>
+          <w:rFonts w:ascii="Arial Narrow" w:eastAsia="Arial Narrow" w:hAnsi="Arial Narrow" w:cs="Arial Narrow"/>
+          <w:b/>
+          <w:sz w:val="16"/>
+          <w:szCs w:val="16"/>
+        </w:rPr>
+        <w:t>LEY 29571, CÓDIGO DE PROTECCIÓN Y DEFENSA DEL CONSUMIDOR</w:t>
+      </w:r>
+      <w:r>
+        <w:rPr>
+          <w:rFonts w:ascii="Arial Narrow" w:eastAsia="Arial Narrow" w:hAnsi="Arial Narrow" w:cs="Arial Narrow"/>
+          <w:b/>
+          <w:bCs/>
+          <w:sz w:val="16"/>
+          <w:szCs w:val="16"/>
+        </w:rPr>
+        <w:t xml:space="preserve">, </w:t>
+      </w:r>
+      <w:r>
+        <w:rPr>
+          <w:rFonts w:ascii="Arial Narrow" w:eastAsia="Arial Narrow" w:hAnsi="Arial Narrow" w:cs="Arial Narrow"/>
+          <w:b/>
+          <w:sz w:val="16"/>
+          <w:szCs w:val="16"/>
+        </w:rPr>
+        <w:t xml:space="preserve">publicado el 2 de setiembre de 2010 y modificado por Decreto Legislativo 1308</w:t>
+      </w:r>
+    </w:p>
+    <w:p>
+      <w:pPr>
+        <w:pStyle w:val="Textonotapie"/>
+        <w:tabs>
+          <w:tab w:val="left" w:pos="567"/>
+        </w:tabs>
+        <w:jc w:val="both"/>
+        <w:rPr>
+          <w:rFonts w:ascii="Arial Narrow" w:eastAsia="Arial Narrow" w:hAnsi="Arial Narrow" w:cs="Arial Narrow"/>
+          <w:b/>
+          <w:sz w:val="16"/>
+          <w:szCs w:val="16"/>
+        </w:rPr>
+      </w:pPr>
+      <w:r>
+        <w:rPr>
+          <w:rFonts w:ascii="Arial Narrow" w:eastAsia="Arial Narrow" w:hAnsi="Arial Narrow" w:cs="Arial Narrow"/>
+          <w:b/>
+          <w:sz w:val="16"/>
+          <w:szCs w:val="16"/>
+        </w:rPr>
+        <w:tab/>
+        <w:t>Artículo 112.- Criterios de graduación de las sanciones administrativas</w:t>
+      </w:r>
+    </w:p>
+    <w:p>
+      <w:pPr>
+        <w:pStyle w:val="Textonotapie"/>
+        <w:tabs>
+          <w:tab w:val="left" w:pos="567"/>
+        </w:tabs>
+        <w:jc w:val="both"/>
+        <w:rPr>
+          <w:rFonts w:ascii="Arial Narrow" w:eastAsia="Arial Narrow" w:hAnsi="Arial Narrow" w:cs="Arial Narrow"/>
+          <w:sz w:val="16"/>
+          <w:szCs w:val="16"/>
+        </w:rPr>
+      </w:pPr>
+      <w:r>
+        <w:rPr>
+          <w:rFonts w:ascii="Arial Narrow" w:eastAsia="Arial Narrow" w:hAnsi="Arial Narrow" w:cs="Arial Narrow"/>
+          <w:sz w:val="16"/>
+          <w:szCs w:val="16"/>
+        </w:rPr>
+        <w:tab/>
+        <w:t>(…)</w:t>
+      </w:r>
+    </w:p>
+    <w:p>
+      <w:pPr>
+        <w:pStyle w:val="Textonotapie"/>
+        <w:tabs>
+          <w:tab w:val="left" w:pos="567"/>
+        </w:tabs>
+        <w:jc w:val="both"/>
+        <w:rPr>
+          <w:rFonts w:ascii="Arial Narrow" w:eastAsia="Arial Narrow" w:hAnsi="Arial Narrow" w:cs="Arial Narrow"/>
+          <w:sz w:val="16"/>
+          <w:szCs w:val="16"/>
+        </w:rPr>
+      </w:pPr>
+      <w:r>
+        <w:rPr>
+          <w:rFonts w:ascii="Arial Narrow" w:eastAsia="Arial Narrow" w:hAnsi="Arial Narrow" w:cs="Arial Narrow"/>
+          <w:sz w:val="16"/>
+          <w:szCs w:val="16"/>
+        </w:rPr>
+        <w:tab/>
+        <w:t>Se consideran circunstancias atenuantes especiales, las siguientes:</w:t>
+      </w:r>
+    </w:p>
+    <w:p>
+      <w:pPr>
+        <w:pStyle w:val="Textonotapie"/>
+        <w:tabs>
+          <w:tab w:val="left" w:pos="567"/>
+        </w:tabs>
+        <w:jc w:val="both"/>
+        <w:rPr>
+          <w:rFonts w:ascii="Arial Narrow" w:eastAsia="Arial Narrow" w:hAnsi="Arial Narrow" w:cs="Arial Narrow"/>
+          <w:sz w:val="16"/>
+          <w:szCs w:val="16"/>
+        </w:rPr>
+      </w:pPr>
+      <w:r>
+        <w:rPr>
+          <w:rFonts w:ascii="Arial Narrow" w:eastAsia="Arial Narrow" w:hAnsi="Arial Narrow" w:cs="Arial Narrow"/>
+          <w:sz w:val="16"/>
+          <w:szCs w:val="16"/>
+        </w:rPr>
+        <w:tab/>
+        <w:t>(…)</w:t>
       </w:r>
     </w:p>
     <w:p>
@@ -6689,1771 +8621,9 @@
           <w:sz w:val="16"/>
           <w:szCs w:val="16"/>
         </w:rPr>
-        <w:t xml:space="preserve">2.1 El proveedor tiene la obligación de ofrecer al consumidor toda la información relevante para tomar una decisión o realizar una elección adecuada de consumo, así como para efectuar un uso o consumo adecuado de los productos o servicios. </w:t>
-      </w:r>
-    </w:p>
-    <w:p>
-      <w:pPr>
-        <w:pStyle w:val="Textonotapie"/>
-        <w:tabs>
-          <w:tab w:val="left" w:pos="567"/>
-        </w:tabs>
-        <w:ind w:left="567"/>
-        <w:jc w:val="both"/>
-        <w:rPr>
-          <w:rFonts w:ascii="Arial Narrow" w:eastAsia="Arial Narrow" w:hAnsi="Arial Narrow" w:cs="Arial Narrow"/>
-          <w:sz w:val="16"/>
-          <w:szCs w:val="16"/>
-        </w:rPr>
-      </w:pPr>
-      <w:r>
-        <w:rPr>
-          <w:rFonts w:ascii="Arial Narrow" w:eastAsia="Arial Narrow" w:hAnsi="Arial Narrow" w:cs="Arial Narrow"/>
-          <w:sz w:val="16"/>
-          <w:szCs w:val="16"/>
-        </w:rPr>
-        <w:t xml:space="preserve">2.2 La información debe ser veraz, suficiente, de fácil comprensión, apropiada, oportuna y fácilmente accesible, debiendo ser brindada en idioma castellano. </w:t>
-      </w:r>
-    </w:p>
-    <w:p>
-      <w:pPr>
-        <w:pStyle w:val="Textonotapie"/>
-        <w:tabs>
-          <w:tab w:val="left" w:pos="567"/>
-        </w:tabs>
-        <w:ind w:left="567"/>
-        <w:jc w:val="both"/>
-        <w:rPr>
-          <w:rFonts w:ascii="Arial Narrow" w:eastAsia="Arial Narrow" w:hAnsi="Arial Narrow" w:cs="Arial Narrow"/>
-          <w:sz w:val="16"/>
-          <w:szCs w:val="16"/>
-        </w:rPr>
-      </w:pPr>
-      <w:r>
-        <w:rPr>
-          <w:rFonts w:ascii="Arial Narrow" w:eastAsia="Arial Narrow" w:hAnsi="Arial Narrow" w:cs="Arial Narrow"/>
-          <w:sz w:val="16"/>
-          <w:szCs w:val="16"/>
-        </w:rPr>
-        <w:t xml:space="preserve">2.3 Sin perjuicio de las exigencias concretas de las normas sectoriales correspondientes, para analizar la información relevante se tiene en consideración a toda aquella sin la cual no se hubiera adoptado la decisión de consumo o se hubiera efectuado en términos substancialmente distintos. Para ello se debe examinar si la información omitida desnaturaliza las condiciones en que se realizó la oferta al consumidor. </w:t>
-      </w:r>
-    </w:p>
-    <w:p>
-      <w:pPr>
-        <w:pStyle w:val="Textonotapie"/>
-        <w:tabs>
-          <w:tab w:val="left" w:pos="567"/>
-        </w:tabs>
-        <w:ind w:left="567"/>
-        <w:jc w:val="both"/>
-        <w:rPr>
-          <w:rFonts w:ascii="Arial Narrow" w:eastAsia="Arial Narrow" w:hAnsi="Arial Narrow" w:cs="Arial Narrow"/>
-          <w:sz w:val="16"/>
-          <w:szCs w:val="16"/>
-        </w:rPr>
-      </w:pPr>
-      <w:r>
-        <w:rPr>
-          <w:rFonts w:ascii="Arial Narrow" w:eastAsia="Arial Narrow" w:hAnsi="Arial Narrow" w:cs="Arial Narrow"/>
-          <w:sz w:val="16"/>
-          <w:szCs w:val="16"/>
-        </w:rPr>
-        <w:t xml:space="preserve">2.4 Al evaluarse la información, deben considerarse los problemas de confusión que generarían al consumidor el suministro de información excesiva o sumamente compleja, atendiendo a la naturaleza del producto adquirido o al servicio contratado. </w:t>
-      </w:r>
-    </w:p>
-    <w:p>
-      <w:pPr>
-        <w:pStyle w:val="Textonotapie"/>
-        <w:tabs>
-          <w:tab w:val="left" w:pos="567"/>
-        </w:tabs>
-        <w:ind w:left="567" w:right="-1" w:hanging="567"/>
-        <w:jc w:val="both"/>
-        <w:rPr>
-          <w:rFonts w:ascii="Arial Narrow" w:eastAsia="Arial Narrow" w:hAnsi="Arial Narrow" w:cs="Arial Narrow"/>
-          <w:b/>
-          <w:bCs/>
-          <w:sz w:val="16"/>
-          <w:szCs w:val="16"/>
-        </w:rPr>
-      </w:pPr>
-    </w:p>
-  </w:footnote>
-  <w:footnote w:id="8">
-    <w:p>
-      <w:pPr>
-        <w:pStyle w:val="Textonotapie"/>
-        <w:tabs>
-          <w:tab w:val="left" w:pos="567"/>
-        </w:tabs>
-        <w:ind w:left="567" w:right="-1" w:hanging="567"/>
-        <w:jc w:val="both"/>
-        <w:rPr>
-          <w:rFonts w:ascii="Arial Narrow" w:eastAsia="Arial Narrow" w:hAnsi="Arial Narrow" w:cs="Arial Narrow"/>
-          <w:sz w:val="16"/>
-          <w:szCs w:val="16"/>
-        </w:rPr>
-      </w:pPr>
-      <w:r>
-        <w:rPr>
-          <w:rStyle w:val="Refdenotaalpie"/>
-          <w:rFonts w:ascii="Arial Narrow" w:eastAsia="Arial Narrow" w:hAnsi="Arial Narrow" w:cs="Arial Narrow"/>
-          <w:sz w:val="16"/>
-          <w:szCs w:val="16"/>
-          <w:vertAlign w:val="superscript"/>
-        </w:rPr>
-        <w:footnoteRef/>
-      </w:r>
-      <w:r>
-        <w:rPr>
-          <w:rFonts w:ascii="Arial Narrow" w:eastAsia="Arial Narrow" w:hAnsi="Arial Narrow" w:cs="Arial Narrow"/>
-          <w:sz w:val="16"/>
-          <w:szCs w:val="16"/>
-        </w:rPr>
-        <w:t xml:space="preserve"> </w:t>
-      </w:r>
-      <w:r>
-        <w:rPr>
-          <w:rFonts w:ascii="Arial Narrow" w:eastAsia="Arial Narrow" w:hAnsi="Arial Narrow" w:cs="Arial Narrow"/>
-          <w:sz w:val="16"/>
-          <w:szCs w:val="16"/>
-        </w:rPr>
-        <w:tab/>
-      </w:r>
-      <w:r>
-        <w:rPr>
-          <w:rFonts w:ascii="Arial Narrow" w:eastAsia="Arial Narrow" w:hAnsi="Arial Narrow" w:cs="Arial Narrow"/>
-          <w:b/>
-          <w:bCs/>
-          <w:sz w:val="16"/>
-          <w:szCs w:val="16"/>
-        </w:rPr>
-        <w:t xml:space="preserve">LEY SOBRE FACULTADES, NORMAS Y ORGANIZACIÓN DEL INDECOPI, APROBADA POR DECRETO LEGISLATIVO 807 Artículo 24.-</w:t>
-      </w:r>
-      <w:r>
-        <w:rPr>
-          <w:rFonts w:ascii="Arial Narrow" w:eastAsia="Arial Narrow" w:hAnsi="Arial Narrow" w:cs="Arial Narrow"/>
-          <w:sz w:val="16"/>
-          <w:szCs w:val="16"/>
-        </w:rPr>
-        <w:t xml:space="preserve"> El </w:t>
-      </w:r>
-      <w:proofErr w:type="gramStart"/>
-      <w:r>
-        <w:rPr>
-          <w:rFonts w:ascii="Arial Narrow" w:eastAsia="Arial Narrow" w:hAnsi="Arial Narrow" w:cs="Arial Narrow"/>
-          <w:sz w:val="16"/>
-          <w:szCs w:val="16"/>
-        </w:rPr>
-        <w:t>Secretario Técnico</w:t>
-      </w:r>
-      <w:proofErr w:type="gramEnd"/>
-      <w:r>
-        <w:rPr>
-          <w:rFonts w:ascii="Arial Narrow" w:eastAsia="Arial Narrow" w:hAnsi="Arial Narrow" w:cs="Arial Narrow"/>
-          <w:sz w:val="16"/>
-          <w:szCs w:val="16"/>
-        </w:rPr>
-        <w:t xml:space="preserve"> se encargará de la tramitación del procedimiento. Para ello, cuenta con las siguientes facultades:</w:t>
-      </w:r>
-    </w:p>
-    <w:p>
-      <w:pPr>
-        <w:pStyle w:val="Textonotapie"/>
-        <w:tabs>
-          <w:tab w:val="left" w:pos="567"/>
-        </w:tabs>
-        <w:ind w:left="567" w:right="-1" w:hanging="567"/>
-        <w:jc w:val="both"/>
-        <w:rPr>
-          <w:rFonts w:ascii="Arial Narrow" w:eastAsia="Arial Narrow" w:hAnsi="Arial Narrow" w:cs="Arial Narrow"/>
-          <w:sz w:val="16"/>
-          <w:szCs w:val="16"/>
-        </w:rPr>
-      </w:pPr>
-      <w:r>
-        <w:rPr>
-          <w:rFonts w:ascii="Arial Narrow" w:eastAsia="Arial Narrow" w:hAnsi="Arial Narrow" w:cs="Arial Narrow"/>
-          <w:sz w:val="16"/>
-          <w:szCs w:val="16"/>
-        </w:rPr>
-        <w:tab/>
-        <w:t xml:space="preserve">(...) </w:t>
-      </w:r>
-    </w:p>
-    <w:p>
-      <w:pPr>
-        <w:pStyle w:val="Textonotapie"/>
-        <w:tabs>
-          <w:tab w:val="left" w:pos="567"/>
-        </w:tabs>
-        <w:ind w:left="567" w:right="-1" w:hanging="567"/>
-        <w:jc w:val="both"/>
-        <w:rPr>
-          <w:rFonts w:ascii="Arial Narrow" w:eastAsia="Arial Narrow" w:hAnsi="Arial Narrow" w:cs="Arial Narrow"/>
-          <w:sz w:val="16"/>
-          <w:szCs w:val="16"/>
-        </w:rPr>
-      </w:pPr>
-      <w:r>
-        <w:rPr>
-          <w:rFonts w:ascii="Arial Narrow" w:eastAsia="Arial Narrow" w:hAnsi="Arial Narrow" w:cs="Arial Narrow"/>
-          <w:sz w:val="16"/>
-          <w:szCs w:val="16"/>
-        </w:rPr>
-        <w:tab/>
-        <w:t xml:space="preserve">c) Admitir denuncias a trámite, en aquellos casos en que la Comisión le haya delegado esta facultad. </w:t>
-      </w:r>
-    </w:p>
-    <w:p>
-      <w:pPr>
-        <w:pStyle w:val="Textonotapie"/>
-        <w:tabs>
-          <w:tab w:val="left" w:pos="567"/>
-        </w:tabs>
-        <w:ind w:left="567" w:right="-1" w:hanging="567"/>
-        <w:jc w:val="both"/>
-        <w:rPr>
-          <w:rFonts w:ascii="Arial Narrow" w:eastAsia="Arial Narrow" w:hAnsi="Arial Narrow" w:cs="Arial Narrow"/>
-          <w:sz w:val="16"/>
-          <w:szCs w:val="16"/>
-        </w:rPr>
-      </w:pPr>
-      <w:r>
-        <w:rPr>
-          <w:rFonts w:ascii="Arial Narrow" w:eastAsia="Arial Narrow" w:hAnsi="Arial Narrow" w:cs="Arial Narrow"/>
-          <w:sz w:val="16"/>
-          <w:szCs w:val="16"/>
-        </w:rPr>
-        <w:tab/>
-        <w:t>(...).</w:t>
-      </w:r>
-    </w:p>
-    <w:p>
-      <w:pPr>
-        <w:pStyle w:val="Textonotapie"/>
-        <w:tabs>
-          <w:tab w:val="left" w:pos="567"/>
-        </w:tabs>
-        <w:ind w:left="567" w:right="-1" w:hanging="567"/>
-        <w:jc w:val="both"/>
-        <w:rPr>
-          <w:rFonts w:ascii="Arial Narrow" w:eastAsia="Arial Narrow" w:hAnsi="Arial Narrow" w:cs="Arial Narrow"/>
-          <w:sz w:val="16"/>
-          <w:szCs w:val="16"/>
-        </w:rPr>
-      </w:pPr>
-      <w:r>
-        <w:rPr>
-          <w:rFonts w:ascii="Arial Narrow" w:eastAsia="Arial Narrow" w:hAnsi="Arial Narrow" w:cs="Arial Narrow"/>
-          <w:sz w:val="16"/>
-          <w:szCs w:val="16"/>
-        </w:rPr>
-        <w:t xml:space="preserve">. </w:t>
-      </w:r>
-    </w:p>
-    <w:p>
-      <w:pPr>
-        <w:pStyle w:val="Textonotapie"/>
-        <w:tabs>
-          <w:tab w:val="left" w:pos="567"/>
-        </w:tabs>
-        <w:ind w:left="567" w:right="-1" w:hanging="567"/>
-        <w:jc w:val="both"/>
-        <w:rPr>
-          <w:rFonts w:ascii="Arial Narrow" w:eastAsia="Arial Narrow" w:hAnsi="Arial Narrow" w:cs="Arial Narrow"/>
-          <w:sz w:val="16"/>
-          <w:szCs w:val="16"/>
-        </w:rPr>
-      </w:pPr>
-    </w:p>
-  </w:footnote>
-  <w:footnote w:id="9">
-    <w:p>
-      <w:pPr>
-        <w:pStyle w:val="Textonotapie"/>
-        <w:ind w:left="567" w:hanging="567"/>
-        <w:jc w:val="both"/>
-        <w:rPr>
-          <w:rFonts w:ascii="Arial Narrow" w:eastAsia="Arial Narrow" w:hAnsi="Arial Narrow" w:cs="Arial Narrow"/>
-          <w:sz w:val="16"/>
-          <w:szCs w:val="16"/>
-        </w:rPr>
-      </w:pPr>
-      <w:r>
-        <w:rPr>
-          <w:rStyle w:val="Refdenotaalpie"/>
-          <w:rFonts w:ascii="Arial Narrow" w:eastAsia="Arial Narrow" w:hAnsi="Arial Narrow" w:cs="Arial Narrow"/>
-          <w:sz w:val="16"/>
-          <w:szCs w:val="16"/>
-          <w:vertAlign w:val="superscript"/>
-        </w:rPr>
-        <w:footnoteRef/>
-      </w:r>
-      <w:r>
-        <w:rPr>
-          <w:rFonts w:ascii="Arial Narrow" w:eastAsia="Arial Narrow" w:hAnsi="Arial Narrow" w:cs="Arial Narrow"/>
-          <w:sz w:val="16"/>
-          <w:szCs w:val="16"/>
-        </w:rPr>
-        <w:t xml:space="preserve"> </w:t>
-      </w:r>
-      <w:r>
-        <w:rPr>
-          <w:rFonts w:ascii="Arial Narrow" w:eastAsia="Arial Narrow" w:hAnsi="Arial Narrow" w:cs="Arial Narrow"/>
-          <w:sz w:val="16"/>
-          <w:szCs w:val="16"/>
-        </w:rPr>
-        <w:tab/>
-        <w:t xml:space="preserve">El número de trabajadores se atenderá siempre que la empresa haya sido constituida antes de la vigencia de la Ley 30056, publicada el 2 de julio de 2013, que modificó el artículo 5 del Texto Único Ordenado de la Ley de Promoción de la Competitividad, Formalización y Desarrollo de la Micro y Pequeña Empresa y de Acceso al Empleo Decente (LEY MYPE). Ello, en la medida que la Tercera Disposición Complementaria Transitoria de la norma modificatoria precisa que las empresas constituidas antes de la </w:t>
-      </w:r>
-      <w:proofErr w:type="gramStart"/>
-      <w:r>
-        <w:rPr>
-          <w:rFonts w:ascii="Arial Narrow" w:eastAsia="Arial Narrow" w:hAnsi="Arial Narrow" w:cs="Arial Narrow"/>
-          <w:sz w:val="16"/>
-          <w:szCs w:val="16"/>
-        </w:rPr>
-        <w:t>entrada en vigencia</w:t>
-      </w:r>
-      <w:proofErr w:type="gramEnd"/>
-      <w:r>
-        <w:rPr>
-          <w:rFonts w:ascii="Arial Narrow" w:eastAsia="Arial Narrow" w:hAnsi="Arial Narrow" w:cs="Arial Narrow"/>
-          <w:sz w:val="16"/>
-          <w:szCs w:val="16"/>
-        </w:rPr>
-        <w:t xml:space="preserve"> de dicha Ley se rigen por los requisitos de acogimiento al régimen de las micro y pequeñas empresas regulados en el Decreto Legislativo 1086.</w:t>
-      </w:r>
-    </w:p>
-    <w:p>
-      <w:pPr>
-        <w:pStyle w:val="Textonotapie"/>
-        <w:ind w:left="567" w:hanging="567"/>
-        <w:jc w:val="both"/>
-        <w:rPr>
-          <w:rFonts w:ascii="Arial Narrow" w:eastAsia="Arial Narrow" w:hAnsi="Arial Narrow" w:cs="Arial Narrow"/>
-          <w:sz w:val="16"/>
-          <w:szCs w:val="16"/>
-        </w:rPr>
-      </w:pPr>
-    </w:p>
-  </w:footnote>
-  <w:footnote w:id="10">
-    <w:p>
-      <w:pPr>
-        <w:pStyle w:val="Textonotapie"/>
-        <w:ind w:left="567" w:hanging="567"/>
-        <w:jc w:val="both"/>
-        <w:rPr>
-          <w:rFonts w:ascii="Arial Narrow" w:eastAsia="Arial Narrow" w:hAnsi="Arial Narrow" w:cs="Arial Narrow"/>
-          <w:sz w:val="16"/>
-          <w:szCs w:val="16"/>
-        </w:rPr>
-      </w:pPr>
-      <w:r>
-        <w:rPr>
-          <w:rStyle w:val="Refdenotaalpie"/>
-          <w:rFonts w:ascii="Arial Narrow" w:eastAsia="Arial Narrow" w:hAnsi="Arial Narrow" w:cs="Arial Narrow"/>
-          <w:sz w:val="16"/>
-          <w:szCs w:val="16"/>
-          <w:vertAlign w:val="superscript"/>
-        </w:rPr>
-        <w:footnoteRef/>
-      </w:r>
-      <w:r>
-        <w:rPr>
-          <w:rFonts w:ascii="Arial Narrow" w:eastAsia="Arial Narrow" w:hAnsi="Arial Narrow" w:cs="Arial Narrow"/>
-          <w:sz w:val="16"/>
-          <w:szCs w:val="16"/>
-        </w:rPr>
-        <w:t xml:space="preserve"> </w:t>
-      </w:r>
-      <w:r>
-        <w:rPr>
-          <w:rFonts w:ascii="Arial Narrow" w:eastAsia="Arial Narrow" w:hAnsi="Arial Narrow" w:cs="Arial Narrow"/>
-          <w:sz w:val="16"/>
-          <w:szCs w:val="16"/>
-        </w:rPr>
-        <w:tab/>
-      </w:r>
-      <w:r>
-        <w:rPr>
-          <w:rFonts w:ascii="Arial Narrow" w:eastAsia="Arial Narrow" w:hAnsi="Arial Narrow" w:cs="Arial Narrow"/>
-          <w:b/>
-          <w:sz w:val="16"/>
-          <w:szCs w:val="16"/>
-        </w:rPr>
-        <w:t>LEY 29571, CÓDIGO DE PROTECCIÓN Y DEFENSA DEL CONSUMIDOR</w:t>
-      </w:r>
-      <w:r>
-        <w:rPr>
-          <w:rFonts w:ascii="Arial Narrow" w:eastAsia="Arial Narrow" w:hAnsi="Arial Narrow" w:cs="Arial Narrow"/>
-          <w:b/>
-          <w:bCs/>
-          <w:sz w:val="16"/>
-          <w:szCs w:val="16"/>
-        </w:rPr>
-        <w:t xml:space="preserve">, </w:t>
-      </w:r>
-      <w:r>
-        <w:rPr>
-          <w:rFonts w:ascii="Arial Narrow" w:eastAsia="Arial Narrow" w:hAnsi="Arial Narrow" w:cs="Arial Narrow"/>
-          <w:b/>
-          <w:sz w:val="16"/>
-          <w:szCs w:val="16"/>
-        </w:rPr>
-        <w:t xml:space="preserve">publicado el 2 de setiembre de 2010 y modificado por Decreto Legislativo 1308</w:t>
-      </w:r>
-    </w:p>
-    <w:p>
-      <w:pPr>
-        <w:pStyle w:val="Textonotapie"/>
-        <w:ind w:left="567" w:hanging="567"/>
-        <w:jc w:val="both"/>
-        <w:rPr>
-          <w:rFonts w:ascii="Arial Narrow" w:eastAsia="Arial Narrow" w:hAnsi="Arial Narrow" w:cs="Arial Narrow"/>
-          <w:b/>
-          <w:bCs/>
-          <w:sz w:val="16"/>
-          <w:szCs w:val="16"/>
-        </w:rPr>
-      </w:pPr>
-      <w:r>
-        <w:rPr>
-          <w:rFonts w:ascii="Arial Narrow" w:eastAsia="Arial Narrow" w:hAnsi="Arial Narrow" w:cs="Arial Narrow"/>
-          <w:sz w:val="16"/>
-          <w:szCs w:val="16"/>
-        </w:rPr>
-        <w:tab/>
-      </w:r>
-      <w:r>
-        <w:rPr>
-          <w:rFonts w:ascii="Arial Narrow" w:eastAsia="Arial Narrow" w:hAnsi="Arial Narrow" w:cs="Arial Narrow"/>
-          <w:b/>
-          <w:bCs/>
-          <w:sz w:val="16"/>
-          <w:szCs w:val="16"/>
-        </w:rPr>
-        <w:t>Artículo 110.- Sanciones Administrativas</w:t>
-      </w:r>
-    </w:p>
-    <w:p>
-      <w:pPr>
-        <w:autoSpaceDE w:val="0"/>
-        <w:autoSpaceDN w:val="0"/>
-        <w:adjustRightInd w:val="0"/>
-        <w:ind w:left="567"/>
-        <w:jc w:val="both"/>
-        <w:rPr>
-          <w:rFonts w:ascii="Arial Narrow" w:eastAsia="Arial Narrow" w:hAnsi="Arial Narrow" w:cs="Arial Narrow"/>
-          <w:sz w:val="16"/>
-          <w:szCs w:val="16"/>
-        </w:rPr>
-      </w:pPr>
-      <w:r>
-        <w:rPr>
-          <w:rFonts w:ascii="Arial Narrow" w:eastAsia="Arial Narrow" w:hAnsi="Arial Narrow" w:cs="Arial Narrow"/>
-          <w:sz w:val="16"/>
-          <w:szCs w:val="16"/>
-        </w:rPr>
-        <w:t>(…)</w:t>
-      </w:r>
-    </w:p>
-    <w:p>
-      <w:pPr>
-        <w:autoSpaceDE w:val="0"/>
-        <w:autoSpaceDN w:val="0"/>
-        <w:adjustRightInd w:val="0"/>
-        <w:ind w:left="567"/>
-        <w:jc w:val="both"/>
-        <w:rPr>
-          <w:rFonts w:ascii="Arial Narrow" w:eastAsia="Arial Narrow" w:hAnsi="Arial Narrow" w:cs="Arial Narrow"/>
-          <w:sz w:val="16"/>
-          <w:szCs w:val="16"/>
-        </w:rPr>
-      </w:pPr>
-      <w:r>
-        <w:rPr>
-          <w:rFonts w:ascii="Arial Narrow" w:eastAsia="Arial Narrow" w:hAnsi="Arial Narrow" w:cs="Arial Narrow"/>
-          <w:sz w:val="16"/>
-          <w:szCs w:val="16"/>
-        </w:rPr>
-        <w:t>En el caso de las microempresas, la multa no puede superar el diez por ciento (10%) de las ventas o ingresos brutos percibidos por el infractor, relativos a todas sus actividades económicas, correspondientes al ejercicio inmediato anterior al de la expedición de la resolución de primera instancia, siempre que se haya acreditado dichos ingresos, no se encuentre en una situación de reincidencia y el caso no verse sobre la vida, salud o integridad de los consumidores. Para el caso de las pequeñas empresas, la multa no puede superar el veinte por ciento (20%) de las ventas o ingresos brutos percibidos por el infractor, conforme a los requisitos señalados anteriormente.</w:t>
-      </w:r>
-    </w:p>
-    <w:p>
-      <w:pPr>
-        <w:autoSpaceDE w:val="0"/>
-        <w:autoSpaceDN w:val="0"/>
-        <w:adjustRightInd w:val="0"/>
-        <w:ind w:left="567"/>
-        <w:jc w:val="both"/>
-        <w:rPr>
-          <w:rFonts w:ascii="Arial Narrow" w:eastAsia="Arial Narrow" w:hAnsi="Arial Narrow" w:cs="Arial Narrow"/>
-          <w:sz w:val="16"/>
-          <w:szCs w:val="16"/>
-        </w:rPr>
-      </w:pPr>
-      <w:r>
-        <w:rPr>
-          <w:rFonts w:ascii="Arial Narrow" w:eastAsia="Arial Narrow" w:hAnsi="Arial Narrow" w:cs="Arial Narrow"/>
-          <w:sz w:val="16"/>
-          <w:szCs w:val="16"/>
-        </w:rPr>
-        <w:t>(…).</w:t>
-      </w:r>
-    </w:p>
-    <w:p>
-      <w:pPr>
-        <w:pStyle w:val="Textonotapie"/>
-        <w:ind w:left="567" w:hanging="567"/>
-        <w:jc w:val="both"/>
-        <w:rPr>
-          <w:rFonts w:ascii="Arial Narrow" w:eastAsia="Arial Narrow" w:hAnsi="Arial Narrow" w:cs="Arial Narrow"/>
-          <w:sz w:val="16"/>
-          <w:szCs w:val="16"/>
-        </w:rPr>
-      </w:pPr>
-    </w:p>
-  </w:footnote>
-  <w:footnote w:id="16">
-    <w:p>
-      <w:pPr>
-        <w:pStyle w:val="Textonotapie"/>
-        <w:ind w:left="567" w:hanging="567"/>
-        <w:rPr>
-          <w:rFonts w:ascii="Arial Narrow" w:eastAsia="Arial Narrow" w:hAnsi="Arial Narrow" w:cs="Arial Narrow"/>
-          <w:sz w:val="16"/>
-          <w:szCs w:val="16"/>
-        </w:rPr>
-      </w:pPr>
-      <w:r>
-        <w:rPr>
-          <w:rStyle w:val="Refdenotaalpie"/>
-          <w:rFonts w:ascii="Arial Narrow" w:eastAsia="Arial Narrow" w:hAnsi="Arial Narrow" w:cs="Arial Narrow"/>
-          <w:sz w:val="16"/>
-          <w:szCs w:val="16"/>
-          <w:vertAlign w:val="superscript"/>
-        </w:rPr>
-        <w:footnoteRef/>
-      </w:r>
-      <w:r>
-        <w:rPr>
-          <w:rFonts w:ascii="Arial Narrow" w:eastAsia="Arial Narrow" w:hAnsi="Arial Narrow" w:cs="Arial Narrow"/>
-          <w:sz w:val="16"/>
-          <w:szCs w:val="16"/>
-        </w:rPr>
-        <w:tab/>
-      </w:r>
-      <w:r>
-        <w:rPr>
-          <w:rFonts w:ascii="Arial Narrow" w:eastAsia="Arial Narrow" w:hAnsi="Arial Narrow" w:cs="Arial Narrow"/>
-          <w:b/>
-          <w:bCs/>
-          <w:sz w:val="16"/>
-          <w:szCs w:val="16"/>
-        </w:rPr>
-        <w:t xml:space="preserve">DECRETO LEGISLATIVO 807, LEY SOBRE FACULTADES, NORMAS Y ORGANIZACIÓN DEL INDECOPI, publicado el 18 de abril de 1996</w:t>
-      </w:r>
-    </w:p>
-    <w:p>
-      <w:pPr>
-        <w:pStyle w:val="Textonotapie"/>
-        <w:ind w:left="567" w:hanging="567"/>
-        <w:rPr>
-          <w:rFonts w:ascii="Arial Narrow" w:eastAsia="Arial Narrow" w:hAnsi="Arial Narrow" w:cs="Arial Narrow"/>
-          <w:sz w:val="16"/>
-          <w:szCs w:val="16"/>
-        </w:rPr>
-      </w:pPr>
-      <w:r>
-        <w:rPr>
-          <w:rFonts w:ascii="Arial Narrow" w:eastAsia="Arial Narrow" w:hAnsi="Arial Narrow" w:cs="Arial Narrow"/>
-          <w:sz w:val="16"/>
-          <w:szCs w:val="16"/>
-        </w:rPr>
-        <w:tab/>
-      </w:r>
-      <w:r>
-        <w:rPr>
-          <w:rFonts w:ascii="Arial Narrow" w:eastAsia="Arial Narrow" w:hAnsi="Arial Narrow" w:cs="Arial Narrow"/>
-          <w:b/>
-          <w:bCs/>
-          <w:sz w:val="16"/>
-          <w:szCs w:val="16"/>
-        </w:rPr>
-        <w:t xml:space="preserve">Artículo 26.-</w:t>
-      </w:r>
-      <w:r>
-        <w:rPr>
-          <w:rFonts w:ascii="Arial Narrow" w:eastAsia="Arial Narrow" w:hAnsi="Arial Narrow" w:cs="Arial Narrow"/>
-          <w:sz w:val="16"/>
-          <w:szCs w:val="16"/>
-        </w:rPr>
-        <w:t xml:space="preserve"> Una vez admitida a trámite la denuncia, se correrá traslado de la misma al denunciado, a fin de que éste presente su descargo. El plazo para la presentación del descargo será de cinco (5) días contados desde la notificación, vencido el cual, el Secretario Técnico declarará en rebeldía al denunciado que no lo hubiera presentado.</w:t>
-      </w:r>
-    </w:p>
-    <w:p>
-      <w:pPr>
-        <w:pStyle w:val="Textonotapie"/>
-        <w:ind w:left="567" w:hanging="567"/>
-        <w:rPr>
-          <w:rFonts w:ascii="Arial Narrow" w:eastAsia="Arial Narrow" w:hAnsi="Arial Narrow" w:cs="Arial Narrow"/>
-          <w:sz w:val="16"/>
-          <w:szCs w:val="16"/>
-        </w:rPr>
-      </w:pPr>
-    </w:p>
-  </w:footnote>
-  <w:footnote w:id="17">
-    <w:p>
-      <w:pPr>
-        <w:pStyle w:val="Textonotapie"/>
-        <w:ind w:left="567" w:hanging="567"/>
-        <w:rPr>
-          <w:rFonts w:ascii="Arial Narrow" w:eastAsia="Arial Narrow" w:hAnsi="Arial Narrow" w:cs="Arial Narrow"/>
-          <w:sz w:val="16"/>
-          <w:szCs w:val="16"/>
-        </w:rPr>
-      </w:pPr>
-      <w:r>
-        <w:rPr>
-          <w:rStyle w:val="Refdenotaalpie"/>
-          <w:rFonts w:ascii="Arial Narrow" w:eastAsia="Arial Narrow" w:hAnsi="Arial Narrow" w:cs="Arial Narrow"/>
-          <w:sz w:val="16"/>
-          <w:szCs w:val="16"/>
-          <w:vertAlign w:val="superscript"/>
-        </w:rPr>
-        <w:footnoteRef/>
-      </w:r>
-      <w:r>
-        <w:rPr>
-          <w:rFonts w:ascii="Arial Narrow" w:eastAsia="Arial Narrow" w:hAnsi="Arial Narrow" w:cs="Arial Narrow"/>
-          <w:sz w:val="16"/>
-          <w:szCs w:val="16"/>
-        </w:rPr>
-        <w:tab/>
-      </w:r>
-      <w:r>
-        <w:rPr>
-          <w:rFonts w:ascii="Arial Narrow" w:eastAsia="Arial Narrow" w:hAnsi="Arial Narrow" w:cs="Arial Narrow"/>
-          <w:b/>
-          <w:bCs/>
-          <w:sz w:val="16"/>
-          <w:szCs w:val="16"/>
-        </w:rPr>
-        <w:t xml:space="preserve">DECRETO SUPREMO 006-2026-JUS, TEXTO ÚNICO ORDENADO DE LA LEY 27444, LEY DEL PROCEDIMIENTO ADMINISTRATIVO GENERAL, publicado el 30 de abril de 2026</w:t>
-      </w:r>
-    </w:p>
-    <w:p>
-      <w:pPr>
-        <w:pStyle w:val="Textonotapie"/>
-        <w:ind w:left="567" w:hanging="567"/>
-        <w:rPr>
-          <w:rFonts w:ascii="Arial Narrow" w:eastAsia="Arial Narrow" w:hAnsi="Arial Narrow" w:cs="Arial Narrow"/>
-          <w:sz w:val="16"/>
-          <w:szCs w:val="16"/>
-        </w:rPr>
-      </w:pPr>
-      <w:r>
-        <w:rPr>
-          <w:rFonts w:ascii="Arial Narrow" w:eastAsia="Arial Narrow" w:hAnsi="Arial Narrow" w:cs="Arial Narrow"/>
-          <w:sz w:val="16"/>
-          <w:szCs w:val="16"/>
-        </w:rPr>
-        <w:tab/>
-      </w:r>
-      <w:r>
-        <w:rPr>
-          <w:rFonts w:ascii="Arial Narrow" w:eastAsia="Arial Narrow" w:hAnsi="Arial Narrow" w:cs="Arial Narrow"/>
-          <w:b/>
-          <w:bCs/>
-          <w:sz w:val="16"/>
-          <w:szCs w:val="16"/>
-        </w:rPr>
-        <w:t xml:space="preserve">Artículo 223.- Contestación de la reclamación</w:t>
-      </w:r>
-    </w:p>
-    <w:p>
-      <w:pPr>
-        <w:pStyle w:val="Textonotapie"/>
-        <w:ind w:left="567" w:hanging="567"/>
-        <w:rPr>
-          <w:rFonts w:ascii="Arial Narrow" w:eastAsia="Arial Narrow" w:hAnsi="Arial Narrow" w:cs="Arial Narrow"/>
-          <w:sz w:val="16"/>
-          <w:szCs w:val="16"/>
-        </w:rPr>
-      </w:pPr>
-      <w:r>
-        <w:rPr>
-          <w:rFonts w:ascii="Arial Narrow" w:eastAsia="Arial Narrow" w:hAnsi="Arial Narrow" w:cs="Arial Narrow"/>
-          <w:sz w:val="16"/>
-          <w:szCs w:val="16"/>
-        </w:rPr>
-        <w:tab/>
-      </w:r>
-      <w:r>
-        <w:rPr>
-          <w:rFonts w:ascii="Arial Narrow" w:eastAsia="Arial Narrow" w:hAnsi="Arial Narrow" w:cs="Arial Narrow"/>
-          <w:sz w:val="16"/>
-          <w:szCs w:val="16"/>
-        </w:rPr>
-        <w:t xml:space="preserve">223.1 El reclamado deberá presentar la contestación de la reclamación dentro de los quince (15) días posteriores a la notificación de ésta; vencido este plazo, la Administración declarará en rebeldía al reclamado que no la hubiera presentado. La contestación deberá contener los requisitos de los escritos previstos en el artículo 113 de la presente Ley, así como la absolución de todos los asuntos controvertidos de hecho y de derecho, Las alegaciones y los hechos relevantes de la reclamación, salvo que hayan sido específicamente negadas en la contestación, se tendrán por aceptadas o merituadas como ciertas.</w:t>
-      </w:r>
-    </w:p>
-    <w:p>
-      <w:pPr>
-        <w:pStyle w:val="Textonotapie"/>
-        <w:ind w:left="567" w:hanging="567"/>
-        <w:rPr>
-          <w:rFonts w:ascii="Arial Narrow" w:eastAsia="Arial Narrow" w:hAnsi="Arial Narrow" w:cs="Arial Narrow"/>
-          <w:sz w:val="16"/>
-          <w:szCs w:val="16"/>
-        </w:rPr>
-      </w:pPr>
-    </w:p>
-  </w:footnote>
-  <w:footnote w:id="11">
-    <w:p>
-      <w:pPr>
-        <w:ind w:left="567" w:hanging="567"/>
-        <w:jc w:val="both"/>
-        <w:rPr>
-          <w:rFonts w:ascii="Arial Narrow" w:eastAsia="Arial Narrow" w:hAnsi="Arial Narrow" w:cs="Arial Narrow"/>
-          <w:sz w:val="16"/>
-          <w:szCs w:val="16"/>
-        </w:rPr>
-      </w:pPr>
-      <w:r>
-        <w:rPr>
-          <w:rStyle w:val="Refdenotaalpie"/>
-          <w:rFonts w:ascii="Arial Narrow" w:eastAsia="Arial Narrow" w:hAnsi="Arial Narrow" w:cs="Arial Narrow"/>
-          <w:sz w:val="16"/>
-          <w:szCs w:val="16"/>
-          <w:vertAlign w:val="superscript"/>
-        </w:rPr>
-        <w:footnoteRef/>
-      </w:r>
-      <w:r>
-        <w:rPr>
-          <w:rFonts w:ascii="Arial Narrow" w:eastAsia="Arial Narrow" w:hAnsi="Arial Narrow" w:cs="Arial Narrow"/>
-          <w:sz w:val="16"/>
-          <w:szCs w:val="16"/>
-          <w:vertAlign w:val="superscript"/>
-        </w:rPr>
-        <w:t xml:space="preserve"> </w:t>
-      </w:r>
-      <w:r>
-        <w:rPr>
-          <w:rFonts w:ascii="Arial Narrow" w:eastAsia="Arial Narrow" w:hAnsi="Arial Narrow" w:cs="Arial Narrow"/>
-          <w:sz w:val="16"/>
-          <w:szCs w:val="16"/>
-        </w:rPr>
-        <w:t xml:space="preserve"> </w:t>
-      </w:r>
-      <w:r>
-        <w:rPr>
-          <w:rFonts w:ascii="Arial Narrow" w:eastAsia="Arial Narrow" w:hAnsi="Arial Narrow" w:cs="Arial Narrow"/>
-          <w:sz w:val="16"/>
-          <w:szCs w:val="16"/>
-        </w:rPr>
-        <w:tab/>
-      </w:r>
-      <w:r>
-        <w:rPr>
-          <w:rFonts w:ascii="Arial Narrow" w:eastAsia="Arial Narrow" w:hAnsi="Arial Narrow" w:cs="Arial Narrow"/>
-          <w:b/>
-          <w:sz w:val="16"/>
-          <w:szCs w:val="16"/>
-        </w:rPr>
-        <w:t>LEY 29571, CÓDIGO DE PROTECCIÓN Y DEFENSA DEL CONSUMIDOR</w:t>
-      </w:r>
-      <w:r>
-        <w:rPr>
-          <w:rFonts w:ascii="Arial Narrow" w:eastAsia="Arial Narrow" w:hAnsi="Arial Narrow" w:cs="Arial Narrow"/>
-          <w:b/>
-          <w:bCs/>
-          <w:sz w:val="16"/>
-          <w:szCs w:val="16"/>
-        </w:rPr>
-        <w:t xml:space="preserve">, </w:t>
-      </w:r>
-      <w:r>
-        <w:rPr>
-          <w:rFonts w:ascii="Arial Narrow" w:eastAsia="Arial Narrow" w:hAnsi="Arial Narrow" w:cs="Arial Narrow"/>
-          <w:b/>
-          <w:sz w:val="16"/>
-          <w:szCs w:val="16"/>
-        </w:rPr>
-        <w:t xml:space="preserve">publicado el 2 de setiembre de 2010 y modificado por Decreto Legislativo 1308</w:t>
-      </w:r>
-    </w:p>
-    <w:p>
-      <w:pPr>
-        <w:ind w:left="567" w:hanging="567"/>
-        <w:jc w:val="both"/>
-        <w:rPr>
-          <w:rFonts w:ascii="Arial Narrow" w:eastAsia="Arial Narrow" w:hAnsi="Arial Narrow" w:cs="Arial Narrow"/>
-          <w:b/>
-          <w:sz w:val="16"/>
-          <w:szCs w:val="16"/>
-        </w:rPr>
-      </w:pPr>
-      <w:r>
-        <w:rPr>
-          <w:rFonts w:ascii="Arial Narrow" w:eastAsia="Arial Narrow" w:hAnsi="Arial Narrow" w:cs="Arial Narrow"/>
-          <w:b/>
-          <w:sz w:val="16"/>
-          <w:szCs w:val="16"/>
-        </w:rPr>
-        <w:tab/>
-        <w:t>Artículo 110.- Sanciones administrativas</w:t>
-      </w:r>
-    </w:p>
-    <w:p>
-      <w:pPr>
-        <w:ind w:left="567"/>
-        <w:jc w:val="both"/>
-        <w:rPr>
-          <w:rFonts w:ascii="Arial Narrow" w:eastAsia="Arial Narrow" w:hAnsi="Arial Narrow" w:cs="Arial Narrow"/>
-          <w:sz w:val="16"/>
-          <w:szCs w:val="16"/>
-        </w:rPr>
-      </w:pPr>
-      <w:r>
-        <w:rPr>
-          <w:rFonts w:ascii="Arial Narrow" w:eastAsia="Arial Narrow" w:hAnsi="Arial Narrow" w:cs="Arial Narrow"/>
-          <w:sz w:val="16"/>
-          <w:szCs w:val="16"/>
-        </w:rPr>
-        <w:t>El órgano resolutivo puede sancionar las infracciones administrativas a que se refiere el artículo 108 con amonestación y multas de hasta cuatrocientos cincuenta (450) Unidades Impositivas Tributarias (UIT), las cuales son calificadas de la siguiente manera:</w:t>
-      </w:r>
-    </w:p>
-    <w:p>
-      <w:pPr>
-        <w:numPr>
-          <w:ilvl w:val="0"/>
-          <w:numId w:val="2"/>
-        </w:numPr>
-        <w:ind w:left="426" w:firstLine="141"/>
-        <w:jc w:val="both"/>
-        <w:rPr>
-          <w:rFonts w:ascii="Arial Narrow" w:eastAsia="Arial Narrow" w:hAnsi="Arial Narrow" w:cs="Arial Narrow"/>
-          <w:sz w:val="16"/>
-          <w:szCs w:val="16"/>
-        </w:rPr>
-      </w:pPr>
-      <w:r>
-        <w:rPr>
-          <w:rFonts w:ascii="Arial Narrow" w:eastAsia="Arial Narrow" w:hAnsi="Arial Narrow" w:cs="Arial Narrow"/>
-          <w:sz w:val="16"/>
-          <w:szCs w:val="16"/>
-        </w:rPr>
-        <w:t>Infracciones leves, con una amonestación o con una multa de hasta cincuenta (50) UIT.</w:t>
-      </w:r>
-    </w:p>
-    <w:p>
-      <w:pPr>
-        <w:numPr>
-          <w:ilvl w:val="0"/>
-          <w:numId w:val="2"/>
-        </w:numPr>
-        <w:ind w:left="426" w:firstLine="141"/>
-        <w:jc w:val="both"/>
-        <w:rPr>
-          <w:rFonts w:ascii="Arial Narrow" w:eastAsia="Arial Narrow" w:hAnsi="Arial Narrow" w:cs="Arial Narrow"/>
-          <w:sz w:val="16"/>
-          <w:szCs w:val="16"/>
-        </w:rPr>
-      </w:pPr>
-      <w:r>
-        <w:rPr>
-          <w:rFonts w:ascii="Arial Narrow" w:eastAsia="Arial Narrow" w:hAnsi="Arial Narrow" w:cs="Arial Narrow"/>
-          <w:sz w:val="16"/>
-          <w:szCs w:val="16"/>
-        </w:rPr>
-        <w:t>Infracciones graves, con una multa de hasta ciento cincuenta (150) UIT.</w:t>
-      </w:r>
-    </w:p>
-    <w:p>
-      <w:pPr>
-        <w:numPr>
-          <w:ilvl w:val="0"/>
-          <w:numId w:val="2"/>
-        </w:numPr>
-        <w:ind w:left="426" w:firstLine="141"/>
-        <w:jc w:val="both"/>
-        <w:rPr>
-          <w:rFonts w:ascii="Arial Narrow" w:eastAsia="Arial Narrow" w:hAnsi="Arial Narrow" w:cs="Arial Narrow"/>
-          <w:sz w:val="16"/>
-          <w:szCs w:val="16"/>
-        </w:rPr>
-      </w:pPr>
-      <w:r>
-        <w:rPr>
-          <w:rFonts w:ascii="Arial Narrow" w:eastAsia="Arial Narrow" w:hAnsi="Arial Narrow" w:cs="Arial Narrow"/>
-          <w:sz w:val="16"/>
-          <w:szCs w:val="16"/>
-        </w:rPr>
-        <w:t>Infracciones muy graves, con una multa de hasta cuatrocientos cincuenta (450) UIT.</w:t>
-      </w:r>
-    </w:p>
-    <w:p>
-      <w:pPr>
-        <w:ind w:left="567"/>
-        <w:jc w:val="both"/>
-        <w:rPr>
-          <w:rFonts w:ascii="Arial Narrow" w:eastAsia="Arial Narrow" w:hAnsi="Arial Narrow" w:cs="Arial Narrow"/>
-          <w:sz w:val="16"/>
-          <w:szCs w:val="16"/>
-        </w:rPr>
-      </w:pPr>
-      <w:r>
-        <w:rPr>
-          <w:rFonts w:ascii="Arial Narrow" w:eastAsia="Arial Narrow" w:hAnsi="Arial Narrow" w:cs="Arial Narrow"/>
-          <w:sz w:val="16"/>
-          <w:szCs w:val="16"/>
-        </w:rPr>
-        <w:t>(…).</w:t>
-      </w:r>
-    </w:p>
-    <w:p>
-      <w:pPr>
-        <w:ind w:left="567" w:hanging="567"/>
-        <w:jc w:val="both"/>
-        <w:rPr>
-          <w:rFonts w:ascii="Arial Narrow" w:eastAsia="Arial Narrow" w:hAnsi="Arial Narrow" w:cs="Arial Narrow"/>
-          <w:sz w:val="16"/>
-          <w:szCs w:val="16"/>
-        </w:rPr>
-      </w:pPr>
-    </w:p>
-  </w:footnote>
-  <w:footnote w:id="12">
-    <w:p>
-      <w:pPr>
-        <w:ind w:left="567" w:hanging="567"/>
-        <w:jc w:val="both"/>
-        <w:rPr>
-          <w:rFonts w:ascii="Arial Narrow" w:eastAsia="Arial Narrow" w:hAnsi="Arial Narrow" w:cs="Arial Narrow"/>
-          <w:b/>
-          <w:sz w:val="16"/>
-          <w:szCs w:val="16"/>
-        </w:rPr>
-      </w:pPr>
-      <w:r>
-        <w:rPr>
-          <w:rStyle w:val="Refdenotaalpie"/>
-          <w:rFonts w:ascii="Arial Narrow" w:eastAsia="Arial Narrow" w:hAnsi="Arial Narrow" w:cs="Arial Narrow"/>
-          <w:sz w:val="16"/>
-          <w:szCs w:val="16"/>
-          <w:vertAlign w:val="superscript"/>
-        </w:rPr>
-        <w:footnoteRef/>
-      </w:r>
-      <w:r>
-        <w:rPr>
-          <w:rFonts w:ascii="Arial Narrow" w:eastAsia="Arial Narrow" w:hAnsi="Arial Narrow" w:cs="Arial Narrow"/>
-          <w:sz w:val="16"/>
-          <w:szCs w:val="16"/>
-        </w:rPr>
-        <w:t xml:space="preserve"> </w:t>
-      </w:r>
-      <w:r>
-        <w:rPr>
-          <w:rFonts w:ascii="Arial Narrow" w:eastAsia="Arial Narrow" w:hAnsi="Arial Narrow" w:cs="Arial Narrow"/>
-          <w:sz w:val="16"/>
-          <w:szCs w:val="16"/>
-        </w:rPr>
-        <w:tab/>
-      </w:r>
-      <w:r>
-        <w:rPr>
-          <w:rFonts w:ascii="Arial Narrow" w:eastAsia="Arial Narrow" w:hAnsi="Arial Narrow" w:cs="Arial Narrow"/>
-          <w:b/>
-          <w:sz w:val="16"/>
-          <w:szCs w:val="16"/>
-        </w:rPr>
-        <w:t>LEY 29571, CÓDIGO DE PROTECCIÓN Y DEFENSA DEL CONSUMIDOR</w:t>
-      </w:r>
-      <w:r>
-        <w:rPr>
-          <w:rFonts w:ascii="Arial Narrow" w:eastAsia="Arial Narrow" w:hAnsi="Arial Narrow" w:cs="Arial Narrow"/>
-          <w:b/>
-          <w:bCs/>
-          <w:sz w:val="16"/>
-          <w:szCs w:val="16"/>
-        </w:rPr>
-        <w:t xml:space="preserve">, </w:t>
-      </w:r>
-      <w:r>
-        <w:rPr>
-          <w:rFonts w:ascii="Arial Narrow" w:eastAsia="Arial Narrow" w:hAnsi="Arial Narrow" w:cs="Arial Narrow"/>
-          <w:b/>
-          <w:sz w:val="16"/>
-          <w:szCs w:val="16"/>
-        </w:rPr>
-        <w:t xml:space="preserve">publicado el 2 de setiembre de 2010 y modificado por Decreto Legislativo 1308</w:t>
-      </w:r>
-    </w:p>
-    <w:p>
-      <w:pPr>
-        <w:ind w:left="567"/>
-        <w:jc w:val="both"/>
-        <w:rPr>
-          <w:rFonts w:ascii="Arial Narrow" w:eastAsia="Arial Narrow" w:hAnsi="Arial Narrow" w:cs="Arial Narrow"/>
-          <w:sz w:val="16"/>
-          <w:szCs w:val="16"/>
-        </w:rPr>
-      </w:pPr>
-      <w:r>
-        <w:rPr>
-          <w:rFonts w:ascii="Arial Narrow" w:eastAsia="Arial Narrow" w:hAnsi="Arial Narrow" w:cs="Arial Narrow"/>
-          <w:b/>
-          <w:sz w:val="16"/>
-          <w:szCs w:val="16"/>
-        </w:rPr>
-        <w:t>Artículo 114.- Medidas correctivas</w:t>
-      </w:r>
-    </w:p>
-    <w:p>
-      <w:pPr>
-        <w:ind w:left="567"/>
-        <w:jc w:val="both"/>
-        <w:rPr>
-          <w:rFonts w:ascii="Arial Narrow" w:eastAsia="Arial Narrow" w:hAnsi="Arial Narrow" w:cs="Arial Narrow"/>
-          <w:sz w:val="16"/>
-          <w:szCs w:val="16"/>
-        </w:rPr>
-      </w:pPr>
-      <w:r>
-        <w:rPr>
-          <w:rFonts w:ascii="Arial Narrow" w:eastAsia="Arial Narrow" w:hAnsi="Arial Narrow" w:cs="Arial Narrow"/>
-          <w:sz w:val="16"/>
-          <w:szCs w:val="16"/>
-        </w:rPr>
-        <w:t xml:space="preserve">Sin perjuicio de la sanción administrativa que corresponda al proveedor por una infracción al presente Código, el Indecopi puede dictar, en calidad de mandatos, medidas correctivas reparadoras y complementarias. </w:t>
-      </w:r>
-    </w:p>
-    <w:p>
-      <w:pPr>
-        <w:ind w:left="567" w:hanging="567"/>
-        <w:jc w:val="both"/>
-        <w:rPr>
-          <w:rFonts w:ascii="Arial Narrow" w:eastAsia="Arial Narrow" w:hAnsi="Arial Narrow" w:cs="Arial Narrow"/>
-          <w:sz w:val="16"/>
-          <w:szCs w:val="16"/>
-        </w:rPr>
-      </w:pPr>
-      <w:r>
-        <w:rPr>
-          <w:rFonts w:ascii="Arial Narrow" w:eastAsia="Arial Narrow" w:hAnsi="Arial Narrow" w:cs="Arial Narrow"/>
-          <w:sz w:val="16"/>
-          <w:szCs w:val="16"/>
-        </w:rPr>
-        <w:tab/>
-        <w:t xml:space="preserve">Las medidas correctivas reparadoras pueden dictarse a pedido de parte o de oficio, siempre y cuando sean expresamente informadas sobre esa posibilidad en la notificación de cargo al proveedor por la autoridad encargada del procedimiento. </w:t>
-      </w:r>
-    </w:p>
-    <w:p>
-      <w:pPr>
-        <w:ind w:left="567" w:hanging="567"/>
-        <w:jc w:val="both"/>
-        <w:rPr>
-          <w:rFonts w:ascii="Arial Narrow" w:eastAsia="Arial Narrow" w:hAnsi="Arial Narrow" w:cs="Arial Narrow"/>
-          <w:sz w:val="16"/>
-          <w:szCs w:val="16"/>
-        </w:rPr>
-      </w:pPr>
-      <w:r>
-        <w:rPr>
-          <w:rFonts w:ascii="Arial Narrow" w:eastAsia="Arial Narrow" w:hAnsi="Arial Narrow" w:cs="Arial Narrow"/>
-          <w:sz w:val="16"/>
-          <w:szCs w:val="16"/>
-        </w:rPr>
-        <w:tab/>
-        <w:t>Las medidas correctivas complementarias pueden dictarse de oficio o a pedido de parte.</w:t>
-      </w:r>
-    </w:p>
-    <w:p>
-      <w:pPr>
-        <w:ind w:left="567" w:hanging="567"/>
-        <w:jc w:val="both"/>
-        <w:rPr>
-          <w:rFonts w:ascii="Arial Narrow" w:eastAsia="Arial Narrow" w:hAnsi="Arial Narrow" w:cs="Arial Narrow"/>
-          <w:sz w:val="16"/>
-          <w:szCs w:val="16"/>
-        </w:rPr>
-      </w:pPr>
-    </w:p>
-    <w:p>
-      <w:pPr>
-        <w:ind w:left="567" w:hanging="567"/>
-        <w:jc w:val="both"/>
-        <w:rPr>
-          <w:rFonts w:ascii="Arial Narrow" w:eastAsia="Arial Narrow" w:hAnsi="Arial Narrow" w:cs="Arial Narrow"/>
-          <w:sz w:val="16"/>
-          <w:szCs w:val="16"/>
-        </w:rPr>
-      </w:pPr>
-      <w:r>
-        <w:rPr>
-          <w:rFonts w:ascii="Arial Narrow" w:eastAsia="Arial Narrow" w:hAnsi="Arial Narrow" w:cs="Arial Narrow"/>
-          <w:b/>
-          <w:sz w:val="16"/>
-          <w:szCs w:val="16"/>
-        </w:rPr>
-        <w:tab/>
-        <w:t>Artículo 115.- Medidas correctivas reparadoras</w:t>
-      </w:r>
-    </w:p>
-    <w:p>
-      <w:pPr>
-        <w:ind w:left="567" w:hanging="283"/>
-        <w:jc w:val="both"/>
-        <w:rPr>
-          <w:rFonts w:ascii="Arial Narrow" w:eastAsia="Arial Narrow" w:hAnsi="Arial Narrow" w:cs="Arial Narrow"/>
-          <w:sz w:val="16"/>
-          <w:szCs w:val="16"/>
-        </w:rPr>
-      </w:pPr>
-      <w:r>
-        <w:rPr>
-          <w:rFonts w:ascii="Arial Narrow" w:eastAsia="Arial Narrow" w:hAnsi="Arial Narrow" w:cs="Arial Narrow"/>
-          <w:sz w:val="16"/>
-          <w:szCs w:val="16"/>
-        </w:rPr>
-        <w:tab/>
-        <w:t>115.1 Las medidas correctivas reparadoras tienen el objeto de resarcir las consecuencias patrimoniales directas e inmediatas ocasionadas al consumidor por la infracción administrativa a su estado anterior. En caso el órgano resolutivo dicte una o varias medidas correctivas, debe considerar lo acordado por las partes durante la relación de consumo. Las medidas correctivas reparadoras pueden consistir en ordenar al proveedor infractor lo siguiente:</w:t>
-      </w:r>
-    </w:p>
-    <w:p>
-      <w:pPr>
-        <w:numPr>
-          <w:ilvl w:val="0"/>
-          <w:numId w:val="1"/>
-        </w:numPr>
-        <w:ind w:left="567" w:firstLine="0"/>
-        <w:jc w:val="both"/>
-        <w:rPr>
-          <w:rFonts w:ascii="Arial Narrow" w:eastAsia="Arial Narrow" w:hAnsi="Arial Narrow" w:cs="Arial Narrow"/>
-          <w:sz w:val="16"/>
-          <w:szCs w:val="16"/>
-        </w:rPr>
-      </w:pPr>
-      <w:r>
-        <w:rPr>
-          <w:rFonts w:ascii="Arial Narrow" w:eastAsia="Arial Narrow" w:hAnsi="Arial Narrow" w:cs="Arial Narrow"/>
-          <w:sz w:val="16"/>
-          <w:szCs w:val="16"/>
-        </w:rPr>
-        <w:t>Reparar productos.</w:t>
-      </w:r>
-    </w:p>
-    <w:p>
-      <w:pPr>
-        <w:numPr>
-          <w:ilvl w:val="0"/>
-          <w:numId w:val="1"/>
-        </w:numPr>
-        <w:ind w:left="567" w:firstLine="0"/>
-        <w:jc w:val="both"/>
-        <w:rPr>
-          <w:rFonts w:ascii="Arial Narrow" w:eastAsia="Arial Narrow" w:hAnsi="Arial Narrow" w:cs="Arial Narrow"/>
-          <w:sz w:val="16"/>
-          <w:szCs w:val="16"/>
-        </w:rPr>
-      </w:pPr>
-      <w:r>
-        <w:rPr>
-          <w:rFonts w:ascii="Arial Narrow" w:eastAsia="Arial Narrow" w:hAnsi="Arial Narrow" w:cs="Arial Narrow"/>
-          <w:sz w:val="16"/>
-          <w:szCs w:val="16"/>
-        </w:rPr>
-        <w:t>Cambiar productos por otros de idénticas o similares características, cuando la reparación no sea posible o no resulte razonable según las circunstancias.</w:t>
-      </w:r>
-    </w:p>
-    <w:p>
-      <w:pPr>
-        <w:numPr>
-          <w:ilvl w:val="0"/>
-          <w:numId w:val="1"/>
-        </w:numPr>
-        <w:ind w:left="567" w:firstLine="0"/>
-        <w:jc w:val="both"/>
-        <w:rPr>
-          <w:rFonts w:ascii="Arial Narrow" w:eastAsia="Arial Narrow" w:hAnsi="Arial Narrow" w:cs="Arial Narrow"/>
-          <w:sz w:val="16"/>
-          <w:szCs w:val="16"/>
-        </w:rPr>
-      </w:pPr>
-      <w:r>
-        <w:rPr>
-          <w:rFonts w:ascii="Arial Narrow" w:eastAsia="Arial Narrow" w:hAnsi="Arial Narrow" w:cs="Arial Narrow"/>
-          <w:sz w:val="16"/>
-          <w:szCs w:val="16"/>
-        </w:rPr>
-        <w:t>Entregar un producto de idénticas características o, cuando esto no resulte posible, de similares características, en los supuestos de pérdida o deterioro atribuible al proveedor y siempre que exista interés del consumidor.</w:t>
-      </w:r>
-    </w:p>
-    <w:p>
-      <w:pPr>
-        <w:numPr>
-          <w:ilvl w:val="0"/>
-          <w:numId w:val="1"/>
-        </w:numPr>
-        <w:ind w:left="567" w:firstLine="0"/>
-        <w:jc w:val="both"/>
-        <w:rPr>
-          <w:rFonts w:ascii="Arial Narrow" w:eastAsia="Arial Narrow" w:hAnsi="Arial Narrow" w:cs="Arial Narrow"/>
-          <w:sz w:val="16"/>
-          <w:szCs w:val="16"/>
-        </w:rPr>
-      </w:pPr>
-      <w:r>
-        <w:rPr>
-          <w:rFonts w:ascii="Arial Narrow" w:eastAsia="Arial Narrow" w:hAnsi="Arial Narrow" w:cs="Arial Narrow"/>
-          <w:sz w:val="16"/>
-          <w:szCs w:val="16"/>
-        </w:rPr>
-        <w:t>Cumplir con ejecutar la prestación u obligación asumida; y si esto no resulte posible o no sea razonable, otra de efectos equivalentes, incluyendo prestaciones dinerarias.</w:t>
-      </w:r>
-    </w:p>
-    <w:p>
-      <w:pPr>
-        <w:numPr>
-          <w:ilvl w:val="0"/>
-          <w:numId w:val="1"/>
-        </w:numPr>
-        <w:ind w:left="567" w:firstLine="0"/>
-        <w:jc w:val="both"/>
-        <w:rPr>
-          <w:rFonts w:ascii="Arial Narrow" w:eastAsia="Arial Narrow" w:hAnsi="Arial Narrow" w:cs="Arial Narrow"/>
-          <w:sz w:val="16"/>
-          <w:szCs w:val="16"/>
-        </w:rPr>
-      </w:pPr>
-      <w:r>
-        <w:rPr>
-          <w:rFonts w:ascii="Arial Narrow" w:eastAsia="Arial Narrow" w:hAnsi="Arial Narrow" w:cs="Arial Narrow"/>
-          <w:sz w:val="16"/>
-          <w:szCs w:val="16"/>
-        </w:rPr>
-        <w:t>Cumplir con ejecutar otras prestaciones u obligaciones legales o convencionales a su cargo.</w:t>
-      </w:r>
-    </w:p>
-    <w:p>
-      <w:pPr>
-        <w:numPr>
-          <w:ilvl w:val="0"/>
-          <w:numId w:val="1"/>
-        </w:numPr>
-        <w:ind w:left="567" w:firstLine="0"/>
-        <w:jc w:val="both"/>
-        <w:rPr>
-          <w:rFonts w:ascii="Arial Narrow" w:eastAsia="Arial Narrow" w:hAnsi="Arial Narrow" w:cs="Arial Narrow"/>
-          <w:sz w:val="16"/>
-          <w:szCs w:val="16"/>
-        </w:rPr>
-      </w:pPr>
-      <w:r>
-        <w:rPr>
-          <w:rFonts w:ascii="Arial Narrow" w:eastAsia="Arial Narrow" w:hAnsi="Arial Narrow" w:cs="Arial Narrow"/>
-          <w:sz w:val="16"/>
-          <w:szCs w:val="16"/>
-        </w:rPr>
-        <w:t>Devolver la contraprestación pagada por el consumidor, más los intereses legales correspondientes, cuando la reparación, reposición, o cumplimiento de la prestación u obligación, según sea el caso, no resulte posible o no sea razonable según las circunstancias.</w:t>
-      </w:r>
-    </w:p>
-    <w:p>
-      <w:pPr>
-        <w:numPr>
-          <w:ilvl w:val="0"/>
-          <w:numId w:val="1"/>
-        </w:numPr>
-        <w:ind w:left="567" w:firstLine="0"/>
-        <w:jc w:val="both"/>
-        <w:rPr>
-          <w:rFonts w:ascii="Arial Narrow" w:eastAsia="Arial Narrow" w:hAnsi="Arial Narrow" w:cs="Arial Narrow"/>
-          <w:sz w:val="16"/>
-          <w:szCs w:val="16"/>
-        </w:rPr>
-      </w:pPr>
-      <w:r>
-        <w:rPr>
-          <w:rFonts w:ascii="Arial Narrow" w:eastAsia="Arial Narrow" w:hAnsi="Arial Narrow" w:cs="Arial Narrow"/>
-          <w:sz w:val="16"/>
-          <w:szCs w:val="16"/>
-        </w:rPr>
-        <w:t>En los supuestos de pagos indebidos o en exceso, devolver estos montos, más los intereses correspondientes.</w:t>
-      </w:r>
-    </w:p>
-    <w:p>
-      <w:pPr>
-        <w:pStyle w:val="Sinespaciado"/>
-        <w:ind w:firstLine="567"/>
-        <w:jc w:val="both"/>
-        <w:rPr>
-          <w:rFonts w:ascii="Arial Narrow" w:eastAsia="Arial Narrow" w:hAnsi="Arial Narrow" w:cs="Arial Narrow"/>
-          <w:sz w:val="16"/>
-          <w:szCs w:val="16"/>
-        </w:rPr>
-      </w:pPr>
-      <w:r>
-        <w:rPr>
-          <w:rFonts w:ascii="Arial Narrow" w:eastAsia="Arial Narrow" w:hAnsi="Arial Narrow" w:cs="Arial Narrow"/>
-          <w:sz w:val="16"/>
-          <w:szCs w:val="16"/>
-        </w:rPr>
-        <w:t>Pagar los gastos incurridos por el consumidor para mitigar las consecuencias de la infracción administrativa.</w:t>
-      </w:r>
-    </w:p>
-    <w:p>
-      <w:pPr>
-        <w:pStyle w:val="Sinespaciado"/>
-        <w:ind w:firstLine="567"/>
-        <w:jc w:val="both"/>
-        <w:rPr>
-          <w:rFonts w:ascii="Arial Narrow" w:eastAsia="Arial Narrow" w:hAnsi="Arial Narrow" w:cs="Arial Narrow"/>
-          <w:sz w:val="16"/>
-          <w:szCs w:val="16"/>
-        </w:rPr>
-      </w:pPr>
-      <w:r>
-        <w:rPr>
-          <w:rFonts w:ascii="Arial Narrow" w:eastAsia="Arial Narrow" w:hAnsi="Arial Narrow" w:cs="Arial Narrow"/>
-          <w:sz w:val="16"/>
-          <w:szCs w:val="16"/>
-        </w:rPr>
-        <w:t>Otras medidas reparadoras análogas de efectos equivalentes a las anteriores.</w:t>
-      </w:r>
-    </w:p>
-    <w:p>
-      <w:pPr>
-        <w:pStyle w:val="Sinespaciado"/>
-        <w:ind w:left="567"/>
-        <w:jc w:val="both"/>
-        <w:rPr>
-          <w:rFonts w:ascii="Arial Narrow" w:eastAsia="Arial Narrow" w:hAnsi="Arial Narrow" w:cs="Arial Narrow"/>
-          <w:sz w:val="16"/>
-          <w:szCs w:val="16"/>
-        </w:rPr>
-      </w:pPr>
-      <w:r>
-        <w:rPr>
-          <w:rFonts w:ascii="Arial Narrow" w:eastAsia="Arial Narrow" w:hAnsi="Arial Narrow" w:cs="Arial Narrow"/>
-          <w:sz w:val="16"/>
-          <w:szCs w:val="16"/>
-        </w:rPr>
-        <w:t xml:space="preserve">115.2 Las medidas correctivas reparadoras no pueden ser solicitadas de manera acumulativa conjunta, pudiendo plantearse de manera alternativa o subsidiaria, con excepción de la medida correctiva señalada en el literal h) que puede solicitarse </w:t>
-      </w:r>
-      <w:proofErr w:type="gramStart"/>
-      <w:r>
-        <w:rPr>
-          <w:rFonts w:ascii="Arial Narrow" w:eastAsia="Arial Narrow" w:hAnsi="Arial Narrow" w:cs="Arial Narrow"/>
-          <w:sz w:val="16"/>
-          <w:szCs w:val="16"/>
-        </w:rPr>
-        <w:t>conjuntamente con</w:t>
-      </w:r>
-      <w:proofErr w:type="gramEnd"/>
-      <w:r>
-        <w:rPr>
-          <w:rFonts w:ascii="Arial Narrow" w:eastAsia="Arial Narrow" w:hAnsi="Arial Narrow" w:cs="Arial Narrow"/>
-          <w:sz w:val="16"/>
-          <w:szCs w:val="16"/>
-        </w:rPr>
-        <w:t xml:space="preserve"> otra medida correctiva. Cuando los órganos competentes del Indecopi se pronuncian respecto de una medida correctiva reparadora, aplican el principio de congruencia procesal.</w:t>
-      </w:r>
-    </w:p>
-    <w:p>
-      <w:pPr>
-        <w:ind w:left="567"/>
-        <w:jc w:val="both"/>
-        <w:rPr>
-          <w:rFonts w:ascii="Arial Narrow" w:eastAsia="Arial Narrow" w:hAnsi="Arial Narrow" w:cs="Arial Narrow"/>
-          <w:sz w:val="16"/>
-          <w:szCs w:val="16"/>
-        </w:rPr>
-      </w:pPr>
-      <w:r>
-        <w:rPr>
-          <w:rFonts w:ascii="Arial Narrow" w:eastAsia="Arial Narrow" w:hAnsi="Arial Narrow" w:cs="Arial Narrow"/>
-          <w:sz w:val="16"/>
-          <w:szCs w:val="16"/>
-        </w:rPr>
-        <w:t>115.3 Las medidas correctivas reparadoras pueden solicitarse en cualquier momento hasta antes de la notificación de cargo al proveedor, sin perjuicio de la facultad de secretaría técnica de la comisión de requerir al consumidor que precise la medida correctiva materia de solicitud. El consumidor puede variar su solicitud de medida correctiva hasta antes de la decisión de primera instancia, en cuyo caso se confiere traslado al proveedor para que formule su descargo.</w:t>
-      </w:r>
-    </w:p>
-    <w:p>
-      <w:pPr>
-        <w:ind w:left="567"/>
-        <w:jc w:val="both"/>
-        <w:rPr>
-          <w:rFonts w:ascii="Arial Narrow" w:eastAsia="Arial Narrow" w:hAnsi="Arial Narrow" w:cs="Arial Narrow"/>
-          <w:sz w:val="16"/>
-          <w:szCs w:val="16"/>
-        </w:rPr>
-      </w:pPr>
-      <w:r>
-        <w:rPr>
-          <w:rFonts w:ascii="Arial Narrow" w:eastAsia="Arial Narrow" w:hAnsi="Arial Narrow" w:cs="Arial Narrow"/>
-          <w:sz w:val="16"/>
-          <w:szCs w:val="16"/>
-        </w:rPr>
-        <w:t>115.4 Corresponde al consumidor que solicita el dictado de la medida correctiva reparadora probar las consecuencias patrimoniales directas e inmediatas causadas por la comisión de la infracción administrativa.</w:t>
-      </w:r>
-    </w:p>
-    <w:p>
-      <w:pPr>
-        <w:ind w:left="567"/>
-        <w:jc w:val="both"/>
-        <w:rPr>
-          <w:rFonts w:ascii="Arial Narrow" w:eastAsia="Arial Narrow" w:hAnsi="Arial Narrow" w:cs="Arial Narrow"/>
-          <w:sz w:val="16"/>
-          <w:szCs w:val="16"/>
-        </w:rPr>
-      </w:pPr>
-      <w:r>
-        <w:rPr>
-          <w:rFonts w:ascii="Arial Narrow" w:eastAsia="Arial Narrow" w:hAnsi="Arial Narrow" w:cs="Arial Narrow"/>
-          <w:sz w:val="16"/>
-          <w:szCs w:val="16"/>
-        </w:rPr>
-        <w:t>115.5 Los bienes o montos objeto de medidas correctivas reparadoras son entregados por el proveedor directamente al consumidor que los reclama, salvo mandato distinto contenido en la resolución. Aquellos bienes o montos materia de una medida correctiva reparadora, que por algún motivo se encuentran en posesión del Indecopi y deban ser entregados a los consumidores beneficiados, son puestos a disposición de estos.</w:t>
-      </w:r>
-    </w:p>
-    <w:p>
-      <w:pPr>
-        <w:ind w:left="567"/>
-        <w:jc w:val="both"/>
-        <w:rPr>
-          <w:rFonts w:ascii="Arial Narrow" w:eastAsia="Arial Narrow" w:hAnsi="Arial Narrow" w:cs="Arial Narrow"/>
-          <w:sz w:val="16"/>
-          <w:szCs w:val="16"/>
-        </w:rPr>
-      </w:pPr>
-      <w:r>
-        <w:rPr>
-          <w:rFonts w:ascii="Arial Narrow" w:eastAsia="Arial Narrow" w:hAnsi="Arial Narrow" w:cs="Arial Narrow"/>
-          <w:sz w:val="16"/>
-          <w:szCs w:val="16"/>
-        </w:rPr>
-        <w:t>115.6 El extremo de la resolución final que ordena el cumplimiento de una medida correctiva reparadora a favor del consumidor constituye título ejecutivo conforme con lo dispuesto en el artículo 688 del Código Procesal Civil, una vez que quedan consentidas o causan estado en la vía administrativa. La legitimidad para obrar en los procesos civiles de ejecución corresponde a los consumidores beneficiados con la medida correctiva reparadora.</w:t>
-      </w:r>
-    </w:p>
-    <w:p>
-      <w:pPr>
-        <w:ind w:left="567"/>
-        <w:jc w:val="both"/>
-        <w:rPr>
-          <w:rFonts w:ascii="Arial Narrow" w:eastAsia="Arial Narrow" w:hAnsi="Arial Narrow" w:cs="Arial Narrow"/>
-          <w:sz w:val="16"/>
-          <w:szCs w:val="16"/>
-        </w:rPr>
-      </w:pPr>
-      <w:r>
-        <w:rPr>
-          <w:rFonts w:ascii="Arial Narrow" w:eastAsia="Arial Narrow" w:hAnsi="Arial Narrow" w:cs="Arial Narrow"/>
-          <w:sz w:val="16"/>
-          <w:szCs w:val="16"/>
-        </w:rPr>
-        <w:t>115.7 Las medidas correctivas reparadoras como mandatos dirigidos a resarcir las consecuencias patrimoniales directas e inmediatas originadas por la infracción buscan corregir la conducta infractora y no tienen naturaleza indemnizatoria; son dictadas sin perjuicio de la indemnización por los daños y perjuicios que el consumidor puede solicitar en la vía judicial o arbitral correspondiente. No obstante, se descuenta de la indemnización patrimonial aquella satisfacción patrimonial deducible que el consumidor haya recibido a consecuencia del dictado de una medida correctiva reparadora en sede administrativa.</w:t>
-      </w:r>
-    </w:p>
-    <w:p>
-      <w:pPr>
-        <w:ind w:left="567"/>
-        <w:jc w:val="both"/>
-        <w:rPr>
-          <w:rFonts w:ascii="Arial Narrow" w:eastAsia="Arial Narrow" w:hAnsi="Arial Narrow" w:cs="Arial Narrow"/>
-          <w:sz w:val="16"/>
-          <w:szCs w:val="16"/>
-        </w:rPr>
-      </w:pPr>
-    </w:p>
-    <w:p>
-      <w:pPr>
-        <w:ind w:left="567"/>
-        <w:jc w:val="both"/>
-        <w:rPr>
-          <w:rFonts w:ascii="Arial Narrow" w:eastAsia="Arial Narrow" w:hAnsi="Arial Narrow" w:cs="Arial Narrow"/>
-          <w:b/>
-          <w:bCs/>
-          <w:sz w:val="16"/>
-          <w:szCs w:val="16"/>
-        </w:rPr>
-      </w:pPr>
-      <w:r>
-        <w:rPr>
-          <w:rFonts w:ascii="Arial Narrow" w:eastAsia="Arial Narrow" w:hAnsi="Arial Narrow" w:cs="Arial Narrow"/>
-          <w:b/>
-          <w:bCs/>
-          <w:sz w:val="16"/>
-          <w:szCs w:val="16"/>
-        </w:rPr>
-        <w:t>Artículo 116.- Medidas correctivas complementarias</w:t>
-      </w:r>
-    </w:p>
-    <w:p>
-      <w:pPr>
-        <w:ind w:left="567"/>
-        <w:jc w:val="both"/>
-        <w:rPr>
-          <w:rFonts w:ascii="Arial Narrow" w:eastAsia="Arial Narrow" w:hAnsi="Arial Narrow" w:cs="Arial Narrow"/>
-          <w:sz w:val="16"/>
-          <w:szCs w:val="16"/>
-        </w:rPr>
-      </w:pPr>
-      <w:r>
-        <w:rPr>
-          <w:rFonts w:ascii="Arial Narrow" w:eastAsia="Arial Narrow" w:hAnsi="Arial Narrow" w:cs="Arial Narrow"/>
-          <w:sz w:val="16"/>
-          <w:szCs w:val="16"/>
-        </w:rPr>
-        <w:t xml:space="preserve">Las medidas correctivas complementarias tienen el objeto de revertir los efectos de la conducta infractora o evitar que esta se produzca nuevamente en el futuro y pueden ser, entre otras, las siguientes: </w:t>
-      </w:r>
-    </w:p>
-    <w:p>
-      <w:pPr>
-        <w:ind w:left="567"/>
-        <w:jc w:val="both"/>
-        <w:rPr>
-          <w:rFonts w:ascii="Arial Narrow" w:eastAsia="Arial Narrow" w:hAnsi="Arial Narrow" w:cs="Arial Narrow"/>
-          <w:sz w:val="16"/>
-          <w:szCs w:val="16"/>
-        </w:rPr>
-      </w:pPr>
-      <w:r>
-        <w:rPr>
-          <w:rFonts w:ascii="Arial Narrow" w:eastAsia="Arial Narrow" w:hAnsi="Arial Narrow" w:cs="Arial Narrow"/>
-          <w:sz w:val="16"/>
-          <w:szCs w:val="16"/>
-        </w:rPr>
-        <w:t xml:space="preserve">a. Que el proveedor cumpla con atender la solicitud de información requerida por el consumidor, siempre que dicho requerimiento guarde relación con el producto adquirido o servicio contratado. </w:t>
-      </w:r>
-    </w:p>
-    <w:p>
-      <w:pPr>
-        <w:ind w:left="567"/>
-        <w:jc w:val="both"/>
-        <w:rPr>
-          <w:rFonts w:ascii="Arial Narrow" w:eastAsia="Arial Narrow" w:hAnsi="Arial Narrow" w:cs="Arial Narrow"/>
-          <w:sz w:val="16"/>
-          <w:szCs w:val="16"/>
-        </w:rPr>
-      </w:pPr>
-      <w:r>
-        <w:rPr>
-          <w:rFonts w:ascii="Arial Narrow" w:eastAsia="Arial Narrow" w:hAnsi="Arial Narrow" w:cs="Arial Narrow"/>
-          <w:sz w:val="16"/>
-          <w:szCs w:val="16"/>
-        </w:rPr>
-        <w:t xml:space="preserve">b. Declarar inexigibles las cláusulas que han sido identificadas como abusivas en el procedimiento. </w:t>
-      </w:r>
-    </w:p>
-    <w:p>
-      <w:pPr>
-        <w:ind w:left="567"/>
-        <w:jc w:val="both"/>
-        <w:rPr>
-          <w:rFonts w:ascii="Arial Narrow" w:eastAsia="Arial Narrow" w:hAnsi="Arial Narrow" w:cs="Arial Narrow"/>
-          <w:sz w:val="16"/>
-          <w:szCs w:val="16"/>
-        </w:rPr>
-      </w:pPr>
-      <w:r>
-        <w:rPr>
-          <w:rFonts w:ascii="Arial Narrow" w:eastAsia="Arial Narrow" w:hAnsi="Arial Narrow" w:cs="Arial Narrow"/>
-          <w:sz w:val="16"/>
-          <w:szCs w:val="16"/>
-        </w:rPr>
-        <w:t xml:space="preserve">c. El decomiso y destrucción de la mercadería, envases, envolturas o etiquetas. </w:t>
-      </w:r>
-    </w:p>
-    <w:p>
-      <w:pPr>
-        <w:ind w:left="567"/>
-        <w:jc w:val="both"/>
-        <w:rPr>
-          <w:rFonts w:ascii="Arial Narrow" w:eastAsia="Arial Narrow" w:hAnsi="Arial Narrow" w:cs="Arial Narrow"/>
-          <w:sz w:val="16"/>
-          <w:szCs w:val="16"/>
-        </w:rPr>
-      </w:pPr>
-      <w:r>
-        <w:rPr>
-          <w:rFonts w:ascii="Arial Narrow" w:eastAsia="Arial Narrow" w:hAnsi="Arial Narrow" w:cs="Arial Narrow"/>
-          <w:sz w:val="16"/>
-          <w:szCs w:val="16"/>
-        </w:rPr>
-        <w:t xml:space="preserve">d. En caso de infracciones muy graves y de reincidencia o </w:t>
-      </w:r>
-      <w:proofErr w:type="spellStart"/>
-      <w:r>
-        <w:rPr>
-          <w:rFonts w:ascii="Arial Narrow" w:eastAsia="Arial Narrow" w:hAnsi="Arial Narrow" w:cs="Arial Narrow"/>
-          <w:sz w:val="16"/>
-          <w:szCs w:val="16"/>
-        </w:rPr>
-        <w:t>reiterancia</w:t>
-      </w:r>
-      <w:proofErr w:type="spellEnd"/>
-      <w:r>
-        <w:rPr>
-          <w:rFonts w:ascii="Arial Narrow" w:eastAsia="Arial Narrow" w:hAnsi="Arial Narrow" w:cs="Arial Narrow"/>
-          <w:sz w:val="16"/>
-          <w:szCs w:val="16"/>
-        </w:rPr>
-        <w:t xml:space="preserve">: </w:t>
-      </w:r>
-    </w:p>
-    <w:p>
-      <w:pPr>
-        <w:ind w:left="567"/>
-        <w:jc w:val="both"/>
-        <w:rPr>
-          <w:rFonts w:ascii="Arial Narrow" w:eastAsia="Arial Narrow" w:hAnsi="Arial Narrow" w:cs="Arial Narrow"/>
-          <w:sz w:val="16"/>
-          <w:szCs w:val="16"/>
-        </w:rPr>
-      </w:pPr>
-      <w:r>
-        <w:rPr>
-          <w:rFonts w:ascii="Arial Narrow" w:eastAsia="Arial Narrow" w:hAnsi="Arial Narrow" w:cs="Arial Narrow"/>
-          <w:sz w:val="16"/>
-          <w:szCs w:val="16"/>
-        </w:rPr>
-        <w:t xml:space="preserve">(i) Solicitar a la autoridad correspondiente la clausura temporal del establecimiento industrial, comercial o de servicios por un plazo máximo de seis (6) meses. </w:t>
-      </w:r>
-    </w:p>
-    <w:p>
-      <w:pPr>
-        <w:ind w:left="567"/>
-        <w:jc w:val="both"/>
-        <w:rPr>
-          <w:rFonts w:ascii="Arial Narrow" w:eastAsia="Arial Narrow" w:hAnsi="Arial Narrow" w:cs="Arial Narrow"/>
-          <w:sz w:val="16"/>
-          <w:szCs w:val="16"/>
-        </w:rPr>
-      </w:pPr>
-      <w:r>
-        <w:rPr>
-          <w:rFonts w:ascii="Arial Narrow" w:eastAsia="Arial Narrow" w:hAnsi="Arial Narrow" w:cs="Arial Narrow"/>
-          <w:sz w:val="16"/>
-          <w:szCs w:val="16"/>
-        </w:rPr>
-        <w:t>(</w:t>
-      </w:r>
-      <w:proofErr w:type="spellStart"/>
-      <w:r>
-        <w:rPr>
-          <w:rFonts w:ascii="Arial Narrow" w:eastAsia="Arial Narrow" w:hAnsi="Arial Narrow" w:cs="Arial Narrow"/>
-          <w:sz w:val="16"/>
-          <w:szCs w:val="16"/>
-        </w:rPr>
-        <w:t>ii</w:t>
-      </w:r>
-      <w:proofErr w:type="spellEnd"/>
-      <w:r>
-        <w:rPr>
-          <w:rFonts w:ascii="Arial Narrow" w:eastAsia="Arial Narrow" w:hAnsi="Arial Narrow" w:cs="Arial Narrow"/>
-          <w:sz w:val="16"/>
-          <w:szCs w:val="16"/>
-        </w:rPr>
-        <w:t xml:space="preserve">) Solicitar a la autoridad competente la inhabilitación, temporal o permanente, del proveedor en función de los alcances de la infracción sancionada. </w:t>
-      </w:r>
-    </w:p>
-    <w:p>
-      <w:pPr>
-        <w:ind w:left="567"/>
-        <w:jc w:val="both"/>
-        <w:rPr>
-          <w:rFonts w:ascii="Arial Narrow" w:eastAsia="Arial Narrow" w:hAnsi="Arial Narrow" w:cs="Arial Narrow"/>
-          <w:sz w:val="16"/>
-          <w:szCs w:val="16"/>
-        </w:rPr>
-      </w:pPr>
-      <w:r>
-        <w:rPr>
-          <w:rFonts w:ascii="Arial Narrow" w:eastAsia="Arial Narrow" w:hAnsi="Arial Narrow" w:cs="Arial Narrow"/>
-          <w:sz w:val="16"/>
-          <w:szCs w:val="16"/>
-        </w:rPr>
-        <w:t xml:space="preserve">e. Publicación de avisos </w:t>
-      </w:r>
-      <w:proofErr w:type="spellStart"/>
-      <w:r>
-        <w:rPr>
-          <w:rFonts w:ascii="Arial Narrow" w:eastAsia="Arial Narrow" w:hAnsi="Arial Narrow" w:cs="Arial Narrow"/>
-          <w:sz w:val="16"/>
-          <w:szCs w:val="16"/>
-        </w:rPr>
-        <w:t>rectificatorios</w:t>
-      </w:r>
-      <w:proofErr w:type="spellEnd"/>
-      <w:r>
-        <w:rPr>
-          <w:rFonts w:ascii="Arial Narrow" w:eastAsia="Arial Narrow" w:hAnsi="Arial Narrow" w:cs="Arial Narrow"/>
-          <w:sz w:val="16"/>
-          <w:szCs w:val="16"/>
-        </w:rPr>
-        <w:t xml:space="preserve"> o informativos en la forma que determine el Indecopi, tomando en consideración los medios que resulten idóneos para revertir los efectos que el acto objeto de sanción ha ocasionado. </w:t>
-      </w:r>
-    </w:p>
-    <w:p>
-      <w:pPr>
-        <w:ind w:left="567"/>
-        <w:jc w:val="both"/>
-        <w:rPr>
-          <w:rFonts w:ascii="Arial Narrow" w:eastAsia="Arial Narrow" w:hAnsi="Arial Narrow" w:cs="Arial Narrow"/>
-          <w:sz w:val="16"/>
-          <w:szCs w:val="16"/>
-        </w:rPr>
-      </w:pPr>
-      <w:r>
-        <w:rPr>
-          <w:rFonts w:ascii="Arial Narrow" w:eastAsia="Arial Narrow" w:hAnsi="Arial Narrow" w:cs="Arial Narrow"/>
-          <w:sz w:val="16"/>
-          <w:szCs w:val="16"/>
-        </w:rPr>
-        <w:t xml:space="preserve">f. Cualquier otra medida correctiva que tenga el objeto de revertir los efectos de la conducta infractora o evitar que esta se produzca nuevamente en el futuro. </w:t>
-      </w:r>
-    </w:p>
-    <w:p>
-      <w:pPr>
-        <w:ind w:left="567"/>
-        <w:jc w:val="both"/>
-        <w:rPr>
-          <w:rFonts w:ascii="Arial Narrow" w:eastAsia="Arial Narrow" w:hAnsi="Arial Narrow" w:cs="Arial Narrow"/>
-          <w:sz w:val="16"/>
-          <w:szCs w:val="16"/>
-        </w:rPr>
-      </w:pPr>
-      <w:r>
-        <w:rPr>
-          <w:rFonts w:ascii="Arial Narrow" w:eastAsia="Arial Narrow" w:hAnsi="Arial Narrow" w:cs="Arial Narrow"/>
-          <w:sz w:val="16"/>
-          <w:szCs w:val="16"/>
-        </w:rPr>
-        <w:t>El Indecopi está facultado para solicitar a la autoridad municipal y policial el apoyo respectivo para la ejecución de las medidas correctivas complementarias correspondientes.</w:t>
-      </w:r>
-    </w:p>
-    <w:p>
-      <w:pPr>
-        <w:ind w:left="567" w:hanging="567"/>
-        <w:jc w:val="both"/>
-        <w:rPr>
-          <w:rFonts w:ascii="Arial Narrow" w:eastAsia="Arial Narrow" w:hAnsi="Arial Narrow" w:cs="Arial Narrow"/>
-          <w:b/>
-          <w:sz w:val="16"/>
-          <w:szCs w:val="16"/>
-        </w:rPr>
-      </w:pPr>
-    </w:p>
-  </w:footnote>
-  <w:footnote w:id="13">
+        <w:t>3. En los procedimientos de oficio promovidos por una denuncia de parte, cuando el proveedor se allana a la denuncia presentada o reconoce las pretensiones en ella contenidas, se da por concluido el procedimiento liminarmente, pudiendo imponerse una amonestación si el allanamiento o reconocimiento se realiza con la presentación de los descargos; caso contrario la sanción a imponer será pecuniaria. En aquellos casos en que el allanamiento o reconocimiento verse sobre controversias referidas a actos de discriminación, actos contrarios a la vida y a la salud y sustancias peligrosas, se considera como un atenuante pero la sanción a imponer será pecuniaria. En todos los supuestos de allanamiento y reconocimiento formulados con la presentación de los descargos, se exonera al denunciado del pago de los costos del procedimiento, pero no de las costas.</w:t>
+      </w:r>
+    </w:p>
     <w:p>
       <w:pPr>
         <w:pStyle w:val="Textonotapie"/>
@@ -8469,178 +8639,152 @@
           <w:szCs w:val="16"/>
         </w:rPr>
       </w:pPr>
-      <w:r>
-        <w:rPr>
-          <w:rStyle w:val="Refdenotaalpie"/>
-          <w:rFonts w:ascii="Arial Narrow" w:eastAsia="Arial Narrow" w:hAnsi="Arial Narrow" w:cs="Arial Narrow"/>
-          <w:sz w:val="16"/>
-          <w:szCs w:val="16"/>
-          <w:vertAlign w:val="superscript"/>
-        </w:rPr>
-        <w:footnoteRef/>
-      </w:r>
-      <w:r>
-        <w:rPr>
-          <w:rFonts w:ascii="Arial Narrow" w:eastAsia="Arial Narrow" w:hAnsi="Arial Narrow" w:cs="Arial Narrow"/>
-          <w:sz w:val="16"/>
-          <w:szCs w:val="16"/>
-        </w:rPr>
-        <w:t xml:space="preserve"> </w:t>
-      </w:r>
-      <w:r>
-        <w:rPr>
-          <w:rFonts w:ascii="Arial Narrow" w:eastAsia="Arial Narrow" w:hAnsi="Arial Narrow" w:cs="Arial Narrow"/>
-          <w:sz w:val="16"/>
-          <w:szCs w:val="16"/>
-        </w:rPr>
-        <w:tab/>
-      </w:r>
-      <w:r>
-        <w:rPr>
-          <w:rFonts w:ascii="Arial Narrow" w:eastAsia="Arial Narrow" w:hAnsi="Arial Narrow" w:cs="Arial Narrow"/>
-          <w:b/>
-          <w:sz w:val="16"/>
-          <w:szCs w:val="16"/>
-        </w:rPr>
-        <w:t>LEY 29571, CÓDIGO DE PROTECCIÓN Y DEFENSA DEL CONSUMIDOR</w:t>
-      </w:r>
-      <w:r>
-        <w:rPr>
-          <w:rFonts w:ascii="Arial Narrow" w:eastAsia="Arial Narrow" w:hAnsi="Arial Narrow" w:cs="Arial Narrow"/>
-          <w:b/>
-          <w:bCs/>
-          <w:sz w:val="16"/>
-          <w:szCs w:val="16"/>
-        </w:rPr>
-        <w:t xml:space="preserve">, </w:t>
-      </w:r>
-      <w:r>
-        <w:rPr>
-          <w:rFonts w:ascii="Arial Narrow" w:eastAsia="Arial Narrow" w:hAnsi="Arial Narrow" w:cs="Arial Narrow"/>
-          <w:b/>
-          <w:sz w:val="16"/>
-          <w:szCs w:val="16"/>
-        </w:rPr>
-        <w:t xml:space="preserve">publicado el 2 de setiembre de 2010 y modificado por Decreto Legislativo 1308</w:t>
-      </w:r>
-    </w:p>
-    <w:p>
-      <w:pPr>
-        <w:pStyle w:val="Textonotapie"/>
+    </w:p>
+  </w:footnote>
+  <w:footnote w:id="16">
+    <w:p>
+      <w:pPr>
+        <w:autoSpaceDE w:val="0"/>
+        <w:autoSpaceDN w:val="0"/>
+        <w:adjustRightInd w:val="0"/>
         <w:tabs>
           <w:tab w:val="left" w:pos="567"/>
         </w:tabs>
-        <w:jc w:val="both"/>
-        <w:rPr>
-          <w:rFonts w:ascii="Arial Narrow" w:eastAsia="Arial Narrow" w:hAnsi="Arial Narrow" w:cs="Arial Narrow"/>
-          <w:b/>
-          <w:sz w:val="16"/>
-          <w:szCs w:val="16"/>
-        </w:rPr>
-      </w:pPr>
-      <w:r>
-        <w:rPr>
-          <w:rFonts w:ascii="Arial Narrow" w:eastAsia="Arial Narrow" w:hAnsi="Arial Narrow" w:cs="Arial Narrow"/>
-          <w:b/>
+        <w:ind w:left="567" w:hanging="567"/>
+        <w:jc w:val="both"/>
+        <w:rPr>
+          <w:rFonts w:ascii="Arial Narrow" w:eastAsia="Arial Narrow" w:hAnsi="Arial Narrow" w:cs="Arial Narrow"/>
+          <w:b/>
+          <w:bCs/>
+          <w:sz w:val="16"/>
+          <w:szCs w:val="16"/>
+        </w:rPr>
+      </w:pPr>
+      <w:r>
+        <w:rPr>
+          <w:rStyle w:val="Refdenotaalpie"/>
+          <w:rFonts w:ascii="Arial Narrow" w:eastAsia="Arial Narrow" w:hAnsi="Arial Narrow" w:cs="Arial Narrow"/>
+          <w:b/>
+          <w:bCs/>
+          <w:sz w:val="16"/>
+          <w:szCs w:val="16"/>
+          <w:vertAlign w:val="superscript"/>
+        </w:rPr>
+        <w:footnoteRef/>
+      </w:r>
+      <w:r>
+        <w:rPr>
+          <w:rFonts w:ascii="Arial Narrow" w:eastAsia="Arial Narrow" w:hAnsi="Arial Narrow" w:cs="Arial Narrow"/>
+          <w:b/>
+          <w:bCs/>
           <w:sz w:val="16"/>
           <w:szCs w:val="16"/>
         </w:rPr>
         <w:tab/>
-        <w:t>Artículo 112.- Criterios de graduación de las sanciones administrativas</w:t>
-      </w:r>
-    </w:p>
-    <w:p>
-      <w:pPr>
-        <w:pStyle w:val="Textonotapie"/>
-        <w:tabs>
-          <w:tab w:val="left" w:pos="567"/>
-        </w:tabs>
-        <w:jc w:val="both"/>
-        <w:rPr>
-          <w:rFonts w:ascii="Arial Narrow" w:eastAsia="Arial Narrow" w:hAnsi="Arial Narrow" w:cs="Arial Narrow"/>
-          <w:sz w:val="16"/>
-          <w:szCs w:val="16"/>
-        </w:rPr>
-      </w:pPr>
-      <w:r>
-        <w:rPr>
-          <w:rFonts w:ascii="Arial Narrow" w:eastAsia="Arial Narrow" w:hAnsi="Arial Narrow" w:cs="Arial Narrow"/>
+        <w:t xml:space="preserve"/>
+      </w:r>
+      <w:r>
+        <w:rPr>
+          <w:rFonts w:ascii="Arial Narrow" w:eastAsia="Arial Narrow" w:hAnsi="Arial Narrow" w:cs="Arial Narrow"/>
+          <w:b/>
+          <w:bCs/>
           <w:sz w:val="16"/>
           <w:szCs w:val="16"/>
         </w:rPr>
         <w:tab/>
-        <w:t>(…)</w:t>
-      </w:r>
-    </w:p>
-    <w:p>
-      <w:pPr>
-        <w:pStyle w:val="Textonotapie"/>
-        <w:tabs>
-          <w:tab w:val="left" w:pos="567"/>
-        </w:tabs>
-        <w:jc w:val="both"/>
-        <w:rPr>
-          <w:rFonts w:ascii="Arial Narrow" w:eastAsia="Arial Narrow" w:hAnsi="Arial Narrow" w:cs="Arial Narrow"/>
-          <w:sz w:val="16"/>
-          <w:szCs w:val="16"/>
-        </w:rPr>
-      </w:pPr>
-      <w:r>
-        <w:rPr>
-          <w:rFonts w:ascii="Arial Narrow" w:eastAsia="Arial Narrow" w:hAnsi="Arial Narrow" w:cs="Arial Narrow"/>
-          <w:sz w:val="16"/>
-          <w:szCs w:val="16"/>
-        </w:rPr>
-        <w:tab/>
-        <w:t>Se consideran circunstancias atenuantes especiales, las siguientes:</w:t>
-      </w:r>
-    </w:p>
-    <w:p>
-      <w:pPr>
-        <w:pStyle w:val="Textonotapie"/>
-        <w:tabs>
-          <w:tab w:val="left" w:pos="567"/>
-        </w:tabs>
-        <w:jc w:val="both"/>
-        <w:rPr>
-          <w:rFonts w:ascii="Arial Narrow" w:eastAsia="Arial Narrow" w:hAnsi="Arial Narrow" w:cs="Arial Narrow"/>
-          <w:sz w:val="16"/>
-          <w:szCs w:val="16"/>
-        </w:rPr>
-      </w:pPr>
-      <w:r>
-        <w:rPr>
-          <w:rFonts w:ascii="Arial Narrow" w:eastAsia="Arial Narrow" w:hAnsi="Arial Narrow" w:cs="Arial Narrow"/>
-          <w:sz w:val="16"/>
-          <w:szCs w:val="16"/>
-        </w:rPr>
-        <w:tab/>
-        <w:t>(…)</w:t>
-      </w:r>
-    </w:p>
-    <w:p>
-      <w:pPr>
-        <w:pStyle w:val="Textonotapie"/>
-        <w:tabs>
-          <w:tab w:val="left" w:pos="567"/>
-        </w:tabs>
+        <w:t>DECRETO LEGISLATIVO 807, LEY SOBRE FACULTADES, NORMAS Y ORGANIZACIÓN DEL INDECOPI FACULTADES DE LAS COMISIONES Y OFICINAS DEL INDECOPI</w:t>
+      </w:r>
+    </w:p>
+    <w:p>
+      <w:pPr>
+        <w:pStyle w:val="NormalWeb"/>
+        <w:spacing w:after="0" w:line="240" w:lineRule="auto"/>
         <w:ind w:left="567"/>
         <w:jc w:val="both"/>
         <w:rPr>
           <w:rFonts w:ascii="Arial Narrow" w:eastAsia="Arial Narrow" w:hAnsi="Arial Narrow" w:cs="Arial Narrow"/>
-          <w:sz w:val="16"/>
-          <w:szCs w:val="16"/>
-        </w:rPr>
-      </w:pPr>
-      <w:r>
-        <w:rPr>
-          <w:rFonts w:ascii="Arial Narrow" w:eastAsia="Arial Narrow" w:hAnsi="Arial Narrow" w:cs="Arial Narrow"/>
-          <w:sz w:val="16"/>
-          <w:szCs w:val="16"/>
-        </w:rPr>
-        <w:t>3. En los procedimientos de oficio promovidos por una denuncia de parte, cuando el proveedor se allana a la denuncia presentada o reconoce las pretensiones en ella contenidas, se da por concluido el procedimiento liminarmente, pudiendo imponerse una amonestación si el allanamiento o reconocimiento se realiza con la presentación de los descargos; caso contrario la sanción a imponer será pecuniaria. En aquellos casos en que el allanamiento o reconocimiento verse sobre controversias referidas a actos de discriminación, actos contrarios a la vida y a la salud y sustancias peligrosas, se considera como un atenuante pero la sanción a imponer será pecuniaria. En todos los supuestos de allanamiento y reconocimiento formulados con la presentación de los descargos, se exonera al denunciado del pago de los costos del procedimiento, pero no de las costas.</w:t>
-      </w:r>
-    </w:p>
+          <w:bCs/>
+          <w:sz w:val="16"/>
+          <w:szCs w:val="16"/>
+        </w:rPr>
+      </w:pPr>
+      <w:r>
+        <w:rPr>
+          <w:rFonts w:ascii="Arial Narrow" w:eastAsia="Arial Narrow" w:hAnsi="Arial Narrow" w:cs="Arial Narrow"/>
+          <w:b/>
+          <w:sz w:val="16"/>
+          <w:szCs w:val="16"/>
+        </w:rPr>
+        <w:t xml:space="preserve">Artículo 29.- </w:t>
+      </w:r>
+      <w:r>
+        <w:rPr>
+          <w:rFonts w:ascii="Arial Narrow" w:eastAsia="Arial Narrow" w:hAnsi="Arial Narrow" w:cs="Arial Narrow"/>
+          <w:bCs/>
+          <w:sz w:val="16"/>
+          <w:szCs w:val="16"/>
+        </w:rPr>
+        <w:t xml:space="preserve">En cualquier estado del procedimiento, e incluso antes de admitirse a trámite la denuncia, el </w:t>
+      </w:r>
+      <w:proofErr w:type="gramStart"/>
+      <w:r>
+        <w:rPr>
+          <w:rFonts w:ascii="Arial Narrow" w:eastAsia="Arial Narrow" w:hAnsi="Arial Narrow" w:cs="Arial Narrow"/>
+          <w:bCs/>
+          <w:sz w:val="16"/>
+          <w:szCs w:val="16"/>
+        </w:rPr>
+        <w:t>Secretario Técnico</w:t>
+      </w:r>
+      <w:proofErr w:type="gramEnd"/>
+      <w:r>
+        <w:rPr>
+          <w:rFonts w:ascii="Arial Narrow" w:eastAsia="Arial Narrow" w:hAnsi="Arial Narrow" w:cs="Arial Narrow"/>
+          <w:bCs/>
+          <w:sz w:val="16"/>
+          <w:szCs w:val="16"/>
+        </w:rPr>
+        <w:t xml:space="preserve"> podrá citar a las partes a audiencia de conciliación. La audiencia se desarrollará ante el </w:t>
+      </w:r>
+      <w:proofErr w:type="gramStart"/>
+      <w:r>
+        <w:rPr>
+          <w:rFonts w:ascii="Arial Narrow" w:eastAsia="Arial Narrow" w:hAnsi="Arial Narrow" w:cs="Arial Narrow"/>
+          <w:bCs/>
+          <w:sz w:val="16"/>
+          <w:szCs w:val="16"/>
+        </w:rPr>
+        <w:t>Secretario Técnico</w:t>
+      </w:r>
+      <w:proofErr w:type="gramEnd"/>
+      <w:r>
+        <w:rPr>
+          <w:rFonts w:ascii="Arial Narrow" w:eastAsia="Arial Narrow" w:hAnsi="Arial Narrow" w:cs="Arial Narrow"/>
+          <w:bCs/>
+          <w:sz w:val="16"/>
+          <w:szCs w:val="16"/>
+        </w:rPr>
+        <w:t xml:space="preserve"> o ante la persona que este designe. Si ambas partes arribaran a un acuerdo respecto de la denuncia, se levantará un acta donde conste el acuerdo respectivo, el mismo que tendrá efectos de transacción extrajudicial. En cualquier caso, la Comisión podrá continuar de oficio el procedimiento, si del análisis de los hechos denunciados considera que podría estarse afectando intereses de terceros.</w:t>
+      </w:r>
+    </w:p>
+    <w:p>
+      <w:pPr>
+        <w:autoSpaceDE w:val="0"/>
+        <w:autoSpaceDN w:val="0"/>
+        <w:adjustRightInd w:val="0"/>
+        <w:ind w:left="567" w:hanging="567"/>
+        <w:jc w:val="both"/>
+        <w:rPr>
+          <w:rFonts w:ascii="Arial Narrow" w:eastAsia="Arial Narrow" w:hAnsi="Arial Narrow" w:cs="Arial Narrow"/>
+          <w:b/>
+          <w:bCs/>
+          <w:sz w:val="16"/>
+          <w:szCs w:val="16"/>
+        </w:rPr>
+      </w:pPr>
+    </w:p>
+  </w:footnote>
+  <w:footnote w:id="17">
     <w:p>
       <w:pPr>
         <w:pStyle w:val="Textonotapie"/>
@@ -8651,25 +8795,6 @@
         <w:jc w:val="both"/>
         <w:rPr>
           <w:rFonts w:ascii="Arial Narrow" w:eastAsia="Arial Narrow" w:hAnsi="Arial Narrow" w:cs="Arial Narrow"/>
-          <w:b/>
-          <w:sz w:val="16"/>
-          <w:szCs w:val="16"/>
-        </w:rPr>
-      </w:pPr>
-    </w:p>
-  </w:footnote>
-  <w:footnote w:id="14">
-    <w:p>
-      <w:pPr>
-        <w:autoSpaceDE w:val="0"/>
-        <w:autoSpaceDN w:val="0"/>
-        <w:adjustRightInd w:val="0"/>
-        <w:ind w:left="567" w:hanging="567"/>
-        <w:jc w:val="both"/>
-        <w:rPr>
-          <w:rFonts w:ascii="Arial Narrow" w:eastAsia="Arial Narrow" w:hAnsi="Arial Narrow" w:cs="Arial Narrow"/>
-          <w:b/>
-          <w:bCs/>
           <w:sz w:val="16"/>
           <w:szCs w:val="16"/>
         </w:rPr>
@@ -8678,8 +8803,6 @@
         <w:rPr>
           <w:rStyle w:val="Refdenotaalpie"/>
           <w:rFonts w:ascii="Arial Narrow" w:eastAsia="Arial Narrow" w:hAnsi="Arial Narrow" w:cs="Arial Narrow"/>
-          <w:b/>
-          <w:bCs/>
           <w:sz w:val="16"/>
           <w:szCs w:val="16"/>
           <w:vertAlign w:val="superscript"/>
@@ -8689,143 +8812,11 @@
       <w:r>
         <w:rPr>
           <w:rFonts w:ascii="Arial Narrow" w:eastAsia="Arial Narrow" w:hAnsi="Arial Narrow" w:cs="Arial Narrow"/>
-          <w:b/>
-          <w:bCs/>
-          <w:sz w:val="16"/>
-          <w:szCs w:val="16"/>
-        </w:rPr>
-        <w:t xml:space="preserve"> </w:t>
-      </w:r>
-      <w:r>
-        <w:rPr>
-          <w:rFonts w:ascii="Arial Narrow" w:eastAsia="Arial Narrow" w:hAnsi="Arial Narrow" w:cs="Arial Narrow"/>
-          <w:b/>
-          <w:bCs/>
           <w:sz w:val="16"/>
           <w:szCs w:val="16"/>
         </w:rPr>
         <w:tab/>
-        <w:t>DECRETO LEGISLATIVO 807, LEY SOBRE FACULTADES, NORMAS Y ORGANIZACIÓN DEL INDECOPI FACULTADES DE LAS COMISIONES Y OFICINAS DEL INDECOPI</w:t>
-      </w:r>
-    </w:p>
-    <w:p>
-      <w:pPr>
-        <w:pStyle w:val="NormalWeb"/>
-        <w:spacing w:after="0" w:line="240" w:lineRule="auto"/>
-        <w:ind w:left="567"/>
-        <w:jc w:val="both"/>
-        <w:rPr>
-          <w:rFonts w:ascii="Arial Narrow" w:eastAsia="Arial Narrow" w:hAnsi="Arial Narrow" w:cs="Arial Narrow"/>
-          <w:bCs/>
-          <w:sz w:val="16"/>
-          <w:szCs w:val="16"/>
-        </w:rPr>
-      </w:pPr>
-      <w:r>
-        <w:rPr>
-          <w:rFonts w:ascii="Arial Narrow" w:eastAsia="Arial Narrow" w:hAnsi="Arial Narrow" w:cs="Arial Narrow"/>
-          <w:b/>
-          <w:sz w:val="16"/>
-          <w:szCs w:val="16"/>
-        </w:rPr>
-        <w:t xml:space="preserve">Artículo 29.- </w:t>
-      </w:r>
-      <w:r>
-        <w:rPr>
-          <w:rFonts w:ascii="Arial Narrow" w:eastAsia="Arial Narrow" w:hAnsi="Arial Narrow" w:cs="Arial Narrow"/>
-          <w:bCs/>
-          <w:sz w:val="16"/>
-          <w:szCs w:val="16"/>
-        </w:rPr>
-        <w:t xml:space="preserve">En cualquier estado del procedimiento, e incluso antes de admitirse a trámite la denuncia, el </w:t>
-      </w:r>
-      <w:proofErr w:type="gramStart"/>
-      <w:r>
-        <w:rPr>
-          <w:rFonts w:ascii="Arial Narrow" w:eastAsia="Arial Narrow" w:hAnsi="Arial Narrow" w:cs="Arial Narrow"/>
-          <w:bCs/>
-          <w:sz w:val="16"/>
-          <w:szCs w:val="16"/>
-        </w:rPr>
-        <w:t>Secretario Técnico</w:t>
-      </w:r>
-      <w:proofErr w:type="gramEnd"/>
-      <w:r>
-        <w:rPr>
-          <w:rFonts w:ascii="Arial Narrow" w:eastAsia="Arial Narrow" w:hAnsi="Arial Narrow" w:cs="Arial Narrow"/>
-          <w:bCs/>
-          <w:sz w:val="16"/>
-          <w:szCs w:val="16"/>
-        </w:rPr>
-        <w:t xml:space="preserve"> podrá citar a las partes a audiencia de conciliación. La audiencia se desarrollará ante el </w:t>
-      </w:r>
-      <w:proofErr w:type="gramStart"/>
-      <w:r>
-        <w:rPr>
-          <w:rFonts w:ascii="Arial Narrow" w:eastAsia="Arial Narrow" w:hAnsi="Arial Narrow" w:cs="Arial Narrow"/>
-          <w:bCs/>
-          <w:sz w:val="16"/>
-          <w:szCs w:val="16"/>
-        </w:rPr>
-        <w:t>Secretario Técnico</w:t>
-      </w:r>
-      <w:proofErr w:type="gramEnd"/>
-      <w:r>
-        <w:rPr>
-          <w:rFonts w:ascii="Arial Narrow" w:eastAsia="Arial Narrow" w:hAnsi="Arial Narrow" w:cs="Arial Narrow"/>
-          <w:bCs/>
-          <w:sz w:val="16"/>
-          <w:szCs w:val="16"/>
-        </w:rPr>
-        <w:t xml:space="preserve"> o ante la persona que este designe. Si ambas partes arribaran a un acuerdo respecto de la denuncia, se levantará un acta donde conste el acuerdo respectivo, el mismo que tendrá efectos de transacción extrajudicial. En cualquier caso, la Comisión podrá continuar de oficio el procedimiento, si del análisis de los hechos denunciados considera que podría estarse afectando intereses de terceros.</w:t>
-      </w:r>
-    </w:p>
-    <w:p>
-      <w:pPr>
-        <w:autoSpaceDE w:val="0"/>
-        <w:autoSpaceDN w:val="0"/>
-        <w:adjustRightInd w:val="0"/>
-        <w:ind w:left="567" w:hanging="567"/>
-        <w:jc w:val="both"/>
-        <w:rPr>
-          <w:rFonts w:ascii="Arial Narrow" w:eastAsia="Arial Narrow" w:hAnsi="Arial Narrow" w:cs="Arial Narrow"/>
-          <w:b/>
-          <w:bCs/>
-          <w:sz w:val="16"/>
-          <w:szCs w:val="16"/>
-        </w:rPr>
-      </w:pPr>
-    </w:p>
-  </w:footnote>
-  <w:footnote w:id="15">
-    <w:p>
-      <w:pPr>
-        <w:pStyle w:val="Textonotapie"/>
-        <w:ind w:left="567" w:hanging="567"/>
-        <w:jc w:val="both"/>
-        <w:rPr>
-          <w:rFonts w:ascii="Arial Narrow" w:eastAsia="Arial Narrow" w:hAnsi="Arial Narrow" w:cs="Arial Narrow"/>
-          <w:sz w:val="16"/>
-          <w:szCs w:val="16"/>
-        </w:rPr>
-      </w:pPr>
-      <w:r>
-        <w:rPr>
-          <w:rStyle w:val="Refdenotaalpie"/>
-          <w:rFonts w:ascii="Arial Narrow" w:eastAsia="Arial Narrow" w:hAnsi="Arial Narrow" w:cs="Arial Narrow"/>
-          <w:sz w:val="16"/>
-          <w:szCs w:val="16"/>
-          <w:vertAlign w:val="superscript"/>
-        </w:rPr>
-        <w:footnoteRef/>
-      </w:r>
-      <w:r>
-        <w:rPr>
-          <w:rFonts w:ascii="Arial Narrow" w:eastAsia="Arial Narrow" w:hAnsi="Arial Narrow" w:cs="Arial Narrow"/>
-          <w:sz w:val="16"/>
-          <w:szCs w:val="16"/>
-        </w:rPr>
-        <w:t xml:space="preserve"> </w:t>
+        <w:t xml:space="preserve"/>
       </w:r>
       <w:r>
         <w:rPr>

--- a/plantillas_maestras/17_seguro_no_especificado/materia_general_asegurativa/1_ddo_aseguradora/varon/TPL_0695_2025_SEGURO_NO_ESPECIFICADO_MATERIA_GENERAL_ASEGURATIVA_ASEGURADORA_VARON_R4.docx
+++ b/plantillas_maestras/17_seguro_no_especificado/materia_general_asegurativa/1_ddo_aseguradora/varon/TPL_0695_2025_SEGURO_NO_ESPECIFICADO_MATERIA_GENERAL_ASEGURATIVA_ASEGURADORA_VARON_R4.docx
@@ -408,6 +408,7 @@
     </w:p>
     <w:p>
       <w:pPr>
+        <w:spacing w:before="0" w:after="0" w:line="240" w:lineRule="auto"/>
         <w:jc w:val="both"/>
         <w:rPr>
           <w:rFonts w:ascii="Arial Narrow" w:eastAsia="Arial Narrow" w:hAnsi="Arial Narrow" w:cs="Arial Narrow"/>
@@ -531,6 +532,7 @@
     </w:p>
     <w:p>
       <w:pPr>
+        <w:spacing w:before="0" w:after="0" w:line="240" w:lineRule="auto"/>
         <w:jc w:val="both"/>
         <w:rPr>
           <w:rFonts w:ascii="Arial Narrow" w:eastAsia="Arial Narrow" w:hAnsi="Arial Narrow" w:cs="Arial Narrow"/>
@@ -565,6 +567,7 @@
     </w:p>
     <w:p>
       <w:pPr>
+        <w:spacing w:before="0" w:after="0" w:line="240" w:lineRule="auto"/>
         <w:ind w:left="720"/>
         <w:jc w:val="both"/>
         <w:rPr>
@@ -664,6 +667,7 @@
     <w:p>
       <w:pPr>
         <w:pStyle w:val="Prrafodelista"/>
+        <w:spacing w:before="0" w:after="0" w:line="240" w:lineRule="auto"/>
         <w:ind w:left="1440"/>
         <w:jc w:val="both"/>
         <w:rPr>
@@ -795,6 +799,7 @@
     <w:p>
       <w:pPr>
         <w:pStyle w:val="Prrafodelista"/>
+        <w:spacing w:before="0" w:after="0" w:line="240" w:lineRule="auto"/>
         <w:ind w:left="1440"/>
         <w:jc w:val="both"/>
         <w:rPr>
@@ -869,6 +874,7 @@
     </w:p>
     <w:p>
       <w:pPr>
+        <w:spacing w:before="0" w:after="0" w:line="240" w:lineRule="auto"/>
         <w:jc w:val="both"/>
         <w:rPr>
           <w:rFonts w:ascii="Arial Narrow" w:eastAsia="Arial Narrow" w:hAnsi="Arial Narrow" w:cs="Arial Narrow"/>
@@ -1031,6 +1037,7 @@
     </w:p>
     <w:p>
       <w:pPr>
+        <w:spacing w:before="0" w:after="0" w:line="240" w:lineRule="auto"/>
         <w:jc w:val="both"/>
         <w:rPr>
           <w:rFonts w:ascii="Arial Narrow" w:eastAsia="Arial Narrow" w:hAnsi="Arial Narrow" w:cs="Arial Narrow"/>
@@ -1260,6 +1267,7 @@
     <w:p>
       <w:pPr>
         <w:pStyle w:val="Prrafodelista"/>
+        <w:spacing w:before="0" w:after="0" w:line="240" w:lineRule="auto"/>
         <w:ind w:left="502"/>
         <w:jc w:val="both"/>
         <w:rPr>
@@ -1375,6 +1383,7 @@
     <w:p>
       <w:pPr>
         <w:pStyle w:val="Prrafodelista"/>
+        <w:spacing w:before="0" w:after="0" w:line="240" w:lineRule="auto"/>
         <w:rPr>
           <w:rFonts w:ascii="Arial Narrow" w:eastAsia="Arial Narrow" w:hAnsi="Arial Narrow" w:cs="Arial Narrow"/>
           <w:sz w:val="22"/>
@@ -1416,6 +1425,7 @@
     <w:p>
       <w:pPr>
         <w:pStyle w:val="Prrafodelista"/>
+        <w:spacing w:before="0" w:after="0" w:line="240" w:lineRule="auto"/>
         <w:rPr>
           <w:rFonts w:ascii="Arial Narrow" w:eastAsia="Arial Narrow" w:hAnsi="Arial Narrow" w:cs="Arial Narrow"/>
           <w:sz w:val="22"/>
@@ -1466,6 +1476,7 @@
     <w:p>
       <w:pPr>
         <w:pStyle w:val="Prrafodelista"/>
+        <w:spacing w:before="0" w:after="0" w:line="240" w:lineRule="auto"/>
         <w:rPr>
           <w:rFonts w:ascii="Arial Narrow" w:eastAsia="Arial Narrow" w:hAnsi="Arial Narrow" w:cs="Arial Narrow"/>
           <w:sz w:val="22"/>
@@ -1542,6 +1553,7 @@
     </w:p>
     <w:p>
       <w:pPr>
+        <w:spacing w:before="0" w:after="0" w:line="240" w:lineRule="auto"/>
         <w:jc w:val="both"/>
         <w:rPr>
           <w:rFonts w:ascii="Arial Narrow" w:eastAsia="Arial Narrow" w:hAnsi="Arial Narrow" w:cs="Arial Narrow"/>
@@ -1640,6 +1652,7 @@
     </w:p>
     <w:p>
       <w:pPr>
+        <w:spacing w:before="0" w:after="0" w:line="240" w:lineRule="auto"/>
         <w:contextualSpacing/>
         <w:jc w:val="both"/>
         <w:rPr>
@@ -1708,6 +1721,7 @@
     <w:p>
       <w:pPr>
         <w:pStyle w:val="Prrafodelista"/>
+        <w:spacing w:before="0" w:after="0" w:line="240" w:lineRule="auto"/>
         <w:tabs>
           <w:tab w:val="num" w:pos="567"/>
         </w:tabs>
@@ -1962,6 +1976,7 @@
     <w:p>
       <w:pPr>
         <w:pStyle w:val="Prrafodelista"/>
+        <w:spacing w:before="0" w:after="0" w:line="240" w:lineRule="auto"/>
         <w:tabs>
           <w:tab w:val="num" w:pos="567"/>
         </w:tabs>
@@ -2151,6 +2166,7 @@
     </w:p>
     <w:p>
       <w:pPr>
+        <w:spacing w:before="0" w:after="0" w:line="240" w:lineRule="auto"/>
         <w:jc w:val="both"/>
         <w:rPr>
           <w:rFonts w:ascii="Arial Narrow" w:eastAsia="Arial Narrow" w:hAnsi="Arial Narrow" w:cs="Arial Narrow"/>
@@ -2198,6 +2214,7 @@
     </w:p>
     <w:p>
       <w:pPr>
+        <w:spacing w:before="0" w:after="0" w:line="240" w:lineRule="auto"/>
         <w:jc w:val="both"/>
         <w:rPr>
           <w:rFonts w:ascii="Arial Narrow" w:eastAsia="Arial Narrow" w:hAnsi="Arial Narrow" w:cs="Arial Narrow"/>
@@ -2320,6 +2337,7 @@
     <w:p>
       <w:pPr>
         <w:pStyle w:val="Prrafodelista"/>
+        <w:spacing w:before="0" w:after="0" w:line="240" w:lineRule="auto"/>
         <w:ind w:left="567"/>
         <w:jc w:val="both"/>
         <w:rPr>
@@ -2376,6 +2394,7 @@
     <w:p>
       <w:pPr>
         <w:pStyle w:val="Prrafodelista"/>
+        <w:spacing w:before="0" w:after="0" w:line="240" w:lineRule="auto"/>
         <w:rPr>
           <w:rFonts w:ascii="Arial Narrow" w:eastAsia="Arial Narrow" w:hAnsi="Arial Narrow" w:cs="Arial Narrow"/>
           <w:sz w:val="22"/>
@@ -2462,6 +2481,7 @@
     <w:p>
       <w:pPr>
         <w:pStyle w:val="Prrafodelista"/>
+        <w:spacing w:before="0" w:after="0" w:line="240" w:lineRule="auto"/>
         <w:rPr>
           <w:rFonts w:ascii="Arial Narrow" w:eastAsia="Arial Narrow" w:hAnsi="Arial Narrow" w:cs="Arial Narrow"/>
           <w:sz w:val="22"/>
@@ -2531,6 +2551,7 @@
     </w:p>
     <w:p>
       <w:pPr>
+        <w:spacing w:before="0" w:after="0" w:line="240" w:lineRule="auto"/>
         <w:rPr>
           <w:rFonts w:ascii="Arial Narrow" w:eastAsia="Arial Narrow" w:hAnsi="Arial Narrow" w:cs="Arial Narrow"/>
           <w:sz w:val="22"/>
@@ -2569,6 +2590,7 @@
     <w:p>
       <w:pPr>
         <w:pStyle w:val="Prrafodelista"/>
+        <w:spacing w:before="0" w:after="0" w:line="240" w:lineRule="auto"/>
         <w:rPr>
           <w:rFonts w:ascii="Arial Narrow" w:eastAsia="Arial Narrow" w:hAnsi="Arial Narrow" w:cs="Arial Narrow"/>
           <w:sz w:val="22"/>
@@ -2633,6 +2655,7 @@
     <w:p>
       <w:pPr>
         <w:pStyle w:val="Prrafodelista"/>
+        <w:spacing w:before="0" w:after="0" w:line="240" w:lineRule="auto"/>
         <w:rPr>
           <w:rFonts w:ascii="Arial Narrow" w:eastAsia="Arial Narrow" w:hAnsi="Arial Narrow" w:cs="Arial Narrow"/>
           <w:sz w:val="22"/>
@@ -2784,6 +2807,7 @@
     <w:p>
       <w:pPr>
         <w:pStyle w:val="Prrafodelista"/>
+        <w:spacing w:before="0" w:after="0" w:line="240" w:lineRule="auto"/>
         <w:ind w:left="567"/>
         <w:jc w:val="both"/>
         <w:rPr>
@@ -2867,6 +2891,7 @@
     </w:p>
     <w:p>
       <w:pPr>
+        <w:spacing w:before="0" w:after="0" w:line="240" w:lineRule="auto"/>
         <w:jc w:val="both"/>
         <w:rPr>
           <w:rFonts w:ascii="Arial Narrow" w:eastAsia="Arial Narrow" w:hAnsi="Arial Narrow" w:cs="Arial Narrow"/>
@@ -2940,6 +2965,7 @@
     </w:p>
     <w:p>
       <w:pPr>
+        <w:spacing w:before="0" w:after="0" w:line="240" w:lineRule="auto"/>
         <w:jc w:val="both"/>
         <w:rPr>
           <w:rFonts w:ascii="Arial Narrow" w:eastAsia="Arial Narrow" w:hAnsi="Arial Narrow" w:cs="Arial Narrow"/>
@@ -3075,6 +3101,7 @@
     <w:bookmarkEnd w:id="9"/>
     <w:p>
       <w:pPr>
+        <w:spacing w:before="0" w:after="0" w:line="240" w:lineRule="auto"/>
         <w:jc w:val="both"/>
         <w:rPr>
           <w:rFonts w:ascii="Arial Narrow" w:eastAsia="Arial Narrow" w:hAnsi="Arial Narrow" w:cs="Arial Narrow"/>
@@ -3132,6 +3159,7 @@
     </w:p>
     <w:p>
       <w:pPr>
+        <w:spacing w:before="0" w:after="0" w:line="240" w:lineRule="auto"/>
         <w:ind w:left="567"/>
         <w:contextualSpacing/>
         <w:jc w:val="both"/>
@@ -3174,6 +3202,7 @@
     </w:p>
     <w:p>
       <w:pPr>
+        <w:spacing w:before="0" w:after="0" w:line="240" w:lineRule="auto"/>
         <w:jc w:val="both"/>
         <w:rPr>
           <w:rFonts w:ascii="Arial Narrow" w:eastAsia="Arial Narrow" w:hAnsi="Arial Narrow" w:cs="Arial Narrow"/>
@@ -3404,6 +3433,7 @@
     <w:bookmarkEnd w:id="16"/>
     <w:p>
       <w:pPr>
+        <w:spacing w:before="0" w:after="0" w:line="240" w:lineRule="auto"/>
         <w:jc w:val="both"/>
         <w:rPr>
           <w:rFonts w:ascii="Arial Narrow" w:eastAsia="Arial Narrow" w:hAnsi="Arial Narrow" w:cs="Arial Narrow"/>
@@ -3441,6 +3471,7 @@
     </w:p>
     <w:p>
       <w:pPr>
+        <w:spacing w:before="0" w:after="0" w:line="240" w:lineRule="auto"/>
         <w:jc w:val="both"/>
         <w:rPr>
           <w:rFonts w:ascii="Arial Narrow" w:eastAsia="Arial Narrow" w:hAnsi="Arial Narrow" w:cs="Arial Narrow"/>
@@ -3593,6 +3624,7 @@
     </w:p>
     <w:p>
       <w:pPr>
+        <w:spacing w:before="0" w:after="0" w:line="240" w:lineRule="auto"/>
         <w:rPr>
           <w:rFonts w:ascii="Arial Narrow" w:eastAsia="Arial Narrow" w:hAnsi="Arial Narrow" w:cs="Arial Narrow"/>
           <w:sz w:val="22"/>
@@ -3696,6 +3728,7 @@
     <w:p>
       <w:pPr>
         <w:pStyle w:val="Prrafodelista"/>
+        <w:spacing w:before="0" w:after="0" w:line="240" w:lineRule="auto"/>
         <w:ind w:left="567"/>
         <w:rPr>
           <w:rFonts w:ascii="Arial Narrow" w:eastAsia="Arial Narrow" w:hAnsi="Arial Narrow" w:cs="Arial Narrow"/>
@@ -3792,6 +3825,7 @@
     <w:p>
       <w:pPr>
         <w:pStyle w:val="Prrafodelista"/>
+        <w:spacing w:before="0" w:after="0" w:line="240" w:lineRule="auto"/>
         <w:ind w:left="567"/>
         <w:rPr>
           <w:rFonts w:ascii="Arial Narrow" w:eastAsia="Arial Narrow" w:hAnsi="Arial Narrow" w:cs="Arial Narrow"/>
@@ -3895,6 +3929,7 @@
     <w:p>
       <w:pPr>
         <w:pStyle w:val="Prrafodelista"/>
+        <w:spacing w:before="0" w:after="0" w:line="240" w:lineRule="auto"/>
         <w:ind w:left="567"/>
         <w:rPr>
           <w:rFonts w:ascii="Arial Narrow" w:eastAsia="Arial Narrow" w:hAnsi="Arial Narrow" w:cs="Arial Narrow"/>
@@ -4015,6 +4050,7 @@
     <w:bookmarkEnd w:id="19"/>
     <w:p>
       <w:pPr>
+        <w:spacing w:before="0" w:after="0" w:line="240" w:lineRule="auto"/>
         <w:jc w:val="both"/>
         <w:rPr>
           <w:rFonts w:ascii="Arial Narrow" w:eastAsia="Arial Narrow" w:hAnsi="Arial Narrow" w:cs="Arial Narrow"/>
@@ -4112,6 +4148,7 @@
     </w:p>
     <w:p>
       <w:pPr>
+        <w:spacing w:before="0" w:after="0" w:line="240" w:lineRule="auto"/>
         <w:contextualSpacing/>
         <w:jc w:val="both"/>
         <w:rPr>
@@ -4201,6 +4238,7 @@
     </w:p>
     <w:p>
       <w:pPr>
+        <w:spacing w:before="0" w:after="0" w:line="240" w:lineRule="auto"/>
         <w:jc w:val="both"/>
         <w:rPr>
           <w:rFonts w:ascii="Arial Narrow" w:eastAsia="Arial Narrow" w:hAnsi="Arial Narrow" w:cs="Arial Narrow"/>
@@ -4408,6 +4446,7 @@
     </w:p>
     <w:p>
       <w:pPr>
+        <w:spacing w:before="0" w:after="0" w:line="240" w:lineRule="auto"/>
         <w:ind w:left="567"/>
         <w:jc w:val="both"/>
         <w:rPr>
@@ -4494,6 +4533,7 @@
     </w:p>
     <w:p>
       <w:pPr>
+        <w:spacing w:before="0" w:after="0" w:line="240" w:lineRule="auto"/>
         <w:jc w:val="both"/>
         <w:rPr>
           <w:rFonts w:ascii="Arial Narrow" w:eastAsia="Arial Narrow" w:hAnsi="Arial Narrow" w:cs="Arial Narrow"/>
@@ -4686,6 +4726,7 @@
     </w:p>
     <w:p>
       <w:pPr>
+        <w:spacing w:before="0" w:after="0" w:line="240" w:lineRule="auto"/>
         <w:jc w:val="both"/>
         <w:rPr>
           <w:rFonts w:ascii="Arial Narrow" w:eastAsia="Arial Narrow" w:hAnsi="Arial Narrow" w:cs="Arial Narrow"/>
@@ -4831,6 +4872,7 @@
     </w:p>
     <w:p>
       <w:pPr>
+        <w:spacing w:before="0" w:after="0" w:line="240" w:lineRule="auto"/>
         <w:shd w:val="clear" w:color="auto" w:fill="FFFFFF"/>
         <w:jc w:val="both"/>
         <w:rPr>
@@ -4881,6 +4923,7 @@
     </w:p>
     <w:p>
       <w:pPr>
+        <w:spacing w:before="0" w:after="0" w:line="240" w:lineRule="auto"/>
         <w:shd w:val="clear" w:color="auto" w:fill="FFFFFF"/>
         <w:jc w:val="both"/>
         <w:rPr>
@@ -5009,6 +5052,7 @@
     </w:p>
     <w:p>
       <w:pPr>
+        <w:spacing w:before="0" w:after="0" w:line="240" w:lineRule="auto"/>
         <w:suppressAutoHyphens/>
         <w:jc w:val="both"/>
         <w:rPr>
@@ -5061,6 +5105,7 @@
     </w:p>
     <w:p>
       <w:pPr>
+        <w:spacing w:before="0" w:after="0" w:line="240" w:lineRule="auto"/>
         <w:suppressAutoHyphens/>
         <w:jc w:val="both"/>
         <w:rPr>
@@ -5188,6 +5233,7 @@
     </w:p>
     <w:p>
       <w:pPr>
+        <w:spacing w:before="0" w:after="0" w:line="240" w:lineRule="auto"/>
         <w:suppressAutoHyphens/>
         <w:jc w:val="both"/>
         <w:rPr>
@@ -5629,23 +5675,22 @@
           <w:sz w:val="16"/>
           <w:szCs w:val="16"/>
         </w:rPr>
+        <w:t xml:space="preserve"/>
+      </w:r>
+      <w:r>
+        <w:rPr>
+          <w:rFonts w:ascii="Arial Narrow" w:eastAsia="Arial Narrow" w:hAnsi="Arial Narrow" w:cs="Arial Narrow"/>
+          <w:sz w:val="16"/>
+          <w:szCs w:val="16"/>
+        </w:rPr>
+      </w:r>
+      <w:r>
+        <w:rPr>
+          <w:rFonts w:ascii="Arial Narrow" w:eastAsia="Arial Narrow" w:hAnsi="Arial Narrow" w:cs="Arial Narrow"/>
+          <w:sz w:val="16"/>
+          <w:szCs w:val="16"/>
+        </w:rPr>
         <w:tab/>
-        <w:t xml:space="preserve"/>
-      </w:r>
-      <w:r>
-        <w:rPr>
-          <w:rFonts w:ascii="Arial Narrow" w:eastAsia="Arial Narrow" w:hAnsi="Arial Narrow" w:cs="Arial Narrow"/>
-          <w:sz w:val="16"/>
-          <w:szCs w:val="16"/>
-        </w:rPr>
-        <w:tab/>
-      </w:r>
-      <w:r>
-        <w:rPr>
-          <w:rFonts w:ascii="Arial Narrow" w:eastAsia="Arial Narrow" w:hAnsi="Arial Narrow" w:cs="Arial Narrow"/>
-          <w:sz w:val="16"/>
-          <w:szCs w:val="16"/>
-        </w:rPr>
         <w:t>Mediante Memorándum 000664-2025-PS1/INDECOPI del 18 de marzo de 2025, el Órgano Resolutivo de Procedimientos Sumarísimos de Protección al Consumidor 1 remitió la presente denuncia a la Comisión de Protección al Consumidor 1 por razón de materia y cuantía.</w:t>
       </w:r>
     </w:p>
@@ -5694,25 +5739,24 @@
           <w:sz w:val="16"/>
           <w:szCs w:val="16"/>
         </w:rPr>
+        <w:t xml:space="preserve"/>
+      </w:r>
+      <w:r>
+        <w:rPr>
+          <w:rFonts w:ascii="Arial Narrow" w:eastAsia="Arial Narrow" w:hAnsi="Arial Narrow" w:cs="Arial Narrow"/>
+          <w:sz w:val="16"/>
+          <w:szCs w:val="16"/>
+        </w:rPr>
+      </w:r>
+      <w:r>
+        <w:rPr>
+          <w:rFonts w:ascii="Arial Narrow" w:eastAsia="Arial Narrow" w:hAnsi="Arial Narrow" w:cs="Arial Narrow"/>
+          <w:b/>
+          <w:bCs/>
+          <w:sz w:val="16"/>
+          <w:szCs w:val="16"/>
+        </w:rPr>
         <w:tab/>
-        <w:t xml:space="preserve"/>
-      </w:r>
-      <w:r>
-        <w:rPr>
-          <w:rFonts w:ascii="Arial Narrow" w:eastAsia="Arial Narrow" w:hAnsi="Arial Narrow" w:cs="Arial Narrow"/>
-          <w:sz w:val="16"/>
-          <w:szCs w:val="16"/>
-        </w:rPr>
-        <w:tab/>
-      </w:r>
-      <w:r>
-        <w:rPr>
-          <w:rFonts w:ascii="Arial Narrow" w:eastAsia="Arial Narrow" w:hAnsi="Arial Narrow" w:cs="Arial Narrow"/>
-          <w:b/>
-          <w:bCs/>
-          <w:sz w:val="16"/>
-          <w:szCs w:val="16"/>
-        </w:rPr>
         <w:t>DECRETO SUPREMO 009-2009-PCM, REGLAMENTO DE ORGANIZACIÓN Y FUNCIONES DEL INDECOPI</w:t>
       </w:r>
     </w:p>
@@ -5810,25 +5854,24 @@
           <w:sz w:val="16"/>
           <w:szCs w:val="16"/>
         </w:rPr>
+        <w:t xml:space="preserve"/>
+      </w:r>
+      <w:r>
+        <w:rPr>
+          <w:rFonts w:ascii="Arial Narrow" w:eastAsia="Arial Narrow" w:hAnsi="Arial Narrow" w:cs="Arial Narrow"/>
+          <w:sz w:val="16"/>
+          <w:szCs w:val="16"/>
+        </w:rPr>
+      </w:r>
+      <w:r>
+        <w:rPr>
+          <w:rFonts w:ascii="Arial Narrow" w:eastAsia="Arial Narrow" w:hAnsi="Arial Narrow" w:cs="Arial Narrow"/>
+          <w:b/>
+          <w:bCs/>
+          <w:sz w:val="16"/>
+          <w:szCs w:val="16"/>
+        </w:rPr>
         <w:tab/>
-        <w:t xml:space="preserve"/>
-      </w:r>
-      <w:r>
-        <w:rPr>
-          <w:rFonts w:ascii="Arial Narrow" w:eastAsia="Arial Narrow" w:hAnsi="Arial Narrow" w:cs="Arial Narrow"/>
-          <w:sz w:val="16"/>
-          <w:szCs w:val="16"/>
-        </w:rPr>
-        <w:tab/>
-      </w:r>
-      <w:r>
-        <w:rPr>
-          <w:rFonts w:ascii="Arial Narrow" w:eastAsia="Arial Narrow" w:hAnsi="Arial Narrow" w:cs="Arial Narrow"/>
-          <w:b/>
-          <w:bCs/>
-          <w:sz w:val="16"/>
-          <w:szCs w:val="16"/>
-        </w:rPr>
         <w:t xml:space="preserve">TEXTO ÚNICO ORDENADO DE LA LEY 27444, LEY DE PROCEDIMIENTO ADMINISTRATIVO GENERAL, aprobado por Decreto Supremo </w:t>
       </w:r>
       <w:r>
@@ -5987,25 +6030,24 @@
           <w:sz w:val="16"/>
           <w:szCs w:val="16"/>
         </w:rPr>
+        <w:t xml:space="preserve"/>
+      </w:r>
+      <w:r>
+        <w:rPr>
+          <w:rFonts w:ascii="Arial Narrow" w:eastAsia="Arial Narrow" w:hAnsi="Arial Narrow" w:cs="Arial Narrow"/>
+          <w:sz w:val="16"/>
+          <w:szCs w:val="16"/>
+        </w:rPr>
+      </w:r>
+      <w:r>
+        <w:rPr>
+          <w:rFonts w:ascii="Arial Narrow" w:eastAsia="Arial Narrow" w:hAnsi="Arial Narrow" w:cs="Arial Narrow"/>
+          <w:b/>
+          <w:bCs/>
+          <w:sz w:val="16"/>
+          <w:szCs w:val="16"/>
+        </w:rPr>
         <w:tab/>
-        <w:t xml:space="preserve"/>
-      </w:r>
-      <w:r>
-        <w:rPr>
-          <w:rFonts w:ascii="Arial Narrow" w:eastAsia="Arial Narrow" w:hAnsi="Arial Narrow" w:cs="Arial Narrow"/>
-          <w:sz w:val="16"/>
-          <w:szCs w:val="16"/>
-        </w:rPr>
-        <w:tab/>
-      </w:r>
-      <w:r>
-        <w:rPr>
-          <w:rFonts w:ascii="Arial Narrow" w:eastAsia="Arial Narrow" w:hAnsi="Arial Narrow" w:cs="Arial Narrow"/>
-          <w:b/>
-          <w:bCs/>
-          <w:sz w:val="16"/>
-          <w:szCs w:val="16"/>
-        </w:rPr>
         <w:t>LEY 29571, CÓDIGO DE PROTECCIÓN Y DEFENSA DEL CONSUMIDOR, publicada el 2 de setiembre de 2010 y modificada por Decreto Legislativo 1308.</w:t>
       </w:r>
     </w:p>
@@ -6088,25 +6130,24 @@
           <w:sz w:val="16"/>
           <w:szCs w:val="16"/>
         </w:rPr>
+        <w:t xml:space="preserve"/>
+      </w:r>
+      <w:r>
+        <w:rPr>
+          <w:rFonts w:ascii="Arial Narrow" w:eastAsia="Arial Narrow" w:hAnsi="Arial Narrow" w:cs="Arial Narrow"/>
+          <w:sz w:val="16"/>
+          <w:szCs w:val="16"/>
+        </w:rPr>
+      </w:r>
+      <w:r>
+        <w:rPr>
+          <w:rFonts w:ascii="Arial Narrow" w:eastAsia="Arial Narrow" w:hAnsi="Arial Narrow" w:cs="Arial Narrow"/>
+          <w:b/>
+          <w:bCs/>
+          <w:sz w:val="16"/>
+          <w:szCs w:val="16"/>
+        </w:rPr>
         <w:tab/>
-        <w:t xml:space="preserve"/>
-      </w:r>
-      <w:r>
-        <w:rPr>
-          <w:rFonts w:ascii="Arial Narrow" w:eastAsia="Arial Narrow" w:hAnsi="Arial Narrow" w:cs="Arial Narrow"/>
-          <w:sz w:val="16"/>
-          <w:szCs w:val="16"/>
-        </w:rPr>
-        <w:tab/>
-      </w:r>
-      <w:r>
-        <w:rPr>
-          <w:rFonts w:ascii="Arial Narrow" w:eastAsia="Arial Narrow" w:hAnsi="Arial Narrow" w:cs="Arial Narrow"/>
-          <w:b/>
-          <w:bCs/>
-          <w:sz w:val="16"/>
-          <w:szCs w:val="16"/>
-        </w:rPr>
         <w:t xml:space="preserve">LEY 29571, CÓDIGO DE PROTECCIÓN Y DEFENSA DEL CONSUMIDOR, publicado el 2 de setiembre de 2010 y modificado por Decreto Legislativo 1308 </w:t>
       </w:r>
     </w:p>
@@ -6348,25 +6389,24 @@
           <w:sz w:val="16"/>
           <w:szCs w:val="16"/>
         </w:rPr>
+        <w:t xml:space="preserve"/>
+      </w:r>
+      <w:r>
+        <w:rPr>
+          <w:rFonts w:ascii="Arial Narrow" w:eastAsia="Arial Narrow" w:hAnsi="Arial Narrow" w:cs="Arial Narrow"/>
+          <w:sz w:val="16"/>
+          <w:szCs w:val="16"/>
+        </w:rPr>
+      </w:r>
+      <w:r>
+        <w:rPr>
+          <w:rFonts w:ascii="Arial Narrow" w:eastAsia="Arial Narrow" w:hAnsi="Arial Narrow" w:cs="Arial Narrow"/>
+          <w:b/>
+          <w:bCs/>
+          <w:sz w:val="16"/>
+          <w:szCs w:val="16"/>
+        </w:rPr>
         <w:tab/>
-        <w:t xml:space="preserve"/>
-      </w:r>
-      <w:r>
-        <w:rPr>
-          <w:rFonts w:ascii="Arial Narrow" w:eastAsia="Arial Narrow" w:hAnsi="Arial Narrow" w:cs="Arial Narrow"/>
-          <w:sz w:val="16"/>
-          <w:szCs w:val="16"/>
-        </w:rPr>
-        <w:tab/>
-      </w:r>
-      <w:r>
-        <w:rPr>
-          <w:rFonts w:ascii="Arial Narrow" w:eastAsia="Arial Narrow" w:hAnsi="Arial Narrow" w:cs="Arial Narrow"/>
-          <w:b/>
-          <w:bCs/>
-          <w:sz w:val="16"/>
-          <w:szCs w:val="16"/>
-        </w:rPr>
         <w:t xml:space="preserve">LEY 29571, CÓDIGO DE PROTECCIÓN Y DEFENSA DEL CONSUMIDOR, publicado el 2 de setiembre de 2010 y modificado por Decreto Legislativo 1308 </w:t>
       </w:r>
     </w:p>
@@ -6527,25 +6567,24 @@
           <w:sz w:val="16"/>
           <w:szCs w:val="16"/>
         </w:rPr>
+        <w:t xml:space="preserve"/>
+      </w:r>
+      <w:r>
+        <w:rPr>
+          <w:rFonts w:ascii="Arial Narrow" w:eastAsia="Arial Narrow" w:hAnsi="Arial Narrow" w:cs="Arial Narrow"/>
+          <w:sz w:val="16"/>
+          <w:szCs w:val="16"/>
+        </w:rPr>
+      </w:r>
+      <w:r>
+        <w:rPr>
+          <w:rFonts w:ascii="Arial Narrow" w:eastAsia="Arial Narrow" w:hAnsi="Arial Narrow" w:cs="Arial Narrow"/>
+          <w:b/>
+          <w:bCs/>
+          <w:sz w:val="16"/>
+          <w:szCs w:val="16"/>
+        </w:rPr>
         <w:tab/>
-        <w:t xml:space="preserve"/>
-      </w:r>
-      <w:r>
-        <w:rPr>
-          <w:rFonts w:ascii="Arial Narrow" w:eastAsia="Arial Narrow" w:hAnsi="Arial Narrow" w:cs="Arial Narrow"/>
-          <w:sz w:val="16"/>
-          <w:szCs w:val="16"/>
-        </w:rPr>
-        <w:tab/>
-      </w:r>
-      <w:r>
-        <w:rPr>
-          <w:rFonts w:ascii="Arial Narrow" w:eastAsia="Arial Narrow" w:hAnsi="Arial Narrow" w:cs="Arial Narrow"/>
-          <w:b/>
-          <w:bCs/>
-          <w:sz w:val="16"/>
-          <w:szCs w:val="16"/>
-        </w:rPr>
         <w:t xml:space="preserve">LEY 29571, CÓDIGO DE PROTECCIÓN Y DEFENSA DEL CONSUMIDOR, publicado el 2 de setiembre de 2010 y modificado por Decreto Legislativo 1308 </w:t>
       </w:r>
     </w:p>
@@ -6808,25 +6847,24 @@
           <w:sz w:val="16"/>
           <w:szCs w:val="16"/>
         </w:rPr>
+        <w:t xml:space="preserve"/>
+      </w:r>
+      <w:r>
+        <w:rPr>
+          <w:rFonts w:ascii="Arial Narrow" w:eastAsia="Arial Narrow" w:hAnsi="Arial Narrow" w:cs="Arial Narrow"/>
+          <w:sz w:val="16"/>
+          <w:szCs w:val="16"/>
+        </w:rPr>
+      </w:r>
+      <w:r>
+        <w:rPr>
+          <w:rFonts w:ascii="Arial Narrow" w:eastAsia="Arial Narrow" w:hAnsi="Arial Narrow" w:cs="Arial Narrow"/>
+          <w:b/>
+          <w:bCs/>
+          <w:sz w:val="16"/>
+          <w:szCs w:val="16"/>
+        </w:rPr>
         <w:tab/>
-        <w:t xml:space="preserve"/>
-      </w:r>
-      <w:r>
-        <w:rPr>
-          <w:rFonts w:ascii="Arial Narrow" w:eastAsia="Arial Narrow" w:hAnsi="Arial Narrow" w:cs="Arial Narrow"/>
-          <w:sz w:val="16"/>
-          <w:szCs w:val="16"/>
-        </w:rPr>
-        <w:tab/>
-      </w:r>
-      <w:r>
-        <w:rPr>
-          <w:rFonts w:ascii="Arial Narrow" w:eastAsia="Arial Narrow" w:hAnsi="Arial Narrow" w:cs="Arial Narrow"/>
-          <w:b/>
-          <w:bCs/>
-          <w:sz w:val="16"/>
-          <w:szCs w:val="16"/>
-        </w:rPr>
         <w:t xml:space="preserve">LEY SOBRE FACULTADES, NORMAS Y ORGANIZACIÓN DEL INDECOPI, APROBADA POR DECRETO LEGISLATIVO 807 Artículo 24.-</w:t>
       </w:r>
       <w:r>
@@ -6975,7 +7013,6 @@
           <w:sz w:val="16"/>
           <w:szCs w:val="16"/>
         </w:rPr>
-        <w:tab/>
         <w:t xml:space="preserve"/>
       </w:r>
       <w:r>
@@ -7050,24 +7087,23 @@
           <w:sz w:val="16"/>
           <w:szCs w:val="16"/>
         </w:rPr>
+        <w:t xml:space="preserve"/>
+      </w:r>
+      <w:r>
+        <w:rPr>
+          <w:rFonts w:ascii="Arial Narrow" w:eastAsia="Arial Narrow" w:hAnsi="Arial Narrow" w:cs="Arial Narrow"/>
+          <w:sz w:val="16"/>
+          <w:szCs w:val="16"/>
+        </w:rPr>
+      </w:r>
+      <w:r>
+        <w:rPr>
+          <w:rFonts w:ascii="Arial Narrow" w:eastAsia="Arial Narrow" w:hAnsi="Arial Narrow" w:cs="Arial Narrow"/>
+          <w:b/>
+          <w:sz w:val="16"/>
+          <w:szCs w:val="16"/>
+        </w:rPr>
         <w:tab/>
-        <w:t xml:space="preserve"/>
-      </w:r>
-      <w:r>
-        <w:rPr>
-          <w:rFonts w:ascii="Arial Narrow" w:eastAsia="Arial Narrow" w:hAnsi="Arial Narrow" w:cs="Arial Narrow"/>
-          <w:sz w:val="16"/>
-          <w:szCs w:val="16"/>
-        </w:rPr>
-        <w:tab/>
-      </w:r>
-      <w:r>
-        <w:rPr>
-          <w:rFonts w:ascii="Arial Narrow" w:eastAsia="Arial Narrow" w:hAnsi="Arial Narrow" w:cs="Arial Narrow"/>
-          <w:b/>
-          <w:sz w:val="16"/>
-          <w:szCs w:val="16"/>
-        </w:rPr>
         <w:t>LEY 29571, CÓDIGO DE PROTECCIÓN Y DEFENSA DEL CONSUMIDOR</w:t>
       </w:r>
       <w:r>
@@ -7435,32 +7471,31 @@
           <w:szCs w:val="16"/>
           <w:vertAlign w:val="superscript"/>
         </w:rPr>
+        <w:t xml:space="preserve"/>
+      </w:r>
+      <w:r>
+        <w:rPr>
+          <w:rFonts w:ascii="Arial Narrow" w:eastAsia="Arial Narrow" w:hAnsi="Arial Narrow" w:cs="Arial Narrow"/>
+          <w:sz w:val="16"/>
+          <w:szCs w:val="16"/>
+        </w:rPr>
+        <w:t xml:space="preserve"/>
+      </w:r>
+      <w:r>
+        <w:rPr>
+          <w:rFonts w:ascii="Arial Narrow" w:eastAsia="Arial Narrow" w:hAnsi="Arial Narrow" w:cs="Arial Narrow"/>
+          <w:sz w:val="16"/>
+          <w:szCs w:val="16"/>
+        </w:rPr>
+      </w:r>
+      <w:r>
+        <w:rPr>
+          <w:rFonts w:ascii="Arial Narrow" w:eastAsia="Arial Narrow" w:hAnsi="Arial Narrow" w:cs="Arial Narrow"/>
+          <w:b/>
+          <w:sz w:val="16"/>
+          <w:szCs w:val="16"/>
+        </w:rPr>
         <w:tab/>
-        <w:t xml:space="preserve"/>
-      </w:r>
-      <w:r>
-        <w:rPr>
-          <w:rFonts w:ascii="Arial Narrow" w:eastAsia="Arial Narrow" w:hAnsi="Arial Narrow" w:cs="Arial Narrow"/>
-          <w:sz w:val="16"/>
-          <w:szCs w:val="16"/>
-        </w:rPr>
-        <w:t xml:space="preserve"> </w:t>
-      </w:r>
-      <w:r>
-        <w:rPr>
-          <w:rFonts w:ascii="Arial Narrow" w:eastAsia="Arial Narrow" w:hAnsi="Arial Narrow" w:cs="Arial Narrow"/>
-          <w:sz w:val="16"/>
-          <w:szCs w:val="16"/>
-        </w:rPr>
-        <w:tab/>
-      </w:r>
-      <w:r>
-        <w:rPr>
-          <w:rFonts w:ascii="Arial Narrow" w:eastAsia="Arial Narrow" w:hAnsi="Arial Narrow" w:cs="Arial Narrow"/>
-          <w:b/>
-          <w:sz w:val="16"/>
-          <w:szCs w:val="16"/>
-        </w:rPr>
         <w:t>LEY 29571, CÓDIGO DE PROTECCIÓN Y DEFENSA DEL CONSUMIDOR</w:t>
       </w:r>
       <w:r>
@@ -7655,24 +7690,23 @@
           <w:sz w:val="16"/>
           <w:szCs w:val="16"/>
         </w:rPr>
+        <w:t xml:space="preserve"/>
+      </w:r>
+      <w:r>
+        <w:rPr>
+          <w:rFonts w:ascii="Arial Narrow" w:eastAsia="Arial Narrow" w:hAnsi="Arial Narrow" w:cs="Arial Narrow"/>
+          <w:sz w:val="16"/>
+          <w:szCs w:val="16"/>
+        </w:rPr>
+      </w:r>
+      <w:r>
+        <w:rPr>
+          <w:rFonts w:ascii="Arial Narrow" w:eastAsia="Arial Narrow" w:hAnsi="Arial Narrow" w:cs="Arial Narrow"/>
+          <w:b/>
+          <w:sz w:val="16"/>
+          <w:szCs w:val="16"/>
+        </w:rPr>
         <w:tab/>
-        <w:t xml:space="preserve"/>
-      </w:r>
-      <w:r>
-        <w:rPr>
-          <w:rFonts w:ascii="Arial Narrow" w:eastAsia="Arial Narrow" w:hAnsi="Arial Narrow" w:cs="Arial Narrow"/>
-          <w:sz w:val="16"/>
-          <w:szCs w:val="16"/>
-        </w:rPr>
-        <w:tab/>
-      </w:r>
-      <w:r>
-        <w:rPr>
-          <w:rFonts w:ascii="Arial Narrow" w:eastAsia="Arial Narrow" w:hAnsi="Arial Narrow" w:cs="Arial Narrow"/>
-          <w:b/>
-          <w:sz w:val="16"/>
-          <w:szCs w:val="16"/>
-        </w:rPr>
         <w:t>LEY 29571, CÓDIGO DE PROTECCIÓN Y DEFENSA DEL CONSUMIDOR</w:t>
       </w:r>
       <w:r>
@@ -8467,24 +8501,23 @@
           <w:sz w:val="16"/>
           <w:szCs w:val="16"/>
         </w:rPr>
+        <w:t xml:space="preserve"/>
+      </w:r>
+      <w:r>
+        <w:rPr>
+          <w:rFonts w:ascii="Arial Narrow" w:eastAsia="Arial Narrow" w:hAnsi="Arial Narrow" w:cs="Arial Narrow"/>
+          <w:sz w:val="16"/>
+          <w:szCs w:val="16"/>
+        </w:rPr>
+      </w:r>
+      <w:r>
+        <w:rPr>
+          <w:rFonts w:ascii="Arial Narrow" w:eastAsia="Arial Narrow" w:hAnsi="Arial Narrow" w:cs="Arial Narrow"/>
+          <w:b/>
+          <w:sz w:val="16"/>
+          <w:szCs w:val="16"/>
+        </w:rPr>
         <w:tab/>
-        <w:t xml:space="preserve"/>
-      </w:r>
-      <w:r>
-        <w:rPr>
-          <w:rFonts w:ascii="Arial Narrow" w:eastAsia="Arial Narrow" w:hAnsi="Arial Narrow" w:cs="Arial Narrow"/>
-          <w:sz w:val="16"/>
-          <w:szCs w:val="16"/>
-        </w:rPr>
-        <w:tab/>
-      </w:r>
-      <w:r>
-        <w:rPr>
-          <w:rFonts w:ascii="Arial Narrow" w:eastAsia="Arial Narrow" w:hAnsi="Arial Narrow" w:cs="Arial Narrow"/>
-          <w:b/>
-          <w:sz w:val="16"/>
-          <w:szCs w:val="16"/>
-        </w:rPr>
         <w:t>LEY 29571, CÓDIGO DE PROTECCIÓN Y DEFENSA DEL CONSUMIDOR</w:t>
       </w:r>
       <w:r>
@@ -8680,7 +8713,6 @@
           <w:sz w:val="16"/>
           <w:szCs w:val="16"/>
         </w:rPr>
-        <w:tab/>
         <w:t xml:space="preserve"/>
       </w:r>
       <w:r>
@@ -8815,31 +8847,30 @@
           <w:sz w:val="16"/>
           <w:szCs w:val="16"/>
         </w:rPr>
+        <w:t xml:space="preserve"/>
+      </w:r>
+      <w:r>
+        <w:rPr>
+          <w:rFonts w:ascii="Arial Narrow" w:eastAsia="Arial Narrow" w:hAnsi="Arial Narrow" w:cs="Arial Narrow"/>
+          <w:sz w:val="16"/>
+          <w:szCs w:val="16"/>
+        </w:rPr>
+      </w:r>
+      <w:r>
+        <w:rPr>
+          <w:rFonts w:ascii="Arial Narrow" w:eastAsia="Arial Narrow" w:hAnsi="Arial Narrow" w:cs="Arial Narrow"/>
+          <w:b/>
+          <w:sz w:val="16"/>
+          <w:szCs w:val="16"/>
+        </w:rPr>
         <w:tab/>
-        <w:t xml:space="preserve"/>
-      </w:r>
-      <w:r>
-        <w:rPr>
-          <w:rFonts w:ascii="Arial Narrow" w:eastAsia="Arial Narrow" w:hAnsi="Arial Narrow" w:cs="Arial Narrow"/>
-          <w:sz w:val="16"/>
-          <w:szCs w:val="16"/>
-        </w:rPr>
-        <w:tab/>
-      </w:r>
-      <w:r>
-        <w:rPr>
-          <w:rFonts w:ascii="Arial Narrow" w:eastAsia="Arial Narrow" w:hAnsi="Arial Narrow" w:cs="Arial Narrow"/>
-          <w:b/>
-          <w:sz w:val="16"/>
-          <w:szCs w:val="16"/>
-        </w:rPr>
         <w:t>TEXTO ÚNICO ORDENADO DE LA LEY DEL PROCEDIMIENTO ADMINISTRATIVO GENERAL, aprobado mediante DECRETO SUPREMO 006-2026-JUS y publicado el 30 de abril de 2026</w:t>
       </w:r>
     </w:p>
     <w:p>
       <w:pPr>
         <w:pStyle w:val="Textonotapie"/>
-        <w:ind w:left="1134" w:hanging="567"/>
+        <w:ind w:left="1134"/>
         <w:jc w:val="both"/>
         <w:rPr>
           <w:rFonts w:ascii="Arial Narrow" w:eastAsia="Arial Narrow" w:hAnsi="Arial Narrow" w:cs="Arial Narrow"/>

--- a/plantillas_maestras/17_seguro_no_especificado/materia_general_asegurativa/1_ddo_aseguradora/varon/TPL_0695_2025_SEGURO_NO_ESPECIFICADO_MATERIA_GENERAL_ASEGURATIVA_ASEGURADORA_VARON_R4.docx
+++ b/plantillas_maestras/17_seguro_no_especificado/materia_general_asegurativa/1_ddo_aseguradora/varon/TPL_0695_2025_SEGURO_NO_ESPECIFICADO_MATERIA_GENERAL_ASEGURATIVA_ASEGURADORA_VARON_R4.docx
@@ -3026,7 +3026,7 @@
           <w:sz w:val="22"/>
           <w:szCs w:val="22"/>
         </w:rPr>
-        <w:t>la compañía aseguradora no habría atendido el requerimiento de información presentado por el denunciante mediante correo electrónico del 19 de agosto de 2024, mediante el cual solicitó información sobre la continuidad del pago de las primas de la Póliza SIC 511-80301 del Seguro de Vida</w:t>
+        <w:t xml:space="preserve">la compañía aseguradora no habría atendido el requerimiento de información presentado por el denunciante mediante correo electrónico del 19 de agosto de 2024, mediante el cual solicitó información sobre la continuidad del pago de las primas de la Póliza SIC 511-80301 del Seguro de Vida</w:t>
       </w:r>
       <w:r>
         <w:rPr>
@@ -3035,7 +3035,7 @@
           <w:sz w:val="22"/>
           <w:szCs w:val="22"/>
         </w:rPr>
-        <w:t xml:space="preserve">. </w:t>
+        <w:t xml:space="preserve">; involucraría una presunta afectación al derecho de información de los consumidores. Por consiguiente, corresponde calificar el hecho materia de denuncia como una presunta infracción al deber de información, tipificado en el artículo 1, numeral 1, literal b) y al artículo 2 del Código</w:t>
       </w:r>
       <w:bookmarkStart w:id="11" w:name="_Hlk212737581"/>
       <w:bookmarkStart w:id="12" w:name="_Hlk212035520"/>
@@ -3046,7 +3046,7 @@
           <w:sz w:val="22"/>
           <w:szCs w:val="22"/>
         </w:rPr>
-        <w:t xml:space="preserve">Por consiguiente, corresponde calificar el hecho materia de denuncia como una presunta infracción al deber de información, tipificado en el </w:t>
+        <w:t xml:space="preserve"/>
       </w:r>
       <w:bookmarkStart w:id="13" w:name="_Hlk195611851"/>
       <w:r>
@@ -3056,7 +3056,7 @@
           <w:sz w:val="22"/>
           <w:szCs w:val="22"/>
         </w:rPr>
-        <w:t xml:space="preserve">artículo 1, numeral 1, literal b) </w:t>
+        <w:t xml:space="preserve"/>
       </w:r>
       <w:bookmarkEnd w:id="13"/>
       <w:r>
@@ -3066,7 +3066,7 @@
           <w:sz w:val="22"/>
           <w:szCs w:val="22"/>
         </w:rPr>
-        <w:t>y al artículo 2 del Código</w:t>
+        <w:t xml:space="preserve"/>
       </w:r>
       <w:bookmarkStart w:id="14" w:name="_Hlk212737551"/>
       <w:bookmarkEnd w:id="11"/>

--- a/plantillas_maestras/17_seguro_no_especificado/materia_general_asegurativa/1_ddo_aseguradora/varon/TPL_0695_2025_SEGURO_NO_ESPECIFICADO_MATERIA_GENERAL_ASEGURATIVA_ASEGURADORA_VARON_R4.docx
+++ b/plantillas_maestras/17_seguro_no_especificado/materia_general_asegurativa/1_ddo_aseguradora/varon/TPL_0695_2025_SEGURO_NO_ESPECIFICADO_MATERIA_GENERAL_ASEGURATIVA_ASEGURADORA_VARON_R4.docx
@@ -4490,7 +4490,7 @@
           <w:sz w:val="22"/>
           <w:szCs w:val="22"/>
         </w:rPr>
-        <w:t xml:space="preserve">correr traslado de la presente resolución a Interseguro Compañía de Seguros S.A. para que, de conformidad con lo dispuesto por el artículo 26 de la Ley sobre Facultades, Normas y Organización del Indecopi, aprobada por Decreto Legislativo 807</w:t>
+        <w:t xml:space="preserve">correr traslado de la denuncia del 12 de febrero de 2025, subsanada por escritos del 5 y 6 de abril de 2025 a Interseguro Compañía de Seguros S.A. para que, de conformidad con lo dispuesto por el artículo 26 de la Ley sobre Facultades, Normas y Organización del Indecopi, aprobada por Decreto Legislativo 807</w:t>
       </w:r>
       <w:r>
         <w:rPr>
